--- a/작업일지/졸업작품 작업일지 - 12주차.docx
+++ b/작업일지/졸업작품 작업일지 - 12주차.docx
@@ -109,7 +109,6 @@
               </w:rPr>
               <w:t xml:space="preserve"> </w:t>
             </w:r>
-            <w:proofErr w:type="spellStart"/>
             <w:r>
               <w:rPr>
                 <w:rFonts w:hint="eastAsia"/>
@@ -118,7 +117,6 @@
               </w:rPr>
               <w:t>장명운</w:t>
             </w:r>
-            <w:proofErr w:type="spellEnd"/>
           </w:p>
           <w:p>
             <w:pPr>
@@ -259,7 +257,6 @@
                 <w:sz w:val="22"/>
               </w:rPr>
             </w:pPr>
-            <w:proofErr w:type="spellStart"/>
             <w:r>
               <w:rPr>
                 <w:rFonts w:hint="eastAsia"/>
@@ -268,7 +265,6 @@
               </w:rPr>
               <w:t>팀명</w:t>
             </w:r>
-            <w:proofErr w:type="spellEnd"/>
           </w:p>
         </w:tc>
         <w:tc>
@@ -305,7 +301,6 @@
                 <w:szCs w:val="18"/>
               </w:rPr>
             </w:pPr>
-            <w:proofErr w:type="gramStart"/>
             <w:r>
               <w:rPr>
                 <w:rFonts w:hint="eastAsia"/>
@@ -346,7 +341,6 @@
               </w:rPr>
               <w:t>utlander</w:t>
             </w:r>
-            <w:proofErr w:type="gramEnd"/>
             <w:r>
               <w:rPr>
                 <w:rFonts w:hint="eastAsia"/>
@@ -570,7 +564,6 @@
                 <w:szCs w:val="20"/>
               </w:rPr>
             </w:pPr>
-            <w:proofErr w:type="spellStart"/>
             <w:r>
               <w:rPr>
                 <w:rFonts w:hint="eastAsia"/>
@@ -578,7 +571,6 @@
               </w:rPr>
               <w:t>장명운</w:t>
             </w:r>
-            <w:proofErr w:type="spellEnd"/>
             <w:r>
               <w:rPr>
                 <w:rFonts w:hint="eastAsia"/>
@@ -592,6 +584,13 @@
                 <w:b/>
               </w:rPr>
               <w:t xml:space="preserve"> </w:t>
+            </w:r>
+            <w:r>
+              <w:rPr>
+                <w:rFonts w:hint="eastAsia"/>
+                <w:b/>
+              </w:rPr>
+              <w:t xml:space="preserve">유니티에서 우리가 사용할 애셋 애니메이션 테스트, </w:t>
             </w:r>
             <w:r>
               <w:rPr>
@@ -600,44 +599,7 @@
                 <w:bCs/>
                 <w:szCs w:val="20"/>
               </w:rPr>
-              <w:t xml:space="preserve">클라이언트 네트워크 코드 작성, </w:t>
-            </w:r>
-            <w:proofErr w:type="spellStart"/>
-            <w:r>
-              <w:rPr>
-                <w:rFonts w:hint="eastAsia"/>
-                <w:b/>
-                <w:bCs/>
-                <w:szCs w:val="20"/>
-              </w:rPr>
-              <w:t>맵을</w:t>
-            </w:r>
-            <w:proofErr w:type="spellEnd"/>
-            <w:r>
-              <w:rPr>
-                <w:rFonts w:hint="eastAsia"/>
-                <w:b/>
-                <w:bCs/>
-                <w:szCs w:val="20"/>
-              </w:rPr>
-              <w:t xml:space="preserve"> 더 자유롭게 돌아다닐 수 있도록</w:t>
-            </w:r>
-            <w:r>
-              <w:rPr>
-                <w:b/>
-                <w:bCs/>
-                <w:szCs w:val="20"/>
-              </w:rPr>
-              <w:br/>
-            </w:r>
-            <w:r>
-              <w:rPr>
-                <w:rFonts w:hint="eastAsia"/>
-                <w:b/>
-                <w:bCs/>
-                <w:szCs w:val="20"/>
-              </w:rPr>
-              <w:t>위 아래 이동 추가 및 카메라 회전 추가</w:t>
+              <w:t>패킷 재조립 함수 버그 수정, BVH 충돌 처리 구현, 뷰 프러스텀 컬링 구현, Skeletal Mesh도 Export &amp; Import 가능하도록 수정, 애니메이션 설계</w:t>
             </w:r>
           </w:p>
           <w:p>
@@ -669,7 +631,6 @@
             <w:pPr>
               <w:jc w:val="left"/>
             </w:pPr>
-            <w:proofErr w:type="gramStart"/>
             <w:r>
               <w:rPr>
                 <w:rFonts w:hint="eastAsia"/>
@@ -677,17 +638,7 @@
                 <w:bCs/>
                 <w:szCs w:val="20"/>
               </w:rPr>
-              <w:t>이종진 :</w:t>
-            </w:r>
-            <w:proofErr w:type="gramEnd"/>
-            <w:r>
-              <w:rPr>
-                <w:rFonts w:hint="eastAsia"/>
-                <w:b/>
-                <w:bCs/>
-                <w:szCs w:val="20"/>
-              </w:rPr>
-              <w:t xml:space="preserve"> cascaded shadow map 버그 수정</w:t>
+              <w:t>이종진 : cascaded shadow map 버그 수정</w:t>
             </w:r>
           </w:p>
         </w:tc>
@@ -724,23 +675,13 @@
           <w:szCs w:val="32"/>
         </w:rPr>
       </w:pPr>
-      <w:proofErr w:type="spellStart"/>
       <w:r>
         <w:rPr>
           <w:rFonts w:hint="eastAsia"/>
           <w:sz w:val="28"/>
           <w:szCs w:val="32"/>
         </w:rPr>
-        <w:t>장명운</w:t>
-      </w:r>
-      <w:proofErr w:type="spellEnd"/>
-      <w:r>
-        <w:rPr>
-          <w:rFonts w:hint="eastAsia"/>
-          <w:sz w:val="28"/>
-          <w:szCs w:val="32"/>
-        </w:rPr>
-        <w:t>:</w:t>
+        <w:t>장명운:</w:t>
       </w:r>
     </w:p>
     <w:p>
@@ -748,7 +689,7 @@
         <w:pStyle w:val="a4"/>
         <w:numPr>
           <w:ilvl w:val="0"/>
-          <w:numId w:val="20"/>
+          <w:numId w:val="28"/>
         </w:numPr>
         <w:ind w:leftChars="0"/>
       </w:pPr>
@@ -756,7 +697,7 @@
         <w:rPr>
           <w:rFonts w:hint="eastAsia"/>
         </w:rPr>
-        <w:t>클라이언트 네트워크 코드 작성</w:t>
+        <w:t>유니티에서 우리가 사용할 애셋 애니메이션 테스트</w:t>
       </w:r>
     </w:p>
     <w:p>
@@ -764,7 +705,7 @@
         <w:pStyle w:val="a4"/>
         <w:numPr>
           <w:ilvl w:val="1"/>
-          <w:numId w:val="20"/>
+          <w:numId w:val="28"/>
         </w:numPr>
         <w:ind w:leftChars="0"/>
       </w:pPr>
@@ -772,37 +713,24 @@
         <w:rPr>
           <w:rFonts w:hint="eastAsia"/>
         </w:rPr>
-        <w:t xml:space="preserve">Winsock2 초기화 및 </w:t>
-      </w:r>
-      <w:proofErr w:type="spellStart"/>
+        <w:t>애셋 업로더가 애셋을 너무 열심히 만들어서 커스터마이징 가능한 포인트가 너무 많음.</w:t>
+      </w:r>
+      <w:r>
+        <w:br/>
+      </w:r>
       <w:r>
         <w:rPr>
           <w:rFonts w:hint="eastAsia"/>
         </w:rPr>
-        <w:t>논블로킹</w:t>
-      </w:r>
-      <w:proofErr w:type="spellEnd"/>
-      <w:r>
-        <w:rPr>
-          <w:rFonts w:hint="eastAsia"/>
-        </w:rPr>
-        <w:t xml:space="preserve"> 소켓으로 connect, send, </w:t>
-      </w:r>
-      <w:proofErr w:type="spellStart"/>
-      <w:r>
-        <w:rPr>
-          <w:rFonts w:hint="eastAsia"/>
-        </w:rPr>
-        <w:t>recv</w:t>
-      </w:r>
-      <w:proofErr w:type="spellEnd"/>
+        <w:t>알아서 해주면 좋겠는데 메시랑 재질, 애니메이션을 직접 달아야 함.</w:t>
+      </w:r>
     </w:p>
     <w:p>
       <w:pPr>
         <w:pStyle w:val="a4"/>
         <w:numPr>
           <w:ilvl w:val="1"/>
-          <w:numId w:val="20"/>
+          <w:numId w:val="28"/>
         </w:numPr>
         <w:ind w:leftChars="0"/>
       </w:pPr>
@@ -810,16 +738,23 @@
         <w:rPr>
           <w:rFonts w:hint="eastAsia"/>
         </w:rPr>
-        <w:t>받은 네트워크 패킷 처리 -&gt; 입력 처리 -&gt; 게임 업데이트 -&gt; 업데이트된 내용 패킷 전송 -&gt; 렌더링</w:t>
-      </w:r>
-      <w:r>
-        <w:br/>
-      </w:r>
+        <w:t>애셋 업로더의 문서화를 참고하여 프리팹을 만드는 데 성공</w:t>
+      </w:r>
+    </w:p>
+    <w:p>
+      <w:pPr>
+        <w:pStyle w:val="a4"/>
+        <w:numPr>
+          <w:ilvl w:val="0"/>
+          <w:numId w:val="28"/>
+        </w:numPr>
+        <w:ind w:leftChars="0"/>
+      </w:pPr>
       <w:r>
         <w:rPr>
           <w:rFonts w:hint="eastAsia"/>
         </w:rPr>
-        <w:t>단계로 게임 루프가 진행되도록 게임 루프에 네트워크 단계들을 추가</w:t>
+        <w:t>패킷 재조립 함수 버그 수정</w:t>
       </w:r>
     </w:p>
     <w:p>
@@ -827,7 +762,7 @@
         <w:pStyle w:val="a4"/>
         <w:numPr>
           <w:ilvl w:val="1"/>
-          <w:numId w:val="20"/>
+          <w:numId w:val="28"/>
         </w:numPr>
         <w:ind w:leftChars="0"/>
       </w:pPr>
@@ -835,7 +770,3239 @@
         <w:rPr>
           <w:rFonts w:hint="eastAsia"/>
         </w:rPr>
-        <w:t>서버로부터 받은 월드변환 행렬들을 각 entity의 Coord 컴포넌트에 적용</w:t>
+        <w:t>재조립을 해야 할 시, recv buffer에 offset을 주어서 해당 위치로 데이터가 전달되도록 하는데,</w:t>
+      </w:r>
+      <w:r>
+        <w:br/>
+      </w:r>
+      <w:r>
+        <w:rPr>
+          <w:rFonts w:hint="eastAsia"/>
+        </w:rPr>
+        <w:t>그만큼 recv buffer의 크기는 작아졌다고 기록해야 함에도 그러지 않았음. =&gt; 수정</w:t>
+      </w:r>
+    </w:p>
+    <w:p>
+      <w:pPr>
+        <w:pStyle w:val="a4"/>
+        <w:numPr>
+          <w:ilvl w:val="1"/>
+          <w:numId w:val="28"/>
+        </w:numPr>
+        <w:ind w:leftChars="0"/>
+        <w:rPr>
+          <w:rFonts w:hint="eastAsia"/>
+        </w:rPr>
+      </w:pPr>
+      <w:r>
+        <w:rPr>
+          <w:rFonts w:hint="eastAsia"/>
+        </w:rPr>
+        <w:t>재조립을 통해 패킷을 만들었을 시, 현재 패킷에서 읽은 만큼만 버퍼 포인터를 전진시켜야 하는데</w:t>
+      </w:r>
+      <w:r>
+        <w:br/>
+      </w:r>
+      <w:r>
+        <w:rPr>
+          <w:rFonts w:hint="eastAsia"/>
+        </w:rPr>
+        <w:t>버퍼 포인터를 무조건 패킷 크기만큼 전진시켰음. =&gt; 수정</w:t>
+      </w:r>
+    </w:p>
+    <w:p>
+      <w:pPr>
+        <w:widowControl/>
+        <w:shd w:val="clear" w:color="auto" w:fill="1F1F1F"/>
+        <w:wordWrap/>
+        <w:autoSpaceDE/>
+        <w:autoSpaceDN/>
+        <w:spacing w:after="0" w:line="285" w:lineRule="atLeast"/>
+        <w:jc w:val="left"/>
+        <w:rPr>
+          <w:rFonts w:ascii="Consolas" w:eastAsia="굴림" w:hAnsi="Consolas" w:cs="굴림"/>
+          <w:color w:val="CCCCCC"/>
+          <w:kern w:val="0"/>
+          <w:sz w:val="21"/>
+          <w:szCs w:val="21"/>
+        </w:rPr>
+      </w:pPr>
+      <w:r>
+        <w:rPr>
+          <w:rFonts w:ascii="Consolas" w:eastAsia="굴림" w:hAnsi="Consolas" w:cs="굴림"/>
+          <w:color w:val="569CD6"/>
+          <w:kern w:val="0"/>
+          <w:sz w:val="21"/>
+          <w:szCs w:val="21"/>
+        </w:rPr>
+        <w:t>void</w:t>
+      </w:r>
+      <w:r>
+        <w:rPr>
+          <w:rFonts w:ascii="Consolas" w:eastAsia="굴림" w:hAnsi="Consolas" w:cs="굴림"/>
+          <w:color w:val="CCCCCC"/>
+          <w:kern w:val="0"/>
+          <w:sz w:val="21"/>
+          <w:szCs w:val="21"/>
+        </w:rPr>
+        <w:t xml:space="preserve"> </w:t>
+      </w:r>
+      <w:r>
+        <w:rPr>
+          <w:rFonts w:ascii="Consolas" w:eastAsia="굴림" w:hAnsi="Consolas" w:cs="굴림"/>
+          <w:color w:val="4EC9B0"/>
+          <w:kern w:val="0"/>
+          <w:sz w:val="21"/>
+          <w:szCs w:val="21"/>
+        </w:rPr>
+        <w:t>Session</w:t>
+      </w:r>
+      <w:r>
+        <w:rPr>
+          <w:rFonts w:ascii="Consolas" w:eastAsia="굴림" w:hAnsi="Consolas" w:cs="굴림"/>
+          <w:color w:val="CCCCCC"/>
+          <w:kern w:val="0"/>
+          <w:sz w:val="21"/>
+          <w:szCs w:val="21"/>
+        </w:rPr>
+        <w:t>::</w:t>
+      </w:r>
+      <w:r>
+        <w:rPr>
+          <w:rFonts w:ascii="Consolas" w:eastAsia="굴림" w:hAnsi="Consolas" w:cs="굴림"/>
+          <w:color w:val="DCDCAA"/>
+          <w:kern w:val="0"/>
+          <w:sz w:val="21"/>
+          <w:szCs w:val="21"/>
+        </w:rPr>
+        <w:t>recvPackets</w:t>
+      </w:r>
+      <w:r>
+        <w:rPr>
+          <w:rFonts w:ascii="Consolas" w:eastAsia="굴림" w:hAnsi="Consolas" w:cs="굴림"/>
+          <w:color w:val="CCCCCC"/>
+          <w:kern w:val="0"/>
+          <w:sz w:val="21"/>
+          <w:szCs w:val="21"/>
+        </w:rPr>
+        <w:t>() {</w:t>
+      </w:r>
+    </w:p>
+    <w:p>
+      <w:pPr>
+        <w:widowControl/>
+        <w:shd w:val="clear" w:color="auto" w:fill="1F1F1F"/>
+        <w:wordWrap/>
+        <w:autoSpaceDE/>
+        <w:autoSpaceDN/>
+        <w:spacing w:after="0" w:line="285" w:lineRule="atLeast"/>
+        <w:jc w:val="left"/>
+        <w:rPr>
+          <w:rFonts w:ascii="Consolas" w:eastAsia="굴림" w:hAnsi="Consolas" w:cs="굴림"/>
+          <w:color w:val="CCCCCC"/>
+          <w:kern w:val="0"/>
+          <w:sz w:val="21"/>
+          <w:szCs w:val="21"/>
+        </w:rPr>
+      </w:pPr>
+      <w:r>
+        <w:rPr>
+          <w:rFonts w:ascii="Consolas" w:eastAsia="굴림" w:hAnsi="Consolas" w:cs="굴림"/>
+          <w:color w:val="CCCCCC"/>
+          <w:kern w:val="0"/>
+          <w:sz w:val="21"/>
+          <w:szCs w:val="21"/>
+        </w:rPr>
+        <w:t xml:space="preserve">    </w:t>
+      </w:r>
+      <w:r>
+        <w:rPr>
+          <w:rFonts w:ascii="Consolas" w:eastAsia="굴림" w:hAnsi="Consolas" w:cs="굴림"/>
+          <w:color w:val="569CD6"/>
+          <w:kern w:val="0"/>
+          <w:sz w:val="21"/>
+          <w:szCs w:val="21"/>
+        </w:rPr>
+        <w:t>auto</w:t>
+      </w:r>
+      <w:r>
+        <w:rPr>
+          <w:rFonts w:ascii="Consolas" w:eastAsia="굴림" w:hAnsi="Consolas" w:cs="굴림"/>
+          <w:color w:val="CCCCCC"/>
+          <w:kern w:val="0"/>
+          <w:sz w:val="21"/>
+          <w:szCs w:val="21"/>
+        </w:rPr>
+        <w:t xml:space="preserve"> </w:t>
+      </w:r>
+      <w:r>
+        <w:rPr>
+          <w:rFonts w:ascii="Consolas" w:eastAsia="굴림" w:hAnsi="Consolas" w:cs="굴림"/>
+          <w:color w:val="9CDCFE"/>
+          <w:kern w:val="0"/>
+          <w:sz w:val="21"/>
+          <w:szCs w:val="21"/>
+        </w:rPr>
+        <w:t>wsaBuf</w:t>
+      </w:r>
+      <w:r>
+        <w:rPr>
+          <w:rFonts w:ascii="Consolas" w:eastAsia="굴림" w:hAnsi="Consolas" w:cs="굴림"/>
+          <w:color w:val="CCCCCC"/>
+          <w:kern w:val="0"/>
+          <w:sz w:val="21"/>
+          <w:szCs w:val="21"/>
+        </w:rPr>
+        <w:t xml:space="preserve"> </w:t>
+      </w:r>
+      <w:r>
+        <w:rPr>
+          <w:rFonts w:ascii="Consolas" w:eastAsia="굴림" w:hAnsi="Consolas" w:cs="굴림"/>
+          <w:color w:val="D4D4D4"/>
+          <w:kern w:val="0"/>
+          <w:sz w:val="21"/>
+          <w:szCs w:val="21"/>
+        </w:rPr>
+        <w:t>=</w:t>
+      </w:r>
+      <w:r>
+        <w:rPr>
+          <w:rFonts w:ascii="Consolas" w:eastAsia="굴림" w:hAnsi="Consolas" w:cs="굴림"/>
+          <w:color w:val="CCCCCC"/>
+          <w:kern w:val="0"/>
+          <w:sz w:val="21"/>
+          <w:szCs w:val="21"/>
+        </w:rPr>
+        <w:t xml:space="preserve"> </w:t>
+      </w:r>
+      <w:r>
+        <w:rPr>
+          <w:rFonts w:ascii="Consolas" w:eastAsia="굴림" w:hAnsi="Consolas" w:cs="굴림"/>
+          <w:color w:val="9CDCFE"/>
+          <w:kern w:val="0"/>
+          <w:sz w:val="21"/>
+          <w:szCs w:val="21"/>
+        </w:rPr>
+        <w:t>WSABUF</w:t>
+      </w:r>
+      <w:r>
+        <w:rPr>
+          <w:rFonts w:ascii="Consolas" w:eastAsia="굴림" w:hAnsi="Consolas" w:cs="굴림"/>
+          <w:color w:val="CCCCCC"/>
+          <w:kern w:val="0"/>
+          <w:sz w:val="21"/>
+          <w:szCs w:val="21"/>
+        </w:rPr>
+        <w:t>{</w:t>
+      </w:r>
+    </w:p>
+    <w:p>
+      <w:pPr>
+        <w:widowControl/>
+        <w:shd w:val="clear" w:color="auto" w:fill="1F1F1F"/>
+        <w:wordWrap/>
+        <w:autoSpaceDE/>
+        <w:autoSpaceDN/>
+        <w:spacing w:after="0" w:line="285" w:lineRule="atLeast"/>
+        <w:jc w:val="left"/>
+        <w:rPr>
+          <w:rFonts w:ascii="Consolas" w:eastAsia="굴림" w:hAnsi="Consolas" w:cs="굴림"/>
+          <w:color w:val="CCCCCC"/>
+          <w:kern w:val="0"/>
+          <w:sz w:val="21"/>
+          <w:szCs w:val="21"/>
+        </w:rPr>
+      </w:pPr>
+      <w:r>
+        <w:rPr>
+          <w:rFonts w:ascii="Consolas" w:eastAsia="굴림" w:hAnsi="Consolas" w:cs="굴림"/>
+          <w:color w:val="CCCCCC"/>
+          <w:kern w:val="0"/>
+          <w:sz w:val="21"/>
+          <w:szCs w:val="21"/>
+        </w:rPr>
+        <w:t>        .</w:t>
+      </w:r>
+      <w:r>
+        <w:rPr>
+          <w:rFonts w:ascii="Consolas" w:eastAsia="굴림" w:hAnsi="Consolas" w:cs="굴림"/>
+          <w:color w:val="9CDCFE"/>
+          <w:kern w:val="0"/>
+          <w:sz w:val="21"/>
+          <w:szCs w:val="21"/>
+        </w:rPr>
+        <w:t>len</w:t>
+      </w:r>
+      <w:r>
+        <w:rPr>
+          <w:rFonts w:ascii="Consolas" w:eastAsia="굴림" w:hAnsi="Consolas" w:cs="굴림"/>
+          <w:color w:val="CCCCCC"/>
+          <w:kern w:val="0"/>
+          <w:sz w:val="21"/>
+          <w:szCs w:val="21"/>
+        </w:rPr>
+        <w:t xml:space="preserve"> </w:t>
+      </w:r>
+      <w:r>
+        <w:rPr>
+          <w:rFonts w:ascii="Consolas" w:eastAsia="굴림" w:hAnsi="Consolas" w:cs="굴림"/>
+          <w:color w:val="D4D4D4"/>
+          <w:kern w:val="0"/>
+          <w:sz w:val="21"/>
+          <w:szCs w:val="21"/>
+        </w:rPr>
+        <w:t>=</w:t>
+      </w:r>
+      <w:r>
+        <w:rPr>
+          <w:rFonts w:ascii="Consolas" w:eastAsia="굴림" w:hAnsi="Consolas" w:cs="굴림"/>
+          <w:color w:val="CCCCCC"/>
+          <w:kern w:val="0"/>
+          <w:sz w:val="21"/>
+          <w:szCs w:val="21"/>
+        </w:rPr>
+        <w:t xml:space="preserve"> </w:t>
+      </w:r>
+      <w:r>
+        <w:rPr>
+          <w:rFonts w:ascii="Consolas" w:eastAsia="굴림" w:hAnsi="Consolas" w:cs="굴림"/>
+          <w:color w:val="569CD6"/>
+          <w:kern w:val="0"/>
+          <w:sz w:val="21"/>
+          <w:szCs w:val="21"/>
+        </w:rPr>
+        <w:t>static_cast</w:t>
+      </w:r>
+      <w:r>
+        <w:rPr>
+          <w:rFonts w:ascii="Consolas" w:eastAsia="굴림" w:hAnsi="Consolas" w:cs="굴림"/>
+          <w:color w:val="D4D4D4"/>
+          <w:kern w:val="0"/>
+          <w:sz w:val="21"/>
+          <w:szCs w:val="21"/>
+        </w:rPr>
+        <w:t>&lt;</w:t>
+      </w:r>
+      <w:r>
+        <w:rPr>
+          <w:rFonts w:ascii="Consolas" w:eastAsia="굴림" w:hAnsi="Consolas" w:cs="굴림"/>
+          <w:color w:val="9CDCFE"/>
+          <w:kern w:val="0"/>
+          <w:sz w:val="21"/>
+          <w:szCs w:val="21"/>
+        </w:rPr>
+        <w:t>ULONG</w:t>
+      </w:r>
+      <w:r>
+        <w:rPr>
+          <w:rFonts w:ascii="Consolas" w:eastAsia="굴림" w:hAnsi="Consolas" w:cs="굴림"/>
+          <w:color w:val="D4D4D4"/>
+          <w:kern w:val="0"/>
+          <w:sz w:val="21"/>
+          <w:szCs w:val="21"/>
+        </w:rPr>
+        <w:t>&gt;</w:t>
+      </w:r>
+      <w:r>
+        <w:rPr>
+          <w:rFonts w:ascii="Consolas" w:eastAsia="굴림" w:hAnsi="Consolas" w:cs="굴림"/>
+          <w:color w:val="CCCCCC"/>
+          <w:kern w:val="0"/>
+          <w:sz w:val="21"/>
+          <w:szCs w:val="21"/>
+        </w:rPr>
+        <w:t>(</w:t>
+      </w:r>
+      <w:r>
+        <w:rPr>
+          <w:rFonts w:ascii="Consolas" w:eastAsia="굴림" w:hAnsi="Consolas" w:cs="굴림"/>
+          <w:color w:val="9CDCFE"/>
+          <w:kern w:val="0"/>
+          <w:sz w:val="21"/>
+          <w:szCs w:val="21"/>
+        </w:rPr>
+        <w:t>recvBufSize</w:t>
+      </w:r>
+      <w:r>
+        <w:rPr>
+          <w:rFonts w:ascii="Consolas" w:eastAsia="굴림" w:hAnsi="Consolas" w:cs="굴림"/>
+          <w:color w:val="CCCCCC"/>
+          <w:kern w:val="0"/>
+          <w:sz w:val="21"/>
+          <w:szCs w:val="21"/>
+        </w:rPr>
+        <w:t xml:space="preserve"> </w:t>
+      </w:r>
+      <w:r>
+        <w:rPr>
+          <w:rFonts w:ascii="Consolas" w:eastAsia="굴림" w:hAnsi="Consolas" w:cs="굴림"/>
+          <w:color w:val="D4D4D4"/>
+          <w:kern w:val="0"/>
+          <w:sz w:val="21"/>
+          <w:szCs w:val="21"/>
+        </w:rPr>
+        <w:t>-</w:t>
+      </w:r>
+      <w:r>
+        <w:rPr>
+          <w:rFonts w:ascii="Consolas" w:eastAsia="굴림" w:hAnsi="Consolas" w:cs="굴림"/>
+          <w:color w:val="CCCCCC"/>
+          <w:kern w:val="0"/>
+          <w:sz w:val="21"/>
+          <w:szCs w:val="21"/>
+        </w:rPr>
+        <w:t xml:space="preserve"> </w:t>
+      </w:r>
+      <w:r>
+        <w:rPr>
+          <w:rFonts w:ascii="Consolas" w:eastAsia="굴림" w:hAnsi="Consolas" w:cs="굴림"/>
+          <w:color w:val="9CDCFE"/>
+          <w:kern w:val="0"/>
+          <w:sz w:val="21"/>
+          <w:szCs w:val="21"/>
+        </w:rPr>
+        <w:t>recvOffset_</w:t>
+      </w:r>
+      <w:r>
+        <w:rPr>
+          <w:rFonts w:ascii="Consolas" w:eastAsia="굴림" w:hAnsi="Consolas" w:cs="굴림"/>
+          <w:color w:val="CCCCCC"/>
+          <w:kern w:val="0"/>
+          <w:sz w:val="21"/>
+          <w:szCs w:val="21"/>
+        </w:rPr>
+        <w:t>),</w:t>
+      </w:r>
+    </w:p>
+    <w:p>
+      <w:pPr>
+        <w:widowControl/>
+        <w:shd w:val="clear" w:color="auto" w:fill="1F1F1F"/>
+        <w:wordWrap/>
+        <w:autoSpaceDE/>
+        <w:autoSpaceDN/>
+        <w:spacing w:after="0" w:line="285" w:lineRule="atLeast"/>
+        <w:jc w:val="left"/>
+        <w:rPr>
+          <w:rFonts w:ascii="Consolas" w:eastAsia="굴림" w:hAnsi="Consolas" w:cs="굴림"/>
+          <w:color w:val="CCCCCC"/>
+          <w:kern w:val="0"/>
+          <w:sz w:val="21"/>
+          <w:szCs w:val="21"/>
+        </w:rPr>
+      </w:pPr>
+      <w:r>
+        <w:rPr>
+          <w:rFonts w:ascii="Consolas" w:eastAsia="굴림" w:hAnsi="Consolas" w:cs="굴림"/>
+          <w:color w:val="CCCCCC"/>
+          <w:kern w:val="0"/>
+          <w:sz w:val="21"/>
+          <w:szCs w:val="21"/>
+        </w:rPr>
+        <w:t>        .</w:t>
+      </w:r>
+      <w:r>
+        <w:rPr>
+          <w:rFonts w:ascii="Consolas" w:eastAsia="굴림" w:hAnsi="Consolas" w:cs="굴림"/>
+          <w:color w:val="9CDCFE"/>
+          <w:kern w:val="0"/>
+          <w:sz w:val="21"/>
+          <w:szCs w:val="21"/>
+        </w:rPr>
+        <w:t>buf</w:t>
+      </w:r>
+      <w:r>
+        <w:rPr>
+          <w:rFonts w:ascii="Consolas" w:eastAsia="굴림" w:hAnsi="Consolas" w:cs="굴림"/>
+          <w:color w:val="CCCCCC"/>
+          <w:kern w:val="0"/>
+          <w:sz w:val="21"/>
+          <w:szCs w:val="21"/>
+        </w:rPr>
+        <w:t xml:space="preserve"> </w:t>
+      </w:r>
+      <w:r>
+        <w:rPr>
+          <w:rFonts w:ascii="Consolas" w:eastAsia="굴림" w:hAnsi="Consolas" w:cs="굴림"/>
+          <w:color w:val="D4D4D4"/>
+          <w:kern w:val="0"/>
+          <w:sz w:val="21"/>
+          <w:szCs w:val="21"/>
+        </w:rPr>
+        <w:t>=</w:t>
+      </w:r>
+      <w:r>
+        <w:rPr>
+          <w:rFonts w:ascii="Consolas" w:eastAsia="굴림" w:hAnsi="Consolas" w:cs="굴림"/>
+          <w:color w:val="CCCCCC"/>
+          <w:kern w:val="0"/>
+          <w:sz w:val="21"/>
+          <w:szCs w:val="21"/>
+        </w:rPr>
+        <w:t xml:space="preserve"> </w:t>
+      </w:r>
+      <w:r>
+        <w:rPr>
+          <w:rFonts w:ascii="Consolas" w:eastAsia="굴림" w:hAnsi="Consolas" w:cs="굴림"/>
+          <w:color w:val="9CDCFE"/>
+          <w:kern w:val="0"/>
+          <w:sz w:val="21"/>
+          <w:szCs w:val="21"/>
+        </w:rPr>
+        <w:t>recvBuf_</w:t>
+      </w:r>
+      <w:r>
+        <w:rPr>
+          <w:rFonts w:ascii="Consolas" w:eastAsia="굴림" w:hAnsi="Consolas" w:cs="굴림"/>
+          <w:color w:val="CCCCCC"/>
+          <w:kern w:val="0"/>
+          <w:sz w:val="21"/>
+          <w:szCs w:val="21"/>
+        </w:rPr>
+        <w:t>.</w:t>
+      </w:r>
+      <w:r>
+        <w:rPr>
+          <w:rFonts w:ascii="Consolas" w:eastAsia="굴림" w:hAnsi="Consolas" w:cs="굴림"/>
+          <w:color w:val="DCDCAA"/>
+          <w:kern w:val="0"/>
+          <w:sz w:val="21"/>
+          <w:szCs w:val="21"/>
+        </w:rPr>
+        <w:t>data</w:t>
+      </w:r>
+      <w:r>
+        <w:rPr>
+          <w:rFonts w:ascii="Consolas" w:eastAsia="굴림" w:hAnsi="Consolas" w:cs="굴림"/>
+          <w:color w:val="CCCCCC"/>
+          <w:kern w:val="0"/>
+          <w:sz w:val="21"/>
+          <w:szCs w:val="21"/>
+        </w:rPr>
+        <w:t xml:space="preserve">() </w:t>
+      </w:r>
+      <w:r>
+        <w:rPr>
+          <w:rFonts w:ascii="Consolas" w:eastAsia="굴림" w:hAnsi="Consolas" w:cs="굴림"/>
+          <w:color w:val="D4D4D4"/>
+          <w:kern w:val="0"/>
+          <w:sz w:val="21"/>
+          <w:szCs w:val="21"/>
+        </w:rPr>
+        <w:t>+</w:t>
+      </w:r>
+      <w:r>
+        <w:rPr>
+          <w:rFonts w:ascii="Consolas" w:eastAsia="굴림" w:hAnsi="Consolas" w:cs="굴림"/>
+          <w:color w:val="CCCCCC"/>
+          <w:kern w:val="0"/>
+          <w:sz w:val="21"/>
+          <w:szCs w:val="21"/>
+        </w:rPr>
+        <w:t xml:space="preserve"> </w:t>
+      </w:r>
+      <w:r>
+        <w:rPr>
+          <w:rFonts w:ascii="Consolas" w:eastAsia="굴림" w:hAnsi="Consolas" w:cs="굴림"/>
+          <w:color w:val="9CDCFE"/>
+          <w:kern w:val="0"/>
+          <w:sz w:val="21"/>
+          <w:szCs w:val="21"/>
+        </w:rPr>
+        <w:t>recvOffset_</w:t>
+      </w:r>
+    </w:p>
+    <w:p>
+      <w:pPr>
+        <w:widowControl/>
+        <w:shd w:val="clear" w:color="auto" w:fill="1F1F1F"/>
+        <w:wordWrap/>
+        <w:autoSpaceDE/>
+        <w:autoSpaceDN/>
+        <w:spacing w:after="0" w:line="285" w:lineRule="atLeast"/>
+        <w:jc w:val="left"/>
+        <w:rPr>
+          <w:rFonts w:ascii="Consolas" w:eastAsia="굴림" w:hAnsi="Consolas" w:cs="굴림"/>
+          <w:color w:val="CCCCCC"/>
+          <w:kern w:val="0"/>
+          <w:sz w:val="21"/>
+          <w:szCs w:val="21"/>
+        </w:rPr>
+      </w:pPr>
+      <w:r>
+        <w:rPr>
+          <w:rFonts w:ascii="Consolas" w:eastAsia="굴림" w:hAnsi="Consolas" w:cs="굴림"/>
+          <w:color w:val="CCCCCC"/>
+          <w:kern w:val="0"/>
+          <w:sz w:val="21"/>
+          <w:szCs w:val="21"/>
+        </w:rPr>
+        <w:t>    };</w:t>
+      </w:r>
+    </w:p>
+    <w:p>
+      <w:pPr>
+        <w:widowControl/>
+        <w:shd w:val="clear" w:color="auto" w:fill="1F1F1F"/>
+        <w:wordWrap/>
+        <w:autoSpaceDE/>
+        <w:autoSpaceDN/>
+        <w:spacing w:after="0" w:line="285" w:lineRule="atLeast"/>
+        <w:jc w:val="left"/>
+        <w:rPr>
+          <w:rFonts w:ascii="Consolas" w:eastAsia="굴림" w:hAnsi="Consolas" w:cs="굴림"/>
+          <w:color w:val="CCCCCC"/>
+          <w:kern w:val="0"/>
+          <w:sz w:val="21"/>
+          <w:szCs w:val="21"/>
+        </w:rPr>
+      </w:pPr>
+    </w:p>
+    <w:p>
+      <w:pPr>
+        <w:widowControl/>
+        <w:shd w:val="clear" w:color="auto" w:fill="1F1F1F"/>
+        <w:wordWrap/>
+        <w:autoSpaceDE/>
+        <w:autoSpaceDN/>
+        <w:spacing w:after="0" w:line="285" w:lineRule="atLeast"/>
+        <w:jc w:val="left"/>
+        <w:rPr>
+          <w:rFonts w:ascii="Consolas" w:eastAsia="굴림" w:hAnsi="Consolas" w:cs="굴림"/>
+          <w:color w:val="CCCCCC"/>
+          <w:kern w:val="0"/>
+          <w:sz w:val="21"/>
+          <w:szCs w:val="21"/>
+        </w:rPr>
+      </w:pPr>
+      <w:r>
+        <w:rPr>
+          <w:rFonts w:ascii="Consolas" w:eastAsia="굴림" w:hAnsi="Consolas" w:cs="굴림"/>
+          <w:color w:val="CCCCCC"/>
+          <w:kern w:val="0"/>
+          <w:sz w:val="21"/>
+          <w:szCs w:val="21"/>
+        </w:rPr>
+        <w:t xml:space="preserve">    </w:t>
+      </w:r>
+      <w:r>
+        <w:rPr>
+          <w:rFonts w:ascii="Consolas" w:eastAsia="굴림" w:hAnsi="Consolas" w:cs="굴림"/>
+          <w:color w:val="569CD6"/>
+          <w:kern w:val="0"/>
+          <w:sz w:val="21"/>
+          <w:szCs w:val="21"/>
+        </w:rPr>
+        <w:t>auto</w:t>
+      </w:r>
+      <w:r>
+        <w:rPr>
+          <w:rFonts w:ascii="Consolas" w:eastAsia="굴림" w:hAnsi="Consolas" w:cs="굴림"/>
+          <w:color w:val="CCCCCC"/>
+          <w:kern w:val="0"/>
+          <w:sz w:val="21"/>
+          <w:szCs w:val="21"/>
+        </w:rPr>
+        <w:t xml:space="preserve"> </w:t>
+      </w:r>
+      <w:r>
+        <w:rPr>
+          <w:rFonts w:ascii="Consolas" w:eastAsia="굴림" w:hAnsi="Consolas" w:cs="굴림"/>
+          <w:color w:val="9CDCFE"/>
+          <w:kern w:val="0"/>
+          <w:sz w:val="21"/>
+          <w:szCs w:val="21"/>
+        </w:rPr>
+        <w:t>recvSize</w:t>
+      </w:r>
+      <w:r>
+        <w:rPr>
+          <w:rFonts w:ascii="Consolas" w:eastAsia="굴림" w:hAnsi="Consolas" w:cs="굴림"/>
+          <w:color w:val="CCCCCC"/>
+          <w:kern w:val="0"/>
+          <w:sz w:val="21"/>
+          <w:szCs w:val="21"/>
+        </w:rPr>
+        <w:t xml:space="preserve"> </w:t>
+      </w:r>
+      <w:r>
+        <w:rPr>
+          <w:rFonts w:ascii="Consolas" w:eastAsia="굴림" w:hAnsi="Consolas" w:cs="굴림"/>
+          <w:color w:val="D4D4D4"/>
+          <w:kern w:val="0"/>
+          <w:sz w:val="21"/>
+          <w:szCs w:val="21"/>
+        </w:rPr>
+        <w:t>=</w:t>
+      </w:r>
+      <w:r>
+        <w:rPr>
+          <w:rFonts w:ascii="Consolas" w:eastAsia="굴림" w:hAnsi="Consolas" w:cs="굴림"/>
+          <w:color w:val="CCCCCC"/>
+          <w:kern w:val="0"/>
+          <w:sz w:val="21"/>
+          <w:szCs w:val="21"/>
+        </w:rPr>
+        <w:t xml:space="preserve"> </w:t>
+      </w:r>
+      <w:r>
+        <w:rPr>
+          <w:rFonts w:ascii="Consolas" w:eastAsia="굴림" w:hAnsi="Consolas" w:cs="굴림"/>
+          <w:color w:val="9CDCFE"/>
+          <w:kern w:val="0"/>
+          <w:sz w:val="21"/>
+          <w:szCs w:val="21"/>
+        </w:rPr>
+        <w:t>sock_</w:t>
+      </w:r>
+      <w:r>
+        <w:rPr>
+          <w:rFonts w:ascii="Consolas" w:eastAsia="굴림" w:hAnsi="Consolas" w:cs="굴림"/>
+          <w:color w:val="CCCCCC"/>
+          <w:kern w:val="0"/>
+          <w:sz w:val="21"/>
+          <w:szCs w:val="21"/>
+        </w:rPr>
+        <w:t>.</w:t>
+      </w:r>
+      <w:r>
+        <w:rPr>
+          <w:rFonts w:ascii="Consolas" w:eastAsia="굴림" w:hAnsi="Consolas" w:cs="굴림"/>
+          <w:color w:val="DCDCAA"/>
+          <w:kern w:val="0"/>
+          <w:sz w:val="21"/>
+          <w:szCs w:val="21"/>
+        </w:rPr>
+        <w:t>WSARecvUc</w:t>
+      </w:r>
+      <w:r>
+        <w:rPr>
+          <w:rFonts w:ascii="Consolas" w:eastAsia="굴림" w:hAnsi="Consolas" w:cs="굴림"/>
+          <w:color w:val="CCCCCC"/>
+          <w:kern w:val="0"/>
+          <w:sz w:val="21"/>
+          <w:szCs w:val="21"/>
+        </w:rPr>
+        <w:t>(</w:t>
+      </w:r>
+      <w:r>
+        <w:rPr>
+          <w:rFonts w:ascii="Consolas" w:eastAsia="굴림" w:hAnsi="Consolas" w:cs="굴림"/>
+          <w:color w:val="4EC9B0"/>
+          <w:kern w:val="0"/>
+          <w:sz w:val="21"/>
+          <w:szCs w:val="21"/>
+        </w:rPr>
+        <w:t>std</w:t>
+      </w:r>
+      <w:r>
+        <w:rPr>
+          <w:rFonts w:ascii="Consolas" w:eastAsia="굴림" w:hAnsi="Consolas" w:cs="굴림"/>
+          <w:color w:val="CCCCCC"/>
+          <w:kern w:val="0"/>
+          <w:sz w:val="21"/>
+          <w:szCs w:val="21"/>
+        </w:rPr>
+        <w:t>::</w:t>
+      </w:r>
+      <w:r>
+        <w:rPr>
+          <w:rFonts w:ascii="Consolas" w:eastAsia="굴림" w:hAnsi="Consolas" w:cs="굴림"/>
+          <w:color w:val="4EC9B0"/>
+          <w:kern w:val="0"/>
+          <w:sz w:val="21"/>
+          <w:szCs w:val="21"/>
+        </w:rPr>
+        <w:t>views</w:t>
+      </w:r>
+      <w:r>
+        <w:rPr>
+          <w:rFonts w:ascii="Consolas" w:eastAsia="굴림" w:hAnsi="Consolas" w:cs="굴림"/>
+          <w:color w:val="CCCCCC"/>
+          <w:kern w:val="0"/>
+          <w:sz w:val="21"/>
+          <w:szCs w:val="21"/>
+        </w:rPr>
+        <w:t>::</w:t>
+      </w:r>
+      <w:r>
+        <w:rPr>
+          <w:rFonts w:ascii="Consolas" w:eastAsia="굴림" w:hAnsi="Consolas" w:cs="굴림"/>
+          <w:color w:val="DCDCAA"/>
+          <w:kern w:val="0"/>
+          <w:sz w:val="21"/>
+          <w:szCs w:val="21"/>
+        </w:rPr>
+        <w:t>single</w:t>
+      </w:r>
+      <w:r>
+        <w:rPr>
+          <w:rFonts w:ascii="Consolas" w:eastAsia="굴림" w:hAnsi="Consolas" w:cs="굴림"/>
+          <w:color w:val="CCCCCC"/>
+          <w:kern w:val="0"/>
+          <w:sz w:val="21"/>
+          <w:szCs w:val="21"/>
+        </w:rPr>
+        <w:t>(</w:t>
+      </w:r>
+      <w:r>
+        <w:rPr>
+          <w:rFonts w:ascii="Consolas" w:eastAsia="굴림" w:hAnsi="Consolas" w:cs="굴림"/>
+          <w:color w:val="9CDCFE"/>
+          <w:kern w:val="0"/>
+          <w:sz w:val="21"/>
+          <w:szCs w:val="21"/>
+        </w:rPr>
+        <w:t>wsaBuf</w:t>
+      </w:r>
+      <w:r>
+        <w:rPr>
+          <w:rFonts w:ascii="Consolas" w:eastAsia="굴림" w:hAnsi="Consolas" w:cs="굴림"/>
+          <w:color w:val="CCCCCC"/>
+          <w:kern w:val="0"/>
+          <w:sz w:val="21"/>
+          <w:szCs w:val="21"/>
+        </w:rPr>
+        <w:t>));</w:t>
+      </w:r>
+    </w:p>
+    <w:p>
+      <w:pPr>
+        <w:widowControl/>
+        <w:shd w:val="clear" w:color="auto" w:fill="1F1F1F"/>
+        <w:wordWrap/>
+        <w:autoSpaceDE/>
+        <w:autoSpaceDN/>
+        <w:spacing w:after="0" w:line="285" w:lineRule="atLeast"/>
+        <w:jc w:val="left"/>
+        <w:rPr>
+          <w:rFonts w:ascii="Consolas" w:eastAsia="굴림" w:hAnsi="Consolas" w:cs="굴림"/>
+          <w:color w:val="CCCCCC"/>
+          <w:kern w:val="0"/>
+          <w:sz w:val="21"/>
+          <w:szCs w:val="21"/>
+        </w:rPr>
+      </w:pPr>
+    </w:p>
+    <w:p>
+      <w:pPr>
+        <w:widowControl/>
+        <w:shd w:val="clear" w:color="auto" w:fill="1F1F1F"/>
+        <w:wordWrap/>
+        <w:autoSpaceDE/>
+        <w:autoSpaceDN/>
+        <w:spacing w:after="0" w:line="285" w:lineRule="atLeast"/>
+        <w:jc w:val="left"/>
+        <w:rPr>
+          <w:rFonts w:ascii="Consolas" w:eastAsia="굴림" w:hAnsi="Consolas" w:cs="굴림"/>
+          <w:color w:val="CCCCCC"/>
+          <w:kern w:val="0"/>
+          <w:sz w:val="21"/>
+          <w:szCs w:val="21"/>
+        </w:rPr>
+      </w:pPr>
+      <w:r>
+        <w:rPr>
+          <w:rFonts w:ascii="Consolas" w:eastAsia="굴림" w:hAnsi="Consolas" w:cs="굴림"/>
+          <w:color w:val="CCCCCC"/>
+          <w:kern w:val="0"/>
+          <w:sz w:val="21"/>
+          <w:szCs w:val="21"/>
+        </w:rPr>
+        <w:t xml:space="preserve">    </w:t>
+      </w:r>
+      <w:r>
+        <w:rPr>
+          <w:rFonts w:ascii="Consolas" w:eastAsia="굴림" w:hAnsi="Consolas" w:cs="굴림"/>
+          <w:color w:val="C586C0"/>
+          <w:kern w:val="0"/>
+          <w:sz w:val="21"/>
+          <w:szCs w:val="21"/>
+        </w:rPr>
+        <w:t>if</w:t>
+      </w:r>
+      <w:r>
+        <w:rPr>
+          <w:rFonts w:ascii="Consolas" w:eastAsia="굴림" w:hAnsi="Consolas" w:cs="굴림"/>
+          <w:color w:val="CCCCCC"/>
+          <w:kern w:val="0"/>
+          <w:sz w:val="21"/>
+          <w:szCs w:val="21"/>
+        </w:rPr>
+        <w:t xml:space="preserve"> (</w:t>
+      </w:r>
+      <w:r>
+        <w:rPr>
+          <w:rFonts w:ascii="Consolas" w:eastAsia="굴림" w:hAnsi="Consolas" w:cs="굴림"/>
+          <w:color w:val="D4D4D4"/>
+          <w:kern w:val="0"/>
+          <w:sz w:val="21"/>
+          <w:szCs w:val="21"/>
+        </w:rPr>
+        <w:t>!</w:t>
+      </w:r>
+      <w:r>
+        <w:rPr>
+          <w:rFonts w:ascii="Consolas" w:eastAsia="굴림" w:hAnsi="Consolas" w:cs="굴림"/>
+          <w:color w:val="9CDCFE"/>
+          <w:kern w:val="0"/>
+          <w:sz w:val="21"/>
+          <w:szCs w:val="21"/>
+        </w:rPr>
+        <w:t>recvSize</w:t>
+      </w:r>
+      <w:r>
+        <w:rPr>
+          <w:rFonts w:ascii="Consolas" w:eastAsia="굴림" w:hAnsi="Consolas" w:cs="굴림"/>
+          <w:color w:val="CCCCCC"/>
+          <w:kern w:val="0"/>
+          <w:sz w:val="21"/>
+          <w:szCs w:val="21"/>
+        </w:rPr>
+        <w:t xml:space="preserve">) { </w:t>
+      </w:r>
+      <w:r>
+        <w:rPr>
+          <w:rFonts w:ascii="Consolas" w:eastAsia="굴림" w:hAnsi="Consolas" w:cs="굴림"/>
+          <w:color w:val="C586C0"/>
+          <w:kern w:val="0"/>
+          <w:sz w:val="21"/>
+          <w:szCs w:val="21"/>
+        </w:rPr>
+        <w:t>return</w:t>
+      </w:r>
+      <w:r>
+        <w:rPr>
+          <w:rFonts w:ascii="Consolas" w:eastAsia="굴림" w:hAnsi="Consolas" w:cs="굴림"/>
+          <w:color w:val="CCCCCC"/>
+          <w:kern w:val="0"/>
+          <w:sz w:val="21"/>
+          <w:szCs w:val="21"/>
+        </w:rPr>
+        <w:t>; }</w:t>
+      </w:r>
+    </w:p>
+    <w:p>
+      <w:pPr>
+        <w:widowControl/>
+        <w:shd w:val="clear" w:color="auto" w:fill="1F1F1F"/>
+        <w:wordWrap/>
+        <w:autoSpaceDE/>
+        <w:autoSpaceDN/>
+        <w:spacing w:after="0" w:line="285" w:lineRule="atLeast"/>
+        <w:jc w:val="left"/>
+        <w:rPr>
+          <w:rFonts w:ascii="Consolas" w:eastAsia="굴림" w:hAnsi="Consolas" w:cs="굴림"/>
+          <w:color w:val="CCCCCC"/>
+          <w:kern w:val="0"/>
+          <w:sz w:val="21"/>
+          <w:szCs w:val="21"/>
+        </w:rPr>
+      </w:pPr>
+    </w:p>
+    <w:p>
+      <w:pPr>
+        <w:widowControl/>
+        <w:shd w:val="clear" w:color="auto" w:fill="1F1F1F"/>
+        <w:wordWrap/>
+        <w:autoSpaceDE/>
+        <w:autoSpaceDN/>
+        <w:spacing w:after="0" w:line="285" w:lineRule="atLeast"/>
+        <w:jc w:val="left"/>
+        <w:rPr>
+          <w:rFonts w:ascii="Consolas" w:eastAsia="굴림" w:hAnsi="Consolas" w:cs="굴림"/>
+          <w:color w:val="CCCCCC"/>
+          <w:kern w:val="0"/>
+          <w:sz w:val="21"/>
+          <w:szCs w:val="21"/>
+        </w:rPr>
+      </w:pPr>
+      <w:r>
+        <w:rPr>
+          <w:rFonts w:ascii="Consolas" w:eastAsia="굴림" w:hAnsi="Consolas" w:cs="굴림"/>
+          <w:color w:val="CCCCCC"/>
+          <w:kern w:val="0"/>
+          <w:sz w:val="21"/>
+          <w:szCs w:val="21"/>
+        </w:rPr>
+        <w:t xml:space="preserve">    </w:t>
+      </w:r>
+      <w:r>
+        <w:rPr>
+          <w:rFonts w:ascii="Consolas" w:eastAsia="굴림" w:hAnsi="Consolas" w:cs="굴림"/>
+          <w:color w:val="4EC9B0"/>
+          <w:kern w:val="0"/>
+          <w:sz w:val="21"/>
+          <w:szCs w:val="21"/>
+        </w:rPr>
+        <w:t>std</w:t>
+      </w:r>
+      <w:r>
+        <w:rPr>
+          <w:rFonts w:ascii="Consolas" w:eastAsia="굴림" w:hAnsi="Consolas" w:cs="굴림"/>
+          <w:color w:val="CCCCCC"/>
+          <w:kern w:val="0"/>
+          <w:sz w:val="21"/>
+          <w:szCs w:val="21"/>
+        </w:rPr>
+        <w:t>::</w:t>
+      </w:r>
+      <w:r>
+        <w:rPr>
+          <w:rFonts w:ascii="Consolas" w:eastAsia="굴림" w:hAnsi="Consolas" w:cs="굴림"/>
+          <w:color w:val="9CDCFE"/>
+          <w:kern w:val="0"/>
+          <w:sz w:val="21"/>
+          <w:szCs w:val="21"/>
+        </w:rPr>
+        <w:t>cout</w:t>
+      </w:r>
+      <w:r>
+        <w:rPr>
+          <w:rFonts w:ascii="Consolas" w:eastAsia="굴림" w:hAnsi="Consolas" w:cs="굴림"/>
+          <w:color w:val="CCCCCC"/>
+          <w:kern w:val="0"/>
+          <w:sz w:val="21"/>
+          <w:szCs w:val="21"/>
+        </w:rPr>
+        <w:t xml:space="preserve"> </w:t>
+      </w:r>
+      <w:r>
+        <w:rPr>
+          <w:rFonts w:ascii="Consolas" w:eastAsia="굴림" w:hAnsi="Consolas" w:cs="굴림"/>
+          <w:color w:val="D4D4D4"/>
+          <w:kern w:val="0"/>
+          <w:sz w:val="21"/>
+          <w:szCs w:val="21"/>
+        </w:rPr>
+        <w:t>&lt;&lt;</w:t>
+      </w:r>
+      <w:r>
+        <w:rPr>
+          <w:rFonts w:ascii="Consolas" w:eastAsia="굴림" w:hAnsi="Consolas" w:cs="굴림"/>
+          <w:color w:val="CCCCCC"/>
+          <w:kern w:val="0"/>
+          <w:sz w:val="21"/>
+          <w:szCs w:val="21"/>
+        </w:rPr>
+        <w:t xml:space="preserve"> </w:t>
+      </w:r>
+      <w:r>
+        <w:rPr>
+          <w:rFonts w:ascii="Consolas" w:eastAsia="굴림" w:hAnsi="Consolas" w:cs="굴림"/>
+          <w:color w:val="CE9178"/>
+          <w:kern w:val="0"/>
+          <w:sz w:val="21"/>
+          <w:szCs w:val="21"/>
+        </w:rPr>
+        <w:t>"Received "</w:t>
+      </w:r>
+      <w:r>
+        <w:rPr>
+          <w:rFonts w:ascii="Consolas" w:eastAsia="굴림" w:hAnsi="Consolas" w:cs="굴림"/>
+          <w:color w:val="CCCCCC"/>
+          <w:kern w:val="0"/>
+          <w:sz w:val="21"/>
+          <w:szCs w:val="21"/>
+        </w:rPr>
+        <w:t xml:space="preserve"> </w:t>
+      </w:r>
+      <w:r>
+        <w:rPr>
+          <w:rFonts w:ascii="Consolas" w:eastAsia="굴림" w:hAnsi="Consolas" w:cs="굴림"/>
+          <w:color w:val="D4D4D4"/>
+          <w:kern w:val="0"/>
+          <w:sz w:val="21"/>
+          <w:szCs w:val="21"/>
+        </w:rPr>
+        <w:t>&lt;&lt;</w:t>
+      </w:r>
+      <w:r>
+        <w:rPr>
+          <w:rFonts w:ascii="Consolas" w:eastAsia="굴림" w:hAnsi="Consolas" w:cs="굴림"/>
+          <w:color w:val="CCCCCC"/>
+          <w:kern w:val="0"/>
+          <w:sz w:val="21"/>
+          <w:szCs w:val="21"/>
+        </w:rPr>
+        <w:t xml:space="preserve"> </w:t>
+      </w:r>
+      <w:r>
+        <w:rPr>
+          <w:rFonts w:ascii="Consolas" w:eastAsia="굴림" w:hAnsi="Consolas" w:cs="굴림"/>
+          <w:color w:val="9CDCFE"/>
+          <w:kern w:val="0"/>
+          <w:sz w:val="21"/>
+          <w:szCs w:val="21"/>
+        </w:rPr>
+        <w:t>recvSize</w:t>
+      </w:r>
+      <w:r>
+        <w:rPr>
+          <w:rFonts w:ascii="Consolas" w:eastAsia="굴림" w:hAnsi="Consolas" w:cs="굴림"/>
+          <w:color w:val="CCCCCC"/>
+          <w:kern w:val="0"/>
+          <w:sz w:val="21"/>
+          <w:szCs w:val="21"/>
+        </w:rPr>
+        <w:t>.</w:t>
+      </w:r>
+      <w:r>
+        <w:rPr>
+          <w:rFonts w:ascii="Consolas" w:eastAsia="굴림" w:hAnsi="Consolas" w:cs="굴림"/>
+          <w:color w:val="DCDCAA"/>
+          <w:kern w:val="0"/>
+          <w:sz w:val="21"/>
+          <w:szCs w:val="21"/>
+        </w:rPr>
+        <w:t>value</w:t>
+      </w:r>
+      <w:r>
+        <w:rPr>
+          <w:rFonts w:ascii="Consolas" w:eastAsia="굴림" w:hAnsi="Consolas" w:cs="굴림"/>
+          <w:color w:val="CCCCCC"/>
+          <w:kern w:val="0"/>
+          <w:sz w:val="21"/>
+          <w:szCs w:val="21"/>
+        </w:rPr>
+        <w:t xml:space="preserve">() </w:t>
+      </w:r>
+      <w:r>
+        <w:rPr>
+          <w:rFonts w:ascii="Consolas" w:eastAsia="굴림" w:hAnsi="Consolas" w:cs="굴림"/>
+          <w:color w:val="D4D4D4"/>
+          <w:kern w:val="0"/>
+          <w:sz w:val="21"/>
+          <w:szCs w:val="21"/>
+        </w:rPr>
+        <w:t>&lt;&lt;</w:t>
+      </w:r>
+      <w:r>
+        <w:rPr>
+          <w:rFonts w:ascii="Consolas" w:eastAsia="굴림" w:hAnsi="Consolas" w:cs="굴림"/>
+          <w:color w:val="CCCCCC"/>
+          <w:kern w:val="0"/>
+          <w:sz w:val="21"/>
+          <w:szCs w:val="21"/>
+        </w:rPr>
+        <w:t xml:space="preserve"> </w:t>
+      </w:r>
+      <w:r>
+        <w:rPr>
+          <w:rFonts w:ascii="Consolas" w:eastAsia="굴림" w:hAnsi="Consolas" w:cs="굴림"/>
+          <w:color w:val="CE9178"/>
+          <w:kern w:val="0"/>
+          <w:sz w:val="21"/>
+          <w:szCs w:val="21"/>
+        </w:rPr>
+        <w:t>" bytes</w:t>
+      </w:r>
+      <w:r>
+        <w:rPr>
+          <w:rFonts w:ascii="Consolas" w:eastAsia="굴림" w:hAnsi="Consolas" w:cs="굴림"/>
+          <w:color w:val="D7BA7D"/>
+          <w:kern w:val="0"/>
+          <w:sz w:val="21"/>
+          <w:szCs w:val="21"/>
+        </w:rPr>
+        <w:t>\n</w:t>
+      </w:r>
+      <w:r>
+        <w:rPr>
+          <w:rFonts w:ascii="Consolas" w:eastAsia="굴림" w:hAnsi="Consolas" w:cs="굴림"/>
+          <w:color w:val="CE9178"/>
+          <w:kern w:val="0"/>
+          <w:sz w:val="21"/>
+          <w:szCs w:val="21"/>
+        </w:rPr>
+        <w:t>"</w:t>
+      </w:r>
+      <w:r>
+        <w:rPr>
+          <w:rFonts w:ascii="Consolas" w:eastAsia="굴림" w:hAnsi="Consolas" w:cs="굴림"/>
+          <w:color w:val="CCCCCC"/>
+          <w:kern w:val="0"/>
+          <w:sz w:val="21"/>
+          <w:szCs w:val="21"/>
+        </w:rPr>
+        <w:t>;</w:t>
+      </w:r>
+    </w:p>
+    <w:p>
+      <w:pPr>
+        <w:widowControl/>
+        <w:shd w:val="clear" w:color="auto" w:fill="1F1F1F"/>
+        <w:wordWrap/>
+        <w:autoSpaceDE/>
+        <w:autoSpaceDN/>
+        <w:spacing w:after="0" w:line="285" w:lineRule="atLeast"/>
+        <w:jc w:val="left"/>
+        <w:rPr>
+          <w:rFonts w:ascii="Consolas" w:eastAsia="굴림" w:hAnsi="Consolas" w:cs="굴림"/>
+          <w:color w:val="CCCCCC"/>
+          <w:kern w:val="0"/>
+          <w:sz w:val="21"/>
+          <w:szCs w:val="21"/>
+        </w:rPr>
+      </w:pPr>
+      <w:r>
+        <w:rPr>
+          <w:rFonts w:ascii="Consolas" w:eastAsia="굴림" w:hAnsi="Consolas" w:cs="굴림"/>
+          <w:color w:val="CCCCCC"/>
+          <w:kern w:val="0"/>
+          <w:sz w:val="21"/>
+          <w:szCs w:val="21"/>
+        </w:rPr>
+        <w:t xml:space="preserve">    </w:t>
+      </w:r>
+      <w:r>
+        <w:rPr>
+          <w:rFonts w:ascii="Consolas" w:eastAsia="굴림" w:hAnsi="Consolas" w:cs="굴림"/>
+          <w:color w:val="569CD6"/>
+          <w:kern w:val="0"/>
+          <w:sz w:val="21"/>
+          <w:szCs w:val="21"/>
+        </w:rPr>
+        <w:t>auto</w:t>
+      </w:r>
+      <w:r>
+        <w:rPr>
+          <w:rFonts w:ascii="Consolas" w:eastAsia="굴림" w:hAnsi="Consolas" w:cs="굴림"/>
+          <w:color w:val="CCCCCC"/>
+          <w:kern w:val="0"/>
+          <w:sz w:val="21"/>
+          <w:szCs w:val="21"/>
+        </w:rPr>
+        <w:t xml:space="preserve"> </w:t>
+      </w:r>
+      <w:r>
+        <w:rPr>
+          <w:rFonts w:ascii="Consolas" w:eastAsia="굴림" w:hAnsi="Consolas" w:cs="굴림"/>
+          <w:color w:val="9CDCFE"/>
+          <w:kern w:val="0"/>
+          <w:sz w:val="21"/>
+          <w:szCs w:val="21"/>
+        </w:rPr>
+        <w:t>readOffset</w:t>
+      </w:r>
+      <w:r>
+        <w:rPr>
+          <w:rFonts w:ascii="Consolas" w:eastAsia="굴림" w:hAnsi="Consolas" w:cs="굴림"/>
+          <w:color w:val="CCCCCC"/>
+          <w:kern w:val="0"/>
+          <w:sz w:val="21"/>
+          <w:szCs w:val="21"/>
+        </w:rPr>
+        <w:t xml:space="preserve"> </w:t>
+      </w:r>
+      <w:r>
+        <w:rPr>
+          <w:rFonts w:ascii="Consolas" w:eastAsia="굴림" w:hAnsi="Consolas" w:cs="굴림"/>
+          <w:color w:val="D4D4D4"/>
+          <w:kern w:val="0"/>
+          <w:sz w:val="21"/>
+          <w:szCs w:val="21"/>
+        </w:rPr>
+        <w:t>=</w:t>
+      </w:r>
+      <w:r>
+        <w:rPr>
+          <w:rFonts w:ascii="Consolas" w:eastAsia="굴림" w:hAnsi="Consolas" w:cs="굴림"/>
+          <w:color w:val="CCCCCC"/>
+          <w:kern w:val="0"/>
+          <w:sz w:val="21"/>
+          <w:szCs w:val="21"/>
+        </w:rPr>
+        <w:t xml:space="preserve"> </w:t>
+      </w:r>
+      <w:r>
+        <w:rPr>
+          <w:rFonts w:ascii="Consolas" w:eastAsia="굴림" w:hAnsi="Consolas" w:cs="굴림"/>
+          <w:color w:val="B5CEA8"/>
+          <w:kern w:val="0"/>
+          <w:sz w:val="21"/>
+          <w:szCs w:val="21"/>
+        </w:rPr>
+        <w:t>0u</w:t>
+      </w:r>
+      <w:r>
+        <w:rPr>
+          <w:rFonts w:ascii="Consolas" w:eastAsia="굴림" w:hAnsi="Consolas" w:cs="굴림"/>
+          <w:color w:val="CCCCCC"/>
+          <w:kern w:val="0"/>
+          <w:sz w:val="21"/>
+          <w:szCs w:val="21"/>
+        </w:rPr>
+        <w:t>;</w:t>
+      </w:r>
+    </w:p>
+    <w:p>
+      <w:pPr>
+        <w:widowControl/>
+        <w:shd w:val="clear" w:color="auto" w:fill="1F1F1F"/>
+        <w:wordWrap/>
+        <w:autoSpaceDE/>
+        <w:autoSpaceDN/>
+        <w:spacing w:after="0" w:line="285" w:lineRule="atLeast"/>
+        <w:jc w:val="left"/>
+        <w:rPr>
+          <w:rFonts w:ascii="Consolas" w:eastAsia="굴림" w:hAnsi="Consolas" w:cs="굴림"/>
+          <w:color w:val="CCCCCC"/>
+          <w:kern w:val="0"/>
+          <w:sz w:val="21"/>
+          <w:szCs w:val="21"/>
+        </w:rPr>
+      </w:pPr>
+    </w:p>
+    <w:p>
+      <w:pPr>
+        <w:widowControl/>
+        <w:shd w:val="clear" w:color="auto" w:fill="1F1F1F"/>
+        <w:wordWrap/>
+        <w:autoSpaceDE/>
+        <w:autoSpaceDN/>
+        <w:spacing w:after="0" w:line="285" w:lineRule="atLeast"/>
+        <w:jc w:val="left"/>
+        <w:rPr>
+          <w:rFonts w:ascii="Consolas" w:eastAsia="굴림" w:hAnsi="Consolas" w:cs="굴림"/>
+          <w:color w:val="CCCCCC"/>
+          <w:kern w:val="0"/>
+          <w:sz w:val="21"/>
+          <w:szCs w:val="21"/>
+        </w:rPr>
+      </w:pPr>
+      <w:r>
+        <w:rPr>
+          <w:rFonts w:ascii="Consolas" w:eastAsia="굴림" w:hAnsi="Consolas" w:cs="굴림"/>
+          <w:color w:val="6A9955"/>
+          <w:kern w:val="0"/>
+          <w:sz w:val="21"/>
+          <w:szCs w:val="21"/>
+        </w:rPr>
+        <w:t>    // recvOffset_ + recvSize.value() represents</w:t>
+      </w:r>
+    </w:p>
+    <w:p>
+      <w:pPr>
+        <w:widowControl/>
+        <w:shd w:val="clear" w:color="auto" w:fill="1F1F1F"/>
+        <w:wordWrap/>
+        <w:autoSpaceDE/>
+        <w:autoSpaceDN/>
+        <w:spacing w:after="0" w:line="285" w:lineRule="atLeast"/>
+        <w:jc w:val="left"/>
+        <w:rPr>
+          <w:rFonts w:ascii="Consolas" w:eastAsia="굴림" w:hAnsi="Consolas" w:cs="굴림"/>
+          <w:color w:val="CCCCCC"/>
+          <w:kern w:val="0"/>
+          <w:sz w:val="21"/>
+          <w:szCs w:val="21"/>
+        </w:rPr>
+      </w:pPr>
+      <w:r>
+        <w:rPr>
+          <w:rFonts w:ascii="Consolas" w:eastAsia="굴림" w:hAnsi="Consolas" w:cs="굴림"/>
+          <w:color w:val="6A9955"/>
+          <w:kern w:val="0"/>
+          <w:sz w:val="21"/>
+          <w:szCs w:val="21"/>
+        </w:rPr>
+        <w:t>    // previously received bytes + currently received bytes</w:t>
+      </w:r>
+    </w:p>
+    <w:p>
+      <w:pPr>
+        <w:widowControl/>
+        <w:shd w:val="clear" w:color="auto" w:fill="1F1F1F"/>
+        <w:wordWrap/>
+        <w:autoSpaceDE/>
+        <w:autoSpaceDN/>
+        <w:spacing w:after="0" w:line="285" w:lineRule="atLeast"/>
+        <w:jc w:val="left"/>
+        <w:rPr>
+          <w:rFonts w:ascii="Consolas" w:eastAsia="굴림" w:hAnsi="Consolas" w:cs="굴림"/>
+          <w:color w:val="CCCCCC"/>
+          <w:kern w:val="0"/>
+          <w:sz w:val="21"/>
+          <w:szCs w:val="21"/>
+        </w:rPr>
+      </w:pPr>
+      <w:r>
+        <w:rPr>
+          <w:rFonts w:ascii="Consolas" w:eastAsia="굴림" w:hAnsi="Consolas" w:cs="굴림"/>
+          <w:color w:val="CCCCCC"/>
+          <w:kern w:val="0"/>
+          <w:sz w:val="21"/>
+          <w:szCs w:val="21"/>
+        </w:rPr>
+        <w:t xml:space="preserve">    </w:t>
+      </w:r>
+      <w:r>
+        <w:rPr>
+          <w:rFonts w:ascii="Consolas" w:eastAsia="굴림" w:hAnsi="Consolas" w:cs="굴림"/>
+          <w:color w:val="C586C0"/>
+          <w:kern w:val="0"/>
+          <w:sz w:val="21"/>
+          <w:szCs w:val="21"/>
+        </w:rPr>
+        <w:t>while</w:t>
+      </w:r>
+      <w:r>
+        <w:rPr>
+          <w:rFonts w:ascii="Consolas" w:eastAsia="굴림" w:hAnsi="Consolas" w:cs="굴림"/>
+          <w:color w:val="CCCCCC"/>
+          <w:kern w:val="0"/>
+          <w:sz w:val="21"/>
+          <w:szCs w:val="21"/>
+        </w:rPr>
+        <w:t xml:space="preserve"> (</w:t>
+      </w:r>
+      <w:r>
+        <w:rPr>
+          <w:rFonts w:ascii="Consolas" w:eastAsia="굴림" w:hAnsi="Consolas" w:cs="굴림"/>
+          <w:color w:val="9CDCFE"/>
+          <w:kern w:val="0"/>
+          <w:sz w:val="21"/>
+          <w:szCs w:val="21"/>
+        </w:rPr>
+        <w:t>recvOffset_</w:t>
+      </w:r>
+      <w:r>
+        <w:rPr>
+          <w:rFonts w:ascii="Consolas" w:eastAsia="굴림" w:hAnsi="Consolas" w:cs="굴림"/>
+          <w:color w:val="CCCCCC"/>
+          <w:kern w:val="0"/>
+          <w:sz w:val="21"/>
+          <w:szCs w:val="21"/>
+        </w:rPr>
+        <w:t xml:space="preserve"> </w:t>
+      </w:r>
+      <w:r>
+        <w:rPr>
+          <w:rFonts w:ascii="Consolas" w:eastAsia="굴림" w:hAnsi="Consolas" w:cs="굴림"/>
+          <w:color w:val="D4D4D4"/>
+          <w:kern w:val="0"/>
+          <w:sz w:val="21"/>
+          <w:szCs w:val="21"/>
+        </w:rPr>
+        <w:t>+</w:t>
+      </w:r>
+      <w:r>
+        <w:rPr>
+          <w:rFonts w:ascii="Consolas" w:eastAsia="굴림" w:hAnsi="Consolas" w:cs="굴림"/>
+          <w:color w:val="CCCCCC"/>
+          <w:kern w:val="0"/>
+          <w:sz w:val="21"/>
+          <w:szCs w:val="21"/>
+        </w:rPr>
+        <w:t xml:space="preserve"> </w:t>
+      </w:r>
+      <w:r>
+        <w:rPr>
+          <w:rFonts w:ascii="Consolas" w:eastAsia="굴림" w:hAnsi="Consolas" w:cs="굴림"/>
+          <w:color w:val="9CDCFE"/>
+          <w:kern w:val="0"/>
+          <w:sz w:val="21"/>
+          <w:szCs w:val="21"/>
+        </w:rPr>
+        <w:t>recvSize</w:t>
+      </w:r>
+      <w:r>
+        <w:rPr>
+          <w:rFonts w:ascii="Consolas" w:eastAsia="굴림" w:hAnsi="Consolas" w:cs="굴림"/>
+          <w:color w:val="CCCCCC"/>
+          <w:kern w:val="0"/>
+          <w:sz w:val="21"/>
+          <w:szCs w:val="21"/>
+        </w:rPr>
+        <w:t>.</w:t>
+      </w:r>
+      <w:r>
+        <w:rPr>
+          <w:rFonts w:ascii="Consolas" w:eastAsia="굴림" w:hAnsi="Consolas" w:cs="굴림"/>
+          <w:color w:val="DCDCAA"/>
+          <w:kern w:val="0"/>
+          <w:sz w:val="21"/>
+          <w:szCs w:val="21"/>
+        </w:rPr>
+        <w:t>value</w:t>
+      </w:r>
+      <w:r>
+        <w:rPr>
+          <w:rFonts w:ascii="Consolas" w:eastAsia="굴림" w:hAnsi="Consolas" w:cs="굴림"/>
+          <w:color w:val="CCCCCC"/>
+          <w:kern w:val="0"/>
+          <w:sz w:val="21"/>
+          <w:szCs w:val="21"/>
+        </w:rPr>
+        <w:t xml:space="preserve">() </w:t>
+      </w:r>
+      <w:r>
+        <w:rPr>
+          <w:rFonts w:ascii="Consolas" w:eastAsia="굴림" w:hAnsi="Consolas" w:cs="굴림"/>
+          <w:color w:val="D4D4D4"/>
+          <w:kern w:val="0"/>
+          <w:sz w:val="21"/>
+          <w:szCs w:val="21"/>
+        </w:rPr>
+        <w:t>&gt;=</w:t>
+      </w:r>
+      <w:r>
+        <w:rPr>
+          <w:rFonts w:ascii="Consolas" w:eastAsia="굴림" w:hAnsi="Consolas" w:cs="굴림"/>
+          <w:color w:val="CCCCCC"/>
+          <w:kern w:val="0"/>
+          <w:sz w:val="21"/>
+          <w:szCs w:val="21"/>
+        </w:rPr>
+        <w:t xml:space="preserve"> </w:t>
+      </w:r>
+      <w:r>
+        <w:rPr>
+          <w:rFonts w:ascii="Consolas" w:eastAsia="굴림" w:hAnsi="Consolas" w:cs="굴림"/>
+          <w:color w:val="569CD6"/>
+          <w:kern w:val="0"/>
+          <w:sz w:val="21"/>
+          <w:szCs w:val="21"/>
+        </w:rPr>
+        <w:t>sizeof</w:t>
+      </w:r>
+      <w:r>
+        <w:rPr>
+          <w:rFonts w:ascii="Consolas" w:eastAsia="굴림" w:hAnsi="Consolas" w:cs="굴림"/>
+          <w:color w:val="CCCCCC"/>
+          <w:kern w:val="0"/>
+          <w:sz w:val="21"/>
+          <w:szCs w:val="21"/>
+        </w:rPr>
+        <w:t>(</w:t>
+      </w:r>
+      <w:r>
+        <w:rPr>
+          <w:rFonts w:ascii="Consolas" w:eastAsia="굴림" w:hAnsi="Consolas" w:cs="굴림"/>
+          <w:color w:val="4EC9B0"/>
+          <w:kern w:val="0"/>
+          <w:sz w:val="21"/>
+          <w:szCs w:val="21"/>
+        </w:rPr>
+        <w:t>std</w:t>
+      </w:r>
+      <w:r>
+        <w:rPr>
+          <w:rFonts w:ascii="Consolas" w:eastAsia="굴림" w:hAnsi="Consolas" w:cs="굴림"/>
+          <w:color w:val="CCCCCC"/>
+          <w:kern w:val="0"/>
+          <w:sz w:val="21"/>
+          <w:szCs w:val="21"/>
+        </w:rPr>
+        <w:t>::</w:t>
+      </w:r>
+      <w:r>
+        <w:rPr>
+          <w:rFonts w:ascii="Consolas" w:eastAsia="굴림" w:hAnsi="Consolas" w:cs="굴림"/>
+          <w:color w:val="569CD6"/>
+          <w:kern w:val="0"/>
+          <w:sz w:val="21"/>
+          <w:szCs w:val="21"/>
+        </w:rPr>
+        <w:t>uint16_t</w:t>
+      </w:r>
+      <w:r>
+        <w:rPr>
+          <w:rFonts w:ascii="Consolas" w:eastAsia="굴림" w:hAnsi="Consolas" w:cs="굴림"/>
+          <w:color w:val="CCCCCC"/>
+          <w:kern w:val="0"/>
+          <w:sz w:val="21"/>
+          <w:szCs w:val="21"/>
+        </w:rPr>
+        <w:t>)) {</w:t>
+      </w:r>
+      <w:r>
+        <w:rPr>
+          <w:rFonts w:ascii="Consolas" w:eastAsia="굴림" w:hAnsi="Consolas" w:cs="굴림"/>
+          <w:color w:val="6A9955"/>
+          <w:kern w:val="0"/>
+          <w:sz w:val="21"/>
+          <w:szCs w:val="21"/>
+        </w:rPr>
+        <w:t xml:space="preserve">  // at least it should be able to receive packet size</w:t>
+      </w:r>
+    </w:p>
+    <w:p>
+      <w:pPr>
+        <w:widowControl/>
+        <w:shd w:val="clear" w:color="auto" w:fill="1F1F1F"/>
+        <w:wordWrap/>
+        <w:autoSpaceDE/>
+        <w:autoSpaceDN/>
+        <w:spacing w:after="0" w:line="285" w:lineRule="atLeast"/>
+        <w:jc w:val="left"/>
+        <w:rPr>
+          <w:rFonts w:ascii="Consolas" w:eastAsia="굴림" w:hAnsi="Consolas" w:cs="굴림"/>
+          <w:color w:val="CCCCCC"/>
+          <w:kern w:val="0"/>
+          <w:sz w:val="21"/>
+          <w:szCs w:val="21"/>
+        </w:rPr>
+      </w:pPr>
+      <w:r>
+        <w:rPr>
+          <w:rFonts w:ascii="Consolas" w:eastAsia="굴림" w:hAnsi="Consolas" w:cs="굴림"/>
+          <w:color w:val="CCCCCC"/>
+          <w:kern w:val="0"/>
+          <w:sz w:val="21"/>
+          <w:szCs w:val="21"/>
+        </w:rPr>
+        <w:t xml:space="preserve">        </w:t>
+      </w:r>
+      <w:r>
+        <w:rPr>
+          <w:rFonts w:ascii="Consolas" w:eastAsia="굴림" w:hAnsi="Consolas" w:cs="굴림"/>
+          <w:color w:val="569CD6"/>
+          <w:kern w:val="0"/>
+          <w:sz w:val="21"/>
+          <w:szCs w:val="21"/>
+        </w:rPr>
+        <w:t>const</w:t>
+      </w:r>
+      <w:r>
+        <w:rPr>
+          <w:rFonts w:ascii="Consolas" w:eastAsia="굴림" w:hAnsi="Consolas" w:cs="굴림"/>
+          <w:color w:val="CCCCCC"/>
+          <w:kern w:val="0"/>
+          <w:sz w:val="21"/>
+          <w:szCs w:val="21"/>
+        </w:rPr>
+        <w:t xml:space="preserve"> </w:t>
+      </w:r>
+      <w:r>
+        <w:rPr>
+          <w:rFonts w:ascii="Consolas" w:eastAsia="굴림" w:hAnsi="Consolas" w:cs="굴림"/>
+          <w:color w:val="569CD6"/>
+          <w:kern w:val="0"/>
+          <w:sz w:val="21"/>
+          <w:szCs w:val="21"/>
+        </w:rPr>
+        <w:t>auto</w:t>
+      </w:r>
+      <w:r>
+        <w:rPr>
+          <w:rFonts w:ascii="Consolas" w:eastAsia="굴림" w:hAnsi="Consolas" w:cs="굴림"/>
+          <w:color w:val="CCCCCC"/>
+          <w:kern w:val="0"/>
+          <w:sz w:val="21"/>
+          <w:szCs w:val="21"/>
+        </w:rPr>
+        <w:t xml:space="preserve"> </w:t>
+      </w:r>
+      <w:r>
+        <w:rPr>
+          <w:rFonts w:ascii="Consolas" w:eastAsia="굴림" w:hAnsi="Consolas" w:cs="굴림"/>
+          <w:color w:val="9CDCFE"/>
+          <w:kern w:val="0"/>
+          <w:sz w:val="21"/>
+          <w:szCs w:val="21"/>
+        </w:rPr>
+        <w:t>requiredSize</w:t>
+      </w:r>
+      <w:r>
+        <w:rPr>
+          <w:rFonts w:ascii="Consolas" w:eastAsia="굴림" w:hAnsi="Consolas" w:cs="굴림"/>
+          <w:color w:val="CCCCCC"/>
+          <w:kern w:val="0"/>
+          <w:sz w:val="21"/>
+          <w:szCs w:val="21"/>
+        </w:rPr>
+        <w:t xml:space="preserve"> </w:t>
+      </w:r>
+      <w:r>
+        <w:rPr>
+          <w:rFonts w:ascii="Consolas" w:eastAsia="굴림" w:hAnsi="Consolas" w:cs="굴림"/>
+          <w:color w:val="D4D4D4"/>
+          <w:kern w:val="0"/>
+          <w:sz w:val="21"/>
+          <w:szCs w:val="21"/>
+        </w:rPr>
+        <w:t>=</w:t>
+      </w:r>
+      <w:r>
+        <w:rPr>
+          <w:rFonts w:ascii="Consolas" w:eastAsia="굴림" w:hAnsi="Consolas" w:cs="굴림"/>
+          <w:color w:val="CCCCCC"/>
+          <w:kern w:val="0"/>
+          <w:sz w:val="21"/>
+          <w:szCs w:val="21"/>
+        </w:rPr>
+        <w:t xml:space="preserve"> </w:t>
+      </w:r>
+      <w:r>
+        <w:rPr>
+          <w:rFonts w:ascii="Consolas" w:eastAsia="굴림" w:hAnsi="Consolas" w:cs="굴림"/>
+          <w:color w:val="569CD6"/>
+          <w:kern w:val="0"/>
+          <w:sz w:val="21"/>
+          <w:szCs w:val="21"/>
+        </w:rPr>
+        <w:t>reinterpret_cast</w:t>
+      </w:r>
+      <w:r>
+        <w:rPr>
+          <w:rFonts w:ascii="Consolas" w:eastAsia="굴림" w:hAnsi="Consolas" w:cs="굴림"/>
+          <w:color w:val="D4D4D4"/>
+          <w:kern w:val="0"/>
+          <w:sz w:val="21"/>
+          <w:szCs w:val="21"/>
+        </w:rPr>
+        <w:t>&lt;</w:t>
+      </w:r>
+      <w:r>
+        <w:rPr>
+          <w:rFonts w:ascii="Consolas" w:eastAsia="굴림" w:hAnsi="Consolas" w:cs="굴림"/>
+          <w:color w:val="569CD6"/>
+          <w:kern w:val="0"/>
+          <w:sz w:val="21"/>
+          <w:szCs w:val="21"/>
+        </w:rPr>
+        <w:t>const</w:t>
+      </w:r>
+      <w:r>
+        <w:rPr>
+          <w:rFonts w:ascii="Consolas" w:eastAsia="굴림" w:hAnsi="Consolas" w:cs="굴림"/>
+          <w:color w:val="CCCCCC"/>
+          <w:kern w:val="0"/>
+          <w:sz w:val="21"/>
+          <w:szCs w:val="21"/>
+        </w:rPr>
+        <w:t xml:space="preserve"> </w:t>
+      </w:r>
+      <w:r>
+        <w:rPr>
+          <w:rFonts w:ascii="Consolas" w:eastAsia="굴림" w:hAnsi="Consolas" w:cs="굴림"/>
+          <w:color w:val="9CDCFE"/>
+          <w:kern w:val="0"/>
+          <w:sz w:val="21"/>
+          <w:szCs w:val="21"/>
+        </w:rPr>
+        <w:t>Packet</w:t>
+      </w:r>
+      <w:r>
+        <w:rPr>
+          <w:rFonts w:ascii="Consolas" w:eastAsia="굴림" w:hAnsi="Consolas" w:cs="굴림"/>
+          <w:color w:val="D4D4D4"/>
+          <w:kern w:val="0"/>
+          <w:sz w:val="21"/>
+          <w:szCs w:val="21"/>
+        </w:rPr>
+        <w:t>*&gt;</w:t>
+      </w:r>
+      <w:r>
+        <w:rPr>
+          <w:rFonts w:ascii="Consolas" w:eastAsia="굴림" w:hAnsi="Consolas" w:cs="굴림"/>
+          <w:color w:val="CCCCCC"/>
+          <w:kern w:val="0"/>
+          <w:sz w:val="21"/>
+          <w:szCs w:val="21"/>
+        </w:rPr>
+        <w:t>(</w:t>
+      </w:r>
+      <w:r>
+        <w:rPr>
+          <w:rFonts w:ascii="Consolas" w:eastAsia="굴림" w:hAnsi="Consolas" w:cs="굴림"/>
+          <w:color w:val="9CDCFE"/>
+          <w:kern w:val="0"/>
+          <w:sz w:val="21"/>
+          <w:szCs w:val="21"/>
+        </w:rPr>
+        <w:t>recvBuf_</w:t>
+      </w:r>
+      <w:r>
+        <w:rPr>
+          <w:rFonts w:ascii="Consolas" w:eastAsia="굴림" w:hAnsi="Consolas" w:cs="굴림"/>
+          <w:color w:val="CCCCCC"/>
+          <w:kern w:val="0"/>
+          <w:sz w:val="21"/>
+          <w:szCs w:val="21"/>
+        </w:rPr>
+        <w:t>.</w:t>
+      </w:r>
+      <w:r>
+        <w:rPr>
+          <w:rFonts w:ascii="Consolas" w:eastAsia="굴림" w:hAnsi="Consolas" w:cs="굴림"/>
+          <w:color w:val="DCDCAA"/>
+          <w:kern w:val="0"/>
+          <w:sz w:val="21"/>
+          <w:szCs w:val="21"/>
+        </w:rPr>
+        <w:t>data</w:t>
+      </w:r>
+      <w:r>
+        <w:rPr>
+          <w:rFonts w:ascii="Consolas" w:eastAsia="굴림" w:hAnsi="Consolas" w:cs="굴림"/>
+          <w:color w:val="CCCCCC"/>
+          <w:kern w:val="0"/>
+          <w:sz w:val="21"/>
+          <w:szCs w:val="21"/>
+        </w:rPr>
+        <w:t xml:space="preserve">() </w:t>
+      </w:r>
+      <w:r>
+        <w:rPr>
+          <w:rFonts w:ascii="Consolas" w:eastAsia="굴림" w:hAnsi="Consolas" w:cs="굴림"/>
+          <w:color w:val="D4D4D4"/>
+          <w:kern w:val="0"/>
+          <w:sz w:val="21"/>
+          <w:szCs w:val="21"/>
+        </w:rPr>
+        <w:t>+</w:t>
+      </w:r>
+      <w:r>
+        <w:rPr>
+          <w:rFonts w:ascii="Consolas" w:eastAsia="굴림" w:hAnsi="Consolas" w:cs="굴림"/>
+          <w:color w:val="CCCCCC"/>
+          <w:kern w:val="0"/>
+          <w:sz w:val="21"/>
+          <w:szCs w:val="21"/>
+        </w:rPr>
+        <w:t xml:space="preserve"> </w:t>
+      </w:r>
+      <w:r>
+        <w:rPr>
+          <w:rFonts w:ascii="Consolas" w:eastAsia="굴림" w:hAnsi="Consolas" w:cs="굴림"/>
+          <w:color w:val="9CDCFE"/>
+          <w:kern w:val="0"/>
+          <w:sz w:val="21"/>
+          <w:szCs w:val="21"/>
+        </w:rPr>
+        <w:t>readOffset</w:t>
+      </w:r>
+      <w:r>
+        <w:rPr>
+          <w:rFonts w:ascii="Consolas" w:eastAsia="굴림" w:hAnsi="Consolas" w:cs="굴림"/>
+          <w:color w:val="CCCCCC"/>
+          <w:kern w:val="0"/>
+          <w:sz w:val="21"/>
+          <w:szCs w:val="21"/>
+        </w:rPr>
+        <w:t>)-&gt;</w:t>
+      </w:r>
+      <w:r>
+        <w:rPr>
+          <w:rFonts w:ascii="Consolas" w:eastAsia="굴림" w:hAnsi="Consolas" w:cs="굴림"/>
+          <w:color w:val="9CDCFE"/>
+          <w:kern w:val="0"/>
+          <w:sz w:val="21"/>
+          <w:szCs w:val="21"/>
+        </w:rPr>
+        <w:t>size</w:t>
+      </w:r>
+      <w:r>
+        <w:rPr>
+          <w:rFonts w:ascii="Consolas" w:eastAsia="굴림" w:hAnsi="Consolas" w:cs="굴림"/>
+          <w:color w:val="CCCCCC"/>
+          <w:kern w:val="0"/>
+          <w:sz w:val="21"/>
+          <w:szCs w:val="21"/>
+        </w:rPr>
+        <w:t>;</w:t>
+      </w:r>
+    </w:p>
+    <w:p>
+      <w:pPr>
+        <w:widowControl/>
+        <w:shd w:val="clear" w:color="auto" w:fill="1F1F1F"/>
+        <w:wordWrap/>
+        <w:autoSpaceDE/>
+        <w:autoSpaceDN/>
+        <w:spacing w:after="0" w:line="285" w:lineRule="atLeast"/>
+        <w:jc w:val="left"/>
+        <w:rPr>
+          <w:rFonts w:ascii="Consolas" w:eastAsia="굴림" w:hAnsi="Consolas" w:cs="굴림"/>
+          <w:color w:val="CCCCCC"/>
+          <w:kern w:val="0"/>
+          <w:sz w:val="21"/>
+          <w:szCs w:val="21"/>
+        </w:rPr>
+      </w:pPr>
+    </w:p>
+    <w:p>
+      <w:pPr>
+        <w:widowControl/>
+        <w:shd w:val="clear" w:color="auto" w:fill="1F1F1F"/>
+        <w:wordWrap/>
+        <w:autoSpaceDE/>
+        <w:autoSpaceDN/>
+        <w:spacing w:after="0" w:line="285" w:lineRule="atLeast"/>
+        <w:jc w:val="left"/>
+        <w:rPr>
+          <w:rFonts w:ascii="Consolas" w:eastAsia="굴림" w:hAnsi="Consolas" w:cs="굴림"/>
+          <w:color w:val="CCCCCC"/>
+          <w:kern w:val="0"/>
+          <w:sz w:val="21"/>
+          <w:szCs w:val="21"/>
+        </w:rPr>
+      </w:pPr>
+      <w:r>
+        <w:rPr>
+          <w:rFonts w:ascii="Consolas" w:eastAsia="굴림" w:hAnsi="Consolas" w:cs="굴림"/>
+          <w:color w:val="CCCCCC"/>
+          <w:kern w:val="0"/>
+          <w:sz w:val="21"/>
+          <w:szCs w:val="21"/>
+        </w:rPr>
+        <w:lastRenderedPageBreak/>
+        <w:t xml:space="preserve">        </w:t>
+      </w:r>
+      <w:r>
+        <w:rPr>
+          <w:rFonts w:ascii="Consolas" w:eastAsia="굴림" w:hAnsi="Consolas" w:cs="굴림"/>
+          <w:color w:val="C586C0"/>
+          <w:kern w:val="0"/>
+          <w:sz w:val="21"/>
+          <w:szCs w:val="21"/>
+        </w:rPr>
+        <w:t>if</w:t>
+      </w:r>
+      <w:r>
+        <w:rPr>
+          <w:rFonts w:ascii="Consolas" w:eastAsia="굴림" w:hAnsi="Consolas" w:cs="굴림"/>
+          <w:color w:val="CCCCCC"/>
+          <w:kern w:val="0"/>
+          <w:sz w:val="21"/>
+          <w:szCs w:val="21"/>
+        </w:rPr>
+        <w:t xml:space="preserve"> (</w:t>
+      </w:r>
+      <w:r>
+        <w:rPr>
+          <w:rFonts w:ascii="Consolas" w:eastAsia="굴림" w:hAnsi="Consolas" w:cs="굴림"/>
+          <w:color w:val="9CDCFE"/>
+          <w:kern w:val="0"/>
+          <w:sz w:val="21"/>
+          <w:szCs w:val="21"/>
+        </w:rPr>
+        <w:t>recvOffset_</w:t>
+      </w:r>
+      <w:r>
+        <w:rPr>
+          <w:rFonts w:ascii="Consolas" w:eastAsia="굴림" w:hAnsi="Consolas" w:cs="굴림"/>
+          <w:color w:val="CCCCCC"/>
+          <w:kern w:val="0"/>
+          <w:sz w:val="21"/>
+          <w:szCs w:val="21"/>
+        </w:rPr>
+        <w:t xml:space="preserve"> </w:t>
+      </w:r>
+      <w:r>
+        <w:rPr>
+          <w:rFonts w:ascii="Consolas" w:eastAsia="굴림" w:hAnsi="Consolas" w:cs="굴림"/>
+          <w:color w:val="D4D4D4"/>
+          <w:kern w:val="0"/>
+          <w:sz w:val="21"/>
+          <w:szCs w:val="21"/>
+        </w:rPr>
+        <w:t>+</w:t>
+      </w:r>
+      <w:r>
+        <w:rPr>
+          <w:rFonts w:ascii="Consolas" w:eastAsia="굴림" w:hAnsi="Consolas" w:cs="굴림"/>
+          <w:color w:val="CCCCCC"/>
+          <w:kern w:val="0"/>
+          <w:sz w:val="21"/>
+          <w:szCs w:val="21"/>
+        </w:rPr>
+        <w:t xml:space="preserve"> </w:t>
+      </w:r>
+      <w:r>
+        <w:rPr>
+          <w:rFonts w:ascii="Consolas" w:eastAsia="굴림" w:hAnsi="Consolas" w:cs="굴림"/>
+          <w:color w:val="9CDCFE"/>
+          <w:kern w:val="0"/>
+          <w:sz w:val="21"/>
+          <w:szCs w:val="21"/>
+        </w:rPr>
+        <w:t>recvSize</w:t>
+      </w:r>
+      <w:r>
+        <w:rPr>
+          <w:rFonts w:ascii="Consolas" w:eastAsia="굴림" w:hAnsi="Consolas" w:cs="굴림"/>
+          <w:color w:val="CCCCCC"/>
+          <w:kern w:val="0"/>
+          <w:sz w:val="21"/>
+          <w:szCs w:val="21"/>
+        </w:rPr>
+        <w:t>.</w:t>
+      </w:r>
+      <w:r>
+        <w:rPr>
+          <w:rFonts w:ascii="Consolas" w:eastAsia="굴림" w:hAnsi="Consolas" w:cs="굴림"/>
+          <w:color w:val="DCDCAA"/>
+          <w:kern w:val="0"/>
+          <w:sz w:val="21"/>
+          <w:szCs w:val="21"/>
+        </w:rPr>
+        <w:t>value</w:t>
+      </w:r>
+      <w:r>
+        <w:rPr>
+          <w:rFonts w:ascii="Consolas" w:eastAsia="굴림" w:hAnsi="Consolas" w:cs="굴림"/>
+          <w:color w:val="CCCCCC"/>
+          <w:kern w:val="0"/>
+          <w:sz w:val="21"/>
+          <w:szCs w:val="21"/>
+        </w:rPr>
+        <w:t xml:space="preserve">() </w:t>
+      </w:r>
+      <w:r>
+        <w:rPr>
+          <w:rFonts w:ascii="Consolas" w:eastAsia="굴림" w:hAnsi="Consolas" w:cs="굴림"/>
+          <w:color w:val="D4D4D4"/>
+          <w:kern w:val="0"/>
+          <w:sz w:val="21"/>
+          <w:szCs w:val="21"/>
+        </w:rPr>
+        <w:t>&lt;</w:t>
+      </w:r>
+      <w:r>
+        <w:rPr>
+          <w:rFonts w:ascii="Consolas" w:eastAsia="굴림" w:hAnsi="Consolas" w:cs="굴림"/>
+          <w:color w:val="CCCCCC"/>
+          <w:kern w:val="0"/>
+          <w:sz w:val="21"/>
+          <w:szCs w:val="21"/>
+        </w:rPr>
+        <w:t xml:space="preserve"> </w:t>
+      </w:r>
+      <w:r>
+        <w:rPr>
+          <w:rFonts w:ascii="Consolas" w:eastAsia="굴림" w:hAnsi="Consolas" w:cs="굴림"/>
+          <w:color w:val="9CDCFE"/>
+          <w:kern w:val="0"/>
+          <w:sz w:val="21"/>
+          <w:szCs w:val="21"/>
+        </w:rPr>
+        <w:t>requiredSize</w:t>
+      </w:r>
+      <w:r>
+        <w:rPr>
+          <w:rFonts w:ascii="Consolas" w:eastAsia="굴림" w:hAnsi="Consolas" w:cs="굴림"/>
+          <w:color w:val="CCCCCC"/>
+          <w:kern w:val="0"/>
+          <w:sz w:val="21"/>
+          <w:szCs w:val="21"/>
+        </w:rPr>
+        <w:t>) {</w:t>
+      </w:r>
+    </w:p>
+    <w:p>
+      <w:pPr>
+        <w:widowControl/>
+        <w:shd w:val="clear" w:color="auto" w:fill="1F1F1F"/>
+        <w:wordWrap/>
+        <w:autoSpaceDE/>
+        <w:autoSpaceDN/>
+        <w:spacing w:after="0" w:line="285" w:lineRule="atLeast"/>
+        <w:jc w:val="left"/>
+        <w:rPr>
+          <w:rFonts w:ascii="Consolas" w:eastAsia="굴림" w:hAnsi="Consolas" w:cs="굴림"/>
+          <w:color w:val="CCCCCC"/>
+          <w:kern w:val="0"/>
+          <w:sz w:val="21"/>
+          <w:szCs w:val="21"/>
+        </w:rPr>
+      </w:pPr>
+      <w:r>
+        <w:rPr>
+          <w:rFonts w:ascii="Consolas" w:eastAsia="굴림" w:hAnsi="Consolas" w:cs="굴림"/>
+          <w:color w:val="6A9955"/>
+          <w:kern w:val="0"/>
+          <w:sz w:val="21"/>
+          <w:szCs w:val="21"/>
+        </w:rPr>
+        <w:t>            // packet fragmentized, reassemble required.</w:t>
+      </w:r>
+    </w:p>
+    <w:p>
+      <w:pPr>
+        <w:widowControl/>
+        <w:shd w:val="clear" w:color="auto" w:fill="1F1F1F"/>
+        <w:wordWrap/>
+        <w:autoSpaceDE/>
+        <w:autoSpaceDN/>
+        <w:spacing w:after="0" w:line="285" w:lineRule="atLeast"/>
+        <w:jc w:val="left"/>
+        <w:rPr>
+          <w:rFonts w:ascii="Consolas" w:eastAsia="굴림" w:hAnsi="Consolas" w:cs="굴림"/>
+          <w:color w:val="CCCCCC"/>
+          <w:kern w:val="0"/>
+          <w:sz w:val="21"/>
+          <w:szCs w:val="21"/>
+        </w:rPr>
+      </w:pPr>
+      <w:r>
+        <w:rPr>
+          <w:rFonts w:ascii="Consolas" w:eastAsia="굴림" w:hAnsi="Consolas" w:cs="굴림"/>
+          <w:color w:val="CCCCCC"/>
+          <w:kern w:val="0"/>
+          <w:sz w:val="21"/>
+          <w:szCs w:val="21"/>
+        </w:rPr>
+        <w:t xml:space="preserve">            </w:t>
+      </w:r>
+      <w:r>
+        <w:rPr>
+          <w:rFonts w:ascii="Consolas" w:eastAsia="굴림" w:hAnsi="Consolas" w:cs="굴림"/>
+          <w:color w:val="4EC9B0"/>
+          <w:kern w:val="0"/>
+          <w:sz w:val="21"/>
+          <w:szCs w:val="21"/>
+        </w:rPr>
+        <w:t>std</w:t>
+      </w:r>
+      <w:r>
+        <w:rPr>
+          <w:rFonts w:ascii="Consolas" w:eastAsia="굴림" w:hAnsi="Consolas" w:cs="굴림"/>
+          <w:color w:val="CCCCCC"/>
+          <w:kern w:val="0"/>
+          <w:sz w:val="21"/>
+          <w:szCs w:val="21"/>
+        </w:rPr>
+        <w:t>::</w:t>
+      </w:r>
+      <w:r>
+        <w:rPr>
+          <w:rFonts w:ascii="Consolas" w:eastAsia="굴림" w:hAnsi="Consolas" w:cs="굴림"/>
+          <w:color w:val="DCDCAA"/>
+          <w:kern w:val="0"/>
+          <w:sz w:val="21"/>
+          <w:szCs w:val="21"/>
+        </w:rPr>
+        <w:t>memmove</w:t>
+      </w:r>
+      <w:r>
+        <w:rPr>
+          <w:rFonts w:ascii="Consolas" w:eastAsia="굴림" w:hAnsi="Consolas" w:cs="굴림"/>
+          <w:color w:val="CCCCCC"/>
+          <w:kern w:val="0"/>
+          <w:sz w:val="21"/>
+          <w:szCs w:val="21"/>
+        </w:rPr>
+        <w:t>(</w:t>
+      </w:r>
+      <w:r>
+        <w:rPr>
+          <w:rFonts w:ascii="Consolas" w:eastAsia="굴림" w:hAnsi="Consolas" w:cs="굴림"/>
+          <w:color w:val="9CDCFE"/>
+          <w:kern w:val="0"/>
+          <w:sz w:val="21"/>
+          <w:szCs w:val="21"/>
+        </w:rPr>
+        <w:t>recvBuf_</w:t>
+      </w:r>
+      <w:r>
+        <w:rPr>
+          <w:rFonts w:ascii="Consolas" w:eastAsia="굴림" w:hAnsi="Consolas" w:cs="굴림"/>
+          <w:color w:val="CCCCCC"/>
+          <w:kern w:val="0"/>
+          <w:sz w:val="21"/>
+          <w:szCs w:val="21"/>
+        </w:rPr>
+        <w:t>.</w:t>
+      </w:r>
+      <w:r>
+        <w:rPr>
+          <w:rFonts w:ascii="Consolas" w:eastAsia="굴림" w:hAnsi="Consolas" w:cs="굴림"/>
+          <w:color w:val="DCDCAA"/>
+          <w:kern w:val="0"/>
+          <w:sz w:val="21"/>
+          <w:szCs w:val="21"/>
+        </w:rPr>
+        <w:t>data</w:t>
+      </w:r>
+      <w:r>
+        <w:rPr>
+          <w:rFonts w:ascii="Consolas" w:eastAsia="굴림" w:hAnsi="Consolas" w:cs="굴림"/>
+          <w:color w:val="CCCCCC"/>
+          <w:kern w:val="0"/>
+          <w:sz w:val="21"/>
+          <w:szCs w:val="21"/>
+        </w:rPr>
+        <w:t xml:space="preserve">() </w:t>
+      </w:r>
+      <w:r>
+        <w:rPr>
+          <w:rFonts w:ascii="Consolas" w:eastAsia="굴림" w:hAnsi="Consolas" w:cs="굴림"/>
+          <w:color w:val="D4D4D4"/>
+          <w:kern w:val="0"/>
+          <w:sz w:val="21"/>
+          <w:szCs w:val="21"/>
+        </w:rPr>
+        <w:t>+</w:t>
+      </w:r>
+      <w:r>
+        <w:rPr>
+          <w:rFonts w:ascii="Consolas" w:eastAsia="굴림" w:hAnsi="Consolas" w:cs="굴림"/>
+          <w:color w:val="CCCCCC"/>
+          <w:kern w:val="0"/>
+          <w:sz w:val="21"/>
+          <w:szCs w:val="21"/>
+        </w:rPr>
+        <w:t xml:space="preserve"> </w:t>
+      </w:r>
+      <w:r>
+        <w:rPr>
+          <w:rFonts w:ascii="Consolas" w:eastAsia="굴림" w:hAnsi="Consolas" w:cs="굴림"/>
+          <w:color w:val="9CDCFE"/>
+          <w:kern w:val="0"/>
+          <w:sz w:val="21"/>
+          <w:szCs w:val="21"/>
+        </w:rPr>
+        <w:t>recvOffset_</w:t>
+      </w:r>
+      <w:r>
+        <w:rPr>
+          <w:rFonts w:ascii="Consolas" w:eastAsia="굴림" w:hAnsi="Consolas" w:cs="굴림"/>
+          <w:color w:val="CCCCCC"/>
+          <w:kern w:val="0"/>
+          <w:sz w:val="21"/>
+          <w:szCs w:val="21"/>
+        </w:rPr>
+        <w:t xml:space="preserve">, </w:t>
+      </w:r>
+      <w:r>
+        <w:rPr>
+          <w:rFonts w:ascii="Consolas" w:eastAsia="굴림" w:hAnsi="Consolas" w:cs="굴림"/>
+          <w:color w:val="9CDCFE"/>
+          <w:kern w:val="0"/>
+          <w:sz w:val="21"/>
+          <w:szCs w:val="21"/>
+        </w:rPr>
+        <w:t>recvBuf_</w:t>
+      </w:r>
+      <w:r>
+        <w:rPr>
+          <w:rFonts w:ascii="Consolas" w:eastAsia="굴림" w:hAnsi="Consolas" w:cs="굴림"/>
+          <w:color w:val="CCCCCC"/>
+          <w:kern w:val="0"/>
+          <w:sz w:val="21"/>
+          <w:szCs w:val="21"/>
+        </w:rPr>
+        <w:t>.</w:t>
+      </w:r>
+      <w:r>
+        <w:rPr>
+          <w:rFonts w:ascii="Consolas" w:eastAsia="굴림" w:hAnsi="Consolas" w:cs="굴림"/>
+          <w:color w:val="DCDCAA"/>
+          <w:kern w:val="0"/>
+          <w:sz w:val="21"/>
+          <w:szCs w:val="21"/>
+        </w:rPr>
+        <w:t>data</w:t>
+      </w:r>
+      <w:r>
+        <w:rPr>
+          <w:rFonts w:ascii="Consolas" w:eastAsia="굴림" w:hAnsi="Consolas" w:cs="굴림"/>
+          <w:color w:val="CCCCCC"/>
+          <w:kern w:val="0"/>
+          <w:sz w:val="21"/>
+          <w:szCs w:val="21"/>
+        </w:rPr>
+        <w:t xml:space="preserve">() </w:t>
+      </w:r>
+      <w:r>
+        <w:rPr>
+          <w:rFonts w:ascii="Consolas" w:eastAsia="굴림" w:hAnsi="Consolas" w:cs="굴림"/>
+          <w:color w:val="D4D4D4"/>
+          <w:kern w:val="0"/>
+          <w:sz w:val="21"/>
+          <w:szCs w:val="21"/>
+        </w:rPr>
+        <w:t>+</w:t>
+      </w:r>
+      <w:r>
+        <w:rPr>
+          <w:rFonts w:ascii="Consolas" w:eastAsia="굴림" w:hAnsi="Consolas" w:cs="굴림"/>
+          <w:color w:val="CCCCCC"/>
+          <w:kern w:val="0"/>
+          <w:sz w:val="21"/>
+          <w:szCs w:val="21"/>
+        </w:rPr>
+        <w:t xml:space="preserve"> </w:t>
+      </w:r>
+      <w:r>
+        <w:rPr>
+          <w:rFonts w:ascii="Consolas" w:eastAsia="굴림" w:hAnsi="Consolas" w:cs="굴림"/>
+          <w:color w:val="9CDCFE"/>
+          <w:kern w:val="0"/>
+          <w:sz w:val="21"/>
+          <w:szCs w:val="21"/>
+        </w:rPr>
+        <w:t>recvOffset_</w:t>
+      </w:r>
+      <w:r>
+        <w:rPr>
+          <w:rFonts w:ascii="Consolas" w:eastAsia="굴림" w:hAnsi="Consolas" w:cs="굴림"/>
+          <w:color w:val="CCCCCC"/>
+          <w:kern w:val="0"/>
+          <w:sz w:val="21"/>
+          <w:szCs w:val="21"/>
+        </w:rPr>
+        <w:t xml:space="preserve"> </w:t>
+      </w:r>
+      <w:r>
+        <w:rPr>
+          <w:rFonts w:ascii="Consolas" w:eastAsia="굴림" w:hAnsi="Consolas" w:cs="굴림"/>
+          <w:color w:val="D4D4D4"/>
+          <w:kern w:val="0"/>
+          <w:sz w:val="21"/>
+          <w:szCs w:val="21"/>
+        </w:rPr>
+        <w:t>+</w:t>
+      </w:r>
+      <w:r>
+        <w:rPr>
+          <w:rFonts w:ascii="Consolas" w:eastAsia="굴림" w:hAnsi="Consolas" w:cs="굴림"/>
+          <w:color w:val="CCCCCC"/>
+          <w:kern w:val="0"/>
+          <w:sz w:val="21"/>
+          <w:szCs w:val="21"/>
+        </w:rPr>
+        <w:t xml:space="preserve"> </w:t>
+      </w:r>
+      <w:r>
+        <w:rPr>
+          <w:rFonts w:ascii="Consolas" w:eastAsia="굴림" w:hAnsi="Consolas" w:cs="굴림"/>
+          <w:color w:val="9CDCFE"/>
+          <w:kern w:val="0"/>
+          <w:sz w:val="21"/>
+          <w:szCs w:val="21"/>
+        </w:rPr>
+        <w:t>readOffset</w:t>
+      </w:r>
+      <w:r>
+        <w:rPr>
+          <w:rFonts w:ascii="Consolas" w:eastAsia="굴림" w:hAnsi="Consolas" w:cs="굴림"/>
+          <w:color w:val="CCCCCC"/>
+          <w:kern w:val="0"/>
+          <w:sz w:val="21"/>
+          <w:szCs w:val="21"/>
+        </w:rPr>
+        <w:t xml:space="preserve">, </w:t>
+      </w:r>
+      <w:r>
+        <w:rPr>
+          <w:rFonts w:ascii="Consolas" w:eastAsia="굴림" w:hAnsi="Consolas" w:cs="굴림"/>
+          <w:color w:val="9CDCFE"/>
+          <w:kern w:val="0"/>
+          <w:sz w:val="21"/>
+          <w:szCs w:val="21"/>
+        </w:rPr>
+        <w:t>recvSize</w:t>
+      </w:r>
+      <w:r>
+        <w:rPr>
+          <w:rFonts w:ascii="Consolas" w:eastAsia="굴림" w:hAnsi="Consolas" w:cs="굴림"/>
+          <w:color w:val="CCCCCC"/>
+          <w:kern w:val="0"/>
+          <w:sz w:val="21"/>
+          <w:szCs w:val="21"/>
+        </w:rPr>
+        <w:t>.</w:t>
+      </w:r>
+      <w:r>
+        <w:rPr>
+          <w:rFonts w:ascii="Consolas" w:eastAsia="굴림" w:hAnsi="Consolas" w:cs="굴림"/>
+          <w:color w:val="DCDCAA"/>
+          <w:kern w:val="0"/>
+          <w:sz w:val="21"/>
+          <w:szCs w:val="21"/>
+        </w:rPr>
+        <w:t>value</w:t>
+      </w:r>
+      <w:r>
+        <w:rPr>
+          <w:rFonts w:ascii="Consolas" w:eastAsia="굴림" w:hAnsi="Consolas" w:cs="굴림"/>
+          <w:color w:val="CCCCCC"/>
+          <w:kern w:val="0"/>
+          <w:sz w:val="21"/>
+          <w:szCs w:val="21"/>
+        </w:rPr>
+        <w:t>());</w:t>
+      </w:r>
+    </w:p>
+    <w:p>
+      <w:pPr>
+        <w:widowControl/>
+        <w:shd w:val="clear" w:color="auto" w:fill="1F1F1F"/>
+        <w:wordWrap/>
+        <w:autoSpaceDE/>
+        <w:autoSpaceDN/>
+        <w:spacing w:after="0" w:line="285" w:lineRule="atLeast"/>
+        <w:jc w:val="left"/>
+        <w:rPr>
+          <w:rFonts w:ascii="Consolas" w:eastAsia="굴림" w:hAnsi="Consolas" w:cs="굴림"/>
+          <w:color w:val="CCCCCC"/>
+          <w:kern w:val="0"/>
+          <w:sz w:val="21"/>
+          <w:szCs w:val="21"/>
+        </w:rPr>
+      </w:pPr>
+      <w:r>
+        <w:rPr>
+          <w:rFonts w:ascii="Consolas" w:eastAsia="굴림" w:hAnsi="Consolas" w:cs="굴림"/>
+          <w:color w:val="CCCCCC"/>
+          <w:kern w:val="0"/>
+          <w:sz w:val="21"/>
+          <w:szCs w:val="21"/>
+        </w:rPr>
+        <w:t xml:space="preserve">            </w:t>
+      </w:r>
+      <w:r>
+        <w:rPr>
+          <w:rFonts w:ascii="Consolas" w:eastAsia="굴림" w:hAnsi="Consolas" w:cs="굴림"/>
+          <w:color w:val="9CDCFE"/>
+          <w:kern w:val="0"/>
+          <w:sz w:val="21"/>
+          <w:szCs w:val="21"/>
+        </w:rPr>
+        <w:t>recvOffset_</w:t>
+      </w:r>
+      <w:r>
+        <w:rPr>
+          <w:rFonts w:ascii="Consolas" w:eastAsia="굴림" w:hAnsi="Consolas" w:cs="굴림"/>
+          <w:color w:val="CCCCCC"/>
+          <w:kern w:val="0"/>
+          <w:sz w:val="21"/>
+          <w:szCs w:val="21"/>
+        </w:rPr>
+        <w:t xml:space="preserve"> </w:t>
+      </w:r>
+      <w:r>
+        <w:rPr>
+          <w:rFonts w:ascii="Consolas" w:eastAsia="굴림" w:hAnsi="Consolas" w:cs="굴림"/>
+          <w:color w:val="D4D4D4"/>
+          <w:kern w:val="0"/>
+          <w:sz w:val="21"/>
+          <w:szCs w:val="21"/>
+        </w:rPr>
+        <w:t>+=</w:t>
+      </w:r>
+      <w:r>
+        <w:rPr>
+          <w:rFonts w:ascii="Consolas" w:eastAsia="굴림" w:hAnsi="Consolas" w:cs="굴림"/>
+          <w:color w:val="CCCCCC"/>
+          <w:kern w:val="0"/>
+          <w:sz w:val="21"/>
+          <w:szCs w:val="21"/>
+        </w:rPr>
+        <w:t xml:space="preserve"> </w:t>
+      </w:r>
+      <w:r>
+        <w:rPr>
+          <w:rFonts w:ascii="Consolas" w:eastAsia="굴림" w:hAnsi="Consolas" w:cs="굴림"/>
+          <w:color w:val="9CDCFE"/>
+          <w:kern w:val="0"/>
+          <w:sz w:val="21"/>
+          <w:szCs w:val="21"/>
+        </w:rPr>
+        <w:t>recvSize</w:t>
+      </w:r>
+      <w:r>
+        <w:rPr>
+          <w:rFonts w:ascii="Consolas" w:eastAsia="굴림" w:hAnsi="Consolas" w:cs="굴림"/>
+          <w:color w:val="CCCCCC"/>
+          <w:kern w:val="0"/>
+          <w:sz w:val="21"/>
+          <w:szCs w:val="21"/>
+        </w:rPr>
+        <w:t>.</w:t>
+      </w:r>
+      <w:r>
+        <w:rPr>
+          <w:rFonts w:ascii="Consolas" w:eastAsia="굴림" w:hAnsi="Consolas" w:cs="굴림"/>
+          <w:color w:val="DCDCAA"/>
+          <w:kern w:val="0"/>
+          <w:sz w:val="21"/>
+          <w:szCs w:val="21"/>
+        </w:rPr>
+        <w:t>value</w:t>
+      </w:r>
+      <w:r>
+        <w:rPr>
+          <w:rFonts w:ascii="Consolas" w:eastAsia="굴림" w:hAnsi="Consolas" w:cs="굴림"/>
+          <w:color w:val="CCCCCC"/>
+          <w:kern w:val="0"/>
+          <w:sz w:val="21"/>
+          <w:szCs w:val="21"/>
+        </w:rPr>
+        <w:t>();</w:t>
+      </w:r>
+    </w:p>
+    <w:p>
+      <w:pPr>
+        <w:widowControl/>
+        <w:shd w:val="clear" w:color="auto" w:fill="1F1F1F"/>
+        <w:wordWrap/>
+        <w:autoSpaceDE/>
+        <w:autoSpaceDN/>
+        <w:spacing w:after="0" w:line="285" w:lineRule="atLeast"/>
+        <w:jc w:val="left"/>
+        <w:rPr>
+          <w:rFonts w:ascii="Consolas" w:eastAsia="굴림" w:hAnsi="Consolas" w:cs="굴림"/>
+          <w:color w:val="CCCCCC"/>
+          <w:kern w:val="0"/>
+          <w:sz w:val="21"/>
+          <w:szCs w:val="21"/>
+        </w:rPr>
+      </w:pPr>
+      <w:r>
+        <w:rPr>
+          <w:rFonts w:ascii="Consolas" w:eastAsia="굴림" w:hAnsi="Consolas" w:cs="굴림"/>
+          <w:color w:val="CCCCCC"/>
+          <w:kern w:val="0"/>
+          <w:sz w:val="21"/>
+          <w:szCs w:val="21"/>
+        </w:rPr>
+        <w:t xml:space="preserve">            </w:t>
+      </w:r>
+      <w:r>
+        <w:rPr>
+          <w:rFonts w:ascii="Consolas" w:eastAsia="굴림" w:hAnsi="Consolas" w:cs="굴림"/>
+          <w:color w:val="C586C0"/>
+          <w:kern w:val="0"/>
+          <w:sz w:val="21"/>
+          <w:szCs w:val="21"/>
+        </w:rPr>
+        <w:t>return</w:t>
+      </w:r>
+      <w:r>
+        <w:rPr>
+          <w:rFonts w:ascii="Consolas" w:eastAsia="굴림" w:hAnsi="Consolas" w:cs="굴림"/>
+          <w:color w:val="CCCCCC"/>
+          <w:kern w:val="0"/>
+          <w:sz w:val="21"/>
+          <w:szCs w:val="21"/>
+        </w:rPr>
+        <w:t>;</w:t>
+      </w:r>
+    </w:p>
+    <w:p>
+      <w:pPr>
+        <w:widowControl/>
+        <w:shd w:val="clear" w:color="auto" w:fill="1F1F1F"/>
+        <w:wordWrap/>
+        <w:autoSpaceDE/>
+        <w:autoSpaceDN/>
+        <w:spacing w:after="0" w:line="285" w:lineRule="atLeast"/>
+        <w:jc w:val="left"/>
+        <w:rPr>
+          <w:rFonts w:ascii="Consolas" w:eastAsia="굴림" w:hAnsi="Consolas" w:cs="굴림"/>
+          <w:color w:val="CCCCCC"/>
+          <w:kern w:val="0"/>
+          <w:sz w:val="21"/>
+          <w:szCs w:val="21"/>
+        </w:rPr>
+      </w:pPr>
+      <w:r>
+        <w:rPr>
+          <w:rFonts w:ascii="Consolas" w:eastAsia="굴림" w:hAnsi="Consolas" w:cs="굴림"/>
+          <w:color w:val="CCCCCC"/>
+          <w:kern w:val="0"/>
+          <w:sz w:val="21"/>
+          <w:szCs w:val="21"/>
+        </w:rPr>
+        <w:t>        }</w:t>
+      </w:r>
+    </w:p>
+    <w:p>
+      <w:pPr>
+        <w:widowControl/>
+        <w:shd w:val="clear" w:color="auto" w:fill="1F1F1F"/>
+        <w:wordWrap/>
+        <w:autoSpaceDE/>
+        <w:autoSpaceDN/>
+        <w:spacing w:after="0" w:line="285" w:lineRule="atLeast"/>
+        <w:jc w:val="left"/>
+        <w:rPr>
+          <w:rFonts w:ascii="Consolas" w:eastAsia="굴림" w:hAnsi="Consolas" w:cs="굴림"/>
+          <w:color w:val="CCCCCC"/>
+          <w:kern w:val="0"/>
+          <w:sz w:val="21"/>
+          <w:szCs w:val="21"/>
+        </w:rPr>
+      </w:pPr>
+    </w:p>
+    <w:p>
+      <w:pPr>
+        <w:widowControl/>
+        <w:shd w:val="clear" w:color="auto" w:fill="1F1F1F"/>
+        <w:wordWrap/>
+        <w:autoSpaceDE/>
+        <w:autoSpaceDN/>
+        <w:spacing w:after="0" w:line="285" w:lineRule="atLeast"/>
+        <w:jc w:val="left"/>
+        <w:rPr>
+          <w:rFonts w:ascii="Consolas" w:eastAsia="굴림" w:hAnsi="Consolas" w:cs="굴림"/>
+          <w:color w:val="CCCCCC"/>
+          <w:kern w:val="0"/>
+          <w:sz w:val="21"/>
+          <w:szCs w:val="21"/>
+        </w:rPr>
+      </w:pPr>
+      <w:r>
+        <w:rPr>
+          <w:rFonts w:ascii="Consolas" w:eastAsia="굴림" w:hAnsi="Consolas" w:cs="굴림"/>
+          <w:color w:val="CCCCCC"/>
+          <w:kern w:val="0"/>
+          <w:sz w:val="21"/>
+          <w:szCs w:val="21"/>
+        </w:rPr>
+        <w:t xml:space="preserve">        </w:t>
+      </w:r>
+      <w:r>
+        <w:rPr>
+          <w:rFonts w:ascii="Consolas" w:eastAsia="굴림" w:hAnsi="Consolas" w:cs="굴림"/>
+          <w:color w:val="9CDCFE"/>
+          <w:kern w:val="0"/>
+          <w:sz w:val="21"/>
+          <w:szCs w:val="21"/>
+        </w:rPr>
+        <w:t>recvQueue_</w:t>
+      </w:r>
+      <w:r>
+        <w:rPr>
+          <w:rFonts w:ascii="Consolas" w:eastAsia="굴림" w:hAnsi="Consolas" w:cs="굴림"/>
+          <w:color w:val="CCCCCC"/>
+          <w:kern w:val="0"/>
+          <w:sz w:val="21"/>
+          <w:szCs w:val="21"/>
+        </w:rPr>
+        <w:t>.</w:t>
+      </w:r>
+      <w:r>
+        <w:rPr>
+          <w:rFonts w:ascii="Consolas" w:eastAsia="굴림" w:hAnsi="Consolas" w:cs="굴림"/>
+          <w:color w:val="DCDCAA"/>
+          <w:kern w:val="0"/>
+          <w:sz w:val="21"/>
+          <w:szCs w:val="21"/>
+        </w:rPr>
+        <w:t>emplace_back</w:t>
+      </w:r>
+      <w:r>
+        <w:rPr>
+          <w:rFonts w:ascii="Consolas" w:eastAsia="굴림" w:hAnsi="Consolas" w:cs="굴림"/>
+          <w:color w:val="CCCCCC"/>
+          <w:kern w:val="0"/>
+          <w:sz w:val="21"/>
+          <w:szCs w:val="21"/>
+        </w:rPr>
+        <w:t>();</w:t>
+      </w:r>
+    </w:p>
+    <w:p>
+      <w:pPr>
+        <w:widowControl/>
+        <w:shd w:val="clear" w:color="auto" w:fill="1F1F1F"/>
+        <w:wordWrap/>
+        <w:autoSpaceDE/>
+        <w:autoSpaceDN/>
+        <w:spacing w:after="0" w:line="285" w:lineRule="atLeast"/>
+        <w:jc w:val="left"/>
+        <w:rPr>
+          <w:rFonts w:ascii="Consolas" w:eastAsia="굴림" w:hAnsi="Consolas" w:cs="굴림"/>
+          <w:color w:val="CCCCCC"/>
+          <w:kern w:val="0"/>
+          <w:sz w:val="21"/>
+          <w:szCs w:val="21"/>
+        </w:rPr>
+      </w:pPr>
+      <w:r>
+        <w:rPr>
+          <w:rFonts w:ascii="Consolas" w:eastAsia="굴림" w:hAnsi="Consolas" w:cs="굴림"/>
+          <w:color w:val="CCCCCC"/>
+          <w:kern w:val="0"/>
+          <w:sz w:val="21"/>
+          <w:szCs w:val="21"/>
+        </w:rPr>
+        <w:t xml:space="preserve">        </w:t>
+      </w:r>
+      <w:r>
+        <w:rPr>
+          <w:rFonts w:ascii="Consolas" w:eastAsia="굴림" w:hAnsi="Consolas" w:cs="굴림"/>
+          <w:color w:val="4EC9B0"/>
+          <w:kern w:val="0"/>
+          <w:sz w:val="21"/>
+          <w:szCs w:val="21"/>
+        </w:rPr>
+        <w:t>std</w:t>
+      </w:r>
+      <w:r>
+        <w:rPr>
+          <w:rFonts w:ascii="Consolas" w:eastAsia="굴림" w:hAnsi="Consolas" w:cs="굴림"/>
+          <w:color w:val="CCCCCC"/>
+          <w:kern w:val="0"/>
+          <w:sz w:val="21"/>
+          <w:szCs w:val="21"/>
+        </w:rPr>
+        <w:t>::</w:t>
+      </w:r>
+      <w:r>
+        <w:rPr>
+          <w:rFonts w:ascii="Consolas" w:eastAsia="굴림" w:hAnsi="Consolas" w:cs="굴림"/>
+          <w:color w:val="DCDCAA"/>
+          <w:kern w:val="0"/>
+          <w:sz w:val="21"/>
+          <w:szCs w:val="21"/>
+        </w:rPr>
+        <w:t>memcpy</w:t>
+      </w:r>
+      <w:r>
+        <w:rPr>
+          <w:rFonts w:ascii="Consolas" w:eastAsia="굴림" w:hAnsi="Consolas" w:cs="굴림"/>
+          <w:color w:val="CCCCCC"/>
+          <w:kern w:val="0"/>
+          <w:sz w:val="21"/>
+          <w:szCs w:val="21"/>
+        </w:rPr>
+        <w:t>(</w:t>
+      </w:r>
+      <w:r>
+        <w:rPr>
+          <w:rFonts w:ascii="Consolas" w:eastAsia="굴림" w:hAnsi="Consolas" w:cs="굴림"/>
+          <w:color w:val="D4D4D4"/>
+          <w:kern w:val="0"/>
+          <w:sz w:val="21"/>
+          <w:szCs w:val="21"/>
+        </w:rPr>
+        <w:t>&amp;</w:t>
+      </w:r>
+      <w:r>
+        <w:rPr>
+          <w:rFonts w:ascii="Consolas" w:eastAsia="굴림" w:hAnsi="Consolas" w:cs="굴림"/>
+          <w:color w:val="9CDCFE"/>
+          <w:kern w:val="0"/>
+          <w:sz w:val="21"/>
+          <w:szCs w:val="21"/>
+        </w:rPr>
+        <w:t>recvQueue_</w:t>
+      </w:r>
+      <w:r>
+        <w:rPr>
+          <w:rFonts w:ascii="Consolas" w:eastAsia="굴림" w:hAnsi="Consolas" w:cs="굴림"/>
+          <w:color w:val="CCCCCC"/>
+          <w:kern w:val="0"/>
+          <w:sz w:val="21"/>
+          <w:szCs w:val="21"/>
+        </w:rPr>
+        <w:t>.</w:t>
+      </w:r>
+      <w:r>
+        <w:rPr>
+          <w:rFonts w:ascii="Consolas" w:eastAsia="굴림" w:hAnsi="Consolas" w:cs="굴림"/>
+          <w:color w:val="DCDCAA"/>
+          <w:kern w:val="0"/>
+          <w:sz w:val="21"/>
+          <w:szCs w:val="21"/>
+        </w:rPr>
+        <w:t>back</w:t>
+      </w:r>
+      <w:r>
+        <w:rPr>
+          <w:rFonts w:ascii="Consolas" w:eastAsia="굴림" w:hAnsi="Consolas" w:cs="굴림"/>
+          <w:color w:val="CCCCCC"/>
+          <w:kern w:val="0"/>
+          <w:sz w:val="21"/>
+          <w:szCs w:val="21"/>
+        </w:rPr>
+        <w:t xml:space="preserve">(), </w:t>
+      </w:r>
+      <w:r>
+        <w:rPr>
+          <w:rFonts w:ascii="Consolas" w:eastAsia="굴림" w:hAnsi="Consolas" w:cs="굴림"/>
+          <w:color w:val="9CDCFE"/>
+          <w:kern w:val="0"/>
+          <w:sz w:val="21"/>
+          <w:szCs w:val="21"/>
+        </w:rPr>
+        <w:t>recvBuf_</w:t>
+      </w:r>
+      <w:r>
+        <w:rPr>
+          <w:rFonts w:ascii="Consolas" w:eastAsia="굴림" w:hAnsi="Consolas" w:cs="굴림"/>
+          <w:color w:val="CCCCCC"/>
+          <w:kern w:val="0"/>
+          <w:sz w:val="21"/>
+          <w:szCs w:val="21"/>
+        </w:rPr>
+        <w:t>.</w:t>
+      </w:r>
+      <w:r>
+        <w:rPr>
+          <w:rFonts w:ascii="Consolas" w:eastAsia="굴림" w:hAnsi="Consolas" w:cs="굴림"/>
+          <w:color w:val="DCDCAA"/>
+          <w:kern w:val="0"/>
+          <w:sz w:val="21"/>
+          <w:szCs w:val="21"/>
+        </w:rPr>
+        <w:t>data</w:t>
+      </w:r>
+      <w:r>
+        <w:rPr>
+          <w:rFonts w:ascii="Consolas" w:eastAsia="굴림" w:hAnsi="Consolas" w:cs="굴림"/>
+          <w:color w:val="CCCCCC"/>
+          <w:kern w:val="0"/>
+          <w:sz w:val="21"/>
+          <w:szCs w:val="21"/>
+        </w:rPr>
+        <w:t xml:space="preserve">() </w:t>
+      </w:r>
+      <w:r>
+        <w:rPr>
+          <w:rFonts w:ascii="Consolas" w:eastAsia="굴림" w:hAnsi="Consolas" w:cs="굴림"/>
+          <w:color w:val="D4D4D4"/>
+          <w:kern w:val="0"/>
+          <w:sz w:val="21"/>
+          <w:szCs w:val="21"/>
+        </w:rPr>
+        <w:t>+</w:t>
+      </w:r>
+      <w:r>
+        <w:rPr>
+          <w:rFonts w:ascii="Consolas" w:eastAsia="굴림" w:hAnsi="Consolas" w:cs="굴림"/>
+          <w:color w:val="CCCCCC"/>
+          <w:kern w:val="0"/>
+          <w:sz w:val="21"/>
+          <w:szCs w:val="21"/>
+        </w:rPr>
+        <w:t xml:space="preserve"> </w:t>
+      </w:r>
+      <w:r>
+        <w:rPr>
+          <w:rFonts w:ascii="Consolas" w:eastAsia="굴림" w:hAnsi="Consolas" w:cs="굴림"/>
+          <w:color w:val="9CDCFE"/>
+          <w:kern w:val="0"/>
+          <w:sz w:val="21"/>
+          <w:szCs w:val="21"/>
+        </w:rPr>
+        <w:t>readOffset</w:t>
+      </w:r>
+      <w:r>
+        <w:rPr>
+          <w:rFonts w:ascii="Consolas" w:eastAsia="굴림" w:hAnsi="Consolas" w:cs="굴림"/>
+          <w:color w:val="CCCCCC"/>
+          <w:kern w:val="0"/>
+          <w:sz w:val="21"/>
+          <w:szCs w:val="21"/>
+        </w:rPr>
+        <w:t xml:space="preserve">, </w:t>
+      </w:r>
+      <w:r>
+        <w:rPr>
+          <w:rFonts w:ascii="Consolas" w:eastAsia="굴림" w:hAnsi="Consolas" w:cs="굴림"/>
+          <w:color w:val="9CDCFE"/>
+          <w:kern w:val="0"/>
+          <w:sz w:val="21"/>
+          <w:szCs w:val="21"/>
+        </w:rPr>
+        <w:t>requiredSize</w:t>
+      </w:r>
+      <w:r>
+        <w:rPr>
+          <w:rFonts w:ascii="Consolas" w:eastAsia="굴림" w:hAnsi="Consolas" w:cs="굴림"/>
+          <w:color w:val="CCCCCC"/>
+          <w:kern w:val="0"/>
+          <w:sz w:val="21"/>
+          <w:szCs w:val="21"/>
+        </w:rPr>
+        <w:t>);</w:t>
+      </w:r>
+    </w:p>
+    <w:p>
+      <w:pPr>
+        <w:widowControl/>
+        <w:shd w:val="clear" w:color="auto" w:fill="1F1F1F"/>
+        <w:wordWrap/>
+        <w:autoSpaceDE/>
+        <w:autoSpaceDN/>
+        <w:spacing w:after="0" w:line="285" w:lineRule="atLeast"/>
+        <w:jc w:val="left"/>
+        <w:rPr>
+          <w:rFonts w:ascii="Consolas" w:eastAsia="굴림" w:hAnsi="Consolas" w:cs="굴림"/>
+          <w:color w:val="CCCCCC"/>
+          <w:kern w:val="0"/>
+          <w:sz w:val="21"/>
+          <w:szCs w:val="21"/>
+        </w:rPr>
+      </w:pPr>
+    </w:p>
+    <w:p>
+      <w:pPr>
+        <w:widowControl/>
+        <w:shd w:val="clear" w:color="auto" w:fill="1F1F1F"/>
+        <w:wordWrap/>
+        <w:autoSpaceDE/>
+        <w:autoSpaceDN/>
+        <w:spacing w:after="0" w:line="285" w:lineRule="atLeast"/>
+        <w:jc w:val="left"/>
+        <w:rPr>
+          <w:rFonts w:ascii="Consolas" w:eastAsia="굴림" w:hAnsi="Consolas" w:cs="굴림"/>
+          <w:color w:val="CCCCCC"/>
+          <w:kern w:val="0"/>
+          <w:sz w:val="21"/>
+          <w:szCs w:val="21"/>
+        </w:rPr>
+      </w:pPr>
+      <w:r>
+        <w:rPr>
+          <w:rFonts w:ascii="Consolas" w:eastAsia="굴림" w:hAnsi="Consolas" w:cs="굴림"/>
+          <w:color w:val="CCCCCC"/>
+          <w:kern w:val="0"/>
+          <w:sz w:val="21"/>
+          <w:szCs w:val="21"/>
+        </w:rPr>
+        <w:t xml:space="preserve">        </w:t>
+      </w:r>
+      <w:r>
+        <w:rPr>
+          <w:rFonts w:ascii="Consolas" w:eastAsia="굴림" w:hAnsi="Consolas" w:cs="굴림"/>
+          <w:color w:val="9CDCFE"/>
+          <w:kern w:val="0"/>
+          <w:sz w:val="21"/>
+          <w:szCs w:val="21"/>
+        </w:rPr>
+        <w:t>readOffset</w:t>
+      </w:r>
+      <w:r>
+        <w:rPr>
+          <w:rFonts w:ascii="Consolas" w:eastAsia="굴림" w:hAnsi="Consolas" w:cs="굴림"/>
+          <w:color w:val="CCCCCC"/>
+          <w:kern w:val="0"/>
+          <w:sz w:val="21"/>
+          <w:szCs w:val="21"/>
+        </w:rPr>
+        <w:t xml:space="preserve"> </w:t>
+      </w:r>
+      <w:r>
+        <w:rPr>
+          <w:rFonts w:ascii="Consolas" w:eastAsia="굴림" w:hAnsi="Consolas" w:cs="굴림"/>
+          <w:color w:val="D4D4D4"/>
+          <w:kern w:val="0"/>
+          <w:sz w:val="21"/>
+          <w:szCs w:val="21"/>
+        </w:rPr>
+        <w:t>+=</w:t>
+      </w:r>
+      <w:r>
+        <w:rPr>
+          <w:rFonts w:ascii="Consolas" w:eastAsia="굴림" w:hAnsi="Consolas" w:cs="굴림"/>
+          <w:color w:val="CCCCCC"/>
+          <w:kern w:val="0"/>
+          <w:sz w:val="21"/>
+          <w:szCs w:val="21"/>
+        </w:rPr>
+        <w:t xml:space="preserve"> </w:t>
+      </w:r>
+      <w:r>
+        <w:rPr>
+          <w:rFonts w:ascii="Consolas" w:eastAsia="굴림" w:hAnsi="Consolas" w:cs="굴림"/>
+          <w:color w:val="9CDCFE"/>
+          <w:kern w:val="0"/>
+          <w:sz w:val="21"/>
+          <w:szCs w:val="21"/>
+        </w:rPr>
+        <w:t>requiredSize</w:t>
+      </w:r>
+      <w:r>
+        <w:rPr>
+          <w:rFonts w:ascii="Consolas" w:eastAsia="굴림" w:hAnsi="Consolas" w:cs="굴림"/>
+          <w:color w:val="CCCCCC"/>
+          <w:kern w:val="0"/>
+          <w:sz w:val="21"/>
+          <w:szCs w:val="21"/>
+        </w:rPr>
+        <w:t>;</w:t>
+      </w:r>
+    </w:p>
+    <w:p>
+      <w:pPr>
+        <w:widowControl/>
+        <w:shd w:val="clear" w:color="auto" w:fill="1F1F1F"/>
+        <w:wordWrap/>
+        <w:autoSpaceDE/>
+        <w:autoSpaceDN/>
+        <w:spacing w:after="0" w:line="285" w:lineRule="atLeast"/>
+        <w:jc w:val="left"/>
+        <w:rPr>
+          <w:rFonts w:ascii="Consolas" w:eastAsia="굴림" w:hAnsi="Consolas" w:cs="굴림"/>
+          <w:color w:val="CCCCCC"/>
+          <w:kern w:val="0"/>
+          <w:sz w:val="21"/>
+          <w:szCs w:val="21"/>
+        </w:rPr>
+      </w:pPr>
+      <w:r>
+        <w:rPr>
+          <w:rFonts w:ascii="Consolas" w:eastAsia="굴림" w:hAnsi="Consolas" w:cs="굴림"/>
+          <w:color w:val="CCCCCC"/>
+          <w:kern w:val="0"/>
+          <w:sz w:val="21"/>
+          <w:szCs w:val="21"/>
+        </w:rPr>
+        <w:t xml:space="preserve">        </w:t>
+      </w:r>
+      <w:r>
+        <w:rPr>
+          <w:rFonts w:ascii="Consolas" w:eastAsia="굴림" w:hAnsi="Consolas" w:cs="굴림"/>
+          <w:color w:val="D4D4D4"/>
+          <w:kern w:val="0"/>
+          <w:sz w:val="21"/>
+          <w:szCs w:val="21"/>
+        </w:rPr>
+        <w:t>*</w:t>
+      </w:r>
+      <w:r>
+        <w:rPr>
+          <w:rFonts w:ascii="Consolas" w:eastAsia="굴림" w:hAnsi="Consolas" w:cs="굴림"/>
+          <w:color w:val="9CDCFE"/>
+          <w:kern w:val="0"/>
+          <w:sz w:val="21"/>
+          <w:szCs w:val="21"/>
+        </w:rPr>
+        <w:t>recvSize</w:t>
+      </w:r>
+      <w:r>
+        <w:rPr>
+          <w:rFonts w:ascii="Consolas" w:eastAsia="굴림" w:hAnsi="Consolas" w:cs="굴림"/>
+          <w:color w:val="CCCCCC"/>
+          <w:kern w:val="0"/>
+          <w:sz w:val="21"/>
+          <w:szCs w:val="21"/>
+        </w:rPr>
+        <w:t xml:space="preserve"> </w:t>
+      </w:r>
+      <w:r>
+        <w:rPr>
+          <w:rFonts w:ascii="Consolas" w:eastAsia="굴림" w:hAnsi="Consolas" w:cs="굴림"/>
+          <w:color w:val="D4D4D4"/>
+          <w:kern w:val="0"/>
+          <w:sz w:val="21"/>
+          <w:szCs w:val="21"/>
+        </w:rPr>
+        <w:t>-=</w:t>
+      </w:r>
+      <w:r>
+        <w:rPr>
+          <w:rFonts w:ascii="Consolas" w:eastAsia="굴림" w:hAnsi="Consolas" w:cs="굴림"/>
+          <w:color w:val="CCCCCC"/>
+          <w:kern w:val="0"/>
+          <w:sz w:val="21"/>
+          <w:szCs w:val="21"/>
+        </w:rPr>
+        <w:t xml:space="preserve"> (</w:t>
+      </w:r>
+      <w:r>
+        <w:rPr>
+          <w:rFonts w:ascii="Consolas" w:eastAsia="굴림" w:hAnsi="Consolas" w:cs="굴림"/>
+          <w:color w:val="9CDCFE"/>
+          <w:kern w:val="0"/>
+          <w:sz w:val="21"/>
+          <w:szCs w:val="21"/>
+        </w:rPr>
+        <w:t>requiredSize</w:t>
+      </w:r>
+      <w:r>
+        <w:rPr>
+          <w:rFonts w:ascii="Consolas" w:eastAsia="굴림" w:hAnsi="Consolas" w:cs="굴림"/>
+          <w:color w:val="CCCCCC"/>
+          <w:kern w:val="0"/>
+          <w:sz w:val="21"/>
+          <w:szCs w:val="21"/>
+        </w:rPr>
+        <w:t xml:space="preserve"> </w:t>
+      </w:r>
+      <w:r>
+        <w:rPr>
+          <w:rFonts w:ascii="Consolas" w:eastAsia="굴림" w:hAnsi="Consolas" w:cs="굴림"/>
+          <w:color w:val="D4D4D4"/>
+          <w:kern w:val="0"/>
+          <w:sz w:val="21"/>
+          <w:szCs w:val="21"/>
+        </w:rPr>
+        <w:t>-</w:t>
+      </w:r>
+      <w:r>
+        <w:rPr>
+          <w:rFonts w:ascii="Consolas" w:eastAsia="굴림" w:hAnsi="Consolas" w:cs="굴림"/>
+          <w:color w:val="CCCCCC"/>
+          <w:kern w:val="0"/>
+          <w:sz w:val="21"/>
+          <w:szCs w:val="21"/>
+        </w:rPr>
+        <w:t xml:space="preserve"> </w:t>
+      </w:r>
+      <w:r>
+        <w:rPr>
+          <w:rFonts w:ascii="Consolas" w:eastAsia="굴림" w:hAnsi="Consolas" w:cs="굴림"/>
+          <w:color w:val="9CDCFE"/>
+          <w:kern w:val="0"/>
+          <w:sz w:val="21"/>
+          <w:szCs w:val="21"/>
+        </w:rPr>
+        <w:t>recvOffset_</w:t>
+      </w:r>
+      <w:r>
+        <w:rPr>
+          <w:rFonts w:ascii="Consolas" w:eastAsia="굴림" w:hAnsi="Consolas" w:cs="굴림"/>
+          <w:color w:val="CCCCCC"/>
+          <w:kern w:val="0"/>
+          <w:sz w:val="21"/>
+          <w:szCs w:val="21"/>
+        </w:rPr>
+        <w:t>);</w:t>
+      </w:r>
+    </w:p>
+    <w:p>
+      <w:pPr>
+        <w:widowControl/>
+        <w:shd w:val="clear" w:color="auto" w:fill="1F1F1F"/>
+        <w:wordWrap/>
+        <w:autoSpaceDE/>
+        <w:autoSpaceDN/>
+        <w:spacing w:after="0" w:line="285" w:lineRule="atLeast"/>
+        <w:jc w:val="left"/>
+        <w:rPr>
+          <w:rFonts w:ascii="Consolas" w:eastAsia="굴림" w:hAnsi="Consolas" w:cs="굴림"/>
+          <w:color w:val="CCCCCC"/>
+          <w:kern w:val="0"/>
+          <w:sz w:val="21"/>
+          <w:szCs w:val="21"/>
+        </w:rPr>
+      </w:pPr>
+      <w:r>
+        <w:rPr>
+          <w:rFonts w:ascii="Consolas" w:eastAsia="굴림" w:hAnsi="Consolas" w:cs="굴림"/>
+          <w:color w:val="CCCCCC"/>
+          <w:kern w:val="0"/>
+          <w:sz w:val="21"/>
+          <w:szCs w:val="21"/>
+        </w:rPr>
+        <w:t xml:space="preserve">        </w:t>
+      </w:r>
+      <w:r>
+        <w:rPr>
+          <w:rFonts w:ascii="Consolas" w:eastAsia="굴림" w:hAnsi="Consolas" w:cs="굴림"/>
+          <w:color w:val="9CDCFE"/>
+          <w:kern w:val="0"/>
+          <w:sz w:val="21"/>
+          <w:szCs w:val="21"/>
+        </w:rPr>
+        <w:t>recvOffset_</w:t>
+      </w:r>
+      <w:r>
+        <w:rPr>
+          <w:rFonts w:ascii="Consolas" w:eastAsia="굴림" w:hAnsi="Consolas" w:cs="굴림"/>
+          <w:color w:val="CCCCCC"/>
+          <w:kern w:val="0"/>
+          <w:sz w:val="21"/>
+          <w:szCs w:val="21"/>
+        </w:rPr>
+        <w:t xml:space="preserve"> </w:t>
+      </w:r>
+      <w:r>
+        <w:rPr>
+          <w:rFonts w:ascii="Consolas" w:eastAsia="굴림" w:hAnsi="Consolas" w:cs="굴림"/>
+          <w:color w:val="D4D4D4"/>
+          <w:kern w:val="0"/>
+          <w:sz w:val="21"/>
+          <w:szCs w:val="21"/>
+        </w:rPr>
+        <w:t>=</w:t>
+      </w:r>
+      <w:r>
+        <w:rPr>
+          <w:rFonts w:ascii="Consolas" w:eastAsia="굴림" w:hAnsi="Consolas" w:cs="굴림"/>
+          <w:color w:val="CCCCCC"/>
+          <w:kern w:val="0"/>
+          <w:sz w:val="21"/>
+          <w:szCs w:val="21"/>
+        </w:rPr>
+        <w:t xml:space="preserve"> </w:t>
+      </w:r>
+      <w:r>
+        <w:rPr>
+          <w:rFonts w:ascii="Consolas" w:eastAsia="굴림" w:hAnsi="Consolas" w:cs="굴림"/>
+          <w:color w:val="B5CEA8"/>
+          <w:kern w:val="0"/>
+          <w:sz w:val="21"/>
+          <w:szCs w:val="21"/>
+        </w:rPr>
+        <w:t>0u</w:t>
+      </w:r>
+      <w:r>
+        <w:rPr>
+          <w:rFonts w:ascii="Consolas" w:eastAsia="굴림" w:hAnsi="Consolas" w:cs="굴림"/>
+          <w:color w:val="CCCCCC"/>
+          <w:kern w:val="0"/>
+          <w:sz w:val="21"/>
+          <w:szCs w:val="21"/>
+        </w:rPr>
+        <w:t>;</w:t>
+      </w:r>
+    </w:p>
+    <w:p>
+      <w:pPr>
+        <w:widowControl/>
+        <w:shd w:val="clear" w:color="auto" w:fill="1F1F1F"/>
+        <w:wordWrap/>
+        <w:autoSpaceDE/>
+        <w:autoSpaceDN/>
+        <w:spacing w:after="0" w:line="285" w:lineRule="atLeast"/>
+        <w:jc w:val="left"/>
+        <w:rPr>
+          <w:rFonts w:ascii="Consolas" w:eastAsia="굴림" w:hAnsi="Consolas" w:cs="굴림"/>
+          <w:color w:val="CCCCCC"/>
+          <w:kern w:val="0"/>
+          <w:sz w:val="21"/>
+          <w:szCs w:val="21"/>
+        </w:rPr>
+      </w:pPr>
+      <w:r>
+        <w:rPr>
+          <w:rFonts w:ascii="Consolas" w:eastAsia="굴림" w:hAnsi="Consolas" w:cs="굴림"/>
+          <w:color w:val="CCCCCC"/>
+          <w:kern w:val="0"/>
+          <w:sz w:val="21"/>
+          <w:szCs w:val="21"/>
+        </w:rPr>
+        <w:t>    }</w:t>
+      </w:r>
+    </w:p>
+    <w:p>
+      <w:pPr>
+        <w:widowControl/>
+        <w:shd w:val="clear" w:color="auto" w:fill="1F1F1F"/>
+        <w:wordWrap/>
+        <w:autoSpaceDE/>
+        <w:autoSpaceDN/>
+        <w:spacing w:after="0" w:line="285" w:lineRule="atLeast"/>
+        <w:jc w:val="left"/>
+        <w:rPr>
+          <w:rFonts w:ascii="Consolas" w:eastAsia="굴림" w:hAnsi="Consolas" w:cs="굴림"/>
+          <w:color w:val="CCCCCC"/>
+          <w:kern w:val="0"/>
+          <w:sz w:val="21"/>
+          <w:szCs w:val="21"/>
+        </w:rPr>
+      </w:pPr>
+      <w:r>
+        <w:rPr>
+          <w:rFonts w:ascii="Consolas" w:eastAsia="굴림" w:hAnsi="Consolas" w:cs="굴림"/>
+          <w:color w:val="CCCCCC"/>
+          <w:kern w:val="0"/>
+          <w:sz w:val="21"/>
+          <w:szCs w:val="21"/>
+        </w:rPr>
+        <w:t>}</w:t>
       </w:r>
     </w:p>
     <w:p>
@@ -843,32 +4010,15 @@
         <w:pStyle w:val="a4"/>
         <w:numPr>
           <w:ilvl w:val="0"/>
-          <w:numId w:val="20"/>
+          <w:numId w:val="28"/>
         </w:numPr>
         <w:ind w:leftChars="0"/>
       </w:pPr>
-      <w:proofErr w:type="spellStart"/>
       <w:r>
         <w:rPr>
           <w:rFonts w:hint="eastAsia"/>
         </w:rPr>
-        <w:t>맵을</w:t>
-      </w:r>
-      <w:proofErr w:type="spellEnd"/>
-      <w:r>
-        <w:rPr>
-          <w:rFonts w:hint="eastAsia"/>
-        </w:rPr>
-        <w:t xml:space="preserve"> 더 자유롭게 돌아다닐 수 있도록 위 아래 이동 추가 및 카메라 회전 추가</w:t>
-      </w:r>
-      <w:r>
-        <w:br/>
-      </w:r>
-      <w:r>
-        <w:rPr>
-          <w:rFonts w:hint="eastAsia"/>
-        </w:rPr>
-        <w:t>&lt;바뀐 조작법&gt;</w:t>
+        <w:t>BVH 충돌 처리 구현</w:t>
       </w:r>
     </w:p>
     <w:p>
@@ -876,7 +4026,7 @@
         <w:pStyle w:val="a4"/>
         <w:numPr>
           <w:ilvl w:val="1"/>
-          <w:numId w:val="20"/>
+          <w:numId w:val="28"/>
         </w:numPr>
         <w:ind w:leftChars="0"/>
       </w:pPr>
@@ -884,7 +4034,679 @@
         <w:rPr>
           <w:rFonts w:hint="eastAsia"/>
         </w:rPr>
-        <w:t>w/a/s/d/ctrl/space: 앞쪽/왼쪽/뒤쪽/오른쪽/아래쪽/위쪽 이동</w:t>
+        <w:t>AI 객체 100개를 렌더링하니 굉장한 성능 저하 발생, 뷰 프러스텀 컬링 등의 최적화가 반드시</w:t>
+      </w:r>
+      <w:r>
+        <w:br/>
+      </w:r>
+      <w:r>
+        <w:rPr>
+          <w:rFonts w:hint="eastAsia"/>
+        </w:rPr>
+        <w:t>필요하다고 판단해 충돌 처리 라이브러리를 구현, 기왕 하는 김에</w:t>
+      </w:r>
+      <w:r>
+        <w:rPr>
+          <w:rFonts w:hint="eastAsia"/>
+        </w:rPr>
+        <w:t xml:space="preserve"> BVH까지 구혆</w:t>
+      </w:r>
+    </w:p>
+    <w:p>
+      <w:pPr>
+        <w:pStyle w:val="a4"/>
+        <w:numPr>
+          <w:ilvl w:val="2"/>
+          <w:numId w:val="28"/>
+        </w:numPr>
+        <w:ind w:leftChars="0"/>
+      </w:pPr>
+      <w:r>
+        <w:rPr>
+          <w:rFonts w:hint="eastAsia"/>
+        </w:rPr>
+        <w:t>유니티에서 B{</w:t>
+      </w:r>
+      <w:r>
+        <w:t>…</w:t>
+      </w:r>
+      <w:r>
+        <w:rPr>
+          <w:rFonts w:hint="eastAsia"/>
+        </w:rPr>
+        <w:t>}_ 형태의 prefix를 갖는 Bounding Volume들을 추가, 계층구조화하고 {</w:t>
+      </w:r>
+      <w:r>
+        <w:t>…</w:t>
+      </w:r>
+      <w:r>
+        <w:rPr>
+          <w:rFonts w:hint="eastAsia"/>
+        </w:rPr>
+        <w:t>} 안에</w:t>
+      </w:r>
+      <w:r>
+        <w:br/>
+      </w:r>
+      <w:r>
+        <w:rPr>
+          <w:rFonts w:hint="eastAsia"/>
+        </w:rPr>
+        <w:t>들어가는 숫자의 개수로 BVH 트리의 레벨을 표현</w:t>
+      </w:r>
+      <w:r>
+        <w:br/>
+      </w:r>
+      <w:r>
+        <w:rPr>
+          <w:rFonts w:hint="eastAsia"/>
+        </w:rPr>
+        <w:t>(아무리 한 레벨에 노드가 많아도 10개를 넘어가진 않는다고 판단함.)</w:t>
+      </w:r>
+    </w:p>
+    <w:p>
+      <w:pPr>
+        <w:keepNext/>
+        <w:jc w:val="center"/>
+      </w:pPr>
+      <w:r>
+        <w:rPr>
+          <w:rFonts w:hint="eastAsia"/>
+          <w:noProof/>
+        </w:rPr>
+        <w:drawing>
+          <wp:inline distT="0" distB="0" distL="0" distR="0" wp14:anchorId="08EB9BB2" wp14:editId="2621367E">
+            <wp:extent cx="4320000" cy="1472220"/>
+            <wp:effectExtent l="0" t="0" r="4445" b="0"/>
+            <wp:docPr id="2093417398" name="그림 1" descr="텍스트, 스크린샷, 폰트이(가) 표시된 사진&#10;&#10;AI가 생성한 콘텐츠는 부정확할 수 있습니다."/>
+            <wp:cNvGraphicFramePr>
+              <a:graphicFrameLocks xmlns:a="http://schemas.openxmlformats.org/drawingml/2006/main" noChangeAspect="1"/>
+            </wp:cNvGraphicFramePr>
+            <a:graphic xmlns:a="http://schemas.openxmlformats.org/drawingml/2006/main">
+              <a:graphicData uri="http://schemas.openxmlformats.org/drawingml/2006/picture">
+                <pic:pic xmlns:pic="http://schemas.openxmlformats.org/drawingml/2006/picture">
+                  <pic:nvPicPr>
+                    <pic:cNvPr id="2093417398" name="그림 1" descr="텍스트, 스크린샷, 폰트이(가) 표시된 사진&#10;&#10;AI가 생성한 콘텐츠는 부정확할 수 있습니다."/>
+                    <pic:cNvPicPr/>
+                  </pic:nvPicPr>
+                  <pic:blipFill>
+                    <a:blip r:embed="rId8">
+                      <a:extLst>
+                        <a:ext uri="{28A0092B-C50C-407E-A947-70E740481C1C}">
+                          <a14:useLocalDpi xmlns:a14="http://schemas.microsoft.com/office/drawing/2010/main" val="0"/>
+                        </a:ext>
+                      </a:extLst>
+                    </a:blip>
+                    <a:stretch>
+                      <a:fillRect/>
+                    </a:stretch>
+                  </pic:blipFill>
+                  <pic:spPr>
+                    <a:xfrm>
+                      <a:off x="0" y="0"/>
+                      <a:ext cx="4320000" cy="1472220"/>
+                    </a:xfrm>
+                    <a:prstGeom prst="rect">
+                      <a:avLst/>
+                    </a:prstGeom>
+                  </pic:spPr>
+                </pic:pic>
+              </a:graphicData>
+            </a:graphic>
+          </wp:inline>
+        </w:drawing>
+      </w:r>
+    </w:p>
+    <w:p>
+      <w:pPr>
+        <w:pStyle w:val="a9"/>
+        <w:jc w:val="center"/>
+      </w:pPr>
+      <w:r>
+        <w:rPr>
+          <w:rFonts w:hint="eastAsia"/>
+        </w:rPr>
+        <w:t>[</w:t>
+      </w:r>
+      <w:r>
+        <w:t xml:space="preserve">그림 </w:t>
+      </w:r>
+      <w:fldSimple w:instr=" SEQ 그림 \* ARABIC ">
+        <w:r>
+          <w:rPr>
+            <w:noProof/>
+          </w:rPr>
+          <w:t>1</w:t>
+        </w:r>
+      </w:fldSimple>
+      <w:r>
+        <w:rPr>
+          <w:rFonts w:hint="eastAsia"/>
+        </w:rPr>
+        <w:t>] BVH 이름 양식</w:t>
+      </w:r>
+    </w:p>
+    <w:p>
+      <w:pPr>
+        <w:keepNext/>
+        <w:jc w:val="center"/>
+      </w:pPr>
+      <w:r>
+        <w:rPr>
+          <w:rFonts w:hint="eastAsia"/>
+          <w:noProof/>
+        </w:rPr>
+        <w:drawing>
+          <wp:inline distT="0" distB="0" distL="0" distR="0" wp14:anchorId="6AE49E7F" wp14:editId="4245EBBE">
+            <wp:extent cx="4320000" cy="2402706"/>
+            <wp:effectExtent l="0" t="0" r="4445" b="0"/>
+            <wp:docPr id="783528601" name="그림 2" descr="스크린샷, 지도, 산, 하늘이(가) 표시된 사진&#10;&#10;AI가 생성한 콘텐츠는 부정확할 수 있습니다."/>
+            <wp:cNvGraphicFramePr>
+              <a:graphicFrameLocks xmlns:a="http://schemas.openxmlformats.org/drawingml/2006/main" noChangeAspect="1"/>
+            </wp:cNvGraphicFramePr>
+            <a:graphic xmlns:a="http://schemas.openxmlformats.org/drawingml/2006/main">
+              <a:graphicData uri="http://schemas.openxmlformats.org/drawingml/2006/picture">
+                <pic:pic xmlns:pic="http://schemas.openxmlformats.org/drawingml/2006/picture">
+                  <pic:nvPicPr>
+                    <pic:cNvPr id="783528601" name="그림 2" descr="스크린샷, 지도, 산, 하늘이(가) 표시된 사진&#10;&#10;AI가 생성한 콘텐츠는 부정확할 수 있습니다."/>
+                    <pic:cNvPicPr/>
+                  </pic:nvPicPr>
+                  <pic:blipFill>
+                    <a:blip r:embed="rId9" cstate="print">
+                      <a:extLst>
+                        <a:ext uri="{28A0092B-C50C-407E-A947-70E740481C1C}">
+                          <a14:useLocalDpi xmlns:a14="http://schemas.microsoft.com/office/drawing/2010/main" val="0"/>
+                        </a:ext>
+                      </a:extLst>
+                    </a:blip>
+                    <a:stretch>
+                      <a:fillRect/>
+                    </a:stretch>
+                  </pic:blipFill>
+                  <pic:spPr>
+                    <a:xfrm>
+                      <a:off x="0" y="0"/>
+                      <a:ext cx="4320000" cy="2402706"/>
+                    </a:xfrm>
+                    <a:prstGeom prst="rect">
+                      <a:avLst/>
+                    </a:prstGeom>
+                  </pic:spPr>
+                </pic:pic>
+              </a:graphicData>
+            </a:graphic>
+          </wp:inline>
+        </w:drawing>
+      </w:r>
+    </w:p>
+    <w:p>
+      <w:pPr>
+        <w:pStyle w:val="a9"/>
+        <w:jc w:val="center"/>
+      </w:pPr>
+      <w:r>
+        <w:rPr>
+          <w:rFonts w:hint="eastAsia"/>
+        </w:rPr>
+        <w:t>[</w:t>
+      </w:r>
+      <w:r>
+        <w:t xml:space="preserve">그림 </w:t>
+      </w:r>
+      <w:fldSimple w:instr=" SEQ 그림 \* ARABIC ">
+        <w:r>
+          <w:rPr>
+            <w:noProof/>
+          </w:rPr>
+          <w:t>2</w:t>
+        </w:r>
+      </w:fldSimple>
+      <w:r>
+        <w:rPr>
+          <w:rFonts w:hint="eastAsia"/>
+        </w:rPr>
+        <w:t>] BVH 가시화</w:t>
+      </w:r>
+    </w:p>
+    <w:p>
+      <w:pPr>
+        <w:rPr>
+          <w:rFonts w:hint="eastAsia"/>
+        </w:rPr>
+      </w:pPr>
+    </w:p>
+    <w:p>
+      <w:pPr>
+        <w:pStyle w:val="a4"/>
+        <w:widowControl/>
+        <w:numPr>
+          <w:ilvl w:val="0"/>
+          <w:numId w:val="28"/>
+        </w:numPr>
+        <w:wordWrap/>
+        <w:autoSpaceDE/>
+        <w:autoSpaceDN/>
+        <w:ind w:leftChars="0"/>
+      </w:pPr>
+      <w:r>
+        <w:rPr>
+          <w:rFonts w:hint="eastAsia"/>
+        </w:rPr>
+        <w:lastRenderedPageBreak/>
+        <w:t>뷰 프러스텀 컬링 구현</w:t>
+      </w:r>
+    </w:p>
+    <w:p>
+      <w:pPr>
+        <w:pStyle w:val="a4"/>
+        <w:widowControl/>
+        <w:numPr>
+          <w:ilvl w:val="1"/>
+          <w:numId w:val="28"/>
+        </w:numPr>
+        <w:wordWrap/>
+        <w:autoSpaceDE/>
+        <w:autoSpaceDN/>
+        <w:ind w:leftChars="0"/>
+      </w:pPr>
+      <w:r>
+        <w:rPr>
+          <w:rFonts w:hint="eastAsia"/>
+        </w:rPr>
+        <w:t>이전에는 렌더 패스의 prerender에서 H/W Instancing을 위해 Submesh들을 Material, Reference Submesh 기준으로 정렬, constant buffer에 정렬된 배열을 업로드</w:t>
+      </w:r>
+    </w:p>
+    <w:p>
+      <w:pPr>
+        <w:pStyle w:val="a4"/>
+        <w:widowControl/>
+        <w:numPr>
+          <w:ilvl w:val="1"/>
+          <w:numId w:val="28"/>
+        </w:numPr>
+        <w:wordWrap/>
+        <w:autoSpaceDE/>
+        <w:autoSpaceDN/>
+        <w:ind w:leftChars="0"/>
+      </w:pPr>
+      <w:r>
+        <w:rPr>
+          <w:rFonts w:hint="eastAsia"/>
+        </w:rPr>
+        <w:t>이제는 정렬을 두 단계로 수행</w:t>
+      </w:r>
+    </w:p>
+    <w:p>
+      <w:pPr>
+        <w:pStyle w:val="a4"/>
+        <w:widowControl/>
+        <w:numPr>
+          <w:ilvl w:val="2"/>
+          <w:numId w:val="28"/>
+        </w:numPr>
+        <w:wordWrap/>
+        <w:autoSpaceDE/>
+        <w:autoSpaceDN/>
+        <w:ind w:leftChars="0"/>
+      </w:pPr>
+      <w:r>
+        <w:rPr>
+          <w:rFonts w:hint="eastAsia"/>
+        </w:rPr>
+        <w:t>첫 번째 정렬 시에는 최우선 정렬 기준이</w:t>
+      </w:r>
+      <w:r>
+        <w:br/>
+      </w:r>
+      <w:r>
+        <w:rPr>
+          <w:rFonts w:hint="eastAsia"/>
+        </w:rPr>
+        <w:t>`const BoundingVolumeNode*`, 동일한 BoundingVolumeNode를 따르는 Submesh들에 대해</w:t>
+      </w:r>
+      <w:r>
+        <w:br/>
+      </w:r>
+      <w:r>
+        <w:rPr>
+          <w:rFonts w:hint="eastAsia"/>
+        </w:rPr>
+        <w:t>맨 앞의 Submesh에 대해서만 충돌 검사를 수행하고 willNotDraw 속성을 true로 마크,</w:t>
+      </w:r>
+      <w:r>
+        <w:br/>
+      </w:r>
+      <w:r>
+        <w:rPr>
+          <w:rFonts w:hint="eastAsia"/>
+        </w:rPr>
+        <w:t>그 뒤의 Submesh들은 순회하다가 다른 BoundingVolumeNode를 가진 Submesh를 만날 때까지</w:t>
+      </w:r>
+      <w:r>
+        <w:br/>
+      </w:r>
+      <w:r>
+        <w:rPr>
+          <w:rFonts w:hint="eastAsia"/>
+        </w:rPr>
+        <w:t>충돌 검사를 수행하지 않고 willNotDraw를 true로 마크</w:t>
+      </w:r>
+    </w:p>
+    <w:p>
+      <w:pPr>
+        <w:pStyle w:val="a4"/>
+        <w:widowControl/>
+        <w:numPr>
+          <w:ilvl w:val="2"/>
+          <w:numId w:val="28"/>
+        </w:numPr>
+        <w:wordWrap/>
+        <w:autoSpaceDE/>
+        <w:autoSpaceDN/>
+        <w:ind w:leftChars="0"/>
+      </w:pPr>
+      <w:r>
+        <w:rPr>
+          <w:rFonts w:hint="eastAsia"/>
+        </w:rPr>
+        <w:t>두 번째 정렬 시에는 willNotDraw가 최우선 정렬 기준,</w:t>
+      </w:r>
+      <w:r>
+        <w:br/>
+      </w:r>
+      <w:r>
+        <w:rPr>
+          <w:rFonts w:hint="eastAsia"/>
+        </w:rPr>
+        <w:t>그려질 객체들이 앞쪽으로, 그려지지 않을 객체들이 뒤쪽으로 나뉘게 되면서</w:t>
+      </w:r>
+      <w:r>
+        <w:br/>
+      </w:r>
+      <w:r>
+        <w:rPr>
+          <w:rFonts w:hint="eastAsia"/>
+        </w:rPr>
+        <w:t>향후 render 함수 호출 시 그려지지 않을 객체들의 시작점에서 곧바로 draw call을 멈추고 return함.</w:t>
+      </w:r>
+    </w:p>
+    <w:p>
+      <w:pPr>
+        <w:pStyle w:val="a4"/>
+        <w:widowControl/>
+        <w:numPr>
+          <w:ilvl w:val="1"/>
+          <w:numId w:val="28"/>
+        </w:numPr>
+        <w:wordWrap/>
+        <w:autoSpaceDE/>
+        <w:autoSpaceDN/>
+        <w:ind w:leftChars="0"/>
+      </w:pPr>
+      <w:r>
+        <w:rPr>
+          <w:rFonts w:hint="eastAsia"/>
+        </w:rPr>
+        <w:t>그러나 여전히 렉이 걸림</w:t>
+      </w:r>
+    </w:p>
+    <w:p>
+      <w:pPr>
+        <w:pStyle w:val="a4"/>
+        <w:widowControl/>
+        <w:numPr>
+          <w:ilvl w:val="2"/>
+          <w:numId w:val="28"/>
+        </w:numPr>
+        <w:wordWrap/>
+        <w:autoSpaceDE/>
+        <w:autoSpaceDN/>
+        <w:ind w:leftChars="0"/>
+      </w:pPr>
+      <w:r>
+        <w:rPr>
+          <w:rFonts w:hint="eastAsia"/>
+        </w:rPr>
+        <w:t xml:space="preserve">네트워킹으로 인한 렉이 상당하고, </w:t>
+      </w:r>
+      <w:r>
+        <w:rPr>
+          <w:rFonts w:hint="eastAsia"/>
+        </w:rPr>
+        <w:t>씬 복잡도 상 동일한 x, y 위치로 투영되는 픽셀들이 많기 때문에 deferred shading을 꼭 써야 할 것 같음. =&gt; 향후 개선</w:t>
+      </w:r>
+    </w:p>
+    <w:p>
+      <w:pPr>
+        <w:pStyle w:val="a4"/>
+        <w:widowControl/>
+        <w:numPr>
+          <w:ilvl w:val="0"/>
+          <w:numId w:val="28"/>
+        </w:numPr>
+        <w:wordWrap/>
+        <w:autoSpaceDE/>
+        <w:autoSpaceDN/>
+        <w:ind w:leftChars="0"/>
+      </w:pPr>
+      <w:r>
+        <w:rPr>
+          <w:rFonts w:hint="eastAsia"/>
+        </w:rPr>
+        <w:t>Skeletal Mesh도 Export &amp; Import 가능하도록 unity model extractor script 수정</w:t>
+      </w:r>
+    </w:p>
+    <w:p>
+      <w:pPr>
+        <w:pStyle w:val="a4"/>
+        <w:widowControl/>
+        <w:numPr>
+          <w:ilvl w:val="1"/>
+          <w:numId w:val="28"/>
+        </w:numPr>
+        <w:wordWrap/>
+        <w:autoSpaceDE/>
+        <w:autoSpaceDN/>
+        <w:ind w:leftChars="0"/>
+      </w:pPr>
+      <w:r>
+        <w:t>G</w:t>
+      </w:r>
+      <w:r>
+        <w:rPr>
+          <w:rFonts w:hint="eastAsia"/>
+        </w:rPr>
+        <w:t>eometry 구조와 Bone 구조를 별도로 전달받아 추출</w:t>
+      </w:r>
+    </w:p>
+    <w:p>
+      <w:pPr>
+        <w:pStyle w:val="a4"/>
+        <w:widowControl/>
+        <w:numPr>
+          <w:ilvl w:val="1"/>
+          <w:numId w:val="28"/>
+        </w:numPr>
+        <w:wordWrap/>
+        <w:autoSpaceDE/>
+        <w:autoSpaceDN/>
+        <w:ind w:leftChars="0"/>
+      </w:pPr>
+      <w:r>
+        <w:rPr>
+          <w:rFonts w:hint="eastAsia"/>
+        </w:rPr>
+        <w:t>현재 우리가 가지고 있는 애셋은 불필요하게 Bone 구조가 중복되어 있음</w:t>
+      </w:r>
+      <w:r>
+        <w:br/>
+      </w:r>
+      <w:r>
+        <w:rPr>
+          <w:rFonts w:hint="eastAsia"/>
+        </w:rPr>
+        <w:t>캐릭터의 bone이 166개인데, 장비마다 또 166개가 있음.</w:t>
+      </w:r>
+    </w:p>
+    <w:p>
+      <w:pPr>
+        <w:pStyle w:val="a4"/>
+        <w:widowControl/>
+        <w:numPr>
+          <w:ilvl w:val="2"/>
+          <w:numId w:val="28"/>
+        </w:numPr>
+        <w:wordWrap/>
+        <w:autoSpaceDE/>
+        <w:autoSpaceDN/>
+        <w:ind w:leftChars="0"/>
+      </w:pPr>
+      <w:r>
+        <w:rPr>
+          <w:rFonts w:hint="eastAsia"/>
+        </w:rPr>
+        <w:t>해당 bone들이 사실은 동일한 역할인 것을 확인, 구조를 수정하고</w:t>
+      </w:r>
+      <w:r>
+        <w:br/>
+      </w:r>
+      <w:r>
+        <w:rPr>
+          <w:rFonts w:hint="eastAsia"/>
+        </w:rPr>
+        <w:t>이름을 통해 서로 다른 bone들을 매핑하여 모델 전체가 하나의 통일된 본 구조를</w:t>
+      </w:r>
+      <w:r>
+        <w:br/>
+      </w:r>
+      <w:r>
+        <w:rPr>
+          <w:rFonts w:hint="eastAsia"/>
+        </w:rPr>
+        <w:t>공유하는 것처럼 추출하도록 수정</w:t>
+      </w:r>
+    </w:p>
+    <w:p>
+      <w:pPr>
+        <w:pStyle w:val="a4"/>
+        <w:widowControl/>
+        <w:numPr>
+          <w:ilvl w:val="1"/>
+          <w:numId w:val="28"/>
+        </w:numPr>
+        <w:wordWrap/>
+        <w:autoSpaceDE/>
+        <w:autoSpaceDN/>
+        <w:ind w:leftChars="0"/>
+      </w:pPr>
+      <w:r>
+        <w:rPr>
+          <w:rFonts w:hint="eastAsia"/>
+        </w:rPr>
+        <w:t>우리 프로젝트에서의 import를 위한 코드도 작성 및 테스트 완료</w:t>
+      </w:r>
+    </w:p>
+    <w:p>
+      <w:pPr>
+        <w:keepNext/>
+        <w:widowControl/>
+        <w:wordWrap/>
+        <w:autoSpaceDE/>
+        <w:autoSpaceDN/>
+        <w:jc w:val="center"/>
+      </w:pPr>
+      <w:r>
+        <w:rPr>
+          <w:rFonts w:hint="eastAsia"/>
+          <w:noProof/>
+        </w:rPr>
+        <w:drawing>
+          <wp:inline distT="0" distB="0" distL="0" distR="0" wp14:anchorId="3AA1BF34" wp14:editId="7F356CA6">
+            <wp:extent cx="3600000" cy="2529076"/>
+            <wp:effectExtent l="0" t="0" r="635" b="5080"/>
+            <wp:docPr id="1537766910" name="그림 3" descr="텍스트, 스크린샷이(가) 표시된 사진&#10;&#10;AI가 생성한 콘텐츠는 부정확할 수 있습니다."/>
+            <wp:cNvGraphicFramePr>
+              <a:graphicFrameLocks xmlns:a="http://schemas.openxmlformats.org/drawingml/2006/main" noChangeAspect="1"/>
+            </wp:cNvGraphicFramePr>
+            <a:graphic xmlns:a="http://schemas.openxmlformats.org/drawingml/2006/main">
+              <a:graphicData uri="http://schemas.openxmlformats.org/drawingml/2006/picture">
+                <pic:pic xmlns:pic="http://schemas.openxmlformats.org/drawingml/2006/picture">
+                  <pic:nvPicPr>
+                    <pic:cNvPr id="1537766910" name="그림 3" descr="텍스트, 스크린샷이(가) 표시된 사진&#10;&#10;AI가 생성한 콘텐츠는 부정확할 수 있습니다."/>
+                    <pic:cNvPicPr/>
+                  </pic:nvPicPr>
+                  <pic:blipFill>
+                    <a:blip r:embed="rId10">
+                      <a:extLst>
+                        <a:ext uri="{28A0092B-C50C-407E-A947-70E740481C1C}">
+                          <a14:useLocalDpi xmlns:a14="http://schemas.microsoft.com/office/drawing/2010/main" val="0"/>
+                        </a:ext>
+                      </a:extLst>
+                    </a:blip>
+                    <a:stretch>
+                      <a:fillRect/>
+                    </a:stretch>
+                  </pic:blipFill>
+                  <pic:spPr>
+                    <a:xfrm>
+                      <a:off x="0" y="0"/>
+                      <a:ext cx="3600000" cy="2529076"/>
+                    </a:xfrm>
+                    <a:prstGeom prst="rect">
+                      <a:avLst/>
+                    </a:prstGeom>
+                  </pic:spPr>
+                </pic:pic>
+              </a:graphicData>
+            </a:graphic>
+          </wp:inline>
+        </w:drawing>
+      </w:r>
+    </w:p>
+    <w:p>
+      <w:pPr>
+        <w:pStyle w:val="a9"/>
+        <w:jc w:val="center"/>
+      </w:pPr>
+      <w:r>
+        <w:rPr>
+          <w:rFonts w:hint="eastAsia"/>
+        </w:rPr>
+        <w:t>[</w:t>
+      </w:r>
+      <w:r>
+        <w:t xml:space="preserve">그림 </w:t>
+      </w:r>
+      <w:fldSimple w:instr=" SEQ 그림 \* ARABIC ">
+        <w:r>
+          <w:rPr>
+            <w:noProof/>
+          </w:rPr>
+          <w:t>3</w:t>
+        </w:r>
+      </w:fldSimple>
+      <w:r>
+        <w:rPr>
+          <w:rFonts w:hint="eastAsia"/>
+        </w:rPr>
+        <w:t>] 지나치게 많은 수의 Bone (각 root가 165개의 자식을 가짐)</w:t>
+      </w:r>
+    </w:p>
+    <w:p>
+      <w:pPr>
+        <w:pStyle w:val="a4"/>
+        <w:numPr>
+          <w:ilvl w:val="0"/>
+          <w:numId w:val="28"/>
+        </w:numPr>
+        <w:ind w:leftChars="0"/>
+      </w:pPr>
+      <w:r>
+        <w:rPr>
+          <w:rFonts w:hint="eastAsia"/>
+        </w:rPr>
+        <w:lastRenderedPageBreak/>
+        <w:t>애니메이션 설계</w:t>
       </w:r>
     </w:p>
     <w:p>
@@ -892,18 +4714,1152 @@
         <w:pStyle w:val="a4"/>
         <w:numPr>
           <w:ilvl w:val="1"/>
-          <w:numId w:val="20"/>
+          <w:numId w:val="28"/>
         </w:numPr>
         <w:ind w:leftChars="0"/>
       </w:pPr>
       <w:r>
+        <w:t>C</w:t>
+      </w:r>
+      <w:r>
         <w:rPr>
           <w:rFonts w:hint="eastAsia"/>
         </w:rPr>
-        <w:t>q/e: 플레이어 비행기 및 카메라 왼쪽/오른쪽 회전</w:t>
+        <w:t>lass Skeleton: (toParent, toLocal, boneIdx)의 트리 구조</w:t>
       </w:r>
     </w:p>
-    <w:p/>
+    <w:p>
+      <w:pPr>
+        <w:pStyle w:val="a4"/>
+        <w:numPr>
+          <w:ilvl w:val="1"/>
+          <w:numId w:val="28"/>
+        </w:numPr>
+        <w:ind w:leftChars="0"/>
+      </w:pPr>
+      <w:r>
+        <w:t>C</w:t>
+      </w:r>
+      <w:r>
+        <w:rPr>
+          <w:rFonts w:hint="eastAsia"/>
+        </w:rPr>
+        <w:t>lass AnimClip: {boneIdx: [KeyFrame</w:t>
+      </w:r>
+      <w:r>
+        <w:t>…</w:t>
+      </w:r>
+      <w:r>
+        <w:rPr>
+          <w:rFonts w:hint="eastAsia"/>
+        </w:rPr>
+        <w:t>]}의 맵 구조와 loop 여부를 저장하는 리소스</w:t>
+      </w:r>
+    </w:p>
+    <w:p>
+      <w:pPr>
+        <w:pStyle w:val="a4"/>
+        <w:numPr>
+          <w:ilvl w:val="2"/>
+          <w:numId w:val="28"/>
+        </w:numPr>
+        <w:ind w:leftChars="0"/>
+      </w:pPr>
+      <w:r>
+        <w:t>S</w:t>
+      </w:r>
+      <w:r>
+        <w:rPr>
+          <w:rFonts w:hint="eastAsia"/>
+        </w:rPr>
+        <w:t>truct KeyFrame: time, transform</w:t>
+      </w:r>
+    </w:p>
+    <w:p>
+      <w:pPr>
+        <w:pStyle w:val="a4"/>
+        <w:numPr>
+          <w:ilvl w:val="1"/>
+          <w:numId w:val="28"/>
+        </w:numPr>
+        <w:ind w:leftChars="0"/>
+      </w:pPr>
+      <w:r>
+        <w:t>C</w:t>
+      </w:r>
+      <w:r>
+        <w:rPr>
+          <w:rFonts w:hint="eastAsia"/>
+        </w:rPr>
+        <w:t>lass AnimInstance: length가 boneCnt인 배열 [xforms], (boneIdx)의 트리 구조</w:t>
+      </w:r>
+    </w:p>
+    <w:p>
+      <w:pPr>
+        <w:pStyle w:val="a4"/>
+        <w:numPr>
+          <w:ilvl w:val="2"/>
+          <w:numId w:val="28"/>
+        </w:numPr>
+        <w:ind w:leftChars="0"/>
+      </w:pPr>
+      <w:r>
+        <w:rPr>
+          <w:rFonts w:hint="eastAsia"/>
+        </w:rPr>
+        <w:t>(boneIdx) 트리는 Skeleton으로부터 생성</w:t>
+      </w:r>
+    </w:p>
+    <w:p>
+      <w:pPr>
+        <w:pStyle w:val="a4"/>
+        <w:numPr>
+          <w:ilvl w:val="2"/>
+          <w:numId w:val="28"/>
+        </w:numPr>
+        <w:ind w:leftChars="0"/>
+      </w:pPr>
+      <w:r>
+        <w:rPr>
+          <w:rFonts w:hint="eastAsia"/>
+        </w:rPr>
+        <w:t>재생되고 있는 애니메이션을 표현하는 클래스</w:t>
+      </w:r>
+    </w:p>
+    <w:p>
+      <w:pPr>
+        <w:pStyle w:val="a4"/>
+        <w:numPr>
+          <w:ilvl w:val="1"/>
+          <w:numId w:val="28"/>
+        </w:numPr>
+        <w:ind w:leftChars="0"/>
+      </w:pPr>
+      <w:r>
+        <w:rPr>
+          <w:rFonts w:hint="eastAsia"/>
+        </w:rPr>
+        <w:t>Class AnimSystem: AnimClip을 play하는 역할, play는 AnimInstance*를 반환, 재생하려는 애니메이션과 재생 시간차가 크지 않은 AnimInstance가 시스템 내에 존재한다면 그것을 반환</w:t>
+      </w:r>
+    </w:p>
+    <w:p>
+      <w:pPr>
+        <w:pStyle w:val="a4"/>
+        <w:numPr>
+          <w:ilvl w:val="2"/>
+          <w:numId w:val="28"/>
+        </w:numPr>
+        <w:ind w:leftChars="0"/>
+      </w:pPr>
+      <w:r>
+        <w:rPr>
+          <w:rFonts w:hint="eastAsia"/>
+        </w:rPr>
+        <w:t>향후 LOD마다 허용 재생 시간차를 다르게 설정</w:t>
+      </w:r>
+    </w:p>
+    <w:p>
+      <w:pPr>
+        <w:pStyle w:val="a4"/>
+        <w:numPr>
+          <w:ilvl w:val="1"/>
+          <w:numId w:val="28"/>
+        </w:numPr>
+        <w:ind w:leftChars="0"/>
+        <w:rPr>
+          <w:rFonts w:hint="eastAsia"/>
+        </w:rPr>
+      </w:pPr>
+      <w:r>
+        <w:t>A</w:t>
+      </w:r>
+      <w:r>
+        <w:rPr>
+          <w:rFonts w:hint="eastAsia"/>
+        </w:rPr>
+        <w:t xml:space="preserve">nimation instance들의 </w:t>
+      </w:r>
+      <w:r>
+        <w:t>L</w:t>
+      </w:r>
+      <w:r>
+        <w:rPr>
+          <w:rFonts w:hint="eastAsia"/>
+        </w:rPr>
+        <w:t>ocal transform을 계산하는 compute pass =&gt; AnimInstance의 (boneIdx) 트리 구조를 순회하며 local transform을 인덱싱해서 localToWorld transform들을 구축</w:t>
+      </w:r>
+      <w:r>
+        <w:br/>
+      </w:r>
+      <w:r>
+        <w:rPr>
+          <w:rFonts w:hint="eastAsia"/>
+        </w:rPr>
+        <w:t>=&gt; Animation instance들의 final transform을 계산하는 compute pass =&gt; 실제 렌더링하며 정점 블렌딩</w:t>
+      </w:r>
+    </w:p>
+    <w:tbl>
+      <w:tblPr>
+        <w:tblStyle w:val="a3"/>
+        <w:tblW w:w="0" w:type="auto"/>
+        <w:tblLook w:val="04A0" w:firstRow="1" w:lastRow="0" w:firstColumn="1" w:lastColumn="0" w:noHBand="0" w:noVBand="1"/>
+      </w:tblPr>
+      <w:tblGrid>
+        <w:gridCol w:w="1464"/>
+        <w:gridCol w:w="1497"/>
+        <w:gridCol w:w="1557"/>
+        <w:gridCol w:w="1563"/>
+        <w:gridCol w:w="1471"/>
+        <w:gridCol w:w="1354"/>
+        <w:gridCol w:w="1550"/>
+      </w:tblGrid>
+      <w:tr>
+        <w:tc>
+          <w:tcPr>
+            <w:tcW w:w="1464" w:type="dxa"/>
+          </w:tcPr>
+          <w:p>
+            <w:pPr>
+              <w:rPr>
+                <w:rFonts w:hint="eastAsia"/>
+              </w:rPr>
+            </w:pPr>
+            <w:r>
+              <w:rPr>
+                <w:rFonts w:hint="eastAsia"/>
+              </w:rPr>
+              <w:t>Inst0</w:t>
+            </w:r>
+          </w:p>
+        </w:tc>
+        <w:tc>
+          <w:tcPr>
+            <w:tcW w:w="1497" w:type="dxa"/>
+          </w:tcPr>
+          <w:p>
+            <w:pPr>
+              <w:rPr>
+                <w:rFonts w:hint="eastAsia"/>
+              </w:rPr>
+            </w:pPr>
+            <w:r>
+              <w:rPr>
+                <w:rFonts w:hint="eastAsia"/>
+              </w:rPr>
+              <w:t>Bone0</w:t>
+            </w:r>
+          </w:p>
+        </w:tc>
+        <w:tc>
+          <w:tcPr>
+            <w:tcW w:w="1557" w:type="dxa"/>
+          </w:tcPr>
+          <w:p>
+            <w:pPr>
+              <w:rPr>
+                <w:rFonts w:hint="eastAsia"/>
+              </w:rPr>
+            </w:pPr>
+            <w:r>
+              <w:rPr>
+                <w:rFonts w:hint="eastAsia"/>
+              </w:rPr>
+              <w:t>lhsXform</w:t>
+            </w:r>
+          </w:p>
+        </w:tc>
+        <w:tc>
+          <w:tcPr>
+            <w:tcW w:w="1563" w:type="dxa"/>
+          </w:tcPr>
+          <w:p>
+            <w:pPr>
+              <w:rPr>
+                <w:rFonts w:hint="eastAsia"/>
+              </w:rPr>
+            </w:pPr>
+            <w:r>
+              <w:rPr>
+                <w:rFonts w:hint="eastAsia"/>
+              </w:rPr>
+              <w:t>rhsXform</w:t>
+            </w:r>
+          </w:p>
+        </w:tc>
+        <w:tc>
+          <w:tcPr>
+            <w:tcW w:w="1471" w:type="dxa"/>
+          </w:tcPr>
+          <w:p>
+            <w:pPr>
+              <w:rPr>
+                <w:rFonts w:hint="eastAsia"/>
+              </w:rPr>
+            </w:pPr>
+            <w:r>
+              <w:t>R</w:t>
+            </w:r>
+            <w:r>
+              <w:rPr>
+                <w:rFonts w:hint="eastAsia"/>
+              </w:rPr>
+              <w:t>atio</w:t>
+            </w:r>
+          </w:p>
+        </w:tc>
+        <w:tc>
+          <w:tcPr>
+            <w:tcW w:w="1354" w:type="dxa"/>
+          </w:tcPr>
+          <w:p>
+            <w:pPr>
+              <w:rPr>
+                <w:rFonts w:hint="eastAsia"/>
+              </w:rPr>
+            </w:pPr>
+            <w:r>
+              <w:rPr>
+                <w:rFonts w:hint="eastAsia"/>
+              </w:rPr>
+              <w:t>=&gt;</w:t>
+            </w:r>
+          </w:p>
+        </w:tc>
+        <w:tc>
+          <w:tcPr>
+            <w:tcW w:w="1550" w:type="dxa"/>
+          </w:tcPr>
+          <w:p>
+            <w:pPr>
+              <w:rPr>
+                <w:rFonts w:hint="eastAsia"/>
+              </w:rPr>
+            </w:pPr>
+            <w:r>
+              <w:rPr>
+                <w:rFonts w:hint="eastAsia"/>
+              </w:rPr>
+              <w:t>localMat</w:t>
+            </w:r>
+          </w:p>
+        </w:tc>
+      </w:tr>
+      <w:tr>
+        <w:tc>
+          <w:tcPr>
+            <w:tcW w:w="1464" w:type="dxa"/>
+          </w:tcPr>
+          <w:p>
+            <w:pPr>
+              <w:rPr>
+                <w:rFonts w:hint="eastAsia"/>
+              </w:rPr>
+            </w:pPr>
+            <w:r>
+              <w:t>…</w:t>
+            </w:r>
+          </w:p>
+        </w:tc>
+        <w:tc>
+          <w:tcPr>
+            <w:tcW w:w="1497" w:type="dxa"/>
+          </w:tcPr>
+          <w:p>
+            <w:pPr>
+              <w:rPr>
+                <w:rFonts w:hint="eastAsia"/>
+              </w:rPr>
+            </w:pPr>
+            <w:r>
+              <w:rPr>
+                <w:rFonts w:hint="eastAsia"/>
+              </w:rPr>
+              <w:t>Bone1</w:t>
+            </w:r>
+          </w:p>
+        </w:tc>
+        <w:tc>
+          <w:tcPr>
+            <w:tcW w:w="1557" w:type="dxa"/>
+          </w:tcPr>
+          <w:p>
+            <w:pPr>
+              <w:rPr>
+                <w:rFonts w:hint="eastAsia"/>
+              </w:rPr>
+            </w:pPr>
+            <w:r>
+              <w:rPr>
+                <w:rFonts w:hint="eastAsia"/>
+              </w:rPr>
+              <w:t>lhsXform</w:t>
+            </w:r>
+          </w:p>
+        </w:tc>
+        <w:tc>
+          <w:tcPr>
+            <w:tcW w:w="1563" w:type="dxa"/>
+          </w:tcPr>
+          <w:p>
+            <w:pPr>
+              <w:rPr>
+                <w:rFonts w:hint="eastAsia"/>
+              </w:rPr>
+            </w:pPr>
+            <w:r>
+              <w:rPr>
+                <w:rFonts w:hint="eastAsia"/>
+              </w:rPr>
+              <w:t>rhsXform</w:t>
+            </w:r>
+          </w:p>
+        </w:tc>
+        <w:tc>
+          <w:tcPr>
+            <w:tcW w:w="1471" w:type="dxa"/>
+          </w:tcPr>
+          <w:p>
+            <w:pPr>
+              <w:rPr>
+                <w:rFonts w:hint="eastAsia"/>
+              </w:rPr>
+            </w:pPr>
+            <w:r>
+              <w:t>R</w:t>
+            </w:r>
+            <w:r>
+              <w:rPr>
+                <w:rFonts w:hint="eastAsia"/>
+              </w:rPr>
+              <w:t>atio</w:t>
+            </w:r>
+          </w:p>
+        </w:tc>
+        <w:tc>
+          <w:tcPr>
+            <w:tcW w:w="1354" w:type="dxa"/>
+          </w:tcPr>
+          <w:p>
+            <w:pPr>
+              <w:rPr>
+                <w:rFonts w:hint="eastAsia"/>
+              </w:rPr>
+            </w:pPr>
+            <w:r>
+              <w:rPr>
+                <w:rFonts w:hint="eastAsia"/>
+              </w:rPr>
+              <w:t>=&gt;</w:t>
+            </w:r>
+          </w:p>
+        </w:tc>
+        <w:tc>
+          <w:tcPr>
+            <w:tcW w:w="1550" w:type="dxa"/>
+          </w:tcPr>
+          <w:p>
+            <w:pPr>
+              <w:rPr>
+                <w:rFonts w:hint="eastAsia"/>
+              </w:rPr>
+            </w:pPr>
+            <w:r>
+              <w:rPr>
+                <w:rFonts w:hint="eastAsia"/>
+              </w:rPr>
+              <w:t>localMat</w:t>
+            </w:r>
+          </w:p>
+        </w:tc>
+      </w:tr>
+      <w:tr>
+        <w:tc>
+          <w:tcPr>
+            <w:tcW w:w="1464" w:type="dxa"/>
+          </w:tcPr>
+          <w:p>
+            <w:pPr>
+              <w:rPr>
+                <w:rFonts w:hint="eastAsia"/>
+              </w:rPr>
+            </w:pPr>
+          </w:p>
+        </w:tc>
+        <w:tc>
+          <w:tcPr>
+            <w:tcW w:w="1497" w:type="dxa"/>
+          </w:tcPr>
+          <w:p>
+            <w:pPr>
+              <w:rPr>
+                <w:rFonts w:hint="eastAsia"/>
+              </w:rPr>
+            </w:pPr>
+            <w:r>
+              <w:t>…</w:t>
+            </w:r>
+          </w:p>
+        </w:tc>
+        <w:tc>
+          <w:tcPr>
+            <w:tcW w:w="1557" w:type="dxa"/>
+          </w:tcPr>
+          <w:p>
+            <w:pPr>
+              <w:rPr>
+                <w:rFonts w:hint="eastAsia"/>
+              </w:rPr>
+            </w:pPr>
+          </w:p>
+        </w:tc>
+        <w:tc>
+          <w:tcPr>
+            <w:tcW w:w="1563" w:type="dxa"/>
+          </w:tcPr>
+          <w:p>
+            <w:pPr>
+              <w:rPr>
+                <w:rFonts w:hint="eastAsia"/>
+              </w:rPr>
+            </w:pPr>
+          </w:p>
+        </w:tc>
+        <w:tc>
+          <w:tcPr>
+            <w:tcW w:w="1471" w:type="dxa"/>
+          </w:tcPr>
+          <w:p>
+            <w:pPr>
+              <w:rPr>
+                <w:rFonts w:hint="eastAsia"/>
+              </w:rPr>
+            </w:pPr>
+          </w:p>
+        </w:tc>
+        <w:tc>
+          <w:tcPr>
+            <w:tcW w:w="1354" w:type="dxa"/>
+          </w:tcPr>
+          <w:p>
+            <w:pPr>
+              <w:rPr>
+                <w:rFonts w:hint="eastAsia"/>
+              </w:rPr>
+            </w:pPr>
+          </w:p>
+        </w:tc>
+        <w:tc>
+          <w:tcPr>
+            <w:tcW w:w="1550" w:type="dxa"/>
+          </w:tcPr>
+          <w:p>
+            <w:pPr>
+              <w:rPr>
+                <w:rFonts w:hint="eastAsia"/>
+              </w:rPr>
+            </w:pPr>
+          </w:p>
+        </w:tc>
+      </w:tr>
+      <w:tr>
+        <w:tc>
+          <w:tcPr>
+            <w:tcW w:w="1464" w:type="dxa"/>
+          </w:tcPr>
+          <w:p>
+            <w:pPr>
+              <w:rPr>
+                <w:rFonts w:hint="eastAsia"/>
+              </w:rPr>
+            </w:pPr>
+            <w:r>
+              <w:rPr>
+                <w:rFonts w:hint="eastAsia"/>
+              </w:rPr>
+              <w:t>Inst1</w:t>
+            </w:r>
+          </w:p>
+        </w:tc>
+        <w:tc>
+          <w:tcPr>
+            <w:tcW w:w="1497" w:type="dxa"/>
+          </w:tcPr>
+          <w:p>
+            <w:pPr>
+              <w:rPr>
+                <w:rFonts w:hint="eastAsia"/>
+              </w:rPr>
+            </w:pPr>
+            <w:r>
+              <w:rPr>
+                <w:rFonts w:hint="eastAsia"/>
+              </w:rPr>
+              <w:t>Bone0</w:t>
+            </w:r>
+          </w:p>
+        </w:tc>
+        <w:tc>
+          <w:tcPr>
+            <w:tcW w:w="1557" w:type="dxa"/>
+          </w:tcPr>
+          <w:p>
+            <w:pPr>
+              <w:rPr>
+                <w:rFonts w:hint="eastAsia"/>
+              </w:rPr>
+            </w:pPr>
+            <w:r>
+              <w:t>…</w:t>
+            </w:r>
+          </w:p>
+        </w:tc>
+        <w:tc>
+          <w:tcPr>
+            <w:tcW w:w="1563" w:type="dxa"/>
+          </w:tcPr>
+          <w:p>
+            <w:pPr>
+              <w:rPr>
+                <w:rFonts w:hint="eastAsia"/>
+              </w:rPr>
+            </w:pPr>
+          </w:p>
+        </w:tc>
+        <w:tc>
+          <w:tcPr>
+            <w:tcW w:w="1471" w:type="dxa"/>
+          </w:tcPr>
+          <w:p>
+            <w:pPr>
+              <w:rPr>
+                <w:rFonts w:hint="eastAsia"/>
+              </w:rPr>
+            </w:pPr>
+          </w:p>
+        </w:tc>
+        <w:tc>
+          <w:tcPr>
+            <w:tcW w:w="1354" w:type="dxa"/>
+          </w:tcPr>
+          <w:p>
+            <w:pPr>
+              <w:keepNext/>
+              <w:rPr>
+                <w:rFonts w:hint="eastAsia"/>
+              </w:rPr>
+            </w:pPr>
+          </w:p>
+        </w:tc>
+        <w:tc>
+          <w:tcPr>
+            <w:tcW w:w="1550" w:type="dxa"/>
+          </w:tcPr>
+          <w:p>
+            <w:pPr>
+              <w:keepNext/>
+              <w:rPr>
+                <w:rFonts w:hint="eastAsia"/>
+              </w:rPr>
+            </w:pPr>
+          </w:p>
+        </w:tc>
+      </w:tr>
+    </w:tbl>
+    <w:p>
+      <w:pPr>
+        <w:pStyle w:val="a9"/>
+        <w:jc w:val="center"/>
+      </w:pPr>
+      <w:r>
+        <w:rPr>
+          <w:rFonts w:hint="eastAsia"/>
+        </w:rPr>
+        <w:t>[</w:t>
+      </w:r>
+      <w:r>
+        <w:t xml:space="preserve">표 </w:t>
+      </w:r>
+      <w:fldSimple w:instr=" SEQ 표 \* ARABIC ">
+        <w:r>
+          <w:rPr>
+            <w:noProof/>
+          </w:rPr>
+          <w:t>1</w:t>
+        </w:r>
+      </w:fldSimple>
+      <w:r>
+        <w:rPr>
+          <w:rFonts w:hint="eastAsia"/>
+        </w:rPr>
+        <w:t>] local transform을 계산하는 compute pass</w:t>
+      </w:r>
+    </w:p>
+    <w:tbl>
+      <w:tblPr>
+        <w:tblStyle w:val="a3"/>
+        <w:tblW w:w="0" w:type="auto"/>
+        <w:tblLook w:val="04A0" w:firstRow="1" w:lastRow="0" w:firstColumn="1" w:lastColumn="0" w:noHBand="0" w:noVBand="1"/>
+      </w:tblPr>
+      <w:tblGrid>
+        <w:gridCol w:w="1742"/>
+        <w:gridCol w:w="1742"/>
+        <w:gridCol w:w="1743"/>
+        <w:gridCol w:w="1743"/>
+        <w:gridCol w:w="1743"/>
+        <w:gridCol w:w="1743"/>
+      </w:tblGrid>
+      <w:tr>
+        <w:tc>
+          <w:tcPr>
+            <w:tcW w:w="1742" w:type="dxa"/>
+          </w:tcPr>
+          <w:p>
+            <w:pPr>
+              <w:rPr>
+                <w:rFonts w:hint="eastAsia"/>
+              </w:rPr>
+            </w:pPr>
+            <w:r>
+              <w:rPr>
+                <w:rFonts w:hint="eastAsia"/>
+              </w:rPr>
+              <w:t>Inst0</w:t>
+            </w:r>
+          </w:p>
+        </w:tc>
+        <w:tc>
+          <w:tcPr>
+            <w:tcW w:w="1742" w:type="dxa"/>
+          </w:tcPr>
+          <w:p>
+            <w:pPr>
+              <w:rPr>
+                <w:rFonts w:hint="eastAsia"/>
+              </w:rPr>
+            </w:pPr>
+            <w:r>
+              <w:rPr>
+                <w:rFonts w:hint="eastAsia"/>
+              </w:rPr>
+              <w:t>Bone0</w:t>
+            </w:r>
+          </w:p>
+        </w:tc>
+        <w:tc>
+          <w:tcPr>
+            <w:tcW w:w="1743" w:type="dxa"/>
+          </w:tcPr>
+          <w:p>
+            <w:pPr>
+              <w:rPr>
+                <w:rFonts w:hint="eastAsia"/>
+              </w:rPr>
+            </w:pPr>
+            <w:r>
+              <w:rPr>
+                <w:rFonts w:hint="eastAsia"/>
+              </w:rPr>
+              <w:t>localToWorld</w:t>
+            </w:r>
+          </w:p>
+        </w:tc>
+        <w:tc>
+          <w:tcPr>
+            <w:tcW w:w="1743" w:type="dxa"/>
+          </w:tcPr>
+          <w:p>
+            <w:pPr>
+              <w:rPr>
+                <w:rFonts w:hint="eastAsia"/>
+              </w:rPr>
+            </w:pPr>
+            <w:r>
+              <w:rPr>
+                <w:rFonts w:hint="eastAsia"/>
+              </w:rPr>
+              <w:t>dressToLocal</w:t>
+            </w:r>
+          </w:p>
+        </w:tc>
+        <w:tc>
+          <w:tcPr>
+            <w:tcW w:w="1743" w:type="dxa"/>
+          </w:tcPr>
+          <w:p>
+            <w:pPr>
+              <w:rPr>
+                <w:rFonts w:hint="eastAsia"/>
+              </w:rPr>
+            </w:pPr>
+            <w:r>
+              <w:rPr>
+                <w:rFonts w:hint="eastAsia"/>
+              </w:rPr>
+              <w:t>=&gt;</w:t>
+            </w:r>
+          </w:p>
+        </w:tc>
+        <w:tc>
+          <w:tcPr>
+            <w:tcW w:w="1743" w:type="dxa"/>
+          </w:tcPr>
+          <w:p>
+            <w:pPr>
+              <w:rPr>
+                <w:rFonts w:hint="eastAsia"/>
+              </w:rPr>
+            </w:pPr>
+            <w:r>
+              <w:rPr>
+                <w:rFonts w:hint="eastAsia"/>
+              </w:rPr>
+              <w:t>finalMat</w:t>
+            </w:r>
+          </w:p>
+        </w:tc>
+      </w:tr>
+      <w:tr>
+        <w:tc>
+          <w:tcPr>
+            <w:tcW w:w="1742" w:type="dxa"/>
+          </w:tcPr>
+          <w:p>
+            <w:pPr>
+              <w:rPr>
+                <w:rFonts w:hint="eastAsia"/>
+              </w:rPr>
+            </w:pPr>
+            <w:r>
+              <w:t>…</w:t>
+            </w:r>
+          </w:p>
+        </w:tc>
+        <w:tc>
+          <w:tcPr>
+            <w:tcW w:w="1742" w:type="dxa"/>
+          </w:tcPr>
+          <w:p>
+            <w:pPr>
+              <w:rPr>
+                <w:rFonts w:hint="eastAsia"/>
+              </w:rPr>
+            </w:pPr>
+            <w:r>
+              <w:rPr>
+                <w:rFonts w:hint="eastAsia"/>
+              </w:rPr>
+              <w:t>Bone1</w:t>
+            </w:r>
+          </w:p>
+        </w:tc>
+        <w:tc>
+          <w:tcPr>
+            <w:tcW w:w="1743" w:type="dxa"/>
+          </w:tcPr>
+          <w:p>
+            <w:pPr>
+              <w:rPr>
+                <w:rFonts w:hint="eastAsia"/>
+              </w:rPr>
+            </w:pPr>
+            <w:r>
+              <w:rPr>
+                <w:rFonts w:hint="eastAsia"/>
+              </w:rPr>
+              <w:t>localToWorld</w:t>
+            </w:r>
+          </w:p>
+        </w:tc>
+        <w:tc>
+          <w:tcPr>
+            <w:tcW w:w="1743" w:type="dxa"/>
+          </w:tcPr>
+          <w:p>
+            <w:pPr>
+              <w:rPr>
+                <w:rFonts w:hint="eastAsia"/>
+              </w:rPr>
+            </w:pPr>
+            <w:r>
+              <w:rPr>
+                <w:rFonts w:hint="eastAsia"/>
+              </w:rPr>
+              <w:t>dressToLocal</w:t>
+            </w:r>
+          </w:p>
+        </w:tc>
+        <w:tc>
+          <w:tcPr>
+            <w:tcW w:w="1743" w:type="dxa"/>
+          </w:tcPr>
+          <w:p>
+            <w:pPr>
+              <w:rPr>
+                <w:rFonts w:hint="eastAsia"/>
+              </w:rPr>
+            </w:pPr>
+            <w:r>
+              <w:rPr>
+                <w:rFonts w:hint="eastAsia"/>
+              </w:rPr>
+              <w:t>=&gt;</w:t>
+            </w:r>
+          </w:p>
+        </w:tc>
+        <w:tc>
+          <w:tcPr>
+            <w:tcW w:w="1743" w:type="dxa"/>
+          </w:tcPr>
+          <w:p>
+            <w:pPr>
+              <w:rPr>
+                <w:rFonts w:hint="eastAsia"/>
+              </w:rPr>
+            </w:pPr>
+            <w:r>
+              <w:rPr>
+                <w:rFonts w:hint="eastAsia"/>
+              </w:rPr>
+              <w:t>finalMat</w:t>
+            </w:r>
+          </w:p>
+        </w:tc>
+      </w:tr>
+      <w:tr>
+        <w:tc>
+          <w:tcPr>
+            <w:tcW w:w="1742" w:type="dxa"/>
+          </w:tcPr>
+          <w:p>
+            <w:pPr>
+              <w:rPr>
+                <w:rFonts w:hint="eastAsia"/>
+              </w:rPr>
+            </w:pPr>
+          </w:p>
+        </w:tc>
+        <w:tc>
+          <w:tcPr>
+            <w:tcW w:w="1742" w:type="dxa"/>
+          </w:tcPr>
+          <w:p>
+            <w:pPr>
+              <w:rPr>
+                <w:rFonts w:hint="eastAsia"/>
+              </w:rPr>
+            </w:pPr>
+            <w:r>
+              <w:t>…</w:t>
+            </w:r>
+          </w:p>
+        </w:tc>
+        <w:tc>
+          <w:tcPr>
+            <w:tcW w:w="1743" w:type="dxa"/>
+          </w:tcPr>
+          <w:p>
+            <w:pPr>
+              <w:rPr>
+                <w:rFonts w:hint="eastAsia"/>
+              </w:rPr>
+            </w:pPr>
+          </w:p>
+        </w:tc>
+        <w:tc>
+          <w:tcPr>
+            <w:tcW w:w="1743" w:type="dxa"/>
+          </w:tcPr>
+          <w:p>
+            <w:pPr>
+              <w:rPr>
+                <w:rFonts w:hint="eastAsia"/>
+              </w:rPr>
+            </w:pPr>
+          </w:p>
+        </w:tc>
+        <w:tc>
+          <w:tcPr>
+            <w:tcW w:w="1743" w:type="dxa"/>
+          </w:tcPr>
+          <w:p>
+            <w:pPr>
+              <w:rPr>
+                <w:rFonts w:hint="eastAsia"/>
+              </w:rPr>
+            </w:pPr>
+          </w:p>
+        </w:tc>
+        <w:tc>
+          <w:tcPr>
+            <w:tcW w:w="1743" w:type="dxa"/>
+          </w:tcPr>
+          <w:p>
+            <w:pPr>
+              <w:rPr>
+                <w:rFonts w:hint="eastAsia"/>
+              </w:rPr>
+            </w:pPr>
+          </w:p>
+        </w:tc>
+      </w:tr>
+      <w:tr>
+        <w:tc>
+          <w:tcPr>
+            <w:tcW w:w="1742" w:type="dxa"/>
+          </w:tcPr>
+          <w:p>
+            <w:pPr>
+              <w:rPr>
+                <w:rFonts w:hint="eastAsia"/>
+              </w:rPr>
+            </w:pPr>
+            <w:r>
+              <w:rPr>
+                <w:rFonts w:hint="eastAsia"/>
+              </w:rPr>
+              <w:t>Inst1</w:t>
+            </w:r>
+          </w:p>
+        </w:tc>
+        <w:tc>
+          <w:tcPr>
+            <w:tcW w:w="1742" w:type="dxa"/>
+          </w:tcPr>
+          <w:p>
+            <w:pPr>
+              <w:rPr>
+                <w:rFonts w:hint="eastAsia"/>
+              </w:rPr>
+            </w:pPr>
+            <w:r>
+              <w:rPr>
+                <w:rFonts w:hint="eastAsia"/>
+              </w:rPr>
+              <w:t>Bone0</w:t>
+            </w:r>
+          </w:p>
+        </w:tc>
+        <w:tc>
+          <w:tcPr>
+            <w:tcW w:w="1743" w:type="dxa"/>
+          </w:tcPr>
+          <w:p>
+            <w:pPr>
+              <w:rPr>
+                <w:rFonts w:hint="eastAsia"/>
+              </w:rPr>
+            </w:pPr>
+            <w:r>
+              <w:t>…</w:t>
+            </w:r>
+          </w:p>
+        </w:tc>
+        <w:tc>
+          <w:tcPr>
+            <w:tcW w:w="1743" w:type="dxa"/>
+          </w:tcPr>
+          <w:p>
+            <w:pPr>
+              <w:rPr>
+                <w:rFonts w:hint="eastAsia"/>
+              </w:rPr>
+            </w:pPr>
+          </w:p>
+        </w:tc>
+        <w:tc>
+          <w:tcPr>
+            <w:tcW w:w="1743" w:type="dxa"/>
+          </w:tcPr>
+          <w:p>
+            <w:pPr>
+              <w:rPr>
+                <w:rFonts w:hint="eastAsia"/>
+              </w:rPr>
+            </w:pPr>
+          </w:p>
+        </w:tc>
+        <w:tc>
+          <w:tcPr>
+            <w:tcW w:w="1743" w:type="dxa"/>
+          </w:tcPr>
+          <w:p>
+            <w:pPr>
+              <w:keepNext/>
+              <w:rPr>
+                <w:rFonts w:hint="eastAsia"/>
+              </w:rPr>
+            </w:pPr>
+          </w:p>
+        </w:tc>
+      </w:tr>
+    </w:tbl>
+    <w:p>
+      <w:pPr>
+        <w:pStyle w:val="a9"/>
+        <w:jc w:val="center"/>
+        <w:rPr>
+          <w:rFonts w:hint="eastAsia"/>
+        </w:rPr>
+      </w:pPr>
+      <w:r>
+        <w:rPr>
+          <w:rFonts w:hint="eastAsia"/>
+        </w:rPr>
+        <w:t>[</w:t>
+      </w:r>
+      <w:r>
+        <w:t xml:space="preserve">표 </w:t>
+      </w:r>
+      <w:fldSimple w:instr=" SEQ 표 \* ARABIC ">
+        <w:r>
+          <w:rPr>
+            <w:noProof/>
+          </w:rPr>
+          <w:t>2</w:t>
+        </w:r>
+      </w:fldSimple>
+      <w:r>
+        <w:rPr>
+          <w:rFonts w:hint="eastAsia"/>
+        </w:rPr>
+        <w:t>] final transform을 계산하는 compute pass</w:t>
+      </w:r>
+    </w:p>
+    <w:p>
+      <w:pPr>
+        <w:widowControl/>
+        <w:wordWrap/>
+        <w:autoSpaceDE/>
+        <w:autoSpaceDN/>
+        <w:rPr>
+          <w:b/>
+          <w:bCs/>
+          <w:szCs w:val="20"/>
+        </w:rPr>
+      </w:pPr>
+      <w:r>
+        <w:rPr>
+          <w:b/>
+          <w:bCs/>
+          <w:szCs w:val="20"/>
+        </w:rPr>
+        <w:br w:type="page"/>
+      </w:r>
+    </w:p>
+    <w:p>
+      <w:pPr>
+        <w:widowControl/>
+        <w:wordWrap/>
+        <w:autoSpaceDE/>
+        <w:autoSpaceDN/>
+        <w:rPr>
+          <w:rFonts w:hint="eastAsia"/>
+          <w:b/>
+          <w:bCs/>
+          <w:szCs w:val="20"/>
+        </w:rPr>
+      </w:pPr>
+    </w:p>
     <w:p>
       <w:pPr>
         <w:rPr>
@@ -961,19 +5917,11 @@
         </w:numPr>
         <w:ind w:leftChars="0"/>
       </w:pPr>
-      <w:proofErr w:type="spellStart"/>
       <w:r>
         <w:rPr>
           <w:rFonts w:hint="eastAsia"/>
         </w:rPr>
-        <w:t>CSHello</w:t>
-      </w:r>
-      <w:proofErr w:type="spellEnd"/>
-      <w:r>
-        <w:rPr>
-          <w:rFonts w:hint="eastAsia"/>
-        </w:rPr>
-        <w:t>: 클라이언트가 서버에 접속함을 통지</w:t>
+        <w:t>CSHello: 클라이언트가 서버에 접속함을 통지</w:t>
       </w:r>
     </w:p>
     <w:p>
@@ -985,19 +5933,11 @@
         </w:numPr>
         <w:ind w:leftChars="0"/>
       </w:pPr>
-      <w:proofErr w:type="spellStart"/>
       <w:r>
         <w:rPr>
           <w:rFonts w:hint="eastAsia"/>
         </w:rPr>
-        <w:t>SCAssign</w:t>
-      </w:r>
-      <w:proofErr w:type="spellEnd"/>
-      <w:r>
-        <w:rPr>
-          <w:rFonts w:hint="eastAsia"/>
-        </w:rPr>
-        <w:t>: 서버가 클라이언트에 조종할 비행기 객체를 할당</w:t>
+        <w:t>SCAssign: 서버가 클라이언트에 조종할 비행기 객체를 할당</w:t>
       </w:r>
     </w:p>
     <w:p>
@@ -1009,33 +5949,11 @@
         </w:numPr>
         <w:ind w:leftChars="0"/>
       </w:pPr>
-      <w:proofErr w:type="spellStart"/>
       <w:r>
         <w:rPr>
           <w:rFonts w:hint="eastAsia"/>
         </w:rPr>
-        <w:t>CSWorld</w:t>
-      </w:r>
-      <w:proofErr w:type="spellEnd"/>
-      <w:r>
-        <w:rPr>
-          <w:rFonts w:hint="eastAsia"/>
-        </w:rPr>
-        <w:t>/</w:t>
-      </w:r>
-      <w:proofErr w:type="spellStart"/>
-      <w:r>
-        <w:rPr>
-          <w:rFonts w:hint="eastAsia"/>
-        </w:rPr>
-        <w:t>SCWorld</w:t>
-      </w:r>
-      <w:proofErr w:type="spellEnd"/>
-      <w:r>
-        <w:rPr>
-          <w:rFonts w:hint="eastAsia"/>
-        </w:rPr>
-        <w:t>: 서버나 클라이언트가 상대에게 자신이 가지고 있는 월드 변환 정보들을 전송</w:t>
+        <w:t>CSWorld/SCWorld: 서버나 클라이언트가 상대에게 자신이 가지고 있는 월드 변환 정보들을 전송</w:t>
       </w:r>
     </w:p>
     <w:p>
@@ -1047,19 +5965,11 @@
         </w:numPr>
         <w:ind w:leftChars="0"/>
       </w:pPr>
-      <w:proofErr w:type="spellStart"/>
       <w:r>
         <w:rPr>
           <w:rFonts w:hint="eastAsia"/>
         </w:rPr>
-        <w:t>CSLeave</w:t>
-      </w:r>
-      <w:proofErr w:type="spellEnd"/>
-      <w:r>
-        <w:rPr>
-          <w:rFonts w:hint="eastAsia"/>
-        </w:rPr>
-        <w:t>: 클라이언트가 서버에 연결 해제를 통</w:t>
+        <w:t>CSLeave: 클라이언트가 서버에 연결 해제를 통</w:t>
       </w:r>
       <w:r>
         <w:rPr>
@@ -1159,21 +6069,7 @@
         <w:rPr>
           <w:rFonts w:hint="eastAsia"/>
         </w:rPr>
-        <w:t xml:space="preserve">카메라 절두체를 이용해 새로운 </w:t>
-      </w:r>
-      <w:proofErr w:type="spellStart"/>
-      <w:r>
-        <w:rPr>
-          <w:rFonts w:hint="eastAsia"/>
-        </w:rPr>
-        <w:t>절두체</w:t>
-      </w:r>
-      <w:proofErr w:type="spellEnd"/>
-      <w:r>
-        <w:rPr>
-          <w:rFonts w:hint="eastAsia"/>
-        </w:rPr>
-        <w:t xml:space="preserve"> 3개를 만드는 방식으로 코드를 변경</w:t>
+        <w:t>카메라 절두체를 이용해 새로운 절두체 3개를 만드는 방식으로 코드를 변경</w:t>
       </w:r>
     </w:p>
     <w:p>
@@ -1207,14 +6103,12 @@
         </w:rPr>
         <w:t xml:space="preserve">기존의 </w:t>
       </w:r>
-      <w:proofErr w:type="spellStart"/>
       <w:r>
         <w:rPr>
           <w:color w:val="0070C0"/>
         </w:rPr>
         <w:t>XMMatrixOrthographicLH</w:t>
       </w:r>
-      <w:proofErr w:type="spellEnd"/>
       <w:r>
         <w:rPr>
           <w:rFonts w:hint="eastAsia"/>
@@ -1226,30 +6120,14 @@
         <w:rPr>
           <w:rFonts w:hint="eastAsia"/>
         </w:rPr>
-        <w:t xml:space="preserve">함수를 </w:t>
-      </w:r>
-      <w:proofErr w:type="spellStart"/>
-      <w:r>
-        <w:rPr>
-          <w:rFonts w:hint="eastAsia"/>
-        </w:rPr>
-        <w:t>안쓰고</w:t>
-      </w:r>
-      <w:proofErr w:type="spellEnd"/>
-      <w:r>
-        <w:rPr>
-          <w:rFonts w:hint="eastAsia"/>
-        </w:rPr>
-        <w:t xml:space="preserve"> </w:t>
-      </w:r>
-      <w:proofErr w:type="spellStart"/>
+        <w:t xml:space="preserve">함수를 안쓰고 </w:t>
+      </w:r>
       <w:r>
         <w:rPr>
           <w:color w:val="0070C0"/>
         </w:rPr>
         <w:t>XMMatrixOrthographicOffCenterLH</w:t>
       </w:r>
-      <w:proofErr w:type="spellEnd"/>
       <w:r>
         <w:rPr>
           <w:rFonts w:hint="eastAsia"/>
@@ -1284,13 +6162,7 @@
       </w:r>
     </w:p>
     <w:p/>
-    <w:p>
-      <w:pPr>
-        <w:rPr>
-          <w:rFonts w:hint="eastAsia"/>
-        </w:rPr>
-      </w:pPr>
-    </w:p>
+    <w:p/>
     <w:p>
       <w:r>
         <w:br w:type="page"/>
@@ -1344,22 +6216,14 @@
           <w:p>
             <w:pPr>
               <w:jc w:val="left"/>
+              <w:rPr>
+                <w:rFonts w:hint="eastAsia"/>
+              </w:rPr>
             </w:pPr>
             <w:r>
               <w:rPr>
                 <w:rFonts w:hint="eastAsia"/>
               </w:rPr>
-              <w:t>나뭇잎의 투명한 부분까지 불투명하게 그려진다.</w:t>
-            </w:r>
-          </w:p>
-          <w:p>
-            <w:pPr>
-              <w:jc w:val="left"/>
-            </w:pPr>
-            <w:r>
-              <w:rPr>
-                <w:rFonts w:hint="eastAsia"/>
-              </w:rPr>
               <w:t>여러 개의 Terrain Layer를 사용할 수</w:t>
             </w:r>
             <w:r>
@@ -1371,24 +6235,23 @@
               </w:rPr>
               <w:t>없다.</w:t>
             </w:r>
-          </w:p>
-          <w:p>
-            <w:pPr>
-              <w:jc w:val="left"/>
-            </w:pPr>
-            <w:proofErr w:type="spellStart"/>
-            <w:r>
-              <w:rPr>
-                <w:rFonts w:hint="eastAsia"/>
-              </w:rPr>
-              <w:t>청크</w:t>
-            </w:r>
-            <w:proofErr w:type="spellEnd"/>
-            <w:r>
-              <w:rPr>
-                <w:rFonts w:hint="eastAsia"/>
-              </w:rPr>
-              <w:t xml:space="preserve"> 사이의 경계가 부자연스럽다.</w:t>
+            <w:r>
+              <w:br/>
+            </w:r>
+            <w:r>
+              <w:rPr>
+                <w:rFonts w:hint="eastAsia"/>
+              </w:rPr>
+              <w:t>네트워킹과 렌더링으로 인한 렉이</w:t>
+            </w:r>
+            <w:r>
+              <w:br/>
+            </w:r>
+            <w:r>
+              <w:rPr>
+                <w:rFonts w:hint="eastAsia"/>
+              </w:rPr>
+              <w:t>심하다.</w:t>
             </w:r>
           </w:p>
         </w:tc>
@@ -1423,34 +6286,15 @@
           <w:p>
             <w:pPr>
               <w:jc w:val="left"/>
+              <w:rPr>
+                <w:rFonts w:hint="eastAsia"/>
+              </w:rPr>
             </w:pPr>
-            <w:proofErr w:type="spellStart"/>
-            <w:r>
-              <w:rPr>
-                <w:rFonts w:hint="eastAsia"/>
-              </w:rPr>
-              <w:t>알파블렌딩을</w:t>
-            </w:r>
-            <w:proofErr w:type="spellEnd"/>
-            <w:r>
-              <w:rPr>
-                <w:rFonts w:hint="eastAsia"/>
-              </w:rPr>
-              <w:t xml:space="preserve"> 하는 </w:t>
-            </w:r>
-            <w:proofErr w:type="spellStart"/>
-            <w:r>
-              <w:rPr>
-                <w:rFonts w:hint="eastAsia"/>
-              </w:rPr>
-              <w:t>렌더패스를</w:t>
-            </w:r>
-            <w:proofErr w:type="spellEnd"/>
-            <w:r>
-              <w:rPr>
-                <w:rFonts w:hint="eastAsia"/>
-              </w:rPr>
-              <w:t xml:space="preserve"> 추가한다.</w:t>
+            <w:r>
+              <w:rPr>
+                <w:rFonts w:hint="eastAsia"/>
+              </w:rPr>
+              <w:t>서버의 패킷 처리 주기에 LOD를 준다. (시야 처리), 동일한 종류의 패킷이 큐에 쌓이면 합친다.</w:t>
             </w:r>
             <w:r>
               <w:br/>
@@ -1459,7 +6303,7 @@
               <w:rPr>
                 <w:rFonts w:hint="eastAsia"/>
               </w:rPr>
-              <w:t>Terrain Splat을 공부해 적용한다.</w:t>
+              <w:t>우선 순위가 낮은 패킷은</w:t>
             </w:r>
             <w:r>
               <w:br/>
@@ -1468,21 +6312,16 @@
               <w:rPr>
                 <w:rFonts w:hint="eastAsia"/>
               </w:rPr>
-              <w:t xml:space="preserve">height map의 가장자리 픽셀들은 인접한 </w:t>
-            </w:r>
-            <w:proofErr w:type="spellStart"/>
-            <w:r>
-              <w:rPr>
-                <w:rFonts w:hint="eastAsia"/>
-              </w:rPr>
-              <w:t>청크끼리</w:t>
-            </w:r>
-            <w:proofErr w:type="spellEnd"/>
-            <w:r>
-              <w:rPr>
-                <w:rFonts w:hint="eastAsia"/>
-              </w:rPr>
-              <w:t xml:space="preserve"> 같도록 min이나 max를 통해 통일시킨다.</w:t>
+              <w:t>무시한다.</w:t>
+            </w:r>
+            <w:r>
+              <w:br/>
+            </w:r>
+            <w:r>
+              <w:rPr>
+                <w:rFonts w:hint="eastAsia"/>
+              </w:rPr>
+              <w:t>deferred shading을 한다.</w:t>
             </w:r>
           </w:p>
         </w:tc>
@@ -1700,7 +6539,6 @@
               </w:rPr>
               <w:t xml:space="preserve">우상훈: </w:t>
             </w:r>
-            <w:proofErr w:type="spellStart"/>
             <w:r>
               <w:rPr>
                 <w:rFonts w:hint="eastAsia"/>
@@ -1708,9 +6546,8 @@
                 <w:bCs/>
                 <w:szCs w:val="20"/>
               </w:rPr>
-              <w:t>멀티쓰레드</w:t>
-            </w:r>
-            <w:proofErr w:type="spellEnd"/>
+              <w:t>멀티쓰레드 공부, 게임 서버 프로그래밍 교과서 2</w:t>
+            </w:r>
             <w:r>
               <w:rPr>
                 <w:rFonts w:hint="eastAsia"/>
@@ -1718,7 +6555,7 @@
                 <w:bCs/>
                 <w:szCs w:val="20"/>
               </w:rPr>
-              <w:t xml:space="preserve"> 공부, 게임 서버 프로그래밍 교과서 2</w:t>
+              <w:t>, 3</w:t>
             </w:r>
             <w:r>
               <w:rPr>
@@ -1727,24 +6564,24 @@
                 <w:bCs/>
                 <w:szCs w:val="20"/>
               </w:rPr>
-              <w:t>, 3</w:t>
-            </w:r>
-            <w:r>
-              <w:rPr>
-                <w:rFonts w:hint="eastAsia"/>
+              <w:t>장 정독,</w:t>
+            </w:r>
+            <w:r>
+              <w:rPr>
                 <w:b/>
                 <w:bCs/>
                 <w:szCs w:val="20"/>
               </w:rPr>
-              <w:t>장 정독,</w:t>
-            </w:r>
-            <w:r>
-              <w:rPr>
+              <w:br/>
+            </w:r>
+            <w:r>
+              <w:rPr>
+                <w:rFonts w:hint="eastAsia"/>
                 <w:b/>
                 <w:bCs/>
                 <w:szCs w:val="20"/>
               </w:rPr>
-              <w:br/>
+              <w:t xml:space="preserve">Overlapped I/O 복습 및 공부, </w:t>
             </w:r>
             <w:r>
               <w:rPr>
@@ -1753,27 +6590,89 @@
                 <w:bCs/>
                 <w:szCs w:val="20"/>
               </w:rPr>
-              <w:t xml:space="preserve">Overlapped I/O 복습 및 공부, </w:t>
-            </w:r>
-            <w:r>
+              <w:t>Completion Port 모델 공부.</w:t>
+            </w:r>
+          </w:p>
+          <w:p>
+            <w:pPr>
               <w:rPr>
                 <w:rFonts w:hint="eastAsia"/>
                 <w:b/>
                 <w:bCs/>
                 <w:szCs w:val="20"/>
               </w:rPr>
-              <w:t>Completion Port 모델 공부.</w:t>
+            </w:pPr>
+            <w:r>
+              <w:rPr>
+                <w:rFonts w:hint="eastAsia"/>
+                <w:b/>
+                <w:bCs/>
+                <w:szCs w:val="20"/>
+              </w:rPr>
+              <w:t xml:space="preserve">장명운: </w:t>
+            </w:r>
+            <w:r>
+              <w:rPr>
+                <w:rFonts w:hint="eastAsia"/>
+                <w:b/>
+                <w:bCs/>
+                <w:szCs w:val="20"/>
+              </w:rPr>
+              <w:t>스킨 애니메이션 구현,</w:t>
+            </w:r>
+            <w:r>
+              <w:rPr>
+                <w:b/>
+                <w:bCs/>
+                <w:szCs w:val="20"/>
+              </w:rPr>
+              <w:br/>
+            </w:r>
+            <w:r>
+              <w:rPr>
+                <w:rFonts w:hint="eastAsia"/>
+                <w:b/>
+                <w:bCs/>
+                <w:szCs w:val="20"/>
+              </w:rPr>
+              <w:t>알파 블렌딩(Weighted-Blended Alpha Blending)</w:t>
+            </w:r>
+            <w:r>
+              <w:rPr>
+                <w:rFonts w:hint="eastAsia"/>
+                <w:b/>
+                <w:bCs/>
+                <w:szCs w:val="20"/>
+              </w:rPr>
+              <w:t>,</w:t>
+            </w:r>
+            <w:r>
+              <w:rPr>
+                <w:b/>
+                <w:bCs/>
+                <w:szCs w:val="20"/>
+              </w:rPr>
+              <w:br/>
+            </w:r>
+            <w:r>
+              <w:rPr>
+                <w:rFonts w:hint="eastAsia"/>
+                <w:b/>
+                <w:bCs/>
+                <w:szCs w:val="20"/>
+              </w:rPr>
+              <w:t>애니메이션과 충돌처리를 결합하여 공격 구현</w:t>
             </w:r>
           </w:p>
           <w:p>
             <w:pPr>
               <w:rPr>
+                <w:rFonts w:hint="eastAsia"/>
                 <w:b/>
                 <w:bCs/>
                 <w:szCs w:val="20"/>
               </w:rPr>
             </w:pPr>
-            <w:proofErr w:type="spellStart"/>
             <w:r>
               <w:rPr>
                 <w:rFonts w:hint="eastAsia"/>
@@ -1781,9 +6680,8 @@
                 <w:bCs/>
                 <w:szCs w:val="20"/>
               </w:rPr>
-              <w:t>장명운</w:t>
-            </w:r>
-            <w:proofErr w:type="spellEnd"/>
+              <w:t xml:space="preserve">이종진 : </w:t>
+            </w:r>
             <w:r>
               <w:rPr>
                 <w:rFonts w:hint="eastAsia"/>
@@ -1791,7 +6689,7 @@
                 <w:bCs/>
                 <w:szCs w:val="20"/>
               </w:rPr>
-              <w:t xml:space="preserve">: </w:t>
+              <w:t xml:space="preserve">cascaded shadow map </w:t>
             </w:r>
             <w:r>
               <w:rPr>
@@ -1800,91 +6698,16 @@
                 <w:bCs/>
                 <w:szCs w:val="20"/>
               </w:rPr>
-              <w:t>height map 경계 수정, 스킨 애니메이션 구현,</w:t>
-            </w:r>
-            <w:r>
-              <w:rPr>
+              <w:t>버그 수정</w:t>
+            </w:r>
+            <w:r>
+              <w:rPr>
+                <w:rFonts w:hint="eastAsia"/>
                 <w:b/>
                 <w:bCs/>
                 <w:szCs w:val="20"/>
               </w:rPr>
-              <w:br/>
-            </w:r>
-            <w:r>
-              <w:rPr>
-                <w:rFonts w:hint="eastAsia"/>
-                <w:b/>
-                <w:bCs/>
-                <w:szCs w:val="20"/>
-              </w:rPr>
-              <w:t xml:space="preserve">알파 </w:t>
-            </w:r>
-            <w:proofErr w:type="spellStart"/>
-            <w:r>
-              <w:rPr>
-                <w:rFonts w:hint="eastAsia"/>
-                <w:b/>
-                <w:bCs/>
-                <w:szCs w:val="20"/>
-              </w:rPr>
-              <w:t>블렌딩</w:t>
-            </w:r>
-            <w:proofErr w:type="spellEnd"/>
-            <w:r>
-              <w:rPr>
-                <w:rFonts w:hint="eastAsia"/>
-                <w:b/>
-                <w:bCs/>
-                <w:szCs w:val="20"/>
-              </w:rPr>
-              <w:t>(Weighted-Blended Alpha Blending)</w:t>
-            </w:r>
-          </w:p>
-          <w:p>
-            <w:pPr>
-              <w:rPr>
-                <w:b/>
-                <w:bCs/>
-                <w:szCs w:val="20"/>
-              </w:rPr>
-            </w:pPr>
-            <w:proofErr w:type="gramStart"/>
-            <w:r>
-              <w:rPr>
-                <w:rFonts w:hint="eastAsia"/>
-                <w:b/>
-                <w:bCs/>
-                <w:szCs w:val="20"/>
-              </w:rPr>
-              <w:t>이종진 :</w:t>
-            </w:r>
-            <w:proofErr w:type="gramEnd"/>
-            <w:r>
-              <w:rPr>
-                <w:rFonts w:hint="eastAsia"/>
-                <w:b/>
-                <w:bCs/>
-                <w:szCs w:val="20"/>
-              </w:rPr>
-              <w:t xml:space="preserve"> </w:t>
-            </w:r>
-            <w:r>
-              <w:rPr>
-                <w:rFonts w:hint="eastAsia"/>
-                <w:b/>
-                <w:bCs/>
-                <w:szCs w:val="20"/>
-              </w:rPr>
-              <w:t xml:space="preserve">cascaded shadow map </w:t>
-            </w:r>
-            <w:r>
-              <w:rPr>
-                <w:rFonts w:hint="eastAsia"/>
-                <w:b/>
-                <w:bCs/>
-                <w:szCs w:val="20"/>
-              </w:rPr>
-              <w:t>버그 수정</w:t>
+              <w:t>, Skybox 적용, 3D Sound</w:t>
             </w:r>
           </w:p>
         </w:tc>
@@ -2888,6 +7711,92 @@
     </w:lvl>
   </w:abstractNum>
   <w:abstractNum w:abstractNumId="9" w15:restartNumberingAfterBreak="0">
+    <w:nsid w:val="20C4272F"/>
+    <w:multiLevelType w:val="multilevel"/>
+    <w:tmpl w:val="04090023"/>
+    <w:lvl w:ilvl="0">
+      <w:start w:val="1"/>
+      <w:numFmt w:val="decimalFullWidth"/>
+      <w:lvlText w:val="%1"/>
+      <w:lvlJc w:val="left"/>
+      <w:pPr>
+        <w:ind w:left="425" w:hanging="425"/>
+      </w:pPr>
+    </w:lvl>
+    <w:lvl w:ilvl="1">
+      <w:start w:val="1"/>
+      <w:numFmt w:val="ganada"/>
+      <w:lvlText w:val="%2)"/>
+      <w:lvlJc w:val="left"/>
+      <w:pPr>
+        <w:ind w:left="851" w:hanging="426"/>
+      </w:pPr>
+    </w:lvl>
+    <w:lvl w:ilvl="2">
+      <w:start w:val="1"/>
+      <w:numFmt w:val="decimalEnclosedCircle"/>
+      <w:lvlText w:val="%3"/>
+      <w:lvlJc w:val="left"/>
+      <w:pPr>
+        <w:ind w:left="1276" w:hanging="425"/>
+      </w:pPr>
+    </w:lvl>
+    <w:lvl w:ilvl="3">
+      <w:start w:val="1"/>
+      <w:numFmt w:val="none"/>
+      <w:lvlText w:val=""/>
+      <w:lvlJc w:val="left"/>
+      <w:pPr>
+        <w:ind w:left="1559" w:hanging="283"/>
+      </w:pPr>
+    </w:lvl>
+    <w:lvl w:ilvl="4">
+      <w:start w:val="1"/>
+      <w:numFmt w:val="none"/>
+      <w:lvlText w:val=""/>
+      <w:lvlJc w:val="left"/>
+      <w:pPr>
+        <w:ind w:left="1984" w:hanging="425"/>
+      </w:pPr>
+    </w:lvl>
+    <w:lvl w:ilvl="5">
+      <w:start w:val="1"/>
+      <w:numFmt w:val="none"/>
+      <w:lvlText w:val=""/>
+      <w:lvlJc w:val="left"/>
+      <w:pPr>
+        <w:ind w:left="2409" w:hanging="425"/>
+      </w:pPr>
+    </w:lvl>
+    <w:lvl w:ilvl="6">
+      <w:start w:val="1"/>
+      <w:numFmt w:val="none"/>
+      <w:lvlText w:val=""/>
+      <w:lvlJc w:val="left"/>
+      <w:pPr>
+        <w:ind w:left="2835" w:hanging="426"/>
+      </w:pPr>
+    </w:lvl>
+    <w:lvl w:ilvl="7">
+      <w:start w:val="1"/>
+      <w:numFmt w:val="none"/>
+      <w:lvlText w:val=""/>
+      <w:lvlJc w:val="left"/>
+      <w:pPr>
+        <w:ind w:left="3260" w:hanging="425"/>
+      </w:pPr>
+    </w:lvl>
+    <w:lvl w:ilvl="8">
+      <w:start w:val="1"/>
+      <w:numFmt w:val="none"/>
+      <w:lvlText w:val=""/>
+      <w:lvlJc w:val="left"/>
+      <w:pPr>
+        <w:ind w:left="3685" w:hanging="425"/>
+      </w:pPr>
+    </w:lvl>
+  </w:abstractNum>
+  <w:abstractNum w:abstractNumId="10" w15:restartNumberingAfterBreak="0">
     <w:nsid w:val="283959AB"/>
     <w:multiLevelType w:val="multilevel"/>
     <w:tmpl w:val="04090023"/>
@@ -2973,7 +7882,7 @@
       </w:pPr>
     </w:lvl>
   </w:abstractNum>
-  <w:abstractNum w:abstractNumId="10" w15:restartNumberingAfterBreak="0">
+  <w:abstractNum w:abstractNumId="11" w15:restartNumberingAfterBreak="0">
     <w:nsid w:val="2C76666E"/>
     <w:multiLevelType w:val="multilevel"/>
     <w:tmpl w:val="04090023"/>
@@ -3059,7 +7968,7 @@
       </w:pPr>
     </w:lvl>
   </w:abstractNum>
-  <w:abstractNum w:abstractNumId="11" w15:restartNumberingAfterBreak="0">
+  <w:abstractNum w:abstractNumId="12" w15:restartNumberingAfterBreak="0">
     <w:nsid w:val="2D025FB1"/>
     <w:multiLevelType w:val="hybridMultilevel"/>
     <w:tmpl w:val="F6DE437C"/>
@@ -3172,7 +8081,7 @@
       </w:rPr>
     </w:lvl>
   </w:abstractNum>
-  <w:abstractNum w:abstractNumId="12" w15:restartNumberingAfterBreak="0">
+  <w:abstractNum w:abstractNumId="13" w15:restartNumberingAfterBreak="0">
     <w:nsid w:val="2E117D14"/>
     <w:multiLevelType w:val="hybridMultilevel"/>
     <w:tmpl w:val="C372A3FE"/>
@@ -3261,7 +8170,7 @@
       </w:pPr>
     </w:lvl>
   </w:abstractNum>
-  <w:abstractNum w:abstractNumId="13" w15:restartNumberingAfterBreak="0">
+  <w:abstractNum w:abstractNumId="14" w15:restartNumberingAfterBreak="0">
     <w:nsid w:val="2F6275F5"/>
     <w:multiLevelType w:val="hybridMultilevel"/>
     <w:tmpl w:val="E2544C86"/>
@@ -3374,7 +8283,93 @@
       </w:rPr>
     </w:lvl>
   </w:abstractNum>
-  <w:abstractNum w:abstractNumId="14" w15:restartNumberingAfterBreak="0">
+  <w:abstractNum w:abstractNumId="15" w15:restartNumberingAfterBreak="0">
+    <w:nsid w:val="34487C60"/>
+    <w:multiLevelType w:val="multilevel"/>
+    <w:tmpl w:val="04090023"/>
+    <w:lvl w:ilvl="0">
+      <w:start w:val="1"/>
+      <w:numFmt w:val="decimalFullWidth"/>
+      <w:lvlText w:val="%1"/>
+      <w:lvlJc w:val="left"/>
+      <w:pPr>
+        <w:ind w:left="425" w:hanging="425"/>
+      </w:pPr>
+    </w:lvl>
+    <w:lvl w:ilvl="1">
+      <w:start w:val="1"/>
+      <w:numFmt w:val="ganada"/>
+      <w:lvlText w:val="%2)"/>
+      <w:lvlJc w:val="left"/>
+      <w:pPr>
+        <w:ind w:left="851" w:hanging="426"/>
+      </w:pPr>
+    </w:lvl>
+    <w:lvl w:ilvl="2">
+      <w:start w:val="1"/>
+      <w:numFmt w:val="decimalEnclosedCircle"/>
+      <w:lvlText w:val="%3"/>
+      <w:lvlJc w:val="left"/>
+      <w:pPr>
+        <w:ind w:left="1276" w:hanging="425"/>
+      </w:pPr>
+    </w:lvl>
+    <w:lvl w:ilvl="3">
+      <w:start w:val="1"/>
+      <w:numFmt w:val="none"/>
+      <w:lvlText w:val=""/>
+      <w:lvlJc w:val="left"/>
+      <w:pPr>
+        <w:ind w:left="1559" w:hanging="283"/>
+      </w:pPr>
+    </w:lvl>
+    <w:lvl w:ilvl="4">
+      <w:start w:val="1"/>
+      <w:numFmt w:val="none"/>
+      <w:lvlText w:val=""/>
+      <w:lvlJc w:val="left"/>
+      <w:pPr>
+        <w:ind w:left="1984" w:hanging="425"/>
+      </w:pPr>
+    </w:lvl>
+    <w:lvl w:ilvl="5">
+      <w:start w:val="1"/>
+      <w:numFmt w:val="none"/>
+      <w:lvlText w:val=""/>
+      <w:lvlJc w:val="left"/>
+      <w:pPr>
+        <w:ind w:left="2409" w:hanging="425"/>
+      </w:pPr>
+    </w:lvl>
+    <w:lvl w:ilvl="6">
+      <w:start w:val="1"/>
+      <w:numFmt w:val="none"/>
+      <w:lvlText w:val=""/>
+      <w:lvlJc w:val="left"/>
+      <w:pPr>
+        <w:ind w:left="2835" w:hanging="426"/>
+      </w:pPr>
+    </w:lvl>
+    <w:lvl w:ilvl="7">
+      <w:start w:val="1"/>
+      <w:numFmt w:val="none"/>
+      <w:lvlText w:val=""/>
+      <w:lvlJc w:val="left"/>
+      <w:pPr>
+        <w:ind w:left="3260" w:hanging="425"/>
+      </w:pPr>
+    </w:lvl>
+    <w:lvl w:ilvl="8">
+      <w:start w:val="1"/>
+      <w:numFmt w:val="none"/>
+      <w:lvlText w:val=""/>
+      <w:lvlJc w:val="left"/>
+      <w:pPr>
+        <w:ind w:left="3685" w:hanging="425"/>
+      </w:pPr>
+    </w:lvl>
+  </w:abstractNum>
+  <w:abstractNum w:abstractNumId="16" w15:restartNumberingAfterBreak="0">
     <w:nsid w:val="36977320"/>
     <w:multiLevelType w:val="multilevel"/>
     <w:tmpl w:val="04090023"/>
@@ -3460,7 +8455,7 @@
       </w:pPr>
     </w:lvl>
   </w:abstractNum>
-  <w:abstractNum w:abstractNumId="15" w15:restartNumberingAfterBreak="0">
+  <w:abstractNum w:abstractNumId="17" w15:restartNumberingAfterBreak="0">
     <w:nsid w:val="377E267A"/>
     <w:multiLevelType w:val="multilevel"/>
     <w:tmpl w:val="04090023"/>
@@ -3546,7 +8541,7 @@
       </w:pPr>
     </w:lvl>
   </w:abstractNum>
-  <w:abstractNum w:abstractNumId="16" w15:restartNumberingAfterBreak="0">
+  <w:abstractNum w:abstractNumId="18" w15:restartNumberingAfterBreak="0">
     <w:nsid w:val="39787763"/>
     <w:multiLevelType w:val="hybridMultilevel"/>
     <w:tmpl w:val="313C3232"/>
@@ -3635,7 +8630,7 @@
       </w:pPr>
     </w:lvl>
   </w:abstractNum>
-  <w:abstractNum w:abstractNumId="17" w15:restartNumberingAfterBreak="0">
+  <w:abstractNum w:abstractNumId="19" w15:restartNumberingAfterBreak="0">
     <w:nsid w:val="3A9A5537"/>
     <w:multiLevelType w:val="multilevel"/>
     <w:tmpl w:val="04090023"/>
@@ -3721,7 +8716,93 @@
       </w:pPr>
     </w:lvl>
   </w:abstractNum>
-  <w:abstractNum w:abstractNumId="18" w15:restartNumberingAfterBreak="0">
+  <w:abstractNum w:abstractNumId="20" w15:restartNumberingAfterBreak="0">
+    <w:nsid w:val="3B7948B9"/>
+    <w:multiLevelType w:val="multilevel"/>
+    <w:tmpl w:val="04090023"/>
+    <w:lvl w:ilvl="0">
+      <w:start w:val="1"/>
+      <w:numFmt w:val="decimalFullWidth"/>
+      <w:lvlText w:val="%1"/>
+      <w:lvlJc w:val="left"/>
+      <w:pPr>
+        <w:ind w:left="425" w:hanging="425"/>
+      </w:pPr>
+    </w:lvl>
+    <w:lvl w:ilvl="1">
+      <w:start w:val="1"/>
+      <w:numFmt w:val="ganada"/>
+      <w:lvlText w:val="%2)"/>
+      <w:lvlJc w:val="left"/>
+      <w:pPr>
+        <w:ind w:left="851" w:hanging="426"/>
+      </w:pPr>
+    </w:lvl>
+    <w:lvl w:ilvl="2">
+      <w:start w:val="1"/>
+      <w:numFmt w:val="decimalEnclosedCircle"/>
+      <w:lvlText w:val="%3"/>
+      <w:lvlJc w:val="left"/>
+      <w:pPr>
+        <w:ind w:left="1276" w:hanging="425"/>
+      </w:pPr>
+    </w:lvl>
+    <w:lvl w:ilvl="3">
+      <w:start w:val="1"/>
+      <w:numFmt w:val="none"/>
+      <w:lvlText w:val=""/>
+      <w:lvlJc w:val="left"/>
+      <w:pPr>
+        <w:ind w:left="1559" w:hanging="283"/>
+      </w:pPr>
+    </w:lvl>
+    <w:lvl w:ilvl="4">
+      <w:start w:val="1"/>
+      <w:numFmt w:val="none"/>
+      <w:lvlText w:val=""/>
+      <w:lvlJc w:val="left"/>
+      <w:pPr>
+        <w:ind w:left="1984" w:hanging="425"/>
+      </w:pPr>
+    </w:lvl>
+    <w:lvl w:ilvl="5">
+      <w:start w:val="1"/>
+      <w:numFmt w:val="none"/>
+      <w:lvlText w:val=""/>
+      <w:lvlJc w:val="left"/>
+      <w:pPr>
+        <w:ind w:left="2409" w:hanging="425"/>
+      </w:pPr>
+    </w:lvl>
+    <w:lvl w:ilvl="6">
+      <w:start w:val="1"/>
+      <w:numFmt w:val="none"/>
+      <w:lvlText w:val=""/>
+      <w:lvlJc w:val="left"/>
+      <w:pPr>
+        <w:ind w:left="2835" w:hanging="426"/>
+      </w:pPr>
+    </w:lvl>
+    <w:lvl w:ilvl="7">
+      <w:start w:val="1"/>
+      <w:numFmt w:val="none"/>
+      <w:lvlText w:val=""/>
+      <w:lvlJc w:val="left"/>
+      <w:pPr>
+        <w:ind w:left="3260" w:hanging="425"/>
+      </w:pPr>
+    </w:lvl>
+    <w:lvl w:ilvl="8">
+      <w:start w:val="1"/>
+      <w:numFmt w:val="none"/>
+      <w:lvlText w:val=""/>
+      <w:lvlJc w:val="left"/>
+      <w:pPr>
+        <w:ind w:left="3685" w:hanging="425"/>
+      </w:pPr>
+    </w:lvl>
+  </w:abstractNum>
+  <w:abstractNum w:abstractNumId="21" w15:restartNumberingAfterBreak="0">
     <w:nsid w:val="3DD60575"/>
     <w:multiLevelType w:val="hybridMultilevel"/>
     <w:tmpl w:val="8AD8FC70"/>
@@ -3834,7 +8915,93 @@
       </w:rPr>
     </w:lvl>
   </w:abstractNum>
-  <w:abstractNum w:abstractNumId="19" w15:restartNumberingAfterBreak="0">
+  <w:abstractNum w:abstractNumId="22" w15:restartNumberingAfterBreak="0">
+    <w:nsid w:val="43E30E61"/>
+    <w:multiLevelType w:val="multilevel"/>
+    <w:tmpl w:val="04090023"/>
+    <w:lvl w:ilvl="0">
+      <w:start w:val="1"/>
+      <w:numFmt w:val="decimalFullWidth"/>
+      <w:lvlText w:val="%1"/>
+      <w:lvlJc w:val="left"/>
+      <w:pPr>
+        <w:ind w:left="425" w:hanging="425"/>
+      </w:pPr>
+    </w:lvl>
+    <w:lvl w:ilvl="1">
+      <w:start w:val="1"/>
+      <w:numFmt w:val="ganada"/>
+      <w:lvlText w:val="%2)"/>
+      <w:lvlJc w:val="left"/>
+      <w:pPr>
+        <w:ind w:left="851" w:hanging="426"/>
+      </w:pPr>
+    </w:lvl>
+    <w:lvl w:ilvl="2">
+      <w:start w:val="1"/>
+      <w:numFmt w:val="decimalEnclosedCircle"/>
+      <w:lvlText w:val="%3"/>
+      <w:lvlJc w:val="left"/>
+      <w:pPr>
+        <w:ind w:left="1276" w:hanging="425"/>
+      </w:pPr>
+    </w:lvl>
+    <w:lvl w:ilvl="3">
+      <w:start w:val="1"/>
+      <w:numFmt w:val="none"/>
+      <w:lvlText w:val=""/>
+      <w:lvlJc w:val="left"/>
+      <w:pPr>
+        <w:ind w:left="1559" w:hanging="283"/>
+      </w:pPr>
+    </w:lvl>
+    <w:lvl w:ilvl="4">
+      <w:start w:val="1"/>
+      <w:numFmt w:val="none"/>
+      <w:lvlText w:val=""/>
+      <w:lvlJc w:val="left"/>
+      <w:pPr>
+        <w:ind w:left="1984" w:hanging="425"/>
+      </w:pPr>
+    </w:lvl>
+    <w:lvl w:ilvl="5">
+      <w:start w:val="1"/>
+      <w:numFmt w:val="none"/>
+      <w:lvlText w:val=""/>
+      <w:lvlJc w:val="left"/>
+      <w:pPr>
+        <w:ind w:left="2409" w:hanging="425"/>
+      </w:pPr>
+    </w:lvl>
+    <w:lvl w:ilvl="6">
+      <w:start w:val="1"/>
+      <w:numFmt w:val="none"/>
+      <w:lvlText w:val=""/>
+      <w:lvlJc w:val="left"/>
+      <w:pPr>
+        <w:ind w:left="2835" w:hanging="426"/>
+      </w:pPr>
+    </w:lvl>
+    <w:lvl w:ilvl="7">
+      <w:start w:val="1"/>
+      <w:numFmt w:val="none"/>
+      <w:lvlText w:val=""/>
+      <w:lvlJc w:val="left"/>
+      <w:pPr>
+        <w:ind w:left="3260" w:hanging="425"/>
+      </w:pPr>
+    </w:lvl>
+    <w:lvl w:ilvl="8">
+      <w:start w:val="1"/>
+      <w:numFmt w:val="none"/>
+      <w:lvlText w:val=""/>
+      <w:lvlJc w:val="left"/>
+      <w:pPr>
+        <w:ind w:left="3685" w:hanging="425"/>
+      </w:pPr>
+    </w:lvl>
+  </w:abstractNum>
+  <w:abstractNum w:abstractNumId="23" w15:restartNumberingAfterBreak="0">
     <w:nsid w:val="47250F15"/>
     <w:multiLevelType w:val="hybridMultilevel"/>
     <w:tmpl w:val="130CF338"/>
@@ -3947,7 +9114,7 @@
       </w:rPr>
     </w:lvl>
   </w:abstractNum>
-  <w:abstractNum w:abstractNumId="20" w15:restartNumberingAfterBreak="0">
+  <w:abstractNum w:abstractNumId="24" w15:restartNumberingAfterBreak="0">
     <w:nsid w:val="4C884BBF"/>
     <w:multiLevelType w:val="multilevel"/>
     <w:tmpl w:val="04090023"/>
@@ -4033,7 +9200,7 @@
       </w:pPr>
     </w:lvl>
   </w:abstractNum>
-  <w:abstractNum w:abstractNumId="21" w15:restartNumberingAfterBreak="0">
+  <w:abstractNum w:abstractNumId="25" w15:restartNumberingAfterBreak="0">
     <w:nsid w:val="5E2A385F"/>
     <w:multiLevelType w:val="multilevel"/>
     <w:tmpl w:val="D7E046C8"/>
@@ -4150,7 +9317,7 @@
       </w:rPr>
     </w:lvl>
   </w:abstractNum>
-  <w:abstractNum w:abstractNumId="22" w15:restartNumberingAfterBreak="0">
+  <w:abstractNum w:abstractNumId="26" w15:restartNumberingAfterBreak="0">
     <w:nsid w:val="690E06B5"/>
     <w:multiLevelType w:val="multilevel"/>
     <w:tmpl w:val="04090023"/>
@@ -4236,7 +9403,7 @@
       </w:pPr>
     </w:lvl>
   </w:abstractNum>
-  <w:abstractNum w:abstractNumId="23" w15:restartNumberingAfterBreak="0">
+  <w:abstractNum w:abstractNumId="27" w15:restartNumberingAfterBreak="0">
     <w:nsid w:val="6A951E36"/>
     <w:multiLevelType w:val="hybridMultilevel"/>
     <w:tmpl w:val="426CAB40"/>
@@ -4348,7 +9515,7 @@
       </w:rPr>
     </w:lvl>
   </w:abstractNum>
-  <w:abstractNum w:abstractNumId="24" w15:restartNumberingAfterBreak="0">
+  <w:abstractNum w:abstractNumId="28" w15:restartNumberingAfterBreak="0">
     <w:nsid w:val="6AA87005"/>
     <w:multiLevelType w:val="multilevel"/>
     <w:tmpl w:val="04090023"/>
@@ -4434,7 +9601,7 @@
       </w:pPr>
     </w:lvl>
   </w:abstractNum>
-  <w:abstractNum w:abstractNumId="25" w15:restartNumberingAfterBreak="0">
+  <w:abstractNum w:abstractNumId="29" w15:restartNumberingAfterBreak="0">
     <w:nsid w:val="74F35523"/>
     <w:multiLevelType w:val="multilevel"/>
     <w:tmpl w:val="D7E046C8"/>
@@ -4551,8 +9718,94 @@
       </w:rPr>
     </w:lvl>
   </w:abstractNum>
-  <w:abstractNum w:abstractNumId="26" w15:restartNumberingAfterBreak="0">
+  <w:abstractNum w:abstractNumId="30" w15:restartNumberingAfterBreak="0">
     <w:nsid w:val="7B566684"/>
+    <w:multiLevelType w:val="multilevel"/>
+    <w:tmpl w:val="04090023"/>
+    <w:lvl w:ilvl="0">
+      <w:start w:val="1"/>
+      <w:numFmt w:val="decimalFullWidth"/>
+      <w:lvlText w:val="%1"/>
+      <w:lvlJc w:val="left"/>
+      <w:pPr>
+        <w:ind w:left="425" w:hanging="425"/>
+      </w:pPr>
+    </w:lvl>
+    <w:lvl w:ilvl="1">
+      <w:start w:val="1"/>
+      <w:numFmt w:val="ganada"/>
+      <w:lvlText w:val="%2)"/>
+      <w:lvlJc w:val="left"/>
+      <w:pPr>
+        <w:ind w:left="851" w:hanging="426"/>
+      </w:pPr>
+    </w:lvl>
+    <w:lvl w:ilvl="2">
+      <w:start w:val="1"/>
+      <w:numFmt w:val="decimalEnclosedCircle"/>
+      <w:lvlText w:val="%3"/>
+      <w:lvlJc w:val="left"/>
+      <w:pPr>
+        <w:ind w:left="1276" w:hanging="425"/>
+      </w:pPr>
+    </w:lvl>
+    <w:lvl w:ilvl="3">
+      <w:start w:val="1"/>
+      <w:numFmt w:val="none"/>
+      <w:lvlText w:val=""/>
+      <w:lvlJc w:val="left"/>
+      <w:pPr>
+        <w:ind w:left="1559" w:hanging="283"/>
+      </w:pPr>
+    </w:lvl>
+    <w:lvl w:ilvl="4">
+      <w:start w:val="1"/>
+      <w:numFmt w:val="none"/>
+      <w:lvlText w:val=""/>
+      <w:lvlJc w:val="left"/>
+      <w:pPr>
+        <w:ind w:left="1984" w:hanging="425"/>
+      </w:pPr>
+    </w:lvl>
+    <w:lvl w:ilvl="5">
+      <w:start w:val="1"/>
+      <w:numFmt w:val="none"/>
+      <w:lvlText w:val=""/>
+      <w:lvlJc w:val="left"/>
+      <w:pPr>
+        <w:ind w:left="2409" w:hanging="425"/>
+      </w:pPr>
+    </w:lvl>
+    <w:lvl w:ilvl="6">
+      <w:start w:val="1"/>
+      <w:numFmt w:val="none"/>
+      <w:lvlText w:val=""/>
+      <w:lvlJc w:val="left"/>
+      <w:pPr>
+        <w:ind w:left="2835" w:hanging="426"/>
+      </w:pPr>
+    </w:lvl>
+    <w:lvl w:ilvl="7">
+      <w:start w:val="1"/>
+      <w:numFmt w:val="none"/>
+      <w:lvlText w:val=""/>
+      <w:lvlJc w:val="left"/>
+      <w:pPr>
+        <w:ind w:left="3260" w:hanging="425"/>
+      </w:pPr>
+    </w:lvl>
+    <w:lvl w:ilvl="8">
+      <w:start w:val="1"/>
+      <w:numFmt w:val="none"/>
+      <w:lvlText w:val=""/>
+      <w:lvlJc w:val="left"/>
+      <w:pPr>
+        <w:ind w:left="3685" w:hanging="425"/>
+      </w:pPr>
+    </w:lvl>
+  </w:abstractNum>
+  <w:abstractNum w:abstractNumId="31" w15:restartNumberingAfterBreak="0">
+    <w:nsid w:val="7E23611E"/>
     <w:multiLevelType w:val="multilevel"/>
     <w:tmpl w:val="04090023"/>
     <w:lvl w:ilvl="0">
@@ -4641,7 +9894,7 @@
     <w:abstractNumId w:val="3"/>
   </w:num>
   <w:num w:numId="2" w16cid:durableId="1141192505">
-    <w:abstractNumId w:val="25"/>
+    <w:abstractNumId w:val="29"/>
   </w:num>
   <w:num w:numId="3" w16cid:durableId="772634501">
     <w:abstractNumId w:val="8"/>
@@ -4650,13 +9903,13 @@
     <w:abstractNumId w:val="1"/>
   </w:num>
   <w:num w:numId="5" w16cid:durableId="1309281856">
-    <w:abstractNumId w:val="13"/>
+    <w:abstractNumId w:val="14"/>
   </w:num>
   <w:num w:numId="6" w16cid:durableId="770930427">
-    <w:abstractNumId w:val="19"/>
+    <w:abstractNumId w:val="23"/>
   </w:num>
   <w:num w:numId="7" w16cid:durableId="445807587">
-    <w:abstractNumId w:val="12"/>
+    <w:abstractNumId w:val="13"/>
   </w:num>
   <w:num w:numId="8" w16cid:durableId="108087389">
     <w:abstractNumId w:val="0"/>
@@ -4665,10 +9918,10 @@
     <w:abstractNumId w:val="5"/>
   </w:num>
   <w:num w:numId="10" w16cid:durableId="1557279485">
-    <w:abstractNumId w:val="16"/>
+    <w:abstractNumId w:val="18"/>
   </w:num>
   <w:num w:numId="11" w16cid:durableId="200825046">
-    <w:abstractNumId w:val="23"/>
+    <w:abstractNumId w:val="27"/>
   </w:num>
   <w:num w:numId="12" w16cid:durableId="643317901">
     <w:abstractNumId w:val="7"/>
@@ -4680,43 +9933,58 @@
     <w:abstractNumId w:val="4"/>
   </w:num>
   <w:num w:numId="15" w16cid:durableId="428500509">
-    <w:abstractNumId w:val="17"/>
+    <w:abstractNumId w:val="19"/>
   </w:num>
   <w:num w:numId="16" w16cid:durableId="134419879">
-    <w:abstractNumId w:val="21"/>
+    <w:abstractNumId w:val="25"/>
   </w:num>
   <w:num w:numId="17" w16cid:durableId="734428951">
-    <w:abstractNumId w:val="20"/>
+    <w:abstractNumId w:val="24"/>
   </w:num>
   <w:num w:numId="18" w16cid:durableId="1431731015">
-    <w:abstractNumId w:val="10"/>
+    <w:abstractNumId w:val="11"/>
   </w:num>
   <w:num w:numId="19" w16cid:durableId="2051952480">
     <w:abstractNumId w:val="2"/>
   </w:num>
   <w:num w:numId="20" w16cid:durableId="1199468340">
+    <w:abstractNumId w:val="30"/>
+  </w:num>
+  <w:num w:numId="21" w16cid:durableId="752356191">
     <w:abstractNumId w:val="26"/>
   </w:num>
-  <w:num w:numId="21" w16cid:durableId="752356191">
+  <w:num w:numId="22" w16cid:durableId="325089360">
+    <w:abstractNumId w:val="28"/>
+  </w:num>
+  <w:num w:numId="23" w16cid:durableId="1872498349">
+    <w:abstractNumId w:val="17"/>
+  </w:num>
+  <w:num w:numId="24" w16cid:durableId="1807701048">
+    <w:abstractNumId w:val="16"/>
+  </w:num>
+  <w:num w:numId="25" w16cid:durableId="201013989">
+    <w:abstractNumId w:val="10"/>
+  </w:num>
+  <w:num w:numId="26" w16cid:durableId="1807699234">
+    <w:abstractNumId w:val="21"/>
+  </w:num>
+  <w:num w:numId="27" w16cid:durableId="522788981">
+    <w:abstractNumId w:val="12"/>
+  </w:num>
+  <w:num w:numId="28" w16cid:durableId="2092853866">
     <w:abstractNumId w:val="22"/>
   </w:num>
-  <w:num w:numId="22" w16cid:durableId="325089360">
-    <w:abstractNumId w:val="24"/>
-  </w:num>
-  <w:num w:numId="23" w16cid:durableId="1872498349">
+  <w:num w:numId="29" w16cid:durableId="190654697">
     <w:abstractNumId w:val="15"/>
   </w:num>
-  <w:num w:numId="24" w16cid:durableId="1807701048">
-    <w:abstractNumId w:val="14"/>
+  <w:num w:numId="30" w16cid:durableId="371000679">
+    <w:abstractNumId w:val="31"/>
   </w:num>
-  <w:num w:numId="25" w16cid:durableId="201013989">
+  <w:num w:numId="31" w16cid:durableId="2053459023">
+    <w:abstractNumId w:val="20"/>
+  </w:num>
+  <w:num w:numId="32" w16cid:durableId="1000430191">
     <w:abstractNumId w:val="9"/>
-  </w:num>
-  <w:num w:numId="26" w16cid:durableId="1807699234">
-    <w:abstractNumId w:val="18"/>
-  </w:num>
-  <w:num w:numId="27" w16cid:durableId="522788981">
-    <w:abstractNumId w:val="11"/>
   </w:num>
 </w:numbering>
 </file>

--- a/작업일지/졸업작품 작업일지 - 12주차.docx
+++ b/작업일지/졸업작품 작업일지 - 12주차.docx
@@ -790,9 +790,6 @@
           <w:numId w:val="28"/>
         </w:numPr>
         <w:ind w:leftChars="0"/>
-        <w:rPr>
-          <w:rFonts w:hint="eastAsia"/>
-        </w:rPr>
       </w:pPr>
       <w:r>
         <w:rPr>
@@ -4268,13 +4265,7 @@
         <w:t>] BVH 가시화</w:t>
       </w:r>
     </w:p>
-    <w:p>
-      <w:pPr>
-        <w:rPr>
-          <w:rFonts w:hint="eastAsia"/>
-        </w:rPr>
-      </w:pPr>
-    </w:p>
+    <w:p/>
     <w:p>
       <w:pPr>
         <w:pStyle w:val="a4"/>
@@ -4866,9 +4857,6 @@
           <w:numId w:val="28"/>
         </w:numPr>
         <w:ind w:leftChars="0"/>
-        <w:rPr>
-          <w:rFonts w:hint="eastAsia"/>
-        </w:rPr>
       </w:pPr>
       <w:r>
         <w:t>A</w:t>
@@ -4919,11 +4907,6 @@
             <w:tcW w:w="1464" w:type="dxa"/>
           </w:tcPr>
           <w:p>
-            <w:pPr>
-              <w:rPr>
-                <w:rFonts w:hint="eastAsia"/>
-              </w:rPr>
-            </w:pPr>
             <w:r>
               <w:rPr>
                 <w:rFonts w:hint="eastAsia"/>
@@ -4937,11 +4920,6 @@
             <w:tcW w:w="1497" w:type="dxa"/>
           </w:tcPr>
           <w:p>
-            <w:pPr>
-              <w:rPr>
-                <w:rFonts w:hint="eastAsia"/>
-              </w:rPr>
-            </w:pPr>
             <w:r>
               <w:rPr>
                 <w:rFonts w:hint="eastAsia"/>
@@ -4955,11 +4933,6 @@
             <w:tcW w:w="1557" w:type="dxa"/>
           </w:tcPr>
           <w:p>
-            <w:pPr>
-              <w:rPr>
-                <w:rFonts w:hint="eastAsia"/>
-              </w:rPr>
-            </w:pPr>
             <w:r>
               <w:rPr>
                 <w:rFonts w:hint="eastAsia"/>
@@ -4973,11 +4946,6 @@
             <w:tcW w:w="1563" w:type="dxa"/>
           </w:tcPr>
           <w:p>
-            <w:pPr>
-              <w:rPr>
-                <w:rFonts w:hint="eastAsia"/>
-              </w:rPr>
-            </w:pPr>
             <w:r>
               <w:rPr>
                 <w:rFonts w:hint="eastAsia"/>
@@ -4991,11 +4959,6 @@
             <w:tcW w:w="1471" w:type="dxa"/>
           </w:tcPr>
           <w:p>
-            <w:pPr>
-              <w:rPr>
-                <w:rFonts w:hint="eastAsia"/>
-              </w:rPr>
-            </w:pPr>
             <w:r>
               <w:t>R</w:t>
             </w:r>
@@ -5012,11 +4975,6 @@
             <w:tcW w:w="1354" w:type="dxa"/>
           </w:tcPr>
           <w:p>
-            <w:pPr>
-              <w:rPr>
-                <w:rFonts w:hint="eastAsia"/>
-              </w:rPr>
-            </w:pPr>
             <w:r>
               <w:rPr>
                 <w:rFonts w:hint="eastAsia"/>
@@ -5030,11 +4988,6 @@
             <w:tcW w:w="1550" w:type="dxa"/>
           </w:tcPr>
           <w:p>
-            <w:pPr>
-              <w:rPr>
-                <w:rFonts w:hint="eastAsia"/>
-              </w:rPr>
-            </w:pPr>
             <w:r>
               <w:rPr>
                 <w:rFonts w:hint="eastAsia"/>
@@ -5050,11 +5003,6 @@
             <w:tcW w:w="1464" w:type="dxa"/>
           </w:tcPr>
           <w:p>
-            <w:pPr>
-              <w:rPr>
-                <w:rFonts w:hint="eastAsia"/>
-              </w:rPr>
-            </w:pPr>
             <w:r>
               <w:t>…</w:t>
             </w:r>
@@ -5065,11 +5013,6 @@
             <w:tcW w:w="1497" w:type="dxa"/>
           </w:tcPr>
           <w:p>
-            <w:pPr>
-              <w:rPr>
-                <w:rFonts w:hint="eastAsia"/>
-              </w:rPr>
-            </w:pPr>
             <w:r>
               <w:rPr>
                 <w:rFonts w:hint="eastAsia"/>
@@ -5083,11 +5026,6 @@
             <w:tcW w:w="1557" w:type="dxa"/>
           </w:tcPr>
           <w:p>
-            <w:pPr>
-              <w:rPr>
-                <w:rFonts w:hint="eastAsia"/>
-              </w:rPr>
-            </w:pPr>
             <w:r>
               <w:rPr>
                 <w:rFonts w:hint="eastAsia"/>
@@ -5101,11 +5039,6 @@
             <w:tcW w:w="1563" w:type="dxa"/>
           </w:tcPr>
           <w:p>
-            <w:pPr>
-              <w:rPr>
-                <w:rFonts w:hint="eastAsia"/>
-              </w:rPr>
-            </w:pPr>
             <w:r>
               <w:rPr>
                 <w:rFonts w:hint="eastAsia"/>
@@ -5119,11 +5052,6 @@
             <w:tcW w:w="1471" w:type="dxa"/>
           </w:tcPr>
           <w:p>
-            <w:pPr>
-              <w:rPr>
-                <w:rFonts w:hint="eastAsia"/>
-              </w:rPr>
-            </w:pPr>
             <w:r>
               <w:t>R</w:t>
             </w:r>
@@ -5140,11 +5068,6 @@
             <w:tcW w:w="1354" w:type="dxa"/>
           </w:tcPr>
           <w:p>
-            <w:pPr>
-              <w:rPr>
-                <w:rFonts w:hint="eastAsia"/>
-              </w:rPr>
-            </w:pPr>
             <w:r>
               <w:rPr>
                 <w:rFonts w:hint="eastAsia"/>
@@ -5158,11 +5081,6 @@
             <w:tcW w:w="1550" w:type="dxa"/>
           </w:tcPr>
           <w:p>
-            <w:pPr>
-              <w:rPr>
-                <w:rFonts w:hint="eastAsia"/>
-              </w:rPr>
-            </w:pPr>
             <w:r>
               <w:rPr>
                 <w:rFonts w:hint="eastAsia"/>
@@ -5177,24 +5095,13 @@
           <w:tcPr>
             <w:tcW w:w="1464" w:type="dxa"/>
           </w:tcPr>
-          <w:p>
-            <w:pPr>
-              <w:rPr>
-                <w:rFonts w:hint="eastAsia"/>
-              </w:rPr>
-            </w:pPr>
-          </w:p>
+          <w:p/>
         </w:tc>
         <w:tc>
           <w:tcPr>
             <w:tcW w:w="1497" w:type="dxa"/>
           </w:tcPr>
           <w:p>
-            <w:pPr>
-              <w:rPr>
-                <w:rFonts w:hint="eastAsia"/>
-              </w:rPr>
-            </w:pPr>
             <w:r>
               <w:t>…</w:t>
             </w:r>
@@ -5204,61 +5111,31 @@
           <w:tcPr>
             <w:tcW w:w="1557" w:type="dxa"/>
           </w:tcPr>
-          <w:p>
-            <w:pPr>
-              <w:rPr>
-                <w:rFonts w:hint="eastAsia"/>
-              </w:rPr>
-            </w:pPr>
-          </w:p>
+          <w:p/>
         </w:tc>
         <w:tc>
           <w:tcPr>
             <w:tcW w:w="1563" w:type="dxa"/>
           </w:tcPr>
-          <w:p>
-            <w:pPr>
-              <w:rPr>
-                <w:rFonts w:hint="eastAsia"/>
-              </w:rPr>
-            </w:pPr>
-          </w:p>
+          <w:p/>
         </w:tc>
         <w:tc>
           <w:tcPr>
             <w:tcW w:w="1471" w:type="dxa"/>
           </w:tcPr>
-          <w:p>
-            <w:pPr>
-              <w:rPr>
-                <w:rFonts w:hint="eastAsia"/>
-              </w:rPr>
-            </w:pPr>
-          </w:p>
+          <w:p/>
         </w:tc>
         <w:tc>
           <w:tcPr>
             <w:tcW w:w="1354" w:type="dxa"/>
           </w:tcPr>
-          <w:p>
-            <w:pPr>
-              <w:rPr>
-                <w:rFonts w:hint="eastAsia"/>
-              </w:rPr>
-            </w:pPr>
-          </w:p>
+          <w:p/>
         </w:tc>
         <w:tc>
           <w:tcPr>
             <w:tcW w:w="1550" w:type="dxa"/>
           </w:tcPr>
-          <w:p>
-            <w:pPr>
-              <w:rPr>
-                <w:rFonts w:hint="eastAsia"/>
-              </w:rPr>
-            </w:pPr>
-          </w:p>
+          <w:p/>
         </w:tc>
       </w:tr>
       <w:tr>
@@ -5267,11 +5144,6 @@
             <w:tcW w:w="1464" w:type="dxa"/>
           </w:tcPr>
           <w:p>
-            <w:pPr>
-              <w:rPr>
-                <w:rFonts w:hint="eastAsia"/>
-              </w:rPr>
-            </w:pPr>
             <w:r>
               <w:rPr>
                 <w:rFonts w:hint="eastAsia"/>
@@ -5285,11 +5157,6 @@
             <w:tcW w:w="1497" w:type="dxa"/>
           </w:tcPr>
           <w:p>
-            <w:pPr>
-              <w:rPr>
-                <w:rFonts w:hint="eastAsia"/>
-              </w:rPr>
-            </w:pPr>
             <w:r>
               <w:rPr>
                 <w:rFonts w:hint="eastAsia"/>
@@ -5303,11 +5170,6 @@
             <w:tcW w:w="1557" w:type="dxa"/>
           </w:tcPr>
           <w:p>
-            <w:pPr>
-              <w:rPr>
-                <w:rFonts w:hint="eastAsia"/>
-              </w:rPr>
-            </w:pPr>
             <w:r>
               <w:t>…</w:t>
             </w:r>
@@ -5317,25 +5179,13 @@
           <w:tcPr>
             <w:tcW w:w="1563" w:type="dxa"/>
           </w:tcPr>
-          <w:p>
-            <w:pPr>
-              <w:rPr>
-                <w:rFonts w:hint="eastAsia"/>
-              </w:rPr>
-            </w:pPr>
-          </w:p>
+          <w:p/>
         </w:tc>
         <w:tc>
           <w:tcPr>
             <w:tcW w:w="1471" w:type="dxa"/>
           </w:tcPr>
-          <w:p>
-            <w:pPr>
-              <w:rPr>
-                <w:rFonts w:hint="eastAsia"/>
-              </w:rPr>
-            </w:pPr>
-          </w:p>
+          <w:p/>
         </w:tc>
         <w:tc>
           <w:tcPr>
@@ -5344,9 +5194,6 @@
           <w:p>
             <w:pPr>
               <w:keepNext/>
-              <w:rPr>
-                <w:rFonts w:hint="eastAsia"/>
-              </w:rPr>
             </w:pPr>
           </w:p>
         </w:tc>
@@ -5357,9 +5204,6 @@
           <w:p>
             <w:pPr>
               <w:keepNext/>
-              <w:rPr>
-                <w:rFonts w:hint="eastAsia"/>
-              </w:rPr>
             </w:pPr>
           </w:p>
         </w:tc>
@@ -5414,11 +5258,6 @@
             <w:tcW w:w="1742" w:type="dxa"/>
           </w:tcPr>
           <w:p>
-            <w:pPr>
-              <w:rPr>
-                <w:rFonts w:hint="eastAsia"/>
-              </w:rPr>
-            </w:pPr>
             <w:r>
               <w:rPr>
                 <w:rFonts w:hint="eastAsia"/>
@@ -5432,11 +5271,6 @@
             <w:tcW w:w="1742" w:type="dxa"/>
           </w:tcPr>
           <w:p>
-            <w:pPr>
-              <w:rPr>
-                <w:rFonts w:hint="eastAsia"/>
-              </w:rPr>
-            </w:pPr>
             <w:r>
               <w:rPr>
                 <w:rFonts w:hint="eastAsia"/>
@@ -5450,11 +5284,6 @@
             <w:tcW w:w="1743" w:type="dxa"/>
           </w:tcPr>
           <w:p>
-            <w:pPr>
-              <w:rPr>
-                <w:rFonts w:hint="eastAsia"/>
-              </w:rPr>
-            </w:pPr>
             <w:r>
               <w:rPr>
                 <w:rFonts w:hint="eastAsia"/>
@@ -5468,11 +5297,6 @@
             <w:tcW w:w="1743" w:type="dxa"/>
           </w:tcPr>
           <w:p>
-            <w:pPr>
-              <w:rPr>
-                <w:rFonts w:hint="eastAsia"/>
-              </w:rPr>
-            </w:pPr>
             <w:r>
               <w:rPr>
                 <w:rFonts w:hint="eastAsia"/>
@@ -5486,11 +5310,6 @@
             <w:tcW w:w="1743" w:type="dxa"/>
           </w:tcPr>
           <w:p>
-            <w:pPr>
-              <w:rPr>
-                <w:rFonts w:hint="eastAsia"/>
-              </w:rPr>
-            </w:pPr>
             <w:r>
               <w:rPr>
                 <w:rFonts w:hint="eastAsia"/>
@@ -5504,11 +5323,6 @@
             <w:tcW w:w="1743" w:type="dxa"/>
           </w:tcPr>
           <w:p>
-            <w:pPr>
-              <w:rPr>
-                <w:rFonts w:hint="eastAsia"/>
-              </w:rPr>
-            </w:pPr>
             <w:r>
               <w:rPr>
                 <w:rFonts w:hint="eastAsia"/>
@@ -5524,11 +5338,6 @@
             <w:tcW w:w="1742" w:type="dxa"/>
           </w:tcPr>
           <w:p>
-            <w:pPr>
-              <w:rPr>
-                <w:rFonts w:hint="eastAsia"/>
-              </w:rPr>
-            </w:pPr>
             <w:r>
               <w:t>…</w:t>
             </w:r>
@@ -5539,11 +5348,6 @@
             <w:tcW w:w="1742" w:type="dxa"/>
           </w:tcPr>
           <w:p>
-            <w:pPr>
-              <w:rPr>
-                <w:rFonts w:hint="eastAsia"/>
-              </w:rPr>
-            </w:pPr>
             <w:r>
               <w:rPr>
                 <w:rFonts w:hint="eastAsia"/>
@@ -5557,11 +5361,6 @@
             <w:tcW w:w="1743" w:type="dxa"/>
           </w:tcPr>
           <w:p>
-            <w:pPr>
-              <w:rPr>
-                <w:rFonts w:hint="eastAsia"/>
-              </w:rPr>
-            </w:pPr>
             <w:r>
               <w:rPr>
                 <w:rFonts w:hint="eastAsia"/>
@@ -5575,11 +5374,6 @@
             <w:tcW w:w="1743" w:type="dxa"/>
           </w:tcPr>
           <w:p>
-            <w:pPr>
-              <w:rPr>
-                <w:rFonts w:hint="eastAsia"/>
-              </w:rPr>
-            </w:pPr>
             <w:r>
               <w:rPr>
                 <w:rFonts w:hint="eastAsia"/>
@@ -5593,11 +5387,6 @@
             <w:tcW w:w="1743" w:type="dxa"/>
           </w:tcPr>
           <w:p>
-            <w:pPr>
-              <w:rPr>
-                <w:rFonts w:hint="eastAsia"/>
-              </w:rPr>
-            </w:pPr>
             <w:r>
               <w:rPr>
                 <w:rFonts w:hint="eastAsia"/>
@@ -5611,11 +5400,6 @@
             <w:tcW w:w="1743" w:type="dxa"/>
           </w:tcPr>
           <w:p>
-            <w:pPr>
-              <w:rPr>
-                <w:rFonts w:hint="eastAsia"/>
-              </w:rPr>
-            </w:pPr>
             <w:r>
               <w:rPr>
                 <w:rFonts w:hint="eastAsia"/>
@@ -5630,24 +5414,13 @@
           <w:tcPr>
             <w:tcW w:w="1742" w:type="dxa"/>
           </w:tcPr>
-          <w:p>
-            <w:pPr>
-              <w:rPr>
-                <w:rFonts w:hint="eastAsia"/>
-              </w:rPr>
-            </w:pPr>
-          </w:p>
+          <w:p/>
         </w:tc>
         <w:tc>
           <w:tcPr>
             <w:tcW w:w="1742" w:type="dxa"/>
           </w:tcPr>
           <w:p>
-            <w:pPr>
-              <w:rPr>
-                <w:rFonts w:hint="eastAsia"/>
-              </w:rPr>
-            </w:pPr>
             <w:r>
               <w:t>…</w:t>
             </w:r>
@@ -5657,49 +5430,25 @@
           <w:tcPr>
             <w:tcW w:w="1743" w:type="dxa"/>
           </w:tcPr>
-          <w:p>
-            <w:pPr>
-              <w:rPr>
-                <w:rFonts w:hint="eastAsia"/>
-              </w:rPr>
-            </w:pPr>
-          </w:p>
+          <w:p/>
         </w:tc>
         <w:tc>
           <w:tcPr>
             <w:tcW w:w="1743" w:type="dxa"/>
           </w:tcPr>
-          <w:p>
-            <w:pPr>
-              <w:rPr>
-                <w:rFonts w:hint="eastAsia"/>
-              </w:rPr>
-            </w:pPr>
-          </w:p>
+          <w:p/>
         </w:tc>
         <w:tc>
           <w:tcPr>
             <w:tcW w:w="1743" w:type="dxa"/>
           </w:tcPr>
-          <w:p>
-            <w:pPr>
-              <w:rPr>
-                <w:rFonts w:hint="eastAsia"/>
-              </w:rPr>
-            </w:pPr>
-          </w:p>
+          <w:p/>
         </w:tc>
         <w:tc>
           <w:tcPr>
             <w:tcW w:w="1743" w:type="dxa"/>
           </w:tcPr>
-          <w:p>
-            <w:pPr>
-              <w:rPr>
-                <w:rFonts w:hint="eastAsia"/>
-              </w:rPr>
-            </w:pPr>
-          </w:p>
+          <w:p/>
         </w:tc>
       </w:tr>
       <w:tr>
@@ -5708,11 +5457,6 @@
             <w:tcW w:w="1742" w:type="dxa"/>
           </w:tcPr>
           <w:p>
-            <w:pPr>
-              <w:rPr>
-                <w:rFonts w:hint="eastAsia"/>
-              </w:rPr>
-            </w:pPr>
             <w:r>
               <w:rPr>
                 <w:rFonts w:hint="eastAsia"/>
@@ -5726,11 +5470,6 @@
             <w:tcW w:w="1742" w:type="dxa"/>
           </w:tcPr>
           <w:p>
-            <w:pPr>
-              <w:rPr>
-                <w:rFonts w:hint="eastAsia"/>
-              </w:rPr>
-            </w:pPr>
             <w:r>
               <w:rPr>
                 <w:rFonts w:hint="eastAsia"/>
@@ -5744,11 +5483,6 @@
             <w:tcW w:w="1743" w:type="dxa"/>
           </w:tcPr>
           <w:p>
-            <w:pPr>
-              <w:rPr>
-                <w:rFonts w:hint="eastAsia"/>
-              </w:rPr>
-            </w:pPr>
             <w:r>
               <w:t>…</w:t>
             </w:r>
@@ -5758,25 +5492,13 @@
           <w:tcPr>
             <w:tcW w:w="1743" w:type="dxa"/>
           </w:tcPr>
-          <w:p>
-            <w:pPr>
-              <w:rPr>
-                <w:rFonts w:hint="eastAsia"/>
-              </w:rPr>
-            </w:pPr>
-          </w:p>
+          <w:p/>
         </w:tc>
         <w:tc>
           <w:tcPr>
             <w:tcW w:w="1743" w:type="dxa"/>
           </w:tcPr>
-          <w:p>
-            <w:pPr>
-              <w:rPr>
-                <w:rFonts w:hint="eastAsia"/>
-              </w:rPr>
-            </w:pPr>
-          </w:p>
+          <w:p/>
         </w:tc>
         <w:tc>
           <w:tcPr>
@@ -5785,9 +5507,6 @@
           <w:p>
             <w:pPr>
               <w:keepNext/>
-              <w:rPr>
-                <w:rFonts w:hint="eastAsia"/>
-              </w:rPr>
             </w:pPr>
           </w:p>
         </w:tc>
@@ -5797,9 +5516,6 @@
       <w:pPr>
         <w:pStyle w:val="a9"/>
         <w:jc w:val="center"/>
-        <w:rPr>
-          <w:rFonts w:hint="eastAsia"/>
-        </w:rPr>
       </w:pPr>
       <w:r>
         <w:rPr>
@@ -5853,7 +5569,6 @@
         <w:autoSpaceDE/>
         <w:autoSpaceDN/>
         <w:rPr>
-          <w:rFonts w:hint="eastAsia"/>
           <w:b/>
           <w:bCs/>
           <w:szCs w:val="20"/>
@@ -6216,9 +5931,6 @@
           <w:p>
             <w:pPr>
               <w:jc w:val="left"/>
-              <w:rPr>
-                <w:rFonts w:hint="eastAsia"/>
-              </w:rPr>
             </w:pPr>
             <w:r>
               <w:rPr>
@@ -6286,9 +5998,6 @@
           <w:p>
             <w:pPr>
               <w:jc w:val="left"/>
-              <w:rPr>
-                <w:rFonts w:hint="eastAsia"/>
-              </w:rPr>
             </w:pPr>
             <w:r>
               <w:rPr>
@@ -6596,7 +6305,6 @@
           <w:p>
             <w:pPr>
               <w:rPr>
-                <w:rFonts w:hint="eastAsia"/>
                 <w:b/>
                 <w:bCs/>
                 <w:szCs w:val="20"/>
@@ -6661,13 +6369,12 @@
                 <w:bCs/>
                 <w:szCs w:val="20"/>
               </w:rPr>
-              <w:t>애니메이션과 충돌처리를 결합하여 공격 구현</w:t>
+              <w:t>캐릭터가 땅 위를 걸어다니도록 지형 충돌처리 구현</w:t>
             </w:r>
           </w:p>
           <w:p>
             <w:pPr>
               <w:rPr>
-                <w:rFonts w:hint="eastAsia"/>
                 <w:b/>
                 <w:bCs/>
                 <w:szCs w:val="20"/>
@@ -10399,6 +10106,7 @@
   <w:style w:type="character" w:default="1" w:styleId="a0">
     <w:name w:val="Default Paragraph Font"/>
     <w:uiPriority w:val="1"/>
+    <w:semiHidden/>
     <w:unhideWhenUsed/>
   </w:style>
   <w:style w:type="table" w:default="1" w:styleId="a1">

--- a/작업일지/졸업작품 작업일지 - 12주차.docx
+++ b/작업일지/졸업작품 작업일지 - 12주차.docx
@@ -4168,14 +4168,27 @@
       <w:r>
         <w:t xml:space="preserve">그림 </w:t>
       </w:r>
-      <w:fldSimple w:instr=" SEQ 그림 \* ARABIC ">
-        <w:r>
-          <w:rPr>
-            <w:noProof/>
-          </w:rPr>
-          <w:t>1</w:t>
-        </w:r>
-      </w:fldSimple>
+      <w:r>
+        <w:fldChar w:fldCharType="begin"/>
+      </w:r>
+      <w:r>
+        <w:instrText xml:space="preserve"> SEQ 그림 \* ARABIC </w:instrText>
+      </w:r>
+      <w:r>
+        <w:fldChar w:fldCharType="separate"/>
+      </w:r>
+      <w:r>
+        <w:rPr>
+          <w:noProof/>
+        </w:rPr>
+        <w:t>1</w:t>
+      </w:r>
+      <w:r>
+        <w:rPr>
+          <w:noProof/>
+        </w:rPr>
+        <w:fldChar w:fldCharType="end"/>
+      </w:r>
       <w:r>
         <w:rPr>
           <w:rFonts w:hint="eastAsia"/>
@@ -4250,14 +4263,27 @@
       <w:r>
         <w:t xml:space="preserve">그림 </w:t>
       </w:r>
-      <w:fldSimple w:instr=" SEQ 그림 \* ARABIC ">
-        <w:r>
-          <w:rPr>
-            <w:noProof/>
-          </w:rPr>
-          <w:t>2</w:t>
-        </w:r>
-      </w:fldSimple>
+      <w:r>
+        <w:fldChar w:fldCharType="begin"/>
+      </w:r>
+      <w:r>
+        <w:instrText xml:space="preserve"> SEQ 그림 \* ARABIC </w:instrText>
+      </w:r>
+      <w:r>
+        <w:fldChar w:fldCharType="separate"/>
+      </w:r>
+      <w:r>
+        <w:rPr>
+          <w:noProof/>
+        </w:rPr>
+        <w:t>2</w:t>
+      </w:r>
+      <w:r>
+        <w:rPr>
+          <w:noProof/>
+        </w:rPr>
+        <w:fldChar w:fldCharType="end"/>
+      </w:r>
       <w:r>
         <w:rPr>
           <w:rFonts w:hint="eastAsia"/>
@@ -4668,14 +4694,27 @@
       <w:r>
         <w:t xml:space="preserve">그림 </w:t>
       </w:r>
-      <w:fldSimple w:instr=" SEQ 그림 \* ARABIC ">
-        <w:r>
-          <w:rPr>
-            <w:noProof/>
-          </w:rPr>
-          <w:t>3</w:t>
-        </w:r>
-      </w:fldSimple>
+      <w:r>
+        <w:fldChar w:fldCharType="begin"/>
+      </w:r>
+      <w:r>
+        <w:instrText xml:space="preserve"> SEQ 그림 \* ARABIC </w:instrText>
+      </w:r>
+      <w:r>
+        <w:fldChar w:fldCharType="separate"/>
+      </w:r>
+      <w:r>
+        <w:rPr>
+          <w:noProof/>
+        </w:rPr>
+        <w:t>3</w:t>
+      </w:r>
+      <w:r>
+        <w:rPr>
+          <w:noProof/>
+        </w:rPr>
+        <w:fldChar w:fldCharType="end"/>
+      </w:r>
       <w:r>
         <w:rPr>
           <w:rFonts w:hint="eastAsia"/>
@@ -5223,14 +5262,27 @@
       <w:r>
         <w:t xml:space="preserve">표 </w:t>
       </w:r>
-      <w:fldSimple w:instr=" SEQ 표 \* ARABIC ">
-        <w:r>
-          <w:rPr>
-            <w:noProof/>
-          </w:rPr>
-          <w:t>1</w:t>
-        </w:r>
-      </w:fldSimple>
+      <w:r>
+        <w:fldChar w:fldCharType="begin"/>
+      </w:r>
+      <w:r>
+        <w:instrText xml:space="preserve"> SEQ 표 \* ARABIC </w:instrText>
+      </w:r>
+      <w:r>
+        <w:fldChar w:fldCharType="separate"/>
+      </w:r>
+      <w:r>
+        <w:rPr>
+          <w:noProof/>
+        </w:rPr>
+        <w:t>1</w:t>
+      </w:r>
+      <w:r>
+        <w:rPr>
+          <w:noProof/>
+        </w:rPr>
+        <w:fldChar w:fldCharType="end"/>
+      </w:r>
       <w:r>
         <w:rPr>
           <w:rFonts w:hint="eastAsia"/>
@@ -5526,14 +5578,27 @@
       <w:r>
         <w:t xml:space="preserve">표 </w:t>
       </w:r>
-      <w:fldSimple w:instr=" SEQ 표 \* ARABIC ">
-        <w:r>
-          <w:rPr>
-            <w:noProof/>
-          </w:rPr>
-          <w:t>2</w:t>
-        </w:r>
-      </w:fldSimple>
+      <w:r>
+        <w:fldChar w:fldCharType="begin"/>
+      </w:r>
+      <w:r>
+        <w:instrText xml:space="preserve"> SEQ 표 \* ARABIC </w:instrText>
+      </w:r>
+      <w:r>
+        <w:fldChar w:fldCharType="separate"/>
+      </w:r>
+      <w:r>
+        <w:rPr>
+          <w:noProof/>
+        </w:rPr>
+        <w:t>2</w:t>
+      </w:r>
+      <w:r>
+        <w:rPr>
+          <w:noProof/>
+        </w:rPr>
+        <w:fldChar w:fldCharType="end"/>
+      </w:r>
       <w:r>
         <w:rPr>
           <w:rFonts w:hint="eastAsia"/>
@@ -5604,112 +5669,3228 @@
         <w:rPr>
           <w:rFonts w:hint="eastAsia"/>
         </w:rPr>
-        <w:t>Select 모델을 활용한 게임 서버 구축, 이동 동기화</w:t>
+        <w:t>패킷 재조립 로직 수정 및 공부</w:t>
       </w:r>
     </w:p>
     <w:p>
       <w:pPr>
-        <w:pStyle w:val="a4"/>
-        <w:numPr>
-          <w:ilvl w:val="1"/>
-          <w:numId w:val="24"/>
-        </w:numPr>
-        <w:ind w:leftChars="0"/>
-      </w:pPr>
-      <w:r>
-        <w:rPr>
-          <w:rFonts w:hint="eastAsia"/>
-        </w:rPr>
-        <w:t>세션 ID를 관리하는 ID Pool, 네트워크 패킷 설계</w:t>
+        <w:widowControl/>
+        <w:shd w:val="clear" w:color="auto" w:fill="1F1F1F"/>
+        <w:wordWrap/>
+        <w:autoSpaceDE/>
+        <w:autoSpaceDN/>
+        <w:spacing w:after="0" w:line="285" w:lineRule="atLeast"/>
+        <w:jc w:val="left"/>
+        <w:rPr>
+          <w:rFonts w:ascii="Consolas" w:eastAsia="굴림" w:hAnsi="Consolas" w:cs="굴림"/>
+          <w:color w:val="CCCCCC"/>
+          <w:kern w:val="0"/>
+          <w:sz w:val="21"/>
+          <w:szCs w:val="21"/>
+        </w:rPr>
+      </w:pPr>
+      <w:r>
+        <w:rPr>
+          <w:rFonts w:ascii="Consolas" w:eastAsia="굴림" w:hAnsi="Consolas" w:cs="굴림"/>
+          <w:color w:val="569CD6"/>
+          <w:kern w:val="0"/>
+          <w:sz w:val="21"/>
+          <w:szCs w:val="21"/>
+        </w:rPr>
+        <w:t>void</w:t>
+      </w:r>
+      <w:r>
+        <w:rPr>
+          <w:rFonts w:ascii="Consolas" w:eastAsia="굴림" w:hAnsi="Consolas" w:cs="굴림"/>
+          <w:color w:val="CCCCCC"/>
+          <w:kern w:val="0"/>
+          <w:sz w:val="21"/>
+          <w:szCs w:val="21"/>
+        </w:rPr>
+        <w:t xml:space="preserve"> </w:t>
+      </w:r>
+      <w:r>
+        <w:rPr>
+          <w:rFonts w:ascii="Consolas" w:eastAsia="굴림" w:hAnsi="Consolas" w:cs="굴림"/>
+          <w:color w:val="4EC9B0"/>
+          <w:kern w:val="0"/>
+          <w:sz w:val="21"/>
+          <w:szCs w:val="21"/>
+        </w:rPr>
+        <w:t>Session</w:t>
+      </w:r>
+      <w:r>
+        <w:rPr>
+          <w:rFonts w:ascii="Consolas" w:eastAsia="굴림" w:hAnsi="Consolas" w:cs="굴림"/>
+          <w:color w:val="CCCCCC"/>
+          <w:kern w:val="0"/>
+          <w:sz w:val="21"/>
+          <w:szCs w:val="21"/>
+        </w:rPr>
+        <w:t>::</w:t>
+      </w:r>
+      <w:r>
+        <w:rPr>
+          <w:rFonts w:ascii="Consolas" w:eastAsia="굴림" w:hAnsi="Consolas" w:cs="굴림"/>
+          <w:color w:val="DCDCAA"/>
+          <w:kern w:val="0"/>
+          <w:sz w:val="21"/>
+          <w:szCs w:val="21"/>
+        </w:rPr>
+        <w:t>recvPackets</w:t>
+      </w:r>
+      <w:r>
+        <w:rPr>
+          <w:rFonts w:ascii="Consolas" w:eastAsia="굴림" w:hAnsi="Consolas" w:cs="굴림"/>
+          <w:color w:val="CCCCCC"/>
+          <w:kern w:val="0"/>
+          <w:sz w:val="21"/>
+          <w:szCs w:val="21"/>
+        </w:rPr>
+        <w:t>() {</w:t>
       </w:r>
     </w:p>
     <w:p>
       <w:pPr>
-        <w:pStyle w:val="a4"/>
-        <w:numPr>
-          <w:ilvl w:val="2"/>
-          <w:numId w:val="24"/>
-        </w:numPr>
-        <w:ind w:leftChars="0"/>
-      </w:pPr>
-      <w:r>
-        <w:rPr>
-          <w:rFonts w:hint="eastAsia"/>
-        </w:rPr>
-        <w:t>CSHello: 클라이언트가 서버에 접속함을 통지</w:t>
+        <w:widowControl/>
+        <w:shd w:val="clear" w:color="auto" w:fill="1F1F1F"/>
+        <w:wordWrap/>
+        <w:autoSpaceDE/>
+        <w:autoSpaceDN/>
+        <w:spacing w:after="0" w:line="285" w:lineRule="atLeast"/>
+        <w:jc w:val="left"/>
+        <w:rPr>
+          <w:rFonts w:ascii="Consolas" w:eastAsia="굴림" w:hAnsi="Consolas" w:cs="굴림"/>
+          <w:color w:val="CCCCCC"/>
+          <w:kern w:val="0"/>
+          <w:sz w:val="21"/>
+          <w:szCs w:val="21"/>
+        </w:rPr>
+      </w:pPr>
+      <w:r>
+        <w:rPr>
+          <w:rFonts w:ascii="Consolas" w:eastAsia="굴림" w:hAnsi="Consolas" w:cs="굴림"/>
+          <w:color w:val="CCCCCC"/>
+          <w:kern w:val="0"/>
+          <w:sz w:val="21"/>
+          <w:szCs w:val="21"/>
+        </w:rPr>
+        <w:t xml:space="preserve">    </w:t>
+      </w:r>
+      <w:r>
+        <w:rPr>
+          <w:rFonts w:ascii="Consolas" w:eastAsia="굴림" w:hAnsi="Consolas" w:cs="굴림"/>
+          <w:color w:val="569CD6"/>
+          <w:kern w:val="0"/>
+          <w:sz w:val="21"/>
+          <w:szCs w:val="21"/>
+        </w:rPr>
+        <w:t>auto</w:t>
+      </w:r>
+      <w:r>
+        <w:rPr>
+          <w:rFonts w:ascii="Consolas" w:eastAsia="굴림" w:hAnsi="Consolas" w:cs="굴림"/>
+          <w:color w:val="CCCCCC"/>
+          <w:kern w:val="0"/>
+          <w:sz w:val="21"/>
+          <w:szCs w:val="21"/>
+        </w:rPr>
+        <w:t xml:space="preserve"> </w:t>
+      </w:r>
+      <w:r>
+        <w:rPr>
+          <w:rFonts w:ascii="Consolas" w:eastAsia="굴림" w:hAnsi="Consolas" w:cs="굴림"/>
+          <w:color w:val="9CDCFE"/>
+          <w:kern w:val="0"/>
+          <w:sz w:val="21"/>
+          <w:szCs w:val="21"/>
+        </w:rPr>
+        <w:t>wsaBuf</w:t>
+      </w:r>
+      <w:r>
+        <w:rPr>
+          <w:rFonts w:ascii="Consolas" w:eastAsia="굴림" w:hAnsi="Consolas" w:cs="굴림"/>
+          <w:color w:val="CCCCCC"/>
+          <w:kern w:val="0"/>
+          <w:sz w:val="21"/>
+          <w:szCs w:val="21"/>
+        </w:rPr>
+        <w:t xml:space="preserve"> </w:t>
+      </w:r>
+      <w:r>
+        <w:rPr>
+          <w:rFonts w:ascii="Consolas" w:eastAsia="굴림" w:hAnsi="Consolas" w:cs="굴림"/>
+          <w:color w:val="D4D4D4"/>
+          <w:kern w:val="0"/>
+          <w:sz w:val="21"/>
+          <w:szCs w:val="21"/>
+        </w:rPr>
+        <w:t>=</w:t>
+      </w:r>
+      <w:r>
+        <w:rPr>
+          <w:rFonts w:ascii="Consolas" w:eastAsia="굴림" w:hAnsi="Consolas" w:cs="굴림"/>
+          <w:color w:val="CCCCCC"/>
+          <w:kern w:val="0"/>
+          <w:sz w:val="21"/>
+          <w:szCs w:val="21"/>
+        </w:rPr>
+        <w:t xml:space="preserve"> </w:t>
+      </w:r>
+      <w:r>
+        <w:rPr>
+          <w:rFonts w:ascii="Consolas" w:eastAsia="굴림" w:hAnsi="Consolas" w:cs="굴림"/>
+          <w:color w:val="9CDCFE"/>
+          <w:kern w:val="0"/>
+          <w:sz w:val="21"/>
+          <w:szCs w:val="21"/>
+        </w:rPr>
+        <w:t>WSABUF</w:t>
+      </w:r>
+      <w:r>
+        <w:rPr>
+          <w:rFonts w:ascii="Consolas" w:eastAsia="굴림" w:hAnsi="Consolas" w:cs="굴림"/>
+          <w:color w:val="CCCCCC"/>
+          <w:kern w:val="0"/>
+          <w:sz w:val="21"/>
+          <w:szCs w:val="21"/>
+        </w:rPr>
+        <w:t>{</w:t>
       </w:r>
     </w:p>
     <w:p>
       <w:pPr>
-        <w:pStyle w:val="a4"/>
-        <w:numPr>
-          <w:ilvl w:val="2"/>
-          <w:numId w:val="24"/>
-        </w:numPr>
-        <w:ind w:leftChars="0"/>
-      </w:pPr>
-      <w:r>
-        <w:rPr>
-          <w:rFonts w:hint="eastAsia"/>
-        </w:rPr>
-        <w:t>SCAssign: 서버가 클라이언트에 조종할 비행기 객체를 할당</w:t>
+        <w:widowControl/>
+        <w:shd w:val="clear" w:color="auto" w:fill="1F1F1F"/>
+        <w:wordWrap/>
+        <w:autoSpaceDE/>
+        <w:autoSpaceDN/>
+        <w:spacing w:after="0" w:line="285" w:lineRule="atLeast"/>
+        <w:jc w:val="left"/>
+        <w:rPr>
+          <w:rFonts w:ascii="Consolas" w:eastAsia="굴림" w:hAnsi="Consolas" w:cs="굴림"/>
+          <w:color w:val="CCCCCC"/>
+          <w:kern w:val="0"/>
+          <w:sz w:val="21"/>
+          <w:szCs w:val="21"/>
+        </w:rPr>
+      </w:pPr>
+      <w:r>
+        <w:rPr>
+          <w:rFonts w:ascii="Consolas" w:eastAsia="굴림" w:hAnsi="Consolas" w:cs="굴림"/>
+          <w:color w:val="CCCCCC"/>
+          <w:kern w:val="0"/>
+          <w:sz w:val="21"/>
+          <w:szCs w:val="21"/>
+        </w:rPr>
+        <w:t>        .</w:t>
+      </w:r>
+      <w:r>
+        <w:rPr>
+          <w:rFonts w:ascii="Consolas" w:eastAsia="굴림" w:hAnsi="Consolas" w:cs="굴림"/>
+          <w:color w:val="9CDCFE"/>
+          <w:kern w:val="0"/>
+          <w:sz w:val="21"/>
+          <w:szCs w:val="21"/>
+        </w:rPr>
+        <w:t>len</w:t>
+      </w:r>
+      <w:r>
+        <w:rPr>
+          <w:rFonts w:ascii="Consolas" w:eastAsia="굴림" w:hAnsi="Consolas" w:cs="굴림"/>
+          <w:color w:val="CCCCCC"/>
+          <w:kern w:val="0"/>
+          <w:sz w:val="21"/>
+          <w:szCs w:val="21"/>
+        </w:rPr>
+        <w:t xml:space="preserve"> </w:t>
+      </w:r>
+      <w:r>
+        <w:rPr>
+          <w:rFonts w:ascii="Consolas" w:eastAsia="굴림" w:hAnsi="Consolas" w:cs="굴림"/>
+          <w:color w:val="D4D4D4"/>
+          <w:kern w:val="0"/>
+          <w:sz w:val="21"/>
+          <w:szCs w:val="21"/>
+        </w:rPr>
+        <w:t>=</w:t>
+      </w:r>
+      <w:r>
+        <w:rPr>
+          <w:rFonts w:ascii="Consolas" w:eastAsia="굴림" w:hAnsi="Consolas" w:cs="굴림"/>
+          <w:color w:val="CCCCCC"/>
+          <w:kern w:val="0"/>
+          <w:sz w:val="21"/>
+          <w:szCs w:val="21"/>
+        </w:rPr>
+        <w:t xml:space="preserve"> </w:t>
+      </w:r>
+      <w:r>
+        <w:rPr>
+          <w:rFonts w:ascii="Consolas" w:eastAsia="굴림" w:hAnsi="Consolas" w:cs="굴림"/>
+          <w:color w:val="569CD6"/>
+          <w:kern w:val="0"/>
+          <w:sz w:val="21"/>
+          <w:szCs w:val="21"/>
+        </w:rPr>
+        <w:t>static_cast</w:t>
+      </w:r>
+      <w:r>
+        <w:rPr>
+          <w:rFonts w:ascii="Consolas" w:eastAsia="굴림" w:hAnsi="Consolas" w:cs="굴림"/>
+          <w:color w:val="D4D4D4"/>
+          <w:kern w:val="0"/>
+          <w:sz w:val="21"/>
+          <w:szCs w:val="21"/>
+        </w:rPr>
+        <w:t>&lt;</w:t>
+      </w:r>
+      <w:r>
+        <w:rPr>
+          <w:rFonts w:ascii="Consolas" w:eastAsia="굴림" w:hAnsi="Consolas" w:cs="굴림"/>
+          <w:color w:val="9CDCFE"/>
+          <w:kern w:val="0"/>
+          <w:sz w:val="21"/>
+          <w:szCs w:val="21"/>
+        </w:rPr>
+        <w:t>ULONG</w:t>
+      </w:r>
+      <w:r>
+        <w:rPr>
+          <w:rFonts w:ascii="Consolas" w:eastAsia="굴림" w:hAnsi="Consolas" w:cs="굴림"/>
+          <w:color w:val="D4D4D4"/>
+          <w:kern w:val="0"/>
+          <w:sz w:val="21"/>
+          <w:szCs w:val="21"/>
+        </w:rPr>
+        <w:t>&gt;</w:t>
+      </w:r>
+      <w:r>
+        <w:rPr>
+          <w:rFonts w:ascii="Consolas" w:eastAsia="굴림" w:hAnsi="Consolas" w:cs="굴림"/>
+          <w:color w:val="CCCCCC"/>
+          <w:kern w:val="0"/>
+          <w:sz w:val="21"/>
+          <w:szCs w:val="21"/>
+        </w:rPr>
+        <w:t>(</w:t>
+      </w:r>
+      <w:r>
+        <w:rPr>
+          <w:rFonts w:ascii="Consolas" w:eastAsia="굴림" w:hAnsi="Consolas" w:cs="굴림"/>
+          <w:color w:val="9CDCFE"/>
+          <w:kern w:val="0"/>
+          <w:sz w:val="21"/>
+          <w:szCs w:val="21"/>
+        </w:rPr>
+        <w:t>recvBufSize</w:t>
+      </w:r>
+      <w:r>
+        <w:rPr>
+          <w:rFonts w:ascii="Consolas" w:eastAsia="굴림" w:hAnsi="Consolas" w:cs="굴림"/>
+          <w:color w:val="CCCCCC"/>
+          <w:kern w:val="0"/>
+          <w:sz w:val="21"/>
+          <w:szCs w:val="21"/>
+        </w:rPr>
+        <w:t xml:space="preserve"> </w:t>
+      </w:r>
+      <w:r>
+        <w:rPr>
+          <w:rFonts w:ascii="Consolas" w:eastAsia="굴림" w:hAnsi="Consolas" w:cs="굴림"/>
+          <w:color w:val="D4D4D4"/>
+          <w:kern w:val="0"/>
+          <w:sz w:val="21"/>
+          <w:szCs w:val="21"/>
+        </w:rPr>
+        <w:t>-</w:t>
+      </w:r>
+      <w:r>
+        <w:rPr>
+          <w:rFonts w:ascii="Consolas" w:eastAsia="굴림" w:hAnsi="Consolas" w:cs="굴림"/>
+          <w:color w:val="CCCCCC"/>
+          <w:kern w:val="0"/>
+          <w:sz w:val="21"/>
+          <w:szCs w:val="21"/>
+        </w:rPr>
+        <w:t xml:space="preserve"> </w:t>
+      </w:r>
+      <w:r>
+        <w:rPr>
+          <w:rFonts w:ascii="Consolas" w:eastAsia="굴림" w:hAnsi="Consolas" w:cs="굴림"/>
+          <w:color w:val="9CDCFE"/>
+          <w:kern w:val="0"/>
+          <w:sz w:val="21"/>
+          <w:szCs w:val="21"/>
+        </w:rPr>
+        <w:t>recvOffset_</w:t>
+      </w:r>
+      <w:r>
+        <w:rPr>
+          <w:rFonts w:ascii="Consolas" w:eastAsia="굴림" w:hAnsi="Consolas" w:cs="굴림"/>
+          <w:color w:val="CCCCCC"/>
+          <w:kern w:val="0"/>
+          <w:sz w:val="21"/>
+          <w:szCs w:val="21"/>
+        </w:rPr>
+        <w:t>),</w:t>
       </w:r>
     </w:p>
     <w:p>
       <w:pPr>
-        <w:pStyle w:val="a4"/>
-        <w:numPr>
-          <w:ilvl w:val="2"/>
-          <w:numId w:val="24"/>
-        </w:numPr>
-        <w:ind w:leftChars="0"/>
-      </w:pPr>
-      <w:r>
-        <w:rPr>
-          <w:rFonts w:hint="eastAsia"/>
-        </w:rPr>
-        <w:t>CSWorld/SCWorld: 서버나 클라이언트가 상대에게 자신이 가지고 있는 월드 변환 정보들을 전송</w:t>
+        <w:widowControl/>
+        <w:shd w:val="clear" w:color="auto" w:fill="1F1F1F"/>
+        <w:wordWrap/>
+        <w:autoSpaceDE/>
+        <w:autoSpaceDN/>
+        <w:spacing w:after="0" w:line="285" w:lineRule="atLeast"/>
+        <w:jc w:val="left"/>
+        <w:rPr>
+          <w:rFonts w:ascii="Consolas" w:eastAsia="굴림" w:hAnsi="Consolas" w:cs="굴림"/>
+          <w:color w:val="CCCCCC"/>
+          <w:kern w:val="0"/>
+          <w:sz w:val="21"/>
+          <w:szCs w:val="21"/>
+        </w:rPr>
+      </w:pPr>
+      <w:r>
+        <w:rPr>
+          <w:rFonts w:ascii="Consolas" w:eastAsia="굴림" w:hAnsi="Consolas" w:cs="굴림"/>
+          <w:color w:val="CCCCCC"/>
+          <w:kern w:val="0"/>
+          <w:sz w:val="21"/>
+          <w:szCs w:val="21"/>
+        </w:rPr>
+        <w:t>        .</w:t>
+      </w:r>
+      <w:r>
+        <w:rPr>
+          <w:rFonts w:ascii="Consolas" w:eastAsia="굴림" w:hAnsi="Consolas" w:cs="굴림"/>
+          <w:color w:val="9CDCFE"/>
+          <w:kern w:val="0"/>
+          <w:sz w:val="21"/>
+          <w:szCs w:val="21"/>
+        </w:rPr>
+        <w:t>buf</w:t>
+      </w:r>
+      <w:r>
+        <w:rPr>
+          <w:rFonts w:ascii="Consolas" w:eastAsia="굴림" w:hAnsi="Consolas" w:cs="굴림"/>
+          <w:color w:val="CCCCCC"/>
+          <w:kern w:val="0"/>
+          <w:sz w:val="21"/>
+          <w:szCs w:val="21"/>
+        </w:rPr>
+        <w:t xml:space="preserve"> </w:t>
+      </w:r>
+      <w:r>
+        <w:rPr>
+          <w:rFonts w:ascii="Consolas" w:eastAsia="굴림" w:hAnsi="Consolas" w:cs="굴림"/>
+          <w:color w:val="D4D4D4"/>
+          <w:kern w:val="0"/>
+          <w:sz w:val="21"/>
+          <w:szCs w:val="21"/>
+        </w:rPr>
+        <w:t>=</w:t>
+      </w:r>
+      <w:r>
+        <w:rPr>
+          <w:rFonts w:ascii="Consolas" w:eastAsia="굴림" w:hAnsi="Consolas" w:cs="굴림"/>
+          <w:color w:val="CCCCCC"/>
+          <w:kern w:val="0"/>
+          <w:sz w:val="21"/>
+          <w:szCs w:val="21"/>
+        </w:rPr>
+        <w:t xml:space="preserve"> </w:t>
+      </w:r>
+      <w:r>
+        <w:rPr>
+          <w:rFonts w:ascii="Consolas" w:eastAsia="굴림" w:hAnsi="Consolas" w:cs="굴림"/>
+          <w:color w:val="9CDCFE"/>
+          <w:kern w:val="0"/>
+          <w:sz w:val="21"/>
+          <w:szCs w:val="21"/>
+        </w:rPr>
+        <w:t>recvBuf_</w:t>
+      </w:r>
+      <w:r>
+        <w:rPr>
+          <w:rFonts w:ascii="Consolas" w:eastAsia="굴림" w:hAnsi="Consolas" w:cs="굴림"/>
+          <w:color w:val="CCCCCC"/>
+          <w:kern w:val="0"/>
+          <w:sz w:val="21"/>
+          <w:szCs w:val="21"/>
+        </w:rPr>
+        <w:t>.</w:t>
+      </w:r>
+      <w:r>
+        <w:rPr>
+          <w:rFonts w:ascii="Consolas" w:eastAsia="굴림" w:hAnsi="Consolas" w:cs="굴림"/>
+          <w:color w:val="DCDCAA"/>
+          <w:kern w:val="0"/>
+          <w:sz w:val="21"/>
+          <w:szCs w:val="21"/>
+        </w:rPr>
+        <w:t>data</w:t>
+      </w:r>
+      <w:r>
+        <w:rPr>
+          <w:rFonts w:ascii="Consolas" w:eastAsia="굴림" w:hAnsi="Consolas" w:cs="굴림"/>
+          <w:color w:val="CCCCCC"/>
+          <w:kern w:val="0"/>
+          <w:sz w:val="21"/>
+          <w:szCs w:val="21"/>
+        </w:rPr>
+        <w:t xml:space="preserve">() </w:t>
+      </w:r>
+      <w:r>
+        <w:rPr>
+          <w:rFonts w:ascii="Consolas" w:eastAsia="굴림" w:hAnsi="Consolas" w:cs="굴림"/>
+          <w:color w:val="D4D4D4"/>
+          <w:kern w:val="0"/>
+          <w:sz w:val="21"/>
+          <w:szCs w:val="21"/>
+        </w:rPr>
+        <w:t>+</w:t>
+      </w:r>
+      <w:r>
+        <w:rPr>
+          <w:rFonts w:ascii="Consolas" w:eastAsia="굴림" w:hAnsi="Consolas" w:cs="굴림"/>
+          <w:color w:val="CCCCCC"/>
+          <w:kern w:val="0"/>
+          <w:sz w:val="21"/>
+          <w:szCs w:val="21"/>
+        </w:rPr>
+        <w:t xml:space="preserve"> </w:t>
+      </w:r>
+      <w:r>
+        <w:rPr>
+          <w:rFonts w:ascii="Consolas" w:eastAsia="굴림" w:hAnsi="Consolas" w:cs="굴림"/>
+          <w:color w:val="9CDCFE"/>
+          <w:kern w:val="0"/>
+          <w:sz w:val="21"/>
+          <w:szCs w:val="21"/>
+        </w:rPr>
+        <w:t>recvOffset_</w:t>
       </w:r>
     </w:p>
     <w:p>
       <w:pPr>
-        <w:pStyle w:val="a4"/>
-        <w:numPr>
-          <w:ilvl w:val="2"/>
-          <w:numId w:val="24"/>
-        </w:numPr>
-        <w:ind w:leftChars="0"/>
-      </w:pPr>
-      <w:r>
-        <w:rPr>
-          <w:rFonts w:hint="eastAsia"/>
-        </w:rPr>
-        <w:t>CSLeave: 클라이언트가 서버에 연결 해제를 통</w:t>
-      </w:r>
-      <w:r>
-        <w:rPr>
-          <w:rFonts w:hint="eastAsia"/>
-        </w:rPr>
-        <w:t>지</w:t>
+        <w:widowControl/>
+        <w:shd w:val="clear" w:color="auto" w:fill="1F1F1F"/>
+        <w:wordWrap/>
+        <w:autoSpaceDE/>
+        <w:autoSpaceDN/>
+        <w:spacing w:after="0" w:line="285" w:lineRule="atLeast"/>
+        <w:jc w:val="left"/>
+        <w:rPr>
+          <w:rFonts w:ascii="Consolas" w:eastAsia="굴림" w:hAnsi="Consolas" w:cs="굴림"/>
+          <w:color w:val="CCCCCC"/>
+          <w:kern w:val="0"/>
+          <w:sz w:val="21"/>
+          <w:szCs w:val="21"/>
+        </w:rPr>
+      </w:pPr>
+      <w:r>
+        <w:rPr>
+          <w:rFonts w:ascii="Consolas" w:eastAsia="굴림" w:hAnsi="Consolas" w:cs="굴림"/>
+          <w:color w:val="CCCCCC"/>
+          <w:kern w:val="0"/>
+          <w:sz w:val="21"/>
+          <w:szCs w:val="21"/>
+        </w:rPr>
+        <w:t>    };</w:t>
       </w:r>
     </w:p>
     <w:p>
       <w:pPr>
-        <w:pStyle w:val="a4"/>
-        <w:numPr>
-          <w:ilvl w:val="1"/>
-          <w:numId w:val="24"/>
-        </w:numPr>
-        <w:ind w:leftChars="0"/>
-      </w:pPr>
-      <w:r>
+        <w:widowControl/>
+        <w:shd w:val="clear" w:color="auto" w:fill="1F1F1F"/>
+        <w:wordWrap/>
+        <w:autoSpaceDE/>
+        <w:autoSpaceDN/>
+        <w:spacing w:after="0" w:line="285" w:lineRule="atLeast"/>
+        <w:jc w:val="left"/>
+        <w:rPr>
+          <w:rFonts w:ascii="Consolas" w:eastAsia="굴림" w:hAnsi="Consolas" w:cs="굴림"/>
+          <w:color w:val="CCCCCC"/>
+          <w:kern w:val="0"/>
+          <w:sz w:val="21"/>
+          <w:szCs w:val="21"/>
+        </w:rPr>
+      </w:pPr>
+    </w:p>
+    <w:p>
+      <w:pPr>
+        <w:widowControl/>
+        <w:shd w:val="clear" w:color="auto" w:fill="1F1F1F"/>
+        <w:wordWrap/>
+        <w:autoSpaceDE/>
+        <w:autoSpaceDN/>
+        <w:spacing w:after="0" w:line="285" w:lineRule="atLeast"/>
+        <w:jc w:val="left"/>
+        <w:rPr>
+          <w:rFonts w:ascii="Consolas" w:eastAsia="굴림" w:hAnsi="Consolas" w:cs="굴림"/>
+          <w:color w:val="CCCCCC"/>
+          <w:kern w:val="0"/>
+          <w:sz w:val="21"/>
+          <w:szCs w:val="21"/>
+        </w:rPr>
+      </w:pPr>
+      <w:r>
+        <w:rPr>
+          <w:rFonts w:ascii="Consolas" w:eastAsia="굴림" w:hAnsi="Consolas" w:cs="굴림"/>
+          <w:color w:val="CCCCCC"/>
+          <w:kern w:val="0"/>
+          <w:sz w:val="21"/>
+          <w:szCs w:val="21"/>
+        </w:rPr>
+        <w:t xml:space="preserve">    </w:t>
+      </w:r>
+      <w:r>
+        <w:rPr>
+          <w:rFonts w:ascii="Consolas" w:eastAsia="굴림" w:hAnsi="Consolas" w:cs="굴림"/>
+          <w:color w:val="569CD6"/>
+          <w:kern w:val="0"/>
+          <w:sz w:val="21"/>
+          <w:szCs w:val="21"/>
+        </w:rPr>
+        <w:t>auto</w:t>
+      </w:r>
+      <w:r>
+        <w:rPr>
+          <w:rFonts w:ascii="Consolas" w:eastAsia="굴림" w:hAnsi="Consolas" w:cs="굴림"/>
+          <w:color w:val="CCCCCC"/>
+          <w:kern w:val="0"/>
+          <w:sz w:val="21"/>
+          <w:szCs w:val="21"/>
+        </w:rPr>
+        <w:t xml:space="preserve"> </w:t>
+      </w:r>
+      <w:r>
+        <w:rPr>
+          <w:rFonts w:ascii="Consolas" w:eastAsia="굴림" w:hAnsi="Consolas" w:cs="굴림"/>
+          <w:color w:val="9CDCFE"/>
+          <w:kern w:val="0"/>
+          <w:sz w:val="21"/>
+          <w:szCs w:val="21"/>
+        </w:rPr>
+        <w:t>recvSize</w:t>
+      </w:r>
+      <w:r>
+        <w:rPr>
+          <w:rFonts w:ascii="Consolas" w:eastAsia="굴림" w:hAnsi="Consolas" w:cs="굴림"/>
+          <w:color w:val="CCCCCC"/>
+          <w:kern w:val="0"/>
+          <w:sz w:val="21"/>
+          <w:szCs w:val="21"/>
+        </w:rPr>
+        <w:t xml:space="preserve"> </w:t>
+      </w:r>
+      <w:r>
+        <w:rPr>
+          <w:rFonts w:ascii="Consolas" w:eastAsia="굴림" w:hAnsi="Consolas" w:cs="굴림"/>
+          <w:color w:val="D4D4D4"/>
+          <w:kern w:val="0"/>
+          <w:sz w:val="21"/>
+          <w:szCs w:val="21"/>
+        </w:rPr>
+        <w:t>=</w:t>
+      </w:r>
+      <w:r>
+        <w:rPr>
+          <w:rFonts w:ascii="Consolas" w:eastAsia="굴림" w:hAnsi="Consolas" w:cs="굴림"/>
+          <w:color w:val="CCCCCC"/>
+          <w:kern w:val="0"/>
+          <w:sz w:val="21"/>
+          <w:szCs w:val="21"/>
+        </w:rPr>
+        <w:t xml:space="preserve"> </w:t>
+      </w:r>
+      <w:r>
+        <w:rPr>
+          <w:rFonts w:ascii="Consolas" w:eastAsia="굴림" w:hAnsi="Consolas" w:cs="굴림"/>
+          <w:color w:val="9CDCFE"/>
+          <w:kern w:val="0"/>
+          <w:sz w:val="21"/>
+          <w:szCs w:val="21"/>
+        </w:rPr>
+        <w:t>sock_</w:t>
+      </w:r>
+      <w:r>
+        <w:rPr>
+          <w:rFonts w:ascii="Consolas" w:eastAsia="굴림" w:hAnsi="Consolas" w:cs="굴림"/>
+          <w:color w:val="CCCCCC"/>
+          <w:kern w:val="0"/>
+          <w:sz w:val="21"/>
+          <w:szCs w:val="21"/>
+        </w:rPr>
+        <w:t>.</w:t>
+      </w:r>
+      <w:r>
+        <w:rPr>
+          <w:rFonts w:ascii="Consolas" w:eastAsia="굴림" w:hAnsi="Consolas" w:cs="굴림"/>
+          <w:color w:val="DCDCAA"/>
+          <w:kern w:val="0"/>
+          <w:sz w:val="21"/>
+          <w:szCs w:val="21"/>
+        </w:rPr>
+        <w:t>WSARecvUc</w:t>
+      </w:r>
+      <w:r>
+        <w:rPr>
+          <w:rFonts w:ascii="Consolas" w:eastAsia="굴림" w:hAnsi="Consolas" w:cs="굴림"/>
+          <w:color w:val="CCCCCC"/>
+          <w:kern w:val="0"/>
+          <w:sz w:val="21"/>
+          <w:szCs w:val="21"/>
+        </w:rPr>
+        <w:t>(</w:t>
+      </w:r>
+      <w:r>
+        <w:rPr>
+          <w:rFonts w:ascii="Consolas" w:eastAsia="굴림" w:hAnsi="Consolas" w:cs="굴림"/>
+          <w:color w:val="4EC9B0"/>
+          <w:kern w:val="0"/>
+          <w:sz w:val="21"/>
+          <w:szCs w:val="21"/>
+        </w:rPr>
+        <w:t>std</w:t>
+      </w:r>
+      <w:r>
+        <w:rPr>
+          <w:rFonts w:ascii="Consolas" w:eastAsia="굴림" w:hAnsi="Consolas" w:cs="굴림"/>
+          <w:color w:val="CCCCCC"/>
+          <w:kern w:val="0"/>
+          <w:sz w:val="21"/>
+          <w:szCs w:val="21"/>
+        </w:rPr>
+        <w:t>::</w:t>
+      </w:r>
+      <w:r>
+        <w:rPr>
+          <w:rFonts w:ascii="Consolas" w:eastAsia="굴림" w:hAnsi="Consolas" w:cs="굴림"/>
+          <w:color w:val="4EC9B0"/>
+          <w:kern w:val="0"/>
+          <w:sz w:val="21"/>
+          <w:szCs w:val="21"/>
+        </w:rPr>
+        <w:t>views</w:t>
+      </w:r>
+      <w:r>
+        <w:rPr>
+          <w:rFonts w:ascii="Consolas" w:eastAsia="굴림" w:hAnsi="Consolas" w:cs="굴림"/>
+          <w:color w:val="CCCCCC"/>
+          <w:kern w:val="0"/>
+          <w:sz w:val="21"/>
+          <w:szCs w:val="21"/>
+        </w:rPr>
+        <w:t>::</w:t>
+      </w:r>
+      <w:r>
+        <w:rPr>
+          <w:rFonts w:ascii="Consolas" w:eastAsia="굴림" w:hAnsi="Consolas" w:cs="굴림"/>
+          <w:color w:val="DCDCAA"/>
+          <w:kern w:val="0"/>
+          <w:sz w:val="21"/>
+          <w:szCs w:val="21"/>
+        </w:rPr>
+        <w:t>single</w:t>
+      </w:r>
+      <w:r>
+        <w:rPr>
+          <w:rFonts w:ascii="Consolas" w:eastAsia="굴림" w:hAnsi="Consolas" w:cs="굴림"/>
+          <w:color w:val="CCCCCC"/>
+          <w:kern w:val="0"/>
+          <w:sz w:val="21"/>
+          <w:szCs w:val="21"/>
+        </w:rPr>
+        <w:t>(</w:t>
+      </w:r>
+      <w:r>
+        <w:rPr>
+          <w:rFonts w:ascii="Consolas" w:eastAsia="굴림" w:hAnsi="Consolas" w:cs="굴림"/>
+          <w:color w:val="9CDCFE"/>
+          <w:kern w:val="0"/>
+          <w:sz w:val="21"/>
+          <w:szCs w:val="21"/>
+        </w:rPr>
+        <w:t>wsaBuf</w:t>
+      </w:r>
+      <w:r>
+        <w:rPr>
+          <w:rFonts w:ascii="Consolas" w:eastAsia="굴림" w:hAnsi="Consolas" w:cs="굴림"/>
+          <w:color w:val="CCCCCC"/>
+          <w:kern w:val="0"/>
+          <w:sz w:val="21"/>
+          <w:szCs w:val="21"/>
+        </w:rPr>
+        <w:t>));</w:t>
+      </w:r>
+    </w:p>
+    <w:p>
+      <w:pPr>
+        <w:widowControl/>
+        <w:shd w:val="clear" w:color="auto" w:fill="1F1F1F"/>
+        <w:wordWrap/>
+        <w:autoSpaceDE/>
+        <w:autoSpaceDN/>
+        <w:spacing w:after="0" w:line="285" w:lineRule="atLeast"/>
+        <w:jc w:val="left"/>
+        <w:rPr>
+          <w:rFonts w:ascii="Consolas" w:eastAsia="굴림" w:hAnsi="Consolas" w:cs="굴림"/>
+          <w:color w:val="CCCCCC"/>
+          <w:kern w:val="0"/>
+          <w:sz w:val="21"/>
+          <w:szCs w:val="21"/>
+        </w:rPr>
+      </w:pPr>
+    </w:p>
+    <w:p>
+      <w:pPr>
+        <w:widowControl/>
+        <w:shd w:val="clear" w:color="auto" w:fill="1F1F1F"/>
+        <w:wordWrap/>
+        <w:autoSpaceDE/>
+        <w:autoSpaceDN/>
+        <w:spacing w:after="0" w:line="285" w:lineRule="atLeast"/>
+        <w:jc w:val="left"/>
+        <w:rPr>
+          <w:rFonts w:ascii="Consolas" w:eastAsia="굴림" w:hAnsi="Consolas" w:cs="굴림"/>
+          <w:color w:val="CCCCCC"/>
+          <w:kern w:val="0"/>
+          <w:sz w:val="21"/>
+          <w:szCs w:val="21"/>
+        </w:rPr>
+      </w:pPr>
+      <w:r>
+        <w:rPr>
+          <w:rFonts w:ascii="Consolas" w:eastAsia="굴림" w:hAnsi="Consolas" w:cs="굴림"/>
+          <w:color w:val="CCCCCC"/>
+          <w:kern w:val="0"/>
+          <w:sz w:val="21"/>
+          <w:szCs w:val="21"/>
+        </w:rPr>
+        <w:t xml:space="preserve">    </w:t>
+      </w:r>
+      <w:r>
+        <w:rPr>
+          <w:rFonts w:ascii="Consolas" w:eastAsia="굴림" w:hAnsi="Consolas" w:cs="굴림"/>
+          <w:color w:val="C586C0"/>
+          <w:kern w:val="0"/>
+          <w:sz w:val="21"/>
+          <w:szCs w:val="21"/>
+        </w:rPr>
+        <w:t>if</w:t>
+      </w:r>
+      <w:r>
+        <w:rPr>
+          <w:rFonts w:ascii="Consolas" w:eastAsia="굴림" w:hAnsi="Consolas" w:cs="굴림"/>
+          <w:color w:val="CCCCCC"/>
+          <w:kern w:val="0"/>
+          <w:sz w:val="21"/>
+          <w:szCs w:val="21"/>
+        </w:rPr>
+        <w:t xml:space="preserve"> (</w:t>
+      </w:r>
+      <w:r>
+        <w:rPr>
+          <w:rFonts w:ascii="Consolas" w:eastAsia="굴림" w:hAnsi="Consolas" w:cs="굴림"/>
+          <w:color w:val="D4D4D4"/>
+          <w:kern w:val="0"/>
+          <w:sz w:val="21"/>
+          <w:szCs w:val="21"/>
+        </w:rPr>
+        <w:t>!</w:t>
+      </w:r>
+      <w:r>
+        <w:rPr>
+          <w:rFonts w:ascii="Consolas" w:eastAsia="굴림" w:hAnsi="Consolas" w:cs="굴림"/>
+          <w:color w:val="9CDCFE"/>
+          <w:kern w:val="0"/>
+          <w:sz w:val="21"/>
+          <w:szCs w:val="21"/>
+        </w:rPr>
+        <w:t>recvSize</w:t>
+      </w:r>
+      <w:r>
+        <w:rPr>
+          <w:rFonts w:ascii="Consolas" w:eastAsia="굴림" w:hAnsi="Consolas" w:cs="굴림"/>
+          <w:color w:val="CCCCCC"/>
+          <w:kern w:val="0"/>
+          <w:sz w:val="21"/>
+          <w:szCs w:val="21"/>
+        </w:rPr>
+        <w:t xml:space="preserve">) { </w:t>
+      </w:r>
+      <w:r>
+        <w:rPr>
+          <w:rFonts w:ascii="Consolas" w:eastAsia="굴림" w:hAnsi="Consolas" w:cs="굴림"/>
+          <w:color w:val="C586C0"/>
+          <w:kern w:val="0"/>
+          <w:sz w:val="21"/>
+          <w:szCs w:val="21"/>
+        </w:rPr>
+        <w:t>return</w:t>
+      </w:r>
+      <w:r>
+        <w:rPr>
+          <w:rFonts w:ascii="Consolas" w:eastAsia="굴림" w:hAnsi="Consolas" w:cs="굴림"/>
+          <w:color w:val="CCCCCC"/>
+          <w:kern w:val="0"/>
+          <w:sz w:val="21"/>
+          <w:szCs w:val="21"/>
+        </w:rPr>
+        <w:t>; }</w:t>
+      </w:r>
+    </w:p>
+    <w:p>
+      <w:pPr>
+        <w:widowControl/>
+        <w:shd w:val="clear" w:color="auto" w:fill="1F1F1F"/>
+        <w:wordWrap/>
+        <w:autoSpaceDE/>
+        <w:autoSpaceDN/>
+        <w:spacing w:after="0" w:line="285" w:lineRule="atLeast"/>
+        <w:jc w:val="left"/>
+        <w:rPr>
+          <w:rFonts w:ascii="Consolas" w:eastAsia="굴림" w:hAnsi="Consolas" w:cs="굴림"/>
+          <w:color w:val="CCCCCC"/>
+          <w:kern w:val="0"/>
+          <w:sz w:val="21"/>
+          <w:szCs w:val="21"/>
+        </w:rPr>
+      </w:pPr>
+    </w:p>
+    <w:p>
+      <w:pPr>
+        <w:widowControl/>
+        <w:shd w:val="clear" w:color="auto" w:fill="1F1F1F"/>
+        <w:wordWrap/>
+        <w:autoSpaceDE/>
+        <w:autoSpaceDN/>
+        <w:spacing w:after="0" w:line="285" w:lineRule="atLeast"/>
+        <w:jc w:val="left"/>
+        <w:rPr>
+          <w:rFonts w:ascii="Consolas" w:eastAsia="굴림" w:hAnsi="Consolas" w:cs="굴림"/>
+          <w:color w:val="CCCCCC"/>
+          <w:kern w:val="0"/>
+          <w:sz w:val="21"/>
+          <w:szCs w:val="21"/>
+        </w:rPr>
+      </w:pPr>
+      <w:r>
+        <w:rPr>
+          <w:rFonts w:ascii="Consolas" w:eastAsia="굴림" w:hAnsi="Consolas" w:cs="굴림"/>
+          <w:color w:val="CCCCCC"/>
+          <w:kern w:val="0"/>
+          <w:sz w:val="21"/>
+          <w:szCs w:val="21"/>
+        </w:rPr>
+        <w:t xml:space="preserve">    </w:t>
+      </w:r>
+      <w:r>
+        <w:rPr>
+          <w:rFonts w:ascii="Consolas" w:eastAsia="굴림" w:hAnsi="Consolas" w:cs="굴림"/>
+          <w:color w:val="4EC9B0"/>
+          <w:kern w:val="0"/>
+          <w:sz w:val="21"/>
+          <w:szCs w:val="21"/>
+        </w:rPr>
+        <w:t>std</w:t>
+      </w:r>
+      <w:r>
+        <w:rPr>
+          <w:rFonts w:ascii="Consolas" w:eastAsia="굴림" w:hAnsi="Consolas" w:cs="굴림"/>
+          <w:color w:val="CCCCCC"/>
+          <w:kern w:val="0"/>
+          <w:sz w:val="21"/>
+          <w:szCs w:val="21"/>
+        </w:rPr>
+        <w:t>::</w:t>
+      </w:r>
+      <w:r>
+        <w:rPr>
+          <w:rFonts w:ascii="Consolas" w:eastAsia="굴림" w:hAnsi="Consolas" w:cs="굴림"/>
+          <w:color w:val="9CDCFE"/>
+          <w:kern w:val="0"/>
+          <w:sz w:val="21"/>
+          <w:szCs w:val="21"/>
+        </w:rPr>
+        <w:t>cout</w:t>
+      </w:r>
+      <w:r>
+        <w:rPr>
+          <w:rFonts w:ascii="Consolas" w:eastAsia="굴림" w:hAnsi="Consolas" w:cs="굴림"/>
+          <w:color w:val="CCCCCC"/>
+          <w:kern w:val="0"/>
+          <w:sz w:val="21"/>
+          <w:szCs w:val="21"/>
+        </w:rPr>
+        <w:t xml:space="preserve"> </w:t>
+      </w:r>
+      <w:r>
+        <w:rPr>
+          <w:rFonts w:ascii="Consolas" w:eastAsia="굴림" w:hAnsi="Consolas" w:cs="굴림"/>
+          <w:color w:val="D4D4D4"/>
+          <w:kern w:val="0"/>
+          <w:sz w:val="21"/>
+          <w:szCs w:val="21"/>
+        </w:rPr>
+        <w:t>&lt;&lt;</w:t>
+      </w:r>
+      <w:r>
+        <w:rPr>
+          <w:rFonts w:ascii="Consolas" w:eastAsia="굴림" w:hAnsi="Consolas" w:cs="굴림"/>
+          <w:color w:val="CCCCCC"/>
+          <w:kern w:val="0"/>
+          <w:sz w:val="21"/>
+          <w:szCs w:val="21"/>
+        </w:rPr>
+        <w:t xml:space="preserve"> </w:t>
+      </w:r>
+      <w:r>
+        <w:rPr>
+          <w:rFonts w:ascii="Consolas" w:eastAsia="굴림" w:hAnsi="Consolas" w:cs="굴림"/>
+          <w:color w:val="CE9178"/>
+          <w:kern w:val="0"/>
+          <w:sz w:val="21"/>
+          <w:szCs w:val="21"/>
+        </w:rPr>
+        <w:t>"Received "</w:t>
+      </w:r>
+      <w:r>
+        <w:rPr>
+          <w:rFonts w:ascii="Consolas" w:eastAsia="굴림" w:hAnsi="Consolas" w:cs="굴림"/>
+          <w:color w:val="CCCCCC"/>
+          <w:kern w:val="0"/>
+          <w:sz w:val="21"/>
+          <w:szCs w:val="21"/>
+        </w:rPr>
+        <w:t xml:space="preserve"> </w:t>
+      </w:r>
+      <w:r>
+        <w:rPr>
+          <w:rFonts w:ascii="Consolas" w:eastAsia="굴림" w:hAnsi="Consolas" w:cs="굴림"/>
+          <w:color w:val="D4D4D4"/>
+          <w:kern w:val="0"/>
+          <w:sz w:val="21"/>
+          <w:szCs w:val="21"/>
+        </w:rPr>
+        <w:t>&lt;&lt;</w:t>
+      </w:r>
+      <w:r>
+        <w:rPr>
+          <w:rFonts w:ascii="Consolas" w:eastAsia="굴림" w:hAnsi="Consolas" w:cs="굴림"/>
+          <w:color w:val="CCCCCC"/>
+          <w:kern w:val="0"/>
+          <w:sz w:val="21"/>
+          <w:szCs w:val="21"/>
+        </w:rPr>
+        <w:t xml:space="preserve"> </w:t>
+      </w:r>
+      <w:r>
+        <w:rPr>
+          <w:rFonts w:ascii="Consolas" w:eastAsia="굴림" w:hAnsi="Consolas" w:cs="굴림"/>
+          <w:color w:val="9CDCFE"/>
+          <w:kern w:val="0"/>
+          <w:sz w:val="21"/>
+          <w:szCs w:val="21"/>
+        </w:rPr>
+        <w:t>recvSize</w:t>
+      </w:r>
+      <w:r>
+        <w:rPr>
+          <w:rFonts w:ascii="Consolas" w:eastAsia="굴림" w:hAnsi="Consolas" w:cs="굴림"/>
+          <w:color w:val="CCCCCC"/>
+          <w:kern w:val="0"/>
+          <w:sz w:val="21"/>
+          <w:szCs w:val="21"/>
+        </w:rPr>
+        <w:t>.</w:t>
+      </w:r>
+      <w:r>
+        <w:rPr>
+          <w:rFonts w:ascii="Consolas" w:eastAsia="굴림" w:hAnsi="Consolas" w:cs="굴림"/>
+          <w:color w:val="DCDCAA"/>
+          <w:kern w:val="0"/>
+          <w:sz w:val="21"/>
+          <w:szCs w:val="21"/>
+        </w:rPr>
+        <w:t>value</w:t>
+      </w:r>
+      <w:r>
+        <w:rPr>
+          <w:rFonts w:ascii="Consolas" w:eastAsia="굴림" w:hAnsi="Consolas" w:cs="굴림"/>
+          <w:color w:val="CCCCCC"/>
+          <w:kern w:val="0"/>
+          <w:sz w:val="21"/>
+          <w:szCs w:val="21"/>
+        </w:rPr>
+        <w:t xml:space="preserve">() </w:t>
+      </w:r>
+      <w:r>
+        <w:rPr>
+          <w:rFonts w:ascii="Consolas" w:eastAsia="굴림" w:hAnsi="Consolas" w:cs="굴림"/>
+          <w:color w:val="D4D4D4"/>
+          <w:kern w:val="0"/>
+          <w:sz w:val="21"/>
+          <w:szCs w:val="21"/>
+        </w:rPr>
+        <w:t>&lt;&lt;</w:t>
+      </w:r>
+      <w:r>
+        <w:rPr>
+          <w:rFonts w:ascii="Consolas" w:eastAsia="굴림" w:hAnsi="Consolas" w:cs="굴림"/>
+          <w:color w:val="CCCCCC"/>
+          <w:kern w:val="0"/>
+          <w:sz w:val="21"/>
+          <w:szCs w:val="21"/>
+        </w:rPr>
+        <w:t xml:space="preserve"> </w:t>
+      </w:r>
+      <w:r>
+        <w:rPr>
+          <w:rFonts w:ascii="Consolas" w:eastAsia="굴림" w:hAnsi="Consolas" w:cs="굴림"/>
+          <w:color w:val="CE9178"/>
+          <w:kern w:val="0"/>
+          <w:sz w:val="21"/>
+          <w:szCs w:val="21"/>
+        </w:rPr>
+        <w:t>" bytes</w:t>
+      </w:r>
+      <w:r>
+        <w:rPr>
+          <w:rFonts w:ascii="Consolas" w:eastAsia="굴림" w:hAnsi="Consolas" w:cs="굴림"/>
+          <w:color w:val="D7BA7D"/>
+          <w:kern w:val="0"/>
+          <w:sz w:val="21"/>
+          <w:szCs w:val="21"/>
+        </w:rPr>
+        <w:t>\n</w:t>
+      </w:r>
+      <w:r>
+        <w:rPr>
+          <w:rFonts w:ascii="Consolas" w:eastAsia="굴림" w:hAnsi="Consolas" w:cs="굴림"/>
+          <w:color w:val="CE9178"/>
+          <w:kern w:val="0"/>
+          <w:sz w:val="21"/>
+          <w:szCs w:val="21"/>
+        </w:rPr>
+        <w:t>"</w:t>
+      </w:r>
+      <w:r>
+        <w:rPr>
+          <w:rFonts w:ascii="Consolas" w:eastAsia="굴림" w:hAnsi="Consolas" w:cs="굴림"/>
+          <w:color w:val="CCCCCC"/>
+          <w:kern w:val="0"/>
+          <w:sz w:val="21"/>
+          <w:szCs w:val="21"/>
+        </w:rPr>
+        <w:t>;</w:t>
+      </w:r>
+    </w:p>
+    <w:p>
+      <w:pPr>
+        <w:widowControl/>
+        <w:shd w:val="clear" w:color="auto" w:fill="1F1F1F"/>
+        <w:wordWrap/>
+        <w:autoSpaceDE/>
+        <w:autoSpaceDN/>
+        <w:spacing w:after="0" w:line="285" w:lineRule="atLeast"/>
+        <w:jc w:val="left"/>
+        <w:rPr>
+          <w:rFonts w:ascii="Consolas" w:eastAsia="굴림" w:hAnsi="Consolas" w:cs="굴림"/>
+          <w:color w:val="CCCCCC"/>
+          <w:kern w:val="0"/>
+          <w:sz w:val="21"/>
+          <w:szCs w:val="21"/>
+        </w:rPr>
+      </w:pPr>
+      <w:r>
+        <w:rPr>
+          <w:rFonts w:ascii="Consolas" w:eastAsia="굴림" w:hAnsi="Consolas" w:cs="굴림"/>
+          <w:color w:val="CCCCCC"/>
+          <w:kern w:val="0"/>
+          <w:sz w:val="21"/>
+          <w:szCs w:val="21"/>
+        </w:rPr>
+        <w:t xml:space="preserve">    </w:t>
+      </w:r>
+      <w:r>
+        <w:rPr>
+          <w:rFonts w:ascii="Consolas" w:eastAsia="굴림" w:hAnsi="Consolas" w:cs="굴림"/>
+          <w:color w:val="569CD6"/>
+          <w:kern w:val="0"/>
+          <w:sz w:val="21"/>
+          <w:szCs w:val="21"/>
+        </w:rPr>
+        <w:t>auto</w:t>
+      </w:r>
+      <w:r>
+        <w:rPr>
+          <w:rFonts w:ascii="Consolas" w:eastAsia="굴림" w:hAnsi="Consolas" w:cs="굴림"/>
+          <w:color w:val="CCCCCC"/>
+          <w:kern w:val="0"/>
+          <w:sz w:val="21"/>
+          <w:szCs w:val="21"/>
+        </w:rPr>
+        <w:t xml:space="preserve"> </w:t>
+      </w:r>
+      <w:r>
+        <w:rPr>
+          <w:rFonts w:ascii="Consolas" w:eastAsia="굴림" w:hAnsi="Consolas" w:cs="굴림"/>
+          <w:color w:val="9CDCFE"/>
+          <w:kern w:val="0"/>
+          <w:sz w:val="21"/>
+          <w:szCs w:val="21"/>
+        </w:rPr>
+        <w:t>readOffset</w:t>
+      </w:r>
+      <w:r>
+        <w:rPr>
+          <w:rFonts w:ascii="Consolas" w:eastAsia="굴림" w:hAnsi="Consolas" w:cs="굴림"/>
+          <w:color w:val="CCCCCC"/>
+          <w:kern w:val="0"/>
+          <w:sz w:val="21"/>
+          <w:szCs w:val="21"/>
+        </w:rPr>
+        <w:t xml:space="preserve"> </w:t>
+      </w:r>
+      <w:r>
+        <w:rPr>
+          <w:rFonts w:ascii="Consolas" w:eastAsia="굴림" w:hAnsi="Consolas" w:cs="굴림"/>
+          <w:color w:val="D4D4D4"/>
+          <w:kern w:val="0"/>
+          <w:sz w:val="21"/>
+          <w:szCs w:val="21"/>
+        </w:rPr>
+        <w:t>=</w:t>
+      </w:r>
+      <w:r>
+        <w:rPr>
+          <w:rFonts w:ascii="Consolas" w:eastAsia="굴림" w:hAnsi="Consolas" w:cs="굴림"/>
+          <w:color w:val="CCCCCC"/>
+          <w:kern w:val="0"/>
+          <w:sz w:val="21"/>
+          <w:szCs w:val="21"/>
+        </w:rPr>
+        <w:t xml:space="preserve"> </w:t>
+      </w:r>
+      <w:r>
+        <w:rPr>
+          <w:rFonts w:ascii="Consolas" w:eastAsia="굴림" w:hAnsi="Consolas" w:cs="굴림"/>
+          <w:color w:val="B5CEA8"/>
+          <w:kern w:val="0"/>
+          <w:sz w:val="21"/>
+          <w:szCs w:val="21"/>
+        </w:rPr>
+        <w:t>0u</w:t>
+      </w:r>
+      <w:r>
+        <w:rPr>
+          <w:rFonts w:ascii="Consolas" w:eastAsia="굴림" w:hAnsi="Consolas" w:cs="굴림"/>
+          <w:color w:val="CCCCCC"/>
+          <w:kern w:val="0"/>
+          <w:sz w:val="21"/>
+          <w:szCs w:val="21"/>
+        </w:rPr>
+        <w:t>;</w:t>
+      </w:r>
+    </w:p>
+    <w:p>
+      <w:pPr>
+        <w:widowControl/>
+        <w:shd w:val="clear" w:color="auto" w:fill="1F1F1F"/>
+        <w:wordWrap/>
+        <w:autoSpaceDE/>
+        <w:autoSpaceDN/>
+        <w:spacing w:after="0" w:line="285" w:lineRule="atLeast"/>
+        <w:jc w:val="left"/>
+        <w:rPr>
+          <w:rFonts w:ascii="Consolas" w:eastAsia="굴림" w:hAnsi="Consolas" w:cs="굴림"/>
+          <w:color w:val="CCCCCC"/>
+          <w:kern w:val="0"/>
+          <w:sz w:val="21"/>
+          <w:szCs w:val="21"/>
+        </w:rPr>
+      </w:pPr>
+    </w:p>
+    <w:p>
+      <w:pPr>
+        <w:widowControl/>
+        <w:shd w:val="clear" w:color="auto" w:fill="1F1F1F"/>
+        <w:wordWrap/>
+        <w:autoSpaceDE/>
+        <w:autoSpaceDN/>
+        <w:spacing w:after="0" w:line="285" w:lineRule="atLeast"/>
+        <w:jc w:val="left"/>
+        <w:rPr>
+          <w:rFonts w:ascii="Consolas" w:eastAsia="굴림" w:hAnsi="Consolas" w:cs="굴림"/>
+          <w:color w:val="CCCCCC"/>
+          <w:kern w:val="0"/>
+          <w:sz w:val="21"/>
+          <w:szCs w:val="21"/>
+        </w:rPr>
+      </w:pPr>
+      <w:r>
+        <w:rPr>
+          <w:rFonts w:ascii="Consolas" w:eastAsia="굴림" w:hAnsi="Consolas" w:cs="굴림"/>
+          <w:color w:val="6A9955"/>
+          <w:kern w:val="0"/>
+          <w:sz w:val="21"/>
+          <w:szCs w:val="21"/>
+        </w:rPr>
+        <w:t>    // recvOffset_ + recvSize.value() represents</w:t>
+      </w:r>
+    </w:p>
+    <w:p>
+      <w:pPr>
+        <w:widowControl/>
+        <w:shd w:val="clear" w:color="auto" w:fill="1F1F1F"/>
+        <w:wordWrap/>
+        <w:autoSpaceDE/>
+        <w:autoSpaceDN/>
+        <w:spacing w:after="0" w:line="285" w:lineRule="atLeast"/>
+        <w:jc w:val="left"/>
+        <w:rPr>
+          <w:rFonts w:ascii="Consolas" w:eastAsia="굴림" w:hAnsi="Consolas" w:cs="굴림"/>
+          <w:color w:val="CCCCCC"/>
+          <w:kern w:val="0"/>
+          <w:sz w:val="21"/>
+          <w:szCs w:val="21"/>
+        </w:rPr>
+      </w:pPr>
+      <w:r>
+        <w:rPr>
+          <w:rFonts w:ascii="Consolas" w:eastAsia="굴림" w:hAnsi="Consolas" w:cs="굴림"/>
+          <w:color w:val="6A9955"/>
+          <w:kern w:val="0"/>
+          <w:sz w:val="21"/>
+          <w:szCs w:val="21"/>
+        </w:rPr>
+        <w:t>    // previously received bytes + currently received bytes</w:t>
+      </w:r>
+    </w:p>
+    <w:p>
+      <w:pPr>
+        <w:widowControl/>
+        <w:shd w:val="clear" w:color="auto" w:fill="1F1F1F"/>
+        <w:wordWrap/>
+        <w:autoSpaceDE/>
+        <w:autoSpaceDN/>
+        <w:spacing w:after="0" w:line="285" w:lineRule="atLeast"/>
+        <w:jc w:val="left"/>
+        <w:rPr>
+          <w:rFonts w:ascii="Consolas" w:eastAsia="굴림" w:hAnsi="Consolas" w:cs="굴림"/>
+          <w:color w:val="CCCCCC"/>
+          <w:kern w:val="0"/>
+          <w:sz w:val="21"/>
+          <w:szCs w:val="21"/>
+        </w:rPr>
+      </w:pPr>
+      <w:r>
+        <w:rPr>
+          <w:rFonts w:ascii="Consolas" w:eastAsia="굴림" w:hAnsi="Consolas" w:cs="굴림"/>
+          <w:color w:val="CCCCCC"/>
+          <w:kern w:val="0"/>
+          <w:sz w:val="21"/>
+          <w:szCs w:val="21"/>
+        </w:rPr>
+        <w:t xml:space="preserve">    </w:t>
+      </w:r>
+      <w:r>
+        <w:rPr>
+          <w:rFonts w:ascii="Consolas" w:eastAsia="굴림" w:hAnsi="Consolas" w:cs="굴림"/>
+          <w:color w:val="C586C0"/>
+          <w:kern w:val="0"/>
+          <w:sz w:val="21"/>
+          <w:szCs w:val="21"/>
+        </w:rPr>
+        <w:t>while</w:t>
+      </w:r>
+      <w:r>
+        <w:rPr>
+          <w:rFonts w:ascii="Consolas" w:eastAsia="굴림" w:hAnsi="Consolas" w:cs="굴림"/>
+          <w:color w:val="CCCCCC"/>
+          <w:kern w:val="0"/>
+          <w:sz w:val="21"/>
+          <w:szCs w:val="21"/>
+        </w:rPr>
+        <w:t xml:space="preserve"> (</w:t>
+      </w:r>
+      <w:r>
+        <w:rPr>
+          <w:rFonts w:ascii="Consolas" w:eastAsia="굴림" w:hAnsi="Consolas" w:cs="굴림"/>
+          <w:color w:val="9CDCFE"/>
+          <w:kern w:val="0"/>
+          <w:sz w:val="21"/>
+          <w:szCs w:val="21"/>
+        </w:rPr>
+        <w:t>recvOffset_</w:t>
+      </w:r>
+      <w:r>
+        <w:rPr>
+          <w:rFonts w:ascii="Consolas" w:eastAsia="굴림" w:hAnsi="Consolas" w:cs="굴림"/>
+          <w:color w:val="CCCCCC"/>
+          <w:kern w:val="0"/>
+          <w:sz w:val="21"/>
+          <w:szCs w:val="21"/>
+        </w:rPr>
+        <w:t xml:space="preserve"> </w:t>
+      </w:r>
+      <w:r>
+        <w:rPr>
+          <w:rFonts w:ascii="Consolas" w:eastAsia="굴림" w:hAnsi="Consolas" w:cs="굴림"/>
+          <w:color w:val="D4D4D4"/>
+          <w:kern w:val="0"/>
+          <w:sz w:val="21"/>
+          <w:szCs w:val="21"/>
+        </w:rPr>
+        <w:t>+</w:t>
+      </w:r>
+      <w:r>
+        <w:rPr>
+          <w:rFonts w:ascii="Consolas" w:eastAsia="굴림" w:hAnsi="Consolas" w:cs="굴림"/>
+          <w:color w:val="CCCCCC"/>
+          <w:kern w:val="0"/>
+          <w:sz w:val="21"/>
+          <w:szCs w:val="21"/>
+        </w:rPr>
+        <w:t xml:space="preserve"> </w:t>
+      </w:r>
+      <w:r>
+        <w:rPr>
+          <w:rFonts w:ascii="Consolas" w:eastAsia="굴림" w:hAnsi="Consolas" w:cs="굴림"/>
+          <w:color w:val="9CDCFE"/>
+          <w:kern w:val="0"/>
+          <w:sz w:val="21"/>
+          <w:szCs w:val="21"/>
+        </w:rPr>
+        <w:t>recvSize</w:t>
+      </w:r>
+      <w:r>
+        <w:rPr>
+          <w:rFonts w:ascii="Consolas" w:eastAsia="굴림" w:hAnsi="Consolas" w:cs="굴림"/>
+          <w:color w:val="CCCCCC"/>
+          <w:kern w:val="0"/>
+          <w:sz w:val="21"/>
+          <w:szCs w:val="21"/>
+        </w:rPr>
+        <w:t>.</w:t>
+      </w:r>
+      <w:r>
+        <w:rPr>
+          <w:rFonts w:ascii="Consolas" w:eastAsia="굴림" w:hAnsi="Consolas" w:cs="굴림"/>
+          <w:color w:val="DCDCAA"/>
+          <w:kern w:val="0"/>
+          <w:sz w:val="21"/>
+          <w:szCs w:val="21"/>
+        </w:rPr>
+        <w:t>value</w:t>
+      </w:r>
+      <w:r>
+        <w:rPr>
+          <w:rFonts w:ascii="Consolas" w:eastAsia="굴림" w:hAnsi="Consolas" w:cs="굴림"/>
+          <w:color w:val="CCCCCC"/>
+          <w:kern w:val="0"/>
+          <w:sz w:val="21"/>
+          <w:szCs w:val="21"/>
+        </w:rPr>
+        <w:t xml:space="preserve">() </w:t>
+      </w:r>
+      <w:r>
+        <w:rPr>
+          <w:rFonts w:ascii="Consolas" w:eastAsia="굴림" w:hAnsi="Consolas" w:cs="굴림"/>
+          <w:color w:val="D4D4D4"/>
+          <w:kern w:val="0"/>
+          <w:sz w:val="21"/>
+          <w:szCs w:val="21"/>
+        </w:rPr>
+        <w:t>&gt;=</w:t>
+      </w:r>
+      <w:r>
+        <w:rPr>
+          <w:rFonts w:ascii="Consolas" w:eastAsia="굴림" w:hAnsi="Consolas" w:cs="굴림"/>
+          <w:color w:val="CCCCCC"/>
+          <w:kern w:val="0"/>
+          <w:sz w:val="21"/>
+          <w:szCs w:val="21"/>
+        </w:rPr>
+        <w:t xml:space="preserve"> </w:t>
+      </w:r>
+      <w:r>
+        <w:rPr>
+          <w:rFonts w:ascii="Consolas" w:eastAsia="굴림" w:hAnsi="Consolas" w:cs="굴림"/>
+          <w:color w:val="569CD6"/>
+          <w:kern w:val="0"/>
+          <w:sz w:val="21"/>
+          <w:szCs w:val="21"/>
+        </w:rPr>
+        <w:t>sizeof</w:t>
+      </w:r>
+      <w:r>
+        <w:rPr>
+          <w:rFonts w:ascii="Consolas" w:eastAsia="굴림" w:hAnsi="Consolas" w:cs="굴림"/>
+          <w:color w:val="CCCCCC"/>
+          <w:kern w:val="0"/>
+          <w:sz w:val="21"/>
+          <w:szCs w:val="21"/>
+        </w:rPr>
+        <w:t>(</w:t>
+      </w:r>
+      <w:r>
+        <w:rPr>
+          <w:rFonts w:ascii="Consolas" w:eastAsia="굴림" w:hAnsi="Consolas" w:cs="굴림"/>
+          <w:color w:val="4EC9B0"/>
+          <w:kern w:val="0"/>
+          <w:sz w:val="21"/>
+          <w:szCs w:val="21"/>
+        </w:rPr>
+        <w:t>std</w:t>
+      </w:r>
+      <w:r>
+        <w:rPr>
+          <w:rFonts w:ascii="Consolas" w:eastAsia="굴림" w:hAnsi="Consolas" w:cs="굴림"/>
+          <w:color w:val="CCCCCC"/>
+          <w:kern w:val="0"/>
+          <w:sz w:val="21"/>
+          <w:szCs w:val="21"/>
+        </w:rPr>
+        <w:t>::</w:t>
+      </w:r>
+      <w:r>
+        <w:rPr>
+          <w:rFonts w:ascii="Consolas" w:eastAsia="굴림" w:hAnsi="Consolas" w:cs="굴림"/>
+          <w:color w:val="569CD6"/>
+          <w:kern w:val="0"/>
+          <w:sz w:val="21"/>
+          <w:szCs w:val="21"/>
+        </w:rPr>
+        <w:t>uint16_t</w:t>
+      </w:r>
+      <w:r>
+        <w:rPr>
+          <w:rFonts w:ascii="Consolas" w:eastAsia="굴림" w:hAnsi="Consolas" w:cs="굴림"/>
+          <w:color w:val="CCCCCC"/>
+          <w:kern w:val="0"/>
+          <w:sz w:val="21"/>
+          <w:szCs w:val="21"/>
+        </w:rPr>
+        <w:t>)) {</w:t>
+      </w:r>
+      <w:r>
+        <w:rPr>
+          <w:rFonts w:ascii="Consolas" w:eastAsia="굴림" w:hAnsi="Consolas" w:cs="굴림"/>
+          <w:color w:val="6A9955"/>
+          <w:kern w:val="0"/>
+          <w:sz w:val="21"/>
+          <w:szCs w:val="21"/>
+        </w:rPr>
+        <w:t xml:space="preserve">  // at least it should be able to receive packet size</w:t>
+      </w:r>
+    </w:p>
+    <w:p>
+      <w:pPr>
+        <w:widowControl/>
+        <w:shd w:val="clear" w:color="auto" w:fill="1F1F1F"/>
+        <w:wordWrap/>
+        <w:autoSpaceDE/>
+        <w:autoSpaceDN/>
+        <w:spacing w:after="0" w:line="285" w:lineRule="atLeast"/>
+        <w:jc w:val="left"/>
+        <w:rPr>
+          <w:rFonts w:ascii="Consolas" w:eastAsia="굴림" w:hAnsi="Consolas" w:cs="굴림"/>
+          <w:color w:val="CCCCCC"/>
+          <w:kern w:val="0"/>
+          <w:sz w:val="21"/>
+          <w:szCs w:val="21"/>
+        </w:rPr>
+      </w:pPr>
+      <w:r>
+        <w:rPr>
+          <w:rFonts w:ascii="Consolas" w:eastAsia="굴림" w:hAnsi="Consolas" w:cs="굴림"/>
+          <w:color w:val="CCCCCC"/>
+          <w:kern w:val="0"/>
+          <w:sz w:val="21"/>
+          <w:szCs w:val="21"/>
+        </w:rPr>
+        <w:t xml:space="preserve">        </w:t>
+      </w:r>
+      <w:r>
+        <w:rPr>
+          <w:rFonts w:ascii="Consolas" w:eastAsia="굴림" w:hAnsi="Consolas" w:cs="굴림"/>
+          <w:color w:val="569CD6"/>
+          <w:kern w:val="0"/>
+          <w:sz w:val="21"/>
+          <w:szCs w:val="21"/>
+        </w:rPr>
+        <w:t>const</w:t>
+      </w:r>
+      <w:r>
+        <w:rPr>
+          <w:rFonts w:ascii="Consolas" w:eastAsia="굴림" w:hAnsi="Consolas" w:cs="굴림"/>
+          <w:color w:val="CCCCCC"/>
+          <w:kern w:val="0"/>
+          <w:sz w:val="21"/>
+          <w:szCs w:val="21"/>
+        </w:rPr>
+        <w:t xml:space="preserve"> </w:t>
+      </w:r>
+      <w:r>
+        <w:rPr>
+          <w:rFonts w:ascii="Consolas" w:eastAsia="굴림" w:hAnsi="Consolas" w:cs="굴림"/>
+          <w:color w:val="569CD6"/>
+          <w:kern w:val="0"/>
+          <w:sz w:val="21"/>
+          <w:szCs w:val="21"/>
+        </w:rPr>
+        <w:t>auto</w:t>
+      </w:r>
+      <w:r>
+        <w:rPr>
+          <w:rFonts w:ascii="Consolas" w:eastAsia="굴림" w:hAnsi="Consolas" w:cs="굴림"/>
+          <w:color w:val="CCCCCC"/>
+          <w:kern w:val="0"/>
+          <w:sz w:val="21"/>
+          <w:szCs w:val="21"/>
+        </w:rPr>
+        <w:t xml:space="preserve"> </w:t>
+      </w:r>
+      <w:r>
+        <w:rPr>
+          <w:rFonts w:ascii="Consolas" w:eastAsia="굴림" w:hAnsi="Consolas" w:cs="굴림"/>
+          <w:color w:val="9CDCFE"/>
+          <w:kern w:val="0"/>
+          <w:sz w:val="21"/>
+          <w:szCs w:val="21"/>
+        </w:rPr>
+        <w:t>requiredSize</w:t>
+      </w:r>
+      <w:r>
+        <w:rPr>
+          <w:rFonts w:ascii="Consolas" w:eastAsia="굴림" w:hAnsi="Consolas" w:cs="굴림"/>
+          <w:color w:val="CCCCCC"/>
+          <w:kern w:val="0"/>
+          <w:sz w:val="21"/>
+          <w:szCs w:val="21"/>
+        </w:rPr>
+        <w:t xml:space="preserve"> </w:t>
+      </w:r>
+      <w:r>
+        <w:rPr>
+          <w:rFonts w:ascii="Consolas" w:eastAsia="굴림" w:hAnsi="Consolas" w:cs="굴림"/>
+          <w:color w:val="D4D4D4"/>
+          <w:kern w:val="0"/>
+          <w:sz w:val="21"/>
+          <w:szCs w:val="21"/>
+        </w:rPr>
+        <w:t>=</w:t>
+      </w:r>
+      <w:r>
+        <w:rPr>
+          <w:rFonts w:ascii="Consolas" w:eastAsia="굴림" w:hAnsi="Consolas" w:cs="굴림"/>
+          <w:color w:val="CCCCCC"/>
+          <w:kern w:val="0"/>
+          <w:sz w:val="21"/>
+          <w:szCs w:val="21"/>
+        </w:rPr>
+        <w:t xml:space="preserve"> </w:t>
+      </w:r>
+      <w:r>
+        <w:rPr>
+          <w:rFonts w:ascii="Consolas" w:eastAsia="굴림" w:hAnsi="Consolas" w:cs="굴림"/>
+          <w:color w:val="569CD6"/>
+          <w:kern w:val="0"/>
+          <w:sz w:val="21"/>
+          <w:szCs w:val="21"/>
+        </w:rPr>
+        <w:t>reinterpret_cast</w:t>
+      </w:r>
+      <w:r>
+        <w:rPr>
+          <w:rFonts w:ascii="Consolas" w:eastAsia="굴림" w:hAnsi="Consolas" w:cs="굴림"/>
+          <w:color w:val="D4D4D4"/>
+          <w:kern w:val="0"/>
+          <w:sz w:val="21"/>
+          <w:szCs w:val="21"/>
+        </w:rPr>
+        <w:t>&lt;</w:t>
+      </w:r>
+      <w:r>
+        <w:rPr>
+          <w:rFonts w:ascii="Consolas" w:eastAsia="굴림" w:hAnsi="Consolas" w:cs="굴림"/>
+          <w:color w:val="569CD6"/>
+          <w:kern w:val="0"/>
+          <w:sz w:val="21"/>
+          <w:szCs w:val="21"/>
+        </w:rPr>
+        <w:t>const</w:t>
+      </w:r>
+      <w:r>
+        <w:rPr>
+          <w:rFonts w:ascii="Consolas" w:eastAsia="굴림" w:hAnsi="Consolas" w:cs="굴림"/>
+          <w:color w:val="CCCCCC"/>
+          <w:kern w:val="0"/>
+          <w:sz w:val="21"/>
+          <w:szCs w:val="21"/>
+        </w:rPr>
+        <w:t xml:space="preserve"> </w:t>
+      </w:r>
+      <w:r>
+        <w:rPr>
+          <w:rFonts w:ascii="Consolas" w:eastAsia="굴림" w:hAnsi="Consolas" w:cs="굴림"/>
+          <w:color w:val="9CDCFE"/>
+          <w:kern w:val="0"/>
+          <w:sz w:val="21"/>
+          <w:szCs w:val="21"/>
+        </w:rPr>
+        <w:t>Packet</w:t>
+      </w:r>
+      <w:r>
+        <w:rPr>
+          <w:rFonts w:ascii="Consolas" w:eastAsia="굴림" w:hAnsi="Consolas" w:cs="굴림"/>
+          <w:color w:val="D4D4D4"/>
+          <w:kern w:val="0"/>
+          <w:sz w:val="21"/>
+          <w:szCs w:val="21"/>
+        </w:rPr>
+        <w:t>*&gt;</w:t>
+      </w:r>
+      <w:r>
+        <w:rPr>
+          <w:rFonts w:ascii="Consolas" w:eastAsia="굴림" w:hAnsi="Consolas" w:cs="굴림"/>
+          <w:color w:val="CCCCCC"/>
+          <w:kern w:val="0"/>
+          <w:sz w:val="21"/>
+          <w:szCs w:val="21"/>
+        </w:rPr>
+        <w:t>(</w:t>
+      </w:r>
+      <w:r>
+        <w:rPr>
+          <w:rFonts w:ascii="Consolas" w:eastAsia="굴림" w:hAnsi="Consolas" w:cs="굴림"/>
+          <w:color w:val="9CDCFE"/>
+          <w:kern w:val="0"/>
+          <w:sz w:val="21"/>
+          <w:szCs w:val="21"/>
+        </w:rPr>
+        <w:t>recvBuf_</w:t>
+      </w:r>
+      <w:r>
+        <w:rPr>
+          <w:rFonts w:ascii="Consolas" w:eastAsia="굴림" w:hAnsi="Consolas" w:cs="굴림"/>
+          <w:color w:val="CCCCCC"/>
+          <w:kern w:val="0"/>
+          <w:sz w:val="21"/>
+          <w:szCs w:val="21"/>
+        </w:rPr>
+        <w:t>.</w:t>
+      </w:r>
+      <w:r>
+        <w:rPr>
+          <w:rFonts w:ascii="Consolas" w:eastAsia="굴림" w:hAnsi="Consolas" w:cs="굴림"/>
+          <w:color w:val="DCDCAA"/>
+          <w:kern w:val="0"/>
+          <w:sz w:val="21"/>
+          <w:szCs w:val="21"/>
+        </w:rPr>
+        <w:t>data</w:t>
+      </w:r>
+      <w:r>
+        <w:rPr>
+          <w:rFonts w:ascii="Consolas" w:eastAsia="굴림" w:hAnsi="Consolas" w:cs="굴림"/>
+          <w:color w:val="CCCCCC"/>
+          <w:kern w:val="0"/>
+          <w:sz w:val="21"/>
+          <w:szCs w:val="21"/>
+        </w:rPr>
+        <w:t xml:space="preserve">() </w:t>
+      </w:r>
+      <w:r>
+        <w:rPr>
+          <w:rFonts w:ascii="Consolas" w:eastAsia="굴림" w:hAnsi="Consolas" w:cs="굴림"/>
+          <w:color w:val="D4D4D4"/>
+          <w:kern w:val="0"/>
+          <w:sz w:val="21"/>
+          <w:szCs w:val="21"/>
+        </w:rPr>
+        <w:t>+</w:t>
+      </w:r>
+      <w:r>
+        <w:rPr>
+          <w:rFonts w:ascii="Consolas" w:eastAsia="굴림" w:hAnsi="Consolas" w:cs="굴림"/>
+          <w:color w:val="CCCCCC"/>
+          <w:kern w:val="0"/>
+          <w:sz w:val="21"/>
+          <w:szCs w:val="21"/>
+        </w:rPr>
+        <w:t xml:space="preserve"> </w:t>
+      </w:r>
+      <w:r>
+        <w:rPr>
+          <w:rFonts w:ascii="Consolas" w:eastAsia="굴림" w:hAnsi="Consolas" w:cs="굴림"/>
+          <w:color w:val="9CDCFE"/>
+          <w:kern w:val="0"/>
+          <w:sz w:val="21"/>
+          <w:szCs w:val="21"/>
+        </w:rPr>
+        <w:t>readOffset</w:t>
+      </w:r>
+      <w:r>
+        <w:rPr>
+          <w:rFonts w:ascii="Consolas" w:eastAsia="굴림" w:hAnsi="Consolas" w:cs="굴림"/>
+          <w:color w:val="CCCCCC"/>
+          <w:kern w:val="0"/>
+          <w:sz w:val="21"/>
+          <w:szCs w:val="21"/>
+        </w:rPr>
+        <w:t>)-&gt;</w:t>
+      </w:r>
+      <w:r>
+        <w:rPr>
+          <w:rFonts w:ascii="Consolas" w:eastAsia="굴림" w:hAnsi="Consolas" w:cs="굴림"/>
+          <w:color w:val="9CDCFE"/>
+          <w:kern w:val="0"/>
+          <w:sz w:val="21"/>
+          <w:szCs w:val="21"/>
+        </w:rPr>
+        <w:t>size</w:t>
+      </w:r>
+      <w:r>
+        <w:rPr>
+          <w:rFonts w:ascii="Consolas" w:eastAsia="굴림" w:hAnsi="Consolas" w:cs="굴림"/>
+          <w:color w:val="CCCCCC"/>
+          <w:kern w:val="0"/>
+          <w:sz w:val="21"/>
+          <w:szCs w:val="21"/>
+        </w:rPr>
+        <w:t>;</w:t>
+      </w:r>
+    </w:p>
+    <w:p>
+      <w:pPr>
+        <w:widowControl/>
+        <w:shd w:val="clear" w:color="auto" w:fill="1F1F1F"/>
+        <w:wordWrap/>
+        <w:autoSpaceDE/>
+        <w:autoSpaceDN/>
+        <w:spacing w:after="0" w:line="285" w:lineRule="atLeast"/>
+        <w:jc w:val="left"/>
+        <w:rPr>
+          <w:rFonts w:ascii="Consolas" w:eastAsia="굴림" w:hAnsi="Consolas" w:cs="굴림"/>
+          <w:color w:val="CCCCCC"/>
+          <w:kern w:val="0"/>
+          <w:sz w:val="21"/>
+          <w:szCs w:val="21"/>
+        </w:rPr>
+      </w:pPr>
+    </w:p>
+    <w:p>
+      <w:pPr>
+        <w:widowControl/>
+        <w:shd w:val="clear" w:color="auto" w:fill="1F1F1F"/>
+        <w:wordWrap/>
+        <w:autoSpaceDE/>
+        <w:autoSpaceDN/>
+        <w:spacing w:after="0" w:line="285" w:lineRule="atLeast"/>
+        <w:jc w:val="left"/>
+        <w:rPr>
+          <w:rFonts w:ascii="Consolas" w:eastAsia="굴림" w:hAnsi="Consolas" w:cs="굴림"/>
+          <w:color w:val="CCCCCC"/>
+          <w:kern w:val="0"/>
+          <w:sz w:val="21"/>
+          <w:szCs w:val="21"/>
+        </w:rPr>
+      </w:pPr>
+      <w:r>
+        <w:rPr>
+          <w:rFonts w:ascii="Consolas" w:eastAsia="굴림" w:hAnsi="Consolas" w:cs="굴림"/>
+          <w:color w:val="CCCCCC"/>
+          <w:kern w:val="0"/>
+          <w:sz w:val="21"/>
+          <w:szCs w:val="21"/>
+        </w:rPr>
+        <w:t xml:space="preserve">        </w:t>
+      </w:r>
+      <w:r>
+        <w:rPr>
+          <w:rFonts w:ascii="Consolas" w:eastAsia="굴림" w:hAnsi="Consolas" w:cs="굴림"/>
+          <w:color w:val="C586C0"/>
+          <w:kern w:val="0"/>
+          <w:sz w:val="21"/>
+          <w:szCs w:val="21"/>
+        </w:rPr>
+        <w:t>if</w:t>
+      </w:r>
+      <w:r>
+        <w:rPr>
+          <w:rFonts w:ascii="Consolas" w:eastAsia="굴림" w:hAnsi="Consolas" w:cs="굴림"/>
+          <w:color w:val="CCCCCC"/>
+          <w:kern w:val="0"/>
+          <w:sz w:val="21"/>
+          <w:szCs w:val="21"/>
+        </w:rPr>
+        <w:t xml:space="preserve"> (</w:t>
+      </w:r>
+      <w:r>
+        <w:rPr>
+          <w:rFonts w:ascii="Consolas" w:eastAsia="굴림" w:hAnsi="Consolas" w:cs="굴림"/>
+          <w:color w:val="9CDCFE"/>
+          <w:kern w:val="0"/>
+          <w:sz w:val="21"/>
+          <w:szCs w:val="21"/>
+        </w:rPr>
+        <w:t>recvOffset_</w:t>
+      </w:r>
+      <w:r>
+        <w:rPr>
+          <w:rFonts w:ascii="Consolas" w:eastAsia="굴림" w:hAnsi="Consolas" w:cs="굴림"/>
+          <w:color w:val="CCCCCC"/>
+          <w:kern w:val="0"/>
+          <w:sz w:val="21"/>
+          <w:szCs w:val="21"/>
+        </w:rPr>
+        <w:t xml:space="preserve"> </w:t>
+      </w:r>
+      <w:r>
+        <w:rPr>
+          <w:rFonts w:ascii="Consolas" w:eastAsia="굴림" w:hAnsi="Consolas" w:cs="굴림"/>
+          <w:color w:val="D4D4D4"/>
+          <w:kern w:val="0"/>
+          <w:sz w:val="21"/>
+          <w:szCs w:val="21"/>
+        </w:rPr>
+        <w:t>+</w:t>
+      </w:r>
+      <w:r>
+        <w:rPr>
+          <w:rFonts w:ascii="Consolas" w:eastAsia="굴림" w:hAnsi="Consolas" w:cs="굴림"/>
+          <w:color w:val="CCCCCC"/>
+          <w:kern w:val="0"/>
+          <w:sz w:val="21"/>
+          <w:szCs w:val="21"/>
+        </w:rPr>
+        <w:t xml:space="preserve"> </w:t>
+      </w:r>
+      <w:r>
+        <w:rPr>
+          <w:rFonts w:ascii="Consolas" w:eastAsia="굴림" w:hAnsi="Consolas" w:cs="굴림"/>
+          <w:color w:val="9CDCFE"/>
+          <w:kern w:val="0"/>
+          <w:sz w:val="21"/>
+          <w:szCs w:val="21"/>
+        </w:rPr>
+        <w:t>recvSize</w:t>
+      </w:r>
+      <w:r>
+        <w:rPr>
+          <w:rFonts w:ascii="Consolas" w:eastAsia="굴림" w:hAnsi="Consolas" w:cs="굴림"/>
+          <w:color w:val="CCCCCC"/>
+          <w:kern w:val="0"/>
+          <w:sz w:val="21"/>
+          <w:szCs w:val="21"/>
+        </w:rPr>
+        <w:t>.</w:t>
+      </w:r>
+      <w:r>
+        <w:rPr>
+          <w:rFonts w:ascii="Consolas" w:eastAsia="굴림" w:hAnsi="Consolas" w:cs="굴림"/>
+          <w:color w:val="DCDCAA"/>
+          <w:kern w:val="0"/>
+          <w:sz w:val="21"/>
+          <w:szCs w:val="21"/>
+        </w:rPr>
+        <w:t>value</w:t>
+      </w:r>
+      <w:r>
+        <w:rPr>
+          <w:rFonts w:ascii="Consolas" w:eastAsia="굴림" w:hAnsi="Consolas" w:cs="굴림"/>
+          <w:color w:val="CCCCCC"/>
+          <w:kern w:val="0"/>
+          <w:sz w:val="21"/>
+          <w:szCs w:val="21"/>
+        </w:rPr>
+        <w:t xml:space="preserve">() </w:t>
+      </w:r>
+      <w:r>
+        <w:rPr>
+          <w:rFonts w:ascii="Consolas" w:eastAsia="굴림" w:hAnsi="Consolas" w:cs="굴림"/>
+          <w:color w:val="D4D4D4"/>
+          <w:kern w:val="0"/>
+          <w:sz w:val="21"/>
+          <w:szCs w:val="21"/>
+        </w:rPr>
+        <w:t>&lt;</w:t>
+      </w:r>
+      <w:r>
+        <w:rPr>
+          <w:rFonts w:ascii="Consolas" w:eastAsia="굴림" w:hAnsi="Consolas" w:cs="굴림"/>
+          <w:color w:val="CCCCCC"/>
+          <w:kern w:val="0"/>
+          <w:sz w:val="21"/>
+          <w:szCs w:val="21"/>
+        </w:rPr>
+        <w:t xml:space="preserve"> </w:t>
+      </w:r>
+      <w:r>
+        <w:rPr>
+          <w:rFonts w:ascii="Consolas" w:eastAsia="굴림" w:hAnsi="Consolas" w:cs="굴림"/>
+          <w:color w:val="9CDCFE"/>
+          <w:kern w:val="0"/>
+          <w:sz w:val="21"/>
+          <w:szCs w:val="21"/>
+        </w:rPr>
+        <w:t>requiredSize</w:t>
+      </w:r>
+      <w:r>
+        <w:rPr>
+          <w:rFonts w:ascii="Consolas" w:eastAsia="굴림" w:hAnsi="Consolas" w:cs="굴림"/>
+          <w:color w:val="CCCCCC"/>
+          <w:kern w:val="0"/>
+          <w:sz w:val="21"/>
+          <w:szCs w:val="21"/>
+        </w:rPr>
+        <w:t>) {</w:t>
+      </w:r>
+    </w:p>
+    <w:p>
+      <w:pPr>
+        <w:widowControl/>
+        <w:shd w:val="clear" w:color="auto" w:fill="1F1F1F"/>
+        <w:wordWrap/>
+        <w:autoSpaceDE/>
+        <w:autoSpaceDN/>
+        <w:spacing w:after="0" w:line="285" w:lineRule="atLeast"/>
+        <w:jc w:val="left"/>
+        <w:rPr>
+          <w:rFonts w:ascii="Consolas" w:eastAsia="굴림" w:hAnsi="Consolas" w:cs="굴림"/>
+          <w:color w:val="CCCCCC"/>
+          <w:kern w:val="0"/>
+          <w:sz w:val="21"/>
+          <w:szCs w:val="21"/>
+        </w:rPr>
+      </w:pPr>
+      <w:r>
+        <w:rPr>
+          <w:rFonts w:ascii="Consolas" w:eastAsia="굴림" w:hAnsi="Consolas" w:cs="굴림"/>
+          <w:color w:val="6A9955"/>
+          <w:kern w:val="0"/>
+          <w:sz w:val="21"/>
+          <w:szCs w:val="21"/>
+        </w:rPr>
+        <w:t>            // packet fragmentized, reassemble required.</w:t>
+      </w:r>
+    </w:p>
+    <w:p>
+      <w:pPr>
+        <w:widowControl/>
+        <w:shd w:val="clear" w:color="auto" w:fill="1F1F1F"/>
+        <w:wordWrap/>
+        <w:autoSpaceDE/>
+        <w:autoSpaceDN/>
+        <w:spacing w:after="0" w:line="285" w:lineRule="atLeast"/>
+        <w:jc w:val="left"/>
+        <w:rPr>
+          <w:rFonts w:ascii="Consolas" w:eastAsia="굴림" w:hAnsi="Consolas" w:cs="굴림"/>
+          <w:color w:val="CCCCCC"/>
+          <w:kern w:val="0"/>
+          <w:sz w:val="21"/>
+          <w:szCs w:val="21"/>
+        </w:rPr>
+      </w:pPr>
+      <w:r>
+        <w:rPr>
+          <w:rFonts w:ascii="Consolas" w:eastAsia="굴림" w:hAnsi="Consolas" w:cs="굴림"/>
+          <w:color w:val="CCCCCC"/>
+          <w:kern w:val="0"/>
+          <w:sz w:val="21"/>
+          <w:szCs w:val="21"/>
+        </w:rPr>
+        <w:t xml:space="preserve">            </w:t>
+      </w:r>
+      <w:r>
+        <w:rPr>
+          <w:rFonts w:ascii="Consolas" w:eastAsia="굴림" w:hAnsi="Consolas" w:cs="굴림"/>
+          <w:color w:val="4EC9B0"/>
+          <w:kern w:val="0"/>
+          <w:sz w:val="21"/>
+          <w:szCs w:val="21"/>
+        </w:rPr>
+        <w:t>std</w:t>
+      </w:r>
+      <w:r>
+        <w:rPr>
+          <w:rFonts w:ascii="Consolas" w:eastAsia="굴림" w:hAnsi="Consolas" w:cs="굴림"/>
+          <w:color w:val="CCCCCC"/>
+          <w:kern w:val="0"/>
+          <w:sz w:val="21"/>
+          <w:szCs w:val="21"/>
+        </w:rPr>
+        <w:t>::</w:t>
+      </w:r>
+      <w:r>
+        <w:rPr>
+          <w:rFonts w:ascii="Consolas" w:eastAsia="굴림" w:hAnsi="Consolas" w:cs="굴림"/>
+          <w:color w:val="DCDCAA"/>
+          <w:kern w:val="0"/>
+          <w:sz w:val="21"/>
+          <w:szCs w:val="21"/>
+        </w:rPr>
+        <w:t>memmove</w:t>
+      </w:r>
+      <w:r>
+        <w:rPr>
+          <w:rFonts w:ascii="Consolas" w:eastAsia="굴림" w:hAnsi="Consolas" w:cs="굴림"/>
+          <w:color w:val="CCCCCC"/>
+          <w:kern w:val="0"/>
+          <w:sz w:val="21"/>
+          <w:szCs w:val="21"/>
+        </w:rPr>
+        <w:t>(</w:t>
+      </w:r>
+      <w:r>
+        <w:rPr>
+          <w:rFonts w:ascii="Consolas" w:eastAsia="굴림" w:hAnsi="Consolas" w:cs="굴림"/>
+          <w:color w:val="9CDCFE"/>
+          <w:kern w:val="0"/>
+          <w:sz w:val="21"/>
+          <w:szCs w:val="21"/>
+        </w:rPr>
+        <w:t>recvBuf_</w:t>
+      </w:r>
+      <w:r>
+        <w:rPr>
+          <w:rFonts w:ascii="Consolas" w:eastAsia="굴림" w:hAnsi="Consolas" w:cs="굴림"/>
+          <w:color w:val="CCCCCC"/>
+          <w:kern w:val="0"/>
+          <w:sz w:val="21"/>
+          <w:szCs w:val="21"/>
+        </w:rPr>
+        <w:t>.</w:t>
+      </w:r>
+      <w:r>
+        <w:rPr>
+          <w:rFonts w:ascii="Consolas" w:eastAsia="굴림" w:hAnsi="Consolas" w:cs="굴림"/>
+          <w:color w:val="DCDCAA"/>
+          <w:kern w:val="0"/>
+          <w:sz w:val="21"/>
+          <w:szCs w:val="21"/>
+        </w:rPr>
+        <w:t>data</w:t>
+      </w:r>
+      <w:r>
+        <w:rPr>
+          <w:rFonts w:ascii="Consolas" w:eastAsia="굴림" w:hAnsi="Consolas" w:cs="굴림"/>
+          <w:color w:val="CCCCCC"/>
+          <w:kern w:val="0"/>
+          <w:sz w:val="21"/>
+          <w:szCs w:val="21"/>
+        </w:rPr>
+        <w:t xml:space="preserve">() </w:t>
+      </w:r>
+      <w:r>
+        <w:rPr>
+          <w:rFonts w:ascii="Consolas" w:eastAsia="굴림" w:hAnsi="Consolas" w:cs="굴림"/>
+          <w:color w:val="D4D4D4"/>
+          <w:kern w:val="0"/>
+          <w:sz w:val="21"/>
+          <w:szCs w:val="21"/>
+        </w:rPr>
+        <w:t>+</w:t>
+      </w:r>
+      <w:r>
+        <w:rPr>
+          <w:rFonts w:ascii="Consolas" w:eastAsia="굴림" w:hAnsi="Consolas" w:cs="굴림"/>
+          <w:color w:val="CCCCCC"/>
+          <w:kern w:val="0"/>
+          <w:sz w:val="21"/>
+          <w:szCs w:val="21"/>
+        </w:rPr>
+        <w:t xml:space="preserve"> </w:t>
+      </w:r>
+      <w:r>
+        <w:rPr>
+          <w:rFonts w:ascii="Consolas" w:eastAsia="굴림" w:hAnsi="Consolas" w:cs="굴림"/>
+          <w:color w:val="9CDCFE"/>
+          <w:kern w:val="0"/>
+          <w:sz w:val="21"/>
+          <w:szCs w:val="21"/>
+        </w:rPr>
+        <w:t>recvOffset_</w:t>
+      </w:r>
+      <w:r>
+        <w:rPr>
+          <w:rFonts w:ascii="Consolas" w:eastAsia="굴림" w:hAnsi="Consolas" w:cs="굴림"/>
+          <w:color w:val="CCCCCC"/>
+          <w:kern w:val="0"/>
+          <w:sz w:val="21"/>
+          <w:szCs w:val="21"/>
+        </w:rPr>
+        <w:t xml:space="preserve">, </w:t>
+      </w:r>
+      <w:r>
+        <w:rPr>
+          <w:rFonts w:ascii="Consolas" w:eastAsia="굴림" w:hAnsi="Consolas" w:cs="굴림"/>
+          <w:color w:val="9CDCFE"/>
+          <w:kern w:val="0"/>
+          <w:sz w:val="21"/>
+          <w:szCs w:val="21"/>
+        </w:rPr>
+        <w:t>recvBuf_</w:t>
+      </w:r>
+      <w:r>
+        <w:rPr>
+          <w:rFonts w:ascii="Consolas" w:eastAsia="굴림" w:hAnsi="Consolas" w:cs="굴림"/>
+          <w:color w:val="CCCCCC"/>
+          <w:kern w:val="0"/>
+          <w:sz w:val="21"/>
+          <w:szCs w:val="21"/>
+        </w:rPr>
+        <w:t>.</w:t>
+      </w:r>
+      <w:r>
+        <w:rPr>
+          <w:rFonts w:ascii="Consolas" w:eastAsia="굴림" w:hAnsi="Consolas" w:cs="굴림"/>
+          <w:color w:val="DCDCAA"/>
+          <w:kern w:val="0"/>
+          <w:sz w:val="21"/>
+          <w:szCs w:val="21"/>
+        </w:rPr>
+        <w:t>data</w:t>
+      </w:r>
+      <w:r>
+        <w:rPr>
+          <w:rFonts w:ascii="Consolas" w:eastAsia="굴림" w:hAnsi="Consolas" w:cs="굴림"/>
+          <w:color w:val="CCCCCC"/>
+          <w:kern w:val="0"/>
+          <w:sz w:val="21"/>
+          <w:szCs w:val="21"/>
+        </w:rPr>
+        <w:t xml:space="preserve">() </w:t>
+      </w:r>
+      <w:r>
+        <w:rPr>
+          <w:rFonts w:ascii="Consolas" w:eastAsia="굴림" w:hAnsi="Consolas" w:cs="굴림"/>
+          <w:color w:val="D4D4D4"/>
+          <w:kern w:val="0"/>
+          <w:sz w:val="21"/>
+          <w:szCs w:val="21"/>
+        </w:rPr>
+        <w:t>+</w:t>
+      </w:r>
+      <w:r>
+        <w:rPr>
+          <w:rFonts w:ascii="Consolas" w:eastAsia="굴림" w:hAnsi="Consolas" w:cs="굴림"/>
+          <w:color w:val="CCCCCC"/>
+          <w:kern w:val="0"/>
+          <w:sz w:val="21"/>
+          <w:szCs w:val="21"/>
+        </w:rPr>
+        <w:t xml:space="preserve"> </w:t>
+      </w:r>
+      <w:r>
+        <w:rPr>
+          <w:rFonts w:ascii="Consolas" w:eastAsia="굴림" w:hAnsi="Consolas" w:cs="굴림"/>
+          <w:color w:val="9CDCFE"/>
+          <w:kern w:val="0"/>
+          <w:sz w:val="21"/>
+          <w:szCs w:val="21"/>
+        </w:rPr>
+        <w:t>recvOffset_</w:t>
+      </w:r>
+      <w:r>
+        <w:rPr>
+          <w:rFonts w:ascii="Consolas" w:eastAsia="굴림" w:hAnsi="Consolas" w:cs="굴림"/>
+          <w:color w:val="CCCCCC"/>
+          <w:kern w:val="0"/>
+          <w:sz w:val="21"/>
+          <w:szCs w:val="21"/>
+        </w:rPr>
+        <w:t xml:space="preserve"> </w:t>
+      </w:r>
+      <w:r>
+        <w:rPr>
+          <w:rFonts w:ascii="Consolas" w:eastAsia="굴림" w:hAnsi="Consolas" w:cs="굴림"/>
+          <w:color w:val="D4D4D4"/>
+          <w:kern w:val="0"/>
+          <w:sz w:val="21"/>
+          <w:szCs w:val="21"/>
+        </w:rPr>
+        <w:t>+</w:t>
+      </w:r>
+      <w:r>
+        <w:rPr>
+          <w:rFonts w:ascii="Consolas" w:eastAsia="굴림" w:hAnsi="Consolas" w:cs="굴림"/>
+          <w:color w:val="CCCCCC"/>
+          <w:kern w:val="0"/>
+          <w:sz w:val="21"/>
+          <w:szCs w:val="21"/>
+        </w:rPr>
+        <w:t xml:space="preserve"> </w:t>
+      </w:r>
+      <w:r>
+        <w:rPr>
+          <w:rFonts w:ascii="Consolas" w:eastAsia="굴림" w:hAnsi="Consolas" w:cs="굴림"/>
+          <w:color w:val="9CDCFE"/>
+          <w:kern w:val="0"/>
+          <w:sz w:val="21"/>
+          <w:szCs w:val="21"/>
+        </w:rPr>
+        <w:t>readOffset</w:t>
+      </w:r>
+      <w:r>
+        <w:rPr>
+          <w:rFonts w:ascii="Consolas" w:eastAsia="굴림" w:hAnsi="Consolas" w:cs="굴림"/>
+          <w:color w:val="CCCCCC"/>
+          <w:kern w:val="0"/>
+          <w:sz w:val="21"/>
+          <w:szCs w:val="21"/>
+        </w:rPr>
+        <w:t xml:space="preserve">, </w:t>
+      </w:r>
+      <w:r>
+        <w:rPr>
+          <w:rFonts w:ascii="Consolas" w:eastAsia="굴림" w:hAnsi="Consolas" w:cs="굴림"/>
+          <w:color w:val="9CDCFE"/>
+          <w:kern w:val="0"/>
+          <w:sz w:val="21"/>
+          <w:szCs w:val="21"/>
+        </w:rPr>
+        <w:t>recvSize</w:t>
+      </w:r>
+      <w:r>
+        <w:rPr>
+          <w:rFonts w:ascii="Consolas" w:eastAsia="굴림" w:hAnsi="Consolas" w:cs="굴림"/>
+          <w:color w:val="CCCCCC"/>
+          <w:kern w:val="0"/>
+          <w:sz w:val="21"/>
+          <w:szCs w:val="21"/>
+        </w:rPr>
+        <w:t>.</w:t>
+      </w:r>
+      <w:r>
+        <w:rPr>
+          <w:rFonts w:ascii="Consolas" w:eastAsia="굴림" w:hAnsi="Consolas" w:cs="굴림"/>
+          <w:color w:val="DCDCAA"/>
+          <w:kern w:val="0"/>
+          <w:sz w:val="21"/>
+          <w:szCs w:val="21"/>
+        </w:rPr>
+        <w:t>value</w:t>
+      </w:r>
+      <w:r>
+        <w:rPr>
+          <w:rFonts w:ascii="Consolas" w:eastAsia="굴림" w:hAnsi="Consolas" w:cs="굴림"/>
+          <w:color w:val="CCCCCC"/>
+          <w:kern w:val="0"/>
+          <w:sz w:val="21"/>
+          <w:szCs w:val="21"/>
+        </w:rPr>
+        <w:t>());</w:t>
+      </w:r>
+    </w:p>
+    <w:p>
+      <w:pPr>
+        <w:widowControl/>
+        <w:shd w:val="clear" w:color="auto" w:fill="1F1F1F"/>
+        <w:wordWrap/>
+        <w:autoSpaceDE/>
+        <w:autoSpaceDN/>
+        <w:spacing w:after="0" w:line="285" w:lineRule="atLeast"/>
+        <w:jc w:val="left"/>
+        <w:rPr>
+          <w:rFonts w:ascii="Consolas" w:eastAsia="굴림" w:hAnsi="Consolas" w:cs="굴림"/>
+          <w:color w:val="CCCCCC"/>
+          <w:kern w:val="0"/>
+          <w:sz w:val="21"/>
+          <w:szCs w:val="21"/>
+        </w:rPr>
+      </w:pPr>
+      <w:r>
+        <w:rPr>
+          <w:rFonts w:ascii="Consolas" w:eastAsia="굴림" w:hAnsi="Consolas" w:cs="굴림"/>
+          <w:color w:val="CCCCCC"/>
+          <w:kern w:val="0"/>
+          <w:sz w:val="21"/>
+          <w:szCs w:val="21"/>
+        </w:rPr>
+        <w:t xml:space="preserve">            </w:t>
+      </w:r>
+      <w:r>
+        <w:rPr>
+          <w:rFonts w:ascii="Consolas" w:eastAsia="굴림" w:hAnsi="Consolas" w:cs="굴림"/>
+          <w:color w:val="9CDCFE"/>
+          <w:kern w:val="0"/>
+          <w:sz w:val="21"/>
+          <w:szCs w:val="21"/>
+        </w:rPr>
+        <w:t>recvOffset_</w:t>
+      </w:r>
+      <w:r>
+        <w:rPr>
+          <w:rFonts w:ascii="Consolas" w:eastAsia="굴림" w:hAnsi="Consolas" w:cs="굴림"/>
+          <w:color w:val="CCCCCC"/>
+          <w:kern w:val="0"/>
+          <w:sz w:val="21"/>
+          <w:szCs w:val="21"/>
+        </w:rPr>
+        <w:t xml:space="preserve"> </w:t>
+      </w:r>
+      <w:r>
+        <w:rPr>
+          <w:rFonts w:ascii="Consolas" w:eastAsia="굴림" w:hAnsi="Consolas" w:cs="굴림"/>
+          <w:color w:val="D4D4D4"/>
+          <w:kern w:val="0"/>
+          <w:sz w:val="21"/>
+          <w:szCs w:val="21"/>
+        </w:rPr>
+        <w:t>+=</w:t>
+      </w:r>
+      <w:r>
+        <w:rPr>
+          <w:rFonts w:ascii="Consolas" w:eastAsia="굴림" w:hAnsi="Consolas" w:cs="굴림"/>
+          <w:color w:val="CCCCCC"/>
+          <w:kern w:val="0"/>
+          <w:sz w:val="21"/>
+          <w:szCs w:val="21"/>
+        </w:rPr>
+        <w:t xml:space="preserve"> </w:t>
+      </w:r>
+      <w:r>
+        <w:rPr>
+          <w:rFonts w:ascii="Consolas" w:eastAsia="굴림" w:hAnsi="Consolas" w:cs="굴림"/>
+          <w:color w:val="9CDCFE"/>
+          <w:kern w:val="0"/>
+          <w:sz w:val="21"/>
+          <w:szCs w:val="21"/>
+        </w:rPr>
+        <w:t>recvSize</w:t>
+      </w:r>
+      <w:r>
+        <w:rPr>
+          <w:rFonts w:ascii="Consolas" w:eastAsia="굴림" w:hAnsi="Consolas" w:cs="굴림"/>
+          <w:color w:val="CCCCCC"/>
+          <w:kern w:val="0"/>
+          <w:sz w:val="21"/>
+          <w:szCs w:val="21"/>
+        </w:rPr>
+        <w:t>.</w:t>
+      </w:r>
+      <w:r>
+        <w:rPr>
+          <w:rFonts w:ascii="Consolas" w:eastAsia="굴림" w:hAnsi="Consolas" w:cs="굴림"/>
+          <w:color w:val="DCDCAA"/>
+          <w:kern w:val="0"/>
+          <w:sz w:val="21"/>
+          <w:szCs w:val="21"/>
+        </w:rPr>
+        <w:t>value</w:t>
+      </w:r>
+      <w:r>
+        <w:rPr>
+          <w:rFonts w:ascii="Consolas" w:eastAsia="굴림" w:hAnsi="Consolas" w:cs="굴림"/>
+          <w:color w:val="CCCCCC"/>
+          <w:kern w:val="0"/>
+          <w:sz w:val="21"/>
+          <w:szCs w:val="21"/>
+        </w:rPr>
+        <w:t>();</w:t>
+      </w:r>
+    </w:p>
+    <w:p>
+      <w:pPr>
+        <w:widowControl/>
+        <w:shd w:val="clear" w:color="auto" w:fill="1F1F1F"/>
+        <w:wordWrap/>
+        <w:autoSpaceDE/>
+        <w:autoSpaceDN/>
+        <w:spacing w:after="0" w:line="285" w:lineRule="atLeast"/>
+        <w:jc w:val="left"/>
+        <w:rPr>
+          <w:rFonts w:ascii="Consolas" w:eastAsia="굴림" w:hAnsi="Consolas" w:cs="굴림"/>
+          <w:color w:val="CCCCCC"/>
+          <w:kern w:val="0"/>
+          <w:sz w:val="21"/>
+          <w:szCs w:val="21"/>
+        </w:rPr>
+      </w:pPr>
+      <w:r>
+        <w:rPr>
+          <w:rFonts w:ascii="Consolas" w:eastAsia="굴림" w:hAnsi="Consolas" w:cs="굴림"/>
+          <w:color w:val="CCCCCC"/>
+          <w:kern w:val="0"/>
+          <w:sz w:val="21"/>
+          <w:szCs w:val="21"/>
+        </w:rPr>
+        <w:t xml:space="preserve">            </w:t>
+      </w:r>
+      <w:r>
+        <w:rPr>
+          <w:rFonts w:ascii="Consolas" w:eastAsia="굴림" w:hAnsi="Consolas" w:cs="굴림"/>
+          <w:color w:val="C586C0"/>
+          <w:kern w:val="0"/>
+          <w:sz w:val="21"/>
+          <w:szCs w:val="21"/>
+        </w:rPr>
+        <w:t>return</w:t>
+      </w:r>
+      <w:r>
+        <w:rPr>
+          <w:rFonts w:ascii="Consolas" w:eastAsia="굴림" w:hAnsi="Consolas" w:cs="굴림"/>
+          <w:color w:val="CCCCCC"/>
+          <w:kern w:val="0"/>
+          <w:sz w:val="21"/>
+          <w:szCs w:val="21"/>
+        </w:rPr>
+        <w:t>;</w:t>
+      </w:r>
+    </w:p>
+    <w:p>
+      <w:pPr>
+        <w:widowControl/>
+        <w:shd w:val="clear" w:color="auto" w:fill="1F1F1F"/>
+        <w:wordWrap/>
+        <w:autoSpaceDE/>
+        <w:autoSpaceDN/>
+        <w:spacing w:after="0" w:line="285" w:lineRule="atLeast"/>
+        <w:jc w:val="left"/>
+        <w:rPr>
+          <w:rFonts w:ascii="Consolas" w:eastAsia="굴림" w:hAnsi="Consolas" w:cs="굴림"/>
+          <w:color w:val="CCCCCC"/>
+          <w:kern w:val="0"/>
+          <w:sz w:val="21"/>
+          <w:szCs w:val="21"/>
+        </w:rPr>
+      </w:pPr>
+      <w:r>
+        <w:rPr>
+          <w:rFonts w:ascii="Consolas" w:eastAsia="굴림" w:hAnsi="Consolas" w:cs="굴림"/>
+          <w:color w:val="CCCCCC"/>
+          <w:kern w:val="0"/>
+          <w:sz w:val="21"/>
+          <w:szCs w:val="21"/>
+        </w:rPr>
+        <w:t>        }</w:t>
+      </w:r>
+    </w:p>
+    <w:p>
+      <w:pPr>
+        <w:widowControl/>
+        <w:shd w:val="clear" w:color="auto" w:fill="1F1F1F"/>
+        <w:wordWrap/>
+        <w:autoSpaceDE/>
+        <w:autoSpaceDN/>
+        <w:spacing w:after="0" w:line="285" w:lineRule="atLeast"/>
+        <w:jc w:val="left"/>
+        <w:rPr>
+          <w:rFonts w:ascii="Consolas" w:eastAsia="굴림" w:hAnsi="Consolas" w:cs="굴림"/>
+          <w:color w:val="CCCCCC"/>
+          <w:kern w:val="0"/>
+          <w:sz w:val="21"/>
+          <w:szCs w:val="21"/>
+        </w:rPr>
+      </w:pPr>
+    </w:p>
+    <w:p>
+      <w:pPr>
+        <w:widowControl/>
+        <w:shd w:val="clear" w:color="auto" w:fill="1F1F1F"/>
+        <w:wordWrap/>
+        <w:autoSpaceDE/>
+        <w:autoSpaceDN/>
+        <w:spacing w:after="0" w:line="285" w:lineRule="atLeast"/>
+        <w:jc w:val="left"/>
+        <w:rPr>
+          <w:rFonts w:ascii="Consolas" w:eastAsia="굴림" w:hAnsi="Consolas" w:cs="굴림"/>
+          <w:color w:val="CCCCCC"/>
+          <w:kern w:val="0"/>
+          <w:sz w:val="21"/>
+          <w:szCs w:val="21"/>
+        </w:rPr>
+      </w:pPr>
+      <w:r>
+        <w:rPr>
+          <w:rFonts w:ascii="Consolas" w:eastAsia="굴림" w:hAnsi="Consolas" w:cs="굴림"/>
+          <w:color w:val="CCCCCC"/>
+          <w:kern w:val="0"/>
+          <w:sz w:val="21"/>
+          <w:szCs w:val="21"/>
+        </w:rPr>
+        <w:t xml:space="preserve">        </w:t>
+      </w:r>
+      <w:r>
+        <w:rPr>
+          <w:rFonts w:ascii="Consolas" w:eastAsia="굴림" w:hAnsi="Consolas" w:cs="굴림"/>
+          <w:color w:val="9CDCFE"/>
+          <w:kern w:val="0"/>
+          <w:sz w:val="21"/>
+          <w:szCs w:val="21"/>
+        </w:rPr>
+        <w:t>recvQueue_</w:t>
+      </w:r>
+      <w:r>
+        <w:rPr>
+          <w:rFonts w:ascii="Consolas" w:eastAsia="굴림" w:hAnsi="Consolas" w:cs="굴림"/>
+          <w:color w:val="CCCCCC"/>
+          <w:kern w:val="0"/>
+          <w:sz w:val="21"/>
+          <w:szCs w:val="21"/>
+        </w:rPr>
+        <w:t>.</w:t>
+      </w:r>
+      <w:r>
+        <w:rPr>
+          <w:rFonts w:ascii="Consolas" w:eastAsia="굴림" w:hAnsi="Consolas" w:cs="굴림"/>
+          <w:color w:val="DCDCAA"/>
+          <w:kern w:val="0"/>
+          <w:sz w:val="21"/>
+          <w:szCs w:val="21"/>
+        </w:rPr>
+        <w:t>emplace_back</w:t>
+      </w:r>
+      <w:r>
+        <w:rPr>
+          <w:rFonts w:ascii="Consolas" w:eastAsia="굴림" w:hAnsi="Consolas" w:cs="굴림"/>
+          <w:color w:val="CCCCCC"/>
+          <w:kern w:val="0"/>
+          <w:sz w:val="21"/>
+          <w:szCs w:val="21"/>
+        </w:rPr>
+        <w:t>();</w:t>
+      </w:r>
+    </w:p>
+    <w:p>
+      <w:pPr>
+        <w:widowControl/>
+        <w:shd w:val="clear" w:color="auto" w:fill="1F1F1F"/>
+        <w:wordWrap/>
+        <w:autoSpaceDE/>
+        <w:autoSpaceDN/>
+        <w:spacing w:after="0" w:line="285" w:lineRule="atLeast"/>
+        <w:jc w:val="left"/>
+        <w:rPr>
+          <w:rFonts w:ascii="Consolas" w:eastAsia="굴림" w:hAnsi="Consolas" w:cs="굴림"/>
+          <w:color w:val="CCCCCC"/>
+          <w:kern w:val="0"/>
+          <w:sz w:val="21"/>
+          <w:szCs w:val="21"/>
+        </w:rPr>
+      </w:pPr>
+      <w:r>
+        <w:rPr>
+          <w:rFonts w:ascii="Consolas" w:eastAsia="굴림" w:hAnsi="Consolas" w:cs="굴림"/>
+          <w:color w:val="CCCCCC"/>
+          <w:kern w:val="0"/>
+          <w:sz w:val="21"/>
+          <w:szCs w:val="21"/>
+        </w:rPr>
+        <w:t xml:space="preserve">        </w:t>
+      </w:r>
+      <w:r>
+        <w:rPr>
+          <w:rFonts w:ascii="Consolas" w:eastAsia="굴림" w:hAnsi="Consolas" w:cs="굴림"/>
+          <w:color w:val="4EC9B0"/>
+          <w:kern w:val="0"/>
+          <w:sz w:val="21"/>
+          <w:szCs w:val="21"/>
+        </w:rPr>
+        <w:t>std</w:t>
+      </w:r>
+      <w:r>
+        <w:rPr>
+          <w:rFonts w:ascii="Consolas" w:eastAsia="굴림" w:hAnsi="Consolas" w:cs="굴림"/>
+          <w:color w:val="CCCCCC"/>
+          <w:kern w:val="0"/>
+          <w:sz w:val="21"/>
+          <w:szCs w:val="21"/>
+        </w:rPr>
+        <w:t>::</w:t>
+      </w:r>
+      <w:r>
+        <w:rPr>
+          <w:rFonts w:ascii="Consolas" w:eastAsia="굴림" w:hAnsi="Consolas" w:cs="굴림"/>
+          <w:color w:val="DCDCAA"/>
+          <w:kern w:val="0"/>
+          <w:sz w:val="21"/>
+          <w:szCs w:val="21"/>
+        </w:rPr>
+        <w:t>memcpy</w:t>
+      </w:r>
+      <w:r>
+        <w:rPr>
+          <w:rFonts w:ascii="Consolas" w:eastAsia="굴림" w:hAnsi="Consolas" w:cs="굴림"/>
+          <w:color w:val="CCCCCC"/>
+          <w:kern w:val="0"/>
+          <w:sz w:val="21"/>
+          <w:szCs w:val="21"/>
+        </w:rPr>
+        <w:t>(</w:t>
+      </w:r>
+      <w:r>
+        <w:rPr>
+          <w:rFonts w:ascii="Consolas" w:eastAsia="굴림" w:hAnsi="Consolas" w:cs="굴림"/>
+          <w:color w:val="D4D4D4"/>
+          <w:kern w:val="0"/>
+          <w:sz w:val="21"/>
+          <w:szCs w:val="21"/>
+        </w:rPr>
+        <w:t>&amp;</w:t>
+      </w:r>
+      <w:r>
+        <w:rPr>
+          <w:rFonts w:ascii="Consolas" w:eastAsia="굴림" w:hAnsi="Consolas" w:cs="굴림"/>
+          <w:color w:val="9CDCFE"/>
+          <w:kern w:val="0"/>
+          <w:sz w:val="21"/>
+          <w:szCs w:val="21"/>
+        </w:rPr>
+        <w:t>recvQueue_</w:t>
+      </w:r>
+      <w:r>
+        <w:rPr>
+          <w:rFonts w:ascii="Consolas" w:eastAsia="굴림" w:hAnsi="Consolas" w:cs="굴림"/>
+          <w:color w:val="CCCCCC"/>
+          <w:kern w:val="0"/>
+          <w:sz w:val="21"/>
+          <w:szCs w:val="21"/>
+        </w:rPr>
+        <w:t>.</w:t>
+      </w:r>
+      <w:r>
+        <w:rPr>
+          <w:rFonts w:ascii="Consolas" w:eastAsia="굴림" w:hAnsi="Consolas" w:cs="굴림"/>
+          <w:color w:val="DCDCAA"/>
+          <w:kern w:val="0"/>
+          <w:sz w:val="21"/>
+          <w:szCs w:val="21"/>
+        </w:rPr>
+        <w:t>back</w:t>
+      </w:r>
+      <w:r>
+        <w:rPr>
+          <w:rFonts w:ascii="Consolas" w:eastAsia="굴림" w:hAnsi="Consolas" w:cs="굴림"/>
+          <w:color w:val="CCCCCC"/>
+          <w:kern w:val="0"/>
+          <w:sz w:val="21"/>
+          <w:szCs w:val="21"/>
+        </w:rPr>
+        <w:t xml:space="preserve">(), </w:t>
+      </w:r>
+      <w:r>
+        <w:rPr>
+          <w:rFonts w:ascii="Consolas" w:eastAsia="굴림" w:hAnsi="Consolas" w:cs="굴림"/>
+          <w:color w:val="9CDCFE"/>
+          <w:kern w:val="0"/>
+          <w:sz w:val="21"/>
+          <w:szCs w:val="21"/>
+        </w:rPr>
+        <w:t>recvBuf_</w:t>
+      </w:r>
+      <w:r>
+        <w:rPr>
+          <w:rFonts w:ascii="Consolas" w:eastAsia="굴림" w:hAnsi="Consolas" w:cs="굴림"/>
+          <w:color w:val="CCCCCC"/>
+          <w:kern w:val="0"/>
+          <w:sz w:val="21"/>
+          <w:szCs w:val="21"/>
+        </w:rPr>
+        <w:t>.</w:t>
+      </w:r>
+      <w:r>
+        <w:rPr>
+          <w:rFonts w:ascii="Consolas" w:eastAsia="굴림" w:hAnsi="Consolas" w:cs="굴림"/>
+          <w:color w:val="DCDCAA"/>
+          <w:kern w:val="0"/>
+          <w:sz w:val="21"/>
+          <w:szCs w:val="21"/>
+        </w:rPr>
+        <w:t>data</w:t>
+      </w:r>
+      <w:r>
+        <w:rPr>
+          <w:rFonts w:ascii="Consolas" w:eastAsia="굴림" w:hAnsi="Consolas" w:cs="굴림"/>
+          <w:color w:val="CCCCCC"/>
+          <w:kern w:val="0"/>
+          <w:sz w:val="21"/>
+          <w:szCs w:val="21"/>
+        </w:rPr>
+        <w:t xml:space="preserve">() </w:t>
+      </w:r>
+      <w:r>
+        <w:rPr>
+          <w:rFonts w:ascii="Consolas" w:eastAsia="굴림" w:hAnsi="Consolas" w:cs="굴림"/>
+          <w:color w:val="D4D4D4"/>
+          <w:kern w:val="0"/>
+          <w:sz w:val="21"/>
+          <w:szCs w:val="21"/>
+        </w:rPr>
+        <w:t>+</w:t>
+      </w:r>
+      <w:r>
+        <w:rPr>
+          <w:rFonts w:ascii="Consolas" w:eastAsia="굴림" w:hAnsi="Consolas" w:cs="굴림"/>
+          <w:color w:val="CCCCCC"/>
+          <w:kern w:val="0"/>
+          <w:sz w:val="21"/>
+          <w:szCs w:val="21"/>
+        </w:rPr>
+        <w:t xml:space="preserve"> </w:t>
+      </w:r>
+      <w:r>
+        <w:rPr>
+          <w:rFonts w:ascii="Consolas" w:eastAsia="굴림" w:hAnsi="Consolas" w:cs="굴림"/>
+          <w:color w:val="9CDCFE"/>
+          <w:kern w:val="0"/>
+          <w:sz w:val="21"/>
+          <w:szCs w:val="21"/>
+        </w:rPr>
+        <w:t>readOffset</w:t>
+      </w:r>
+      <w:r>
+        <w:rPr>
+          <w:rFonts w:ascii="Consolas" w:eastAsia="굴림" w:hAnsi="Consolas" w:cs="굴림"/>
+          <w:color w:val="CCCCCC"/>
+          <w:kern w:val="0"/>
+          <w:sz w:val="21"/>
+          <w:szCs w:val="21"/>
+        </w:rPr>
+        <w:t xml:space="preserve">, </w:t>
+      </w:r>
+      <w:r>
+        <w:rPr>
+          <w:rFonts w:ascii="Consolas" w:eastAsia="굴림" w:hAnsi="Consolas" w:cs="굴림"/>
+          <w:color w:val="9CDCFE"/>
+          <w:kern w:val="0"/>
+          <w:sz w:val="21"/>
+          <w:szCs w:val="21"/>
+        </w:rPr>
+        <w:t>requiredSize</w:t>
+      </w:r>
+      <w:r>
+        <w:rPr>
+          <w:rFonts w:ascii="Consolas" w:eastAsia="굴림" w:hAnsi="Consolas" w:cs="굴림"/>
+          <w:color w:val="CCCCCC"/>
+          <w:kern w:val="0"/>
+          <w:sz w:val="21"/>
+          <w:szCs w:val="21"/>
+        </w:rPr>
+        <w:t>);</w:t>
+      </w:r>
+    </w:p>
+    <w:p>
+      <w:pPr>
+        <w:widowControl/>
+        <w:shd w:val="clear" w:color="auto" w:fill="1F1F1F"/>
+        <w:wordWrap/>
+        <w:autoSpaceDE/>
+        <w:autoSpaceDN/>
+        <w:spacing w:after="0" w:line="285" w:lineRule="atLeast"/>
+        <w:jc w:val="left"/>
+        <w:rPr>
+          <w:rFonts w:ascii="Consolas" w:eastAsia="굴림" w:hAnsi="Consolas" w:cs="굴림"/>
+          <w:color w:val="CCCCCC"/>
+          <w:kern w:val="0"/>
+          <w:sz w:val="21"/>
+          <w:szCs w:val="21"/>
+        </w:rPr>
+      </w:pPr>
+    </w:p>
+    <w:p>
+      <w:pPr>
+        <w:widowControl/>
+        <w:shd w:val="clear" w:color="auto" w:fill="1F1F1F"/>
+        <w:wordWrap/>
+        <w:autoSpaceDE/>
+        <w:autoSpaceDN/>
+        <w:spacing w:after="0" w:line="285" w:lineRule="atLeast"/>
+        <w:jc w:val="left"/>
+        <w:rPr>
+          <w:rFonts w:ascii="Consolas" w:eastAsia="굴림" w:hAnsi="Consolas" w:cs="굴림"/>
+          <w:color w:val="CCCCCC"/>
+          <w:kern w:val="0"/>
+          <w:sz w:val="21"/>
+          <w:szCs w:val="21"/>
+        </w:rPr>
+      </w:pPr>
+      <w:r>
+        <w:rPr>
+          <w:rFonts w:ascii="Consolas" w:eastAsia="굴림" w:hAnsi="Consolas" w:cs="굴림"/>
+          <w:color w:val="CCCCCC"/>
+          <w:kern w:val="0"/>
+          <w:sz w:val="21"/>
+          <w:szCs w:val="21"/>
+        </w:rPr>
+        <w:t xml:space="preserve">        </w:t>
+      </w:r>
+      <w:r>
+        <w:rPr>
+          <w:rFonts w:ascii="Consolas" w:eastAsia="굴림" w:hAnsi="Consolas" w:cs="굴림"/>
+          <w:color w:val="9CDCFE"/>
+          <w:kern w:val="0"/>
+          <w:sz w:val="21"/>
+          <w:szCs w:val="21"/>
+        </w:rPr>
+        <w:t>readOffset</w:t>
+      </w:r>
+      <w:r>
+        <w:rPr>
+          <w:rFonts w:ascii="Consolas" w:eastAsia="굴림" w:hAnsi="Consolas" w:cs="굴림"/>
+          <w:color w:val="CCCCCC"/>
+          <w:kern w:val="0"/>
+          <w:sz w:val="21"/>
+          <w:szCs w:val="21"/>
+        </w:rPr>
+        <w:t xml:space="preserve"> </w:t>
+      </w:r>
+      <w:r>
+        <w:rPr>
+          <w:rFonts w:ascii="Consolas" w:eastAsia="굴림" w:hAnsi="Consolas" w:cs="굴림"/>
+          <w:color w:val="D4D4D4"/>
+          <w:kern w:val="0"/>
+          <w:sz w:val="21"/>
+          <w:szCs w:val="21"/>
+        </w:rPr>
+        <w:t>+=</w:t>
+      </w:r>
+      <w:r>
+        <w:rPr>
+          <w:rFonts w:ascii="Consolas" w:eastAsia="굴림" w:hAnsi="Consolas" w:cs="굴림"/>
+          <w:color w:val="CCCCCC"/>
+          <w:kern w:val="0"/>
+          <w:sz w:val="21"/>
+          <w:szCs w:val="21"/>
+        </w:rPr>
+        <w:t xml:space="preserve"> </w:t>
+      </w:r>
+      <w:r>
+        <w:rPr>
+          <w:rFonts w:ascii="Consolas" w:eastAsia="굴림" w:hAnsi="Consolas" w:cs="굴림"/>
+          <w:color w:val="9CDCFE"/>
+          <w:kern w:val="0"/>
+          <w:sz w:val="21"/>
+          <w:szCs w:val="21"/>
+        </w:rPr>
+        <w:t>requiredSize</w:t>
+      </w:r>
+      <w:r>
+        <w:rPr>
+          <w:rFonts w:ascii="Consolas" w:eastAsia="굴림" w:hAnsi="Consolas" w:cs="굴림"/>
+          <w:color w:val="CCCCCC"/>
+          <w:kern w:val="0"/>
+          <w:sz w:val="21"/>
+          <w:szCs w:val="21"/>
+        </w:rPr>
+        <w:t>;</w:t>
+      </w:r>
+    </w:p>
+    <w:p>
+      <w:pPr>
+        <w:widowControl/>
+        <w:shd w:val="clear" w:color="auto" w:fill="1F1F1F"/>
+        <w:wordWrap/>
+        <w:autoSpaceDE/>
+        <w:autoSpaceDN/>
+        <w:spacing w:after="0" w:line="285" w:lineRule="atLeast"/>
+        <w:jc w:val="left"/>
+        <w:rPr>
+          <w:rFonts w:ascii="Consolas" w:eastAsia="굴림" w:hAnsi="Consolas" w:cs="굴림"/>
+          <w:color w:val="CCCCCC"/>
+          <w:kern w:val="0"/>
+          <w:sz w:val="21"/>
+          <w:szCs w:val="21"/>
+        </w:rPr>
+      </w:pPr>
+      <w:r>
+        <w:rPr>
+          <w:rFonts w:ascii="Consolas" w:eastAsia="굴림" w:hAnsi="Consolas" w:cs="굴림"/>
+          <w:color w:val="CCCCCC"/>
+          <w:kern w:val="0"/>
+          <w:sz w:val="21"/>
+          <w:szCs w:val="21"/>
+        </w:rPr>
+        <w:t xml:space="preserve">        </w:t>
+      </w:r>
+      <w:r>
+        <w:rPr>
+          <w:rFonts w:ascii="Consolas" w:eastAsia="굴림" w:hAnsi="Consolas" w:cs="굴림"/>
+          <w:color w:val="D4D4D4"/>
+          <w:kern w:val="0"/>
+          <w:sz w:val="21"/>
+          <w:szCs w:val="21"/>
+        </w:rPr>
+        <w:t>*</w:t>
+      </w:r>
+      <w:r>
+        <w:rPr>
+          <w:rFonts w:ascii="Consolas" w:eastAsia="굴림" w:hAnsi="Consolas" w:cs="굴림"/>
+          <w:color w:val="9CDCFE"/>
+          <w:kern w:val="0"/>
+          <w:sz w:val="21"/>
+          <w:szCs w:val="21"/>
+        </w:rPr>
+        <w:t>recvSize</w:t>
+      </w:r>
+      <w:r>
+        <w:rPr>
+          <w:rFonts w:ascii="Consolas" w:eastAsia="굴림" w:hAnsi="Consolas" w:cs="굴림"/>
+          <w:color w:val="CCCCCC"/>
+          <w:kern w:val="0"/>
+          <w:sz w:val="21"/>
+          <w:szCs w:val="21"/>
+        </w:rPr>
+        <w:t xml:space="preserve"> </w:t>
+      </w:r>
+      <w:r>
+        <w:rPr>
+          <w:rFonts w:ascii="Consolas" w:eastAsia="굴림" w:hAnsi="Consolas" w:cs="굴림"/>
+          <w:color w:val="D4D4D4"/>
+          <w:kern w:val="0"/>
+          <w:sz w:val="21"/>
+          <w:szCs w:val="21"/>
+        </w:rPr>
+        <w:t>-=</w:t>
+      </w:r>
+      <w:r>
+        <w:rPr>
+          <w:rFonts w:ascii="Consolas" w:eastAsia="굴림" w:hAnsi="Consolas" w:cs="굴림"/>
+          <w:color w:val="CCCCCC"/>
+          <w:kern w:val="0"/>
+          <w:sz w:val="21"/>
+          <w:szCs w:val="21"/>
+        </w:rPr>
+        <w:t xml:space="preserve"> (</w:t>
+      </w:r>
+      <w:r>
+        <w:rPr>
+          <w:rFonts w:ascii="Consolas" w:eastAsia="굴림" w:hAnsi="Consolas" w:cs="굴림"/>
+          <w:color w:val="9CDCFE"/>
+          <w:kern w:val="0"/>
+          <w:sz w:val="21"/>
+          <w:szCs w:val="21"/>
+        </w:rPr>
+        <w:t>requiredSize</w:t>
+      </w:r>
+      <w:r>
+        <w:rPr>
+          <w:rFonts w:ascii="Consolas" w:eastAsia="굴림" w:hAnsi="Consolas" w:cs="굴림"/>
+          <w:color w:val="CCCCCC"/>
+          <w:kern w:val="0"/>
+          <w:sz w:val="21"/>
+          <w:szCs w:val="21"/>
+        </w:rPr>
+        <w:t xml:space="preserve"> </w:t>
+      </w:r>
+      <w:r>
+        <w:rPr>
+          <w:rFonts w:ascii="Consolas" w:eastAsia="굴림" w:hAnsi="Consolas" w:cs="굴림"/>
+          <w:color w:val="D4D4D4"/>
+          <w:kern w:val="0"/>
+          <w:sz w:val="21"/>
+          <w:szCs w:val="21"/>
+        </w:rPr>
+        <w:t>-</w:t>
+      </w:r>
+      <w:r>
+        <w:rPr>
+          <w:rFonts w:ascii="Consolas" w:eastAsia="굴림" w:hAnsi="Consolas" w:cs="굴림"/>
+          <w:color w:val="CCCCCC"/>
+          <w:kern w:val="0"/>
+          <w:sz w:val="21"/>
+          <w:szCs w:val="21"/>
+        </w:rPr>
+        <w:t xml:space="preserve"> </w:t>
+      </w:r>
+      <w:r>
+        <w:rPr>
+          <w:rFonts w:ascii="Consolas" w:eastAsia="굴림" w:hAnsi="Consolas" w:cs="굴림"/>
+          <w:color w:val="9CDCFE"/>
+          <w:kern w:val="0"/>
+          <w:sz w:val="21"/>
+          <w:szCs w:val="21"/>
+        </w:rPr>
+        <w:t>recvOffset_</w:t>
+      </w:r>
+      <w:r>
+        <w:rPr>
+          <w:rFonts w:ascii="Consolas" w:eastAsia="굴림" w:hAnsi="Consolas" w:cs="굴림"/>
+          <w:color w:val="CCCCCC"/>
+          <w:kern w:val="0"/>
+          <w:sz w:val="21"/>
+          <w:szCs w:val="21"/>
+        </w:rPr>
+        <w:t>);</w:t>
+      </w:r>
+    </w:p>
+    <w:p>
+      <w:pPr>
+        <w:widowControl/>
+        <w:shd w:val="clear" w:color="auto" w:fill="1F1F1F"/>
+        <w:wordWrap/>
+        <w:autoSpaceDE/>
+        <w:autoSpaceDN/>
+        <w:spacing w:after="0" w:line="285" w:lineRule="atLeast"/>
+        <w:jc w:val="left"/>
+        <w:rPr>
+          <w:rFonts w:ascii="Consolas" w:eastAsia="굴림" w:hAnsi="Consolas" w:cs="굴림"/>
+          <w:color w:val="CCCCCC"/>
+          <w:kern w:val="0"/>
+          <w:sz w:val="21"/>
+          <w:szCs w:val="21"/>
+        </w:rPr>
+      </w:pPr>
+      <w:r>
+        <w:rPr>
+          <w:rFonts w:ascii="Consolas" w:eastAsia="굴림" w:hAnsi="Consolas" w:cs="굴림"/>
+          <w:color w:val="CCCCCC"/>
+          <w:kern w:val="0"/>
+          <w:sz w:val="21"/>
+          <w:szCs w:val="21"/>
+        </w:rPr>
+        <w:t xml:space="preserve">        </w:t>
+      </w:r>
+      <w:r>
+        <w:rPr>
+          <w:rFonts w:ascii="Consolas" w:eastAsia="굴림" w:hAnsi="Consolas" w:cs="굴림"/>
+          <w:color w:val="9CDCFE"/>
+          <w:kern w:val="0"/>
+          <w:sz w:val="21"/>
+          <w:szCs w:val="21"/>
+        </w:rPr>
+        <w:t>recvOffset_</w:t>
+      </w:r>
+      <w:r>
+        <w:rPr>
+          <w:rFonts w:ascii="Consolas" w:eastAsia="굴림" w:hAnsi="Consolas" w:cs="굴림"/>
+          <w:color w:val="CCCCCC"/>
+          <w:kern w:val="0"/>
+          <w:sz w:val="21"/>
+          <w:szCs w:val="21"/>
+        </w:rPr>
+        <w:t xml:space="preserve"> </w:t>
+      </w:r>
+      <w:r>
+        <w:rPr>
+          <w:rFonts w:ascii="Consolas" w:eastAsia="굴림" w:hAnsi="Consolas" w:cs="굴림"/>
+          <w:color w:val="D4D4D4"/>
+          <w:kern w:val="0"/>
+          <w:sz w:val="21"/>
+          <w:szCs w:val="21"/>
+        </w:rPr>
+        <w:t>=</w:t>
+      </w:r>
+      <w:r>
+        <w:rPr>
+          <w:rFonts w:ascii="Consolas" w:eastAsia="굴림" w:hAnsi="Consolas" w:cs="굴림"/>
+          <w:color w:val="CCCCCC"/>
+          <w:kern w:val="0"/>
+          <w:sz w:val="21"/>
+          <w:szCs w:val="21"/>
+        </w:rPr>
+        <w:t xml:space="preserve"> </w:t>
+      </w:r>
+      <w:r>
+        <w:rPr>
+          <w:rFonts w:ascii="Consolas" w:eastAsia="굴림" w:hAnsi="Consolas" w:cs="굴림"/>
+          <w:color w:val="B5CEA8"/>
+          <w:kern w:val="0"/>
+          <w:sz w:val="21"/>
+          <w:szCs w:val="21"/>
+        </w:rPr>
+        <w:t>0u</w:t>
+      </w:r>
+      <w:r>
+        <w:rPr>
+          <w:rFonts w:ascii="Consolas" w:eastAsia="굴림" w:hAnsi="Consolas" w:cs="굴림"/>
+          <w:color w:val="CCCCCC"/>
+          <w:kern w:val="0"/>
+          <w:sz w:val="21"/>
+          <w:szCs w:val="21"/>
+        </w:rPr>
+        <w:t>;</w:t>
+      </w:r>
+    </w:p>
+    <w:p>
+      <w:pPr>
+        <w:widowControl/>
+        <w:shd w:val="clear" w:color="auto" w:fill="1F1F1F"/>
+        <w:wordWrap/>
+        <w:autoSpaceDE/>
+        <w:autoSpaceDN/>
+        <w:spacing w:after="0" w:line="285" w:lineRule="atLeast"/>
+        <w:jc w:val="left"/>
+        <w:rPr>
+          <w:rFonts w:ascii="Consolas" w:eastAsia="굴림" w:hAnsi="Consolas" w:cs="굴림"/>
+          <w:color w:val="CCCCCC"/>
+          <w:kern w:val="0"/>
+          <w:sz w:val="21"/>
+          <w:szCs w:val="21"/>
+        </w:rPr>
+      </w:pPr>
+      <w:r>
+        <w:rPr>
+          <w:rFonts w:ascii="Consolas" w:eastAsia="굴림" w:hAnsi="Consolas" w:cs="굴림"/>
+          <w:color w:val="CCCCCC"/>
+          <w:kern w:val="0"/>
+          <w:sz w:val="21"/>
+          <w:szCs w:val="21"/>
+        </w:rPr>
+        <w:t>    }</w:t>
+      </w:r>
+    </w:p>
+    <w:p>
+      <w:pPr>
+        <w:widowControl/>
+        <w:shd w:val="clear" w:color="auto" w:fill="1F1F1F"/>
+        <w:wordWrap/>
+        <w:autoSpaceDE/>
+        <w:autoSpaceDN/>
+        <w:spacing w:after="0" w:line="285" w:lineRule="atLeast"/>
+        <w:jc w:val="left"/>
+        <w:rPr>
+          <w:rFonts w:ascii="Consolas" w:eastAsia="굴림" w:hAnsi="Consolas" w:cs="굴림"/>
+          <w:color w:val="CCCCCC"/>
+          <w:kern w:val="0"/>
+          <w:sz w:val="21"/>
+          <w:szCs w:val="21"/>
+        </w:rPr>
+      </w:pPr>
+      <w:r>
+        <w:rPr>
+          <w:rFonts w:ascii="Consolas" w:eastAsia="굴림" w:hAnsi="Consolas" w:cs="굴림"/>
+          <w:color w:val="CCCCCC"/>
+          <w:kern w:val="0"/>
+          <w:sz w:val="21"/>
+          <w:szCs w:val="21"/>
+        </w:rPr>
+        <w:t>}</w:t>
+      </w:r>
+    </w:p>
+    <w:p>
+      <w:pPr>
         <w:rPr>
           <w:rFonts w:hint="eastAsia"/>
         </w:rPr>
-        <w:t>세션 별 Packet Queue와 broadcast용 전역 Packet Queue 구축</w:t>
+      </w:pPr>
+      <w:r>
+        <w:rPr>
+          <w:rFonts w:hint="eastAsia"/>
+        </w:rPr>
+        <w:t>아직 recvOffset_과 readOffset의 논리적 의미를 완벽히 파악하지 못함</w:t>
+      </w:r>
+      <w:r>
+        <w:rPr>
+          <w:rFonts w:hint="eastAsia"/>
+        </w:rPr>
+        <w:t>. 좀 더 공부할 필요가 있</w:t>
+      </w:r>
+      <w:r>
+        <w:rPr>
+          <w:rFonts w:hint="eastAsia"/>
+        </w:rPr>
+        <w:t>음</w:t>
       </w:r>
     </w:p>
-    <w:p/>
     <w:p>
       <w:pPr>
         <w:widowControl/>
@@ -6246,60 +9427,7 @@
                 <w:bCs/>
                 <w:szCs w:val="20"/>
               </w:rPr>
-              <w:t xml:space="preserve">우상훈: </w:t>
-            </w:r>
-            <w:r>
-              <w:rPr>
-                <w:rFonts w:hint="eastAsia"/>
-                <w:b/>
-                <w:bCs/>
-                <w:szCs w:val="20"/>
-              </w:rPr>
-              <w:t>멀티쓰레드 공부, 게임 서버 프로그래밍 교과서 2</w:t>
-            </w:r>
-            <w:r>
-              <w:rPr>
-                <w:rFonts w:hint="eastAsia"/>
-                <w:b/>
-                <w:bCs/>
-                <w:szCs w:val="20"/>
-              </w:rPr>
-              <w:t>, 3</w:t>
-            </w:r>
-            <w:r>
-              <w:rPr>
-                <w:rFonts w:hint="eastAsia"/>
-                <w:b/>
-                <w:bCs/>
-                <w:szCs w:val="20"/>
-              </w:rPr>
-              <w:t>장 정독,</w:t>
-            </w:r>
-            <w:r>
-              <w:rPr>
-                <w:b/>
-                <w:bCs/>
-                <w:szCs w:val="20"/>
-              </w:rPr>
-              <w:br/>
-            </w:r>
-            <w:r>
-              <w:rPr>
-                <w:rFonts w:hint="eastAsia"/>
-                <w:b/>
-                <w:bCs/>
-                <w:szCs w:val="20"/>
-              </w:rPr>
-              <w:t xml:space="preserve">Overlapped I/O 복습 및 공부, </w:t>
-            </w:r>
-            <w:r>
-              <w:rPr>
-                <w:rFonts w:hint="eastAsia"/>
-                <w:b/>
-                <w:bCs/>
-                <w:szCs w:val="20"/>
-              </w:rPr>
-              <w:t>Completion Port 모델 공부.</w:t>
+              <w:t>우상훈:</w:t>
             </w:r>
           </w:p>
           <w:p>
